--- a/40_AWS/05_改修資料/KSM_AWS_MOD_001_改修指示書_S3バケット名整理_ja_vi.docx
+++ b/40_AWS/05_改修資料/KSM_AWS_MOD_001_改修指示書_S3バケット名整理_ja_vi.docx
@@ -4,7 +4,10 @@
   <w:body>
     <w:p>
       <w:pPr>
-        <w:spacing w:after="80" w:before="4800"/>
+        <w:pBdr>
+          <w:bottom w:val="single" w:color="C8102E" w:sz="8" w:space="6"/>
+        </w:pBdr>
+        <w:spacing w:before="200" w:after="80"/>
         <w:jc w:val="center"/>
       </w:pPr>
       <w:r>
@@ -13,10 +16,10 @@
           <w:b/>
           <w:bCs/>
           <w:color w:val="C8102E"/>
-          <w:sz w:val="32"/>
-          <w:szCs w:val="32"/>
+          <w:sz w:val="30"/>
+          <w:szCs w:val="30"/>
         </w:rPr>
-        <w:t xml:space="preserve">カスミPOS 改修指示書</w:t>
+        <w:t xml:space="preserve">カスミPOS AWSインフラ改修</w:t>
       </w:r>
       <w:r>
         <w:br/>
@@ -30,23 +33,21 @@
           <w:sz w:val="20"/>
           <w:szCs w:val="20"/>
         </w:rPr>
-        <w:t xml:space="preserve">Tài liệu hướng dẫn sửa đổi</w:t>
+        <w:t xml:space="preserve">Cải Tiến Hạ Tầng AWS Kasumi POS</w:t>
       </w:r>
-    </w:p>
-    <w:p>
-      <w:pPr>
-        <w:spacing w:after="80" w:before="80"/>
-        <w:jc w:val="center"/>
-      </w:pPr>
+      <w:r>
+        <w:br/>
+      </w:r>
       <w:r>
         <w:rPr>
           <w:rFonts w:ascii="BIZ UDPGothic" w:cs="BIZ UDPGothic" w:eastAsia="BIZ UDPGothic" w:hAnsi="BIZ UDPGothic"/>
           <w:b/>
           <w:bCs/>
-          <w:sz w:val="28"/>
-          <w:szCs w:val="28"/>
+          <w:color w:val="000000"/>
+          <w:sz w:val="30"/>
+          <w:szCs w:val="30"/>
         </w:rPr>
-        <w:t xml:space="preserve">2026/03/10 S3バケット名整理</w:t>
+        <w:t xml:space="preserve">S3バケット名整理 改修指示書</w:t>
       </w:r>
       <w:r>
         <w:br/>
@@ -60,13 +61,41 @@
           <w:sz w:val="18"/>
           <w:szCs w:val="18"/>
         </w:rPr>
-        <w:t xml:space="preserve">2026/03/10 Chỉnh lý tên S3 Bucket</w:t>
+        <w:t xml:space="preserve">Hướng Dẫn Sửa Đổi: Chỉnh Lý Tên S3 Bucket</w:t>
       </w:r>
     </w:p>
     <w:p>
       <w:pPr>
-        <w:spacing w:after="200" w:before="0"/>
+        <w:pBdr>
+          <w:left w:val="thick" w:color="C8102E" w:sz="20" w:space="6"/>
+        </w:pBdr>
+        <w:spacing w:before="280" w:after="100"/>
       </w:pPr>
+      <w:r>
+        <w:rPr>
+          <w:rFonts w:ascii="BIZ UDPGothic" w:cs="BIZ UDPGothic" w:eastAsia="BIZ UDPGothic" w:hAnsi="BIZ UDPGothic"/>
+          <w:b/>
+          <w:bCs/>
+          <w:color w:val="C8102E"/>
+          <w:sz w:val="24"/>
+          <w:szCs w:val="24"/>
+        </w:rPr>
+        <w:t xml:space="preserve">■ 文書情報</w:t>
+      </w:r>
+      <w:r>
+        <w:br/>
+      </w:r>
+      <w:r>
+        <w:rPr>
+          <w:rFonts w:ascii="BIZ UDPGothic" w:cs="BIZ UDPGothic" w:eastAsia="BIZ UDPGothic" w:hAnsi="BIZ UDPGothic"/>
+          <w:i/>
+          <w:iCs/>
+          <w:color w:val="AA3344"/>
+          <w:sz w:val="17"/>
+          <w:szCs w:val="17"/>
+        </w:rPr>
+        <w:t xml:space="preserve">　Thông Tin Tài Liệu</w:t>
+      </w:r>
     </w:p>
     <w:tbl>
       <w:tblPr>
@@ -81,14 +110,18 @@
         </w:tblBorders>
       </w:tblPr>
       <w:tblGrid>
-        <w:gridCol w:w="2800"/>
-        <w:gridCol w:w="6706"/>
+        <w:gridCol w:w="2100"/>
+        <w:gridCol w:w="3800"/>
+        <w:gridCol w:w="1600"/>
+        <w:gridCol w:w="2006"/>
       </w:tblGrid>
       <w:tr>
-        <w:tc>
-          <w:tcPr>
-            <w:tcW w:type="dxa" w:w="2800"/>
-            <w:gridSpan w:val="1"/>
+        <w:trPr>
+          <w:cantSplit/>
+        </w:trPr>
+        <w:tc>
+          <w:tcPr>
+            <w:tcW w:type="dxa" w:w="2100"/>
             <w:tcBorders>
               <w:top w:val="single" w:color="CCCCCC" w:sz="4"/>
               <w:left w:val="single" w:color="CCCCCC" w:sz="4"/>
@@ -117,31 +150,42 @@
                 <w:sz w:val="18"/>
                 <w:szCs w:val="18"/>
               </w:rPr>
-              <w:t xml:space="preserve">プロジェクト</w:t>
-            </w:r>
-            <w:r>
-              <w:rPr>
-                <w:rFonts w:ascii="BIZ UDPGothic" w:cs="BIZ UDPGothic" w:eastAsia="BIZ UDPGothic" w:hAnsi="BIZ UDPGothic"/>
-                <w:i/>
-                <w:iCs/>
-                <w:color w:val="888888"/>
-                <w:sz w:val="18"/>
-                <w:szCs w:val="18"/>
-              </w:rPr>
-              <w:t xml:space="preserve"> / Dự án</w:t>
-            </w:r>
-          </w:p>
-        </w:tc>
-        <w:tc>
-          <w:tcPr>
-            <w:tcW w:type="dxa" w:w="6706"/>
-            <w:gridSpan w:val="1"/>
-            <w:tcBorders>
-              <w:top w:val="single" w:color="CCCCCC" w:sz="4"/>
-              <w:left w:val="single" w:color="CCCCCC" w:sz="4"/>
-              <w:bottom w:val="single" w:color="CCCCCC" w:sz="4"/>
-              <w:right w:val="single" w:color="CCCCCC" w:sz="4"/>
-            </w:tcBorders>
+              <w:t xml:space="preserve">文書番号</w:t>
+            </w:r>
+            <w:r>
+              <w:rPr>
+                <w:rFonts w:ascii="BIZ UDPGothic" w:cs="BIZ UDPGothic" w:eastAsia="BIZ UDPGothic" w:hAnsi="BIZ UDPGothic"/>
+                <w:i/>
+                <w:iCs/>
+                <w:color w:val="888888"/>
+                <w:sz w:val="16"/>
+                <w:szCs w:val="16"/>
+              </w:rPr>
+              <w:t xml:space="preserve"> / </w:t>
+            </w:r>
+            <w:r>
+              <w:rPr>
+                <w:rFonts w:ascii="BIZ UDPGothic" w:cs="BIZ UDPGothic" w:eastAsia="BIZ UDPGothic" w:hAnsi="BIZ UDPGothic"/>
+                <w:i/>
+                <w:iCs/>
+                <w:color w:val="888888"/>
+                <w:sz w:val="16"/>
+                <w:szCs w:val="16"/>
+              </w:rPr>
+              <w:t xml:space="preserve">Mã tài liệu</w:t>
+            </w:r>
+          </w:p>
+        </w:tc>
+        <w:tc>
+          <w:tcPr>
+            <w:tcW w:type="dxa" w:w="3800"/>
+            <w:tcBorders>
+              <w:top w:val="single" w:color="CCCCCC" w:sz="4"/>
+              <w:left w:val="single" w:color="CCCCCC" w:sz="4"/>
+              <w:bottom w:val="single" w:color="CCCCCC" w:sz="4"/>
+              <w:right w:val="single" w:color="CCCCCC" w:sz="4"/>
+            </w:tcBorders>
+            <w:shd w:fill="FFFFFF" w:val="clear"/>
             <w:tcMar>
               <w:top w:type="dxa" w:w="80"/>
               <w:left w:type="dxa" w:w="120"/>
@@ -159,22 +203,17 @@
                 <w:rFonts w:ascii="BIZ UDPGothic" w:cs="BIZ UDPGothic" w:eastAsia="BIZ UDPGothic" w:hAnsi="BIZ UDPGothic"/>
                 <w:b w:val="false"/>
                 <w:bCs w:val="false"/>
-                <w:i w:val="false"/>
-                <w:iCs w:val="false"/>
-                <w:color w:val="404040"/>
-                <w:sz w:val="18"/>
-                <w:szCs w:val="18"/>
-              </w:rPr>
-              <w:t xml:space="preserve">カスミ POS システム</w:t>
-            </w:r>
-          </w:p>
-        </w:tc>
-      </w:tr>
-      <w:tr>
-        <w:tc>
-          <w:tcPr>
-            <w:tcW w:type="dxa" w:w="2800"/>
-            <w:gridSpan w:val="1"/>
+                <w:color w:val="404040"/>
+                <w:sz w:val="18"/>
+                <w:szCs w:val="18"/>
+              </w:rPr>
+              <w:t xml:space="preserve">KSM-AWS-001</w:t>
+            </w:r>
+          </w:p>
+        </w:tc>
+        <w:tc>
+          <w:tcPr>
+            <w:tcW w:type="dxa" w:w="1600"/>
             <w:tcBorders>
               <w:top w:val="single" w:color="CCCCCC" w:sz="4"/>
               <w:left w:val="single" w:color="CCCCCC" w:sz="4"/>
@@ -203,31 +242,42 @@
                 <w:sz w:val="18"/>
                 <w:szCs w:val="18"/>
               </w:rPr>
-              <w:t xml:space="preserve">ドキュメントNo</w:t>
-            </w:r>
-            <w:r>
-              <w:rPr>
-                <w:rFonts w:ascii="BIZ UDPGothic" w:cs="BIZ UDPGothic" w:eastAsia="BIZ UDPGothic" w:hAnsi="BIZ UDPGothic"/>
-                <w:i/>
-                <w:iCs/>
-                <w:color w:val="888888"/>
-                <w:sz w:val="18"/>
-                <w:szCs w:val="18"/>
-              </w:rPr>
-              <w:t xml:space="preserve"> / Số tài liệu</w:t>
-            </w:r>
-          </w:p>
-        </w:tc>
-        <w:tc>
-          <w:tcPr>
-            <w:tcW w:type="dxa" w:w="6706"/>
-            <w:gridSpan w:val="1"/>
-            <w:tcBorders>
-              <w:top w:val="single" w:color="CCCCCC" w:sz="4"/>
-              <w:left w:val="single" w:color="CCCCCC" w:sz="4"/>
-              <w:bottom w:val="single" w:color="CCCCCC" w:sz="4"/>
-              <w:right w:val="single" w:color="CCCCCC" w:sz="4"/>
-            </w:tcBorders>
+              <w:t xml:space="preserve">分類</w:t>
+            </w:r>
+            <w:r>
+              <w:rPr>
+                <w:rFonts w:ascii="BIZ UDPGothic" w:cs="BIZ UDPGothic" w:eastAsia="BIZ UDPGothic" w:hAnsi="BIZ UDPGothic"/>
+                <w:i/>
+                <w:iCs/>
+                <w:color w:val="888888"/>
+                <w:sz w:val="16"/>
+                <w:szCs w:val="16"/>
+              </w:rPr>
+              <w:t xml:space="preserve"> / </w:t>
+            </w:r>
+            <w:r>
+              <w:rPr>
+                <w:rFonts w:ascii="BIZ UDPGothic" w:cs="BIZ UDPGothic" w:eastAsia="BIZ UDPGothic" w:hAnsi="BIZ UDPGothic"/>
+                <w:i/>
+                <w:iCs/>
+                <w:color w:val="888888"/>
+                <w:sz w:val="16"/>
+                <w:szCs w:val="16"/>
+              </w:rPr>
+              <w:t xml:space="preserve">Phân loại</w:t>
+            </w:r>
+          </w:p>
+        </w:tc>
+        <w:tc>
+          <w:tcPr>
+            <w:tcW w:type="dxa" w:w="2006"/>
+            <w:tcBorders>
+              <w:top w:val="single" w:color="CCCCCC" w:sz="4"/>
+              <w:left w:val="single" w:color="CCCCCC" w:sz="4"/>
+              <w:bottom w:val="single" w:color="CCCCCC" w:sz="4"/>
+              <w:right w:val="single" w:color="CCCCCC" w:sz="4"/>
+            </w:tcBorders>
+            <w:shd w:fill="FFFFFF" w:val="clear"/>
             <w:tcMar>
               <w:top w:type="dxa" w:w="80"/>
               <w:left w:type="dxa" w:w="120"/>
@@ -245,22 +295,44 @@
                 <w:rFonts w:ascii="BIZ UDPGothic" w:cs="BIZ UDPGothic" w:eastAsia="BIZ UDPGothic" w:hAnsi="BIZ UDPGothic"/>
                 <w:b w:val="false"/>
                 <w:bCs w:val="false"/>
-                <w:i w:val="false"/>
-                <w:iCs w:val="false"/>
-                <w:color w:val="404040"/>
-                <w:sz w:val="18"/>
-                <w:szCs w:val="18"/>
-              </w:rPr>
-              <w:t xml:space="preserve">KSM-AWS-001</w:t>
+                <w:color w:val="404040"/>
+                <w:sz w:val="18"/>
+                <w:szCs w:val="18"/>
+              </w:rPr>
+              <w:t xml:space="preserve">改修指示書</w:t>
+            </w:r>
+            <w:r>
+              <w:rPr>
+                <w:rFonts w:ascii="BIZ UDPGothic" w:cs="BIZ UDPGothic" w:eastAsia="BIZ UDPGothic" w:hAnsi="BIZ UDPGothic"/>
+                <w:i/>
+                <w:iCs/>
+                <w:color w:val="888888"/>
+                <w:sz w:val="16"/>
+                <w:szCs w:val="16"/>
+              </w:rPr>
+              <w:t xml:space="preserve"> / </w:t>
+            </w:r>
+            <w:r>
+              <w:rPr>
+                <w:rFonts w:ascii="BIZ UDPGothic" w:cs="BIZ UDPGothic" w:eastAsia="BIZ UDPGothic" w:hAnsi="BIZ UDPGothic"/>
+                <w:i/>
+                <w:iCs/>
+                <w:color w:val="888888"/>
+                <w:sz w:val="16"/>
+                <w:szCs w:val="16"/>
+              </w:rPr>
+              <w:t xml:space="preserve">Hướng dẫn sửa đổi</w:t>
             </w:r>
           </w:p>
         </w:tc>
       </w:tr>
       <w:tr>
-        <w:tc>
-          <w:tcPr>
-            <w:tcW w:type="dxa" w:w="2800"/>
-            <w:gridSpan w:val="1"/>
+        <w:trPr>
+          <w:cantSplit/>
+        </w:trPr>
+        <w:tc>
+          <w:tcPr>
+            <w:tcW w:type="dxa" w:w="2100"/>
             <w:tcBorders>
               <w:top w:val="single" w:color="CCCCCC" w:sz="4"/>
               <w:left w:val="single" w:color="CCCCCC" w:sz="4"/>
@@ -289,31 +361,42 @@
                 <w:sz w:val="18"/>
                 <w:szCs w:val="18"/>
               </w:rPr>
-              <w:t xml:space="preserve">版数</w:t>
-            </w:r>
-            <w:r>
-              <w:rPr>
-                <w:rFonts w:ascii="BIZ UDPGothic" w:cs="BIZ UDPGothic" w:eastAsia="BIZ UDPGothic" w:hAnsi="BIZ UDPGothic"/>
-                <w:i/>
-                <w:iCs/>
-                <w:color w:val="888888"/>
-                <w:sz w:val="18"/>
-                <w:szCs w:val="18"/>
-              </w:rPr>
-              <w:t xml:space="preserve"> / Phiên bản</w:t>
-            </w:r>
-          </w:p>
-        </w:tc>
-        <w:tc>
-          <w:tcPr>
-            <w:tcW w:type="dxa" w:w="6706"/>
-            <w:gridSpan w:val="1"/>
-            <w:tcBorders>
-              <w:top w:val="single" w:color="CCCCCC" w:sz="4"/>
-              <w:left w:val="single" w:color="CCCCCC" w:sz="4"/>
-              <w:bottom w:val="single" w:color="CCCCCC" w:sz="4"/>
-              <w:right w:val="single" w:color="CCCCCC" w:sz="4"/>
-            </w:tcBorders>
+              <w:t xml:space="preserve">プロジェクト</w:t>
+            </w:r>
+            <w:r>
+              <w:rPr>
+                <w:rFonts w:ascii="BIZ UDPGothic" w:cs="BIZ UDPGothic" w:eastAsia="BIZ UDPGothic" w:hAnsi="BIZ UDPGothic"/>
+                <w:i/>
+                <w:iCs/>
+                <w:color w:val="888888"/>
+                <w:sz w:val="16"/>
+                <w:szCs w:val="16"/>
+              </w:rPr>
+              <w:t xml:space="preserve"> / </w:t>
+            </w:r>
+            <w:r>
+              <w:rPr>
+                <w:rFonts w:ascii="BIZ UDPGothic" w:cs="BIZ UDPGothic" w:eastAsia="BIZ UDPGothic" w:hAnsi="BIZ UDPGothic"/>
+                <w:i/>
+                <w:iCs/>
+                <w:color w:val="888888"/>
+                <w:sz w:val="16"/>
+                <w:szCs w:val="16"/>
+              </w:rPr>
+              <w:t xml:space="preserve">Dự án</w:t>
+            </w:r>
+          </w:p>
+        </w:tc>
+        <w:tc>
+          <w:tcPr>
+            <w:tcW w:type="dxa" w:w="3800"/>
+            <w:tcBorders>
+              <w:top w:val="single" w:color="CCCCCC" w:sz="4"/>
+              <w:left w:val="single" w:color="CCCCCC" w:sz="4"/>
+              <w:bottom w:val="single" w:color="CCCCCC" w:sz="4"/>
+              <w:right w:val="single" w:color="CCCCCC" w:sz="4"/>
+            </w:tcBorders>
+            <w:shd w:fill="FFFFFF" w:val="clear"/>
             <w:tcMar>
               <w:top w:type="dxa" w:w="80"/>
               <w:left w:type="dxa" w:w="120"/>
@@ -331,22 +414,17 @@
                 <w:rFonts w:ascii="BIZ UDPGothic" w:cs="BIZ UDPGothic" w:eastAsia="BIZ UDPGothic" w:hAnsi="BIZ UDPGothic"/>
                 <w:b w:val="false"/>
                 <w:bCs w:val="false"/>
-                <w:i w:val="false"/>
-                <w:iCs w:val="false"/>
-                <w:color w:val="404040"/>
-                <w:sz w:val="18"/>
-                <w:szCs w:val="18"/>
-              </w:rPr>
-              <w:t xml:space="preserve">0.1</w:t>
-            </w:r>
-          </w:p>
-        </w:tc>
-      </w:tr>
-      <w:tr>
-        <w:tc>
-          <w:tcPr>
-            <w:tcW w:type="dxa" w:w="2800"/>
-            <w:gridSpan w:val="1"/>
+                <w:color w:val="404040"/>
+                <w:sz w:val="18"/>
+                <w:szCs w:val="18"/>
+              </w:rPr>
+              <w:t xml:space="preserve">カスミ POS システム</w:t>
+            </w:r>
+          </w:p>
+        </w:tc>
+        <w:tc>
+          <w:tcPr>
+            <w:tcW w:type="dxa" w:w="1600"/>
             <w:tcBorders>
               <w:top w:val="single" w:color="CCCCCC" w:sz="4"/>
               <w:left w:val="single" w:color="CCCCCC" w:sz="4"/>
@@ -375,31 +453,42 @@
                 <w:sz w:val="18"/>
                 <w:szCs w:val="18"/>
               </w:rPr>
-              <w:t xml:space="preserve">作成者</w:t>
-            </w:r>
-            <w:r>
-              <w:rPr>
-                <w:rFonts w:ascii="BIZ UDPGothic" w:cs="BIZ UDPGothic" w:eastAsia="BIZ UDPGothic" w:hAnsi="BIZ UDPGothic"/>
-                <w:i/>
-                <w:iCs/>
-                <w:color w:val="888888"/>
-                <w:sz w:val="18"/>
-                <w:szCs w:val="18"/>
-              </w:rPr>
-              <w:t xml:space="preserve"> / Người tạo</w:t>
-            </w:r>
-          </w:p>
-        </w:tc>
-        <w:tc>
-          <w:tcPr>
-            <w:tcW w:type="dxa" w:w="6706"/>
-            <w:gridSpan w:val="1"/>
-            <w:tcBorders>
-              <w:top w:val="single" w:color="CCCCCC" w:sz="4"/>
-              <w:left w:val="single" w:color="CCCCCC" w:sz="4"/>
-              <w:bottom w:val="single" w:color="CCCCCC" w:sz="4"/>
-              <w:right w:val="single" w:color="CCCCCC" w:sz="4"/>
-            </w:tcBorders>
+              <w:t xml:space="preserve">優先度</w:t>
+            </w:r>
+            <w:r>
+              <w:rPr>
+                <w:rFonts w:ascii="BIZ UDPGothic" w:cs="BIZ UDPGothic" w:eastAsia="BIZ UDPGothic" w:hAnsi="BIZ UDPGothic"/>
+                <w:i/>
+                <w:iCs/>
+                <w:color w:val="888888"/>
+                <w:sz w:val="16"/>
+                <w:szCs w:val="16"/>
+              </w:rPr>
+              <w:t xml:space="preserve"> / </w:t>
+            </w:r>
+            <w:r>
+              <w:rPr>
+                <w:rFonts w:ascii="BIZ UDPGothic" w:cs="BIZ UDPGothic" w:eastAsia="BIZ UDPGothic" w:hAnsi="BIZ UDPGothic"/>
+                <w:i/>
+                <w:iCs/>
+                <w:color w:val="888888"/>
+                <w:sz w:val="16"/>
+                <w:szCs w:val="16"/>
+              </w:rPr>
+              <w:t xml:space="preserve">Ưu tiên</w:t>
+            </w:r>
+          </w:p>
+        </w:tc>
+        <w:tc>
+          <w:tcPr>
+            <w:tcW w:type="dxa" w:w="2006"/>
+            <w:tcBorders>
+              <w:top w:val="single" w:color="CCCCCC" w:sz="4"/>
+              <w:left w:val="single" w:color="CCCCCC" w:sz="4"/>
+              <w:bottom w:val="single" w:color="CCCCCC" w:sz="4"/>
+              <w:right w:val="single" w:color="CCCCCC" w:sz="4"/>
+            </w:tcBorders>
+            <w:shd w:fill="FFFFFF" w:val="clear"/>
             <w:tcMar>
               <w:top w:type="dxa" w:w="80"/>
               <w:left w:type="dxa" w:w="120"/>
@@ -417,22 +506,44 @@
                 <w:rFonts w:ascii="BIZ UDPGothic" w:cs="BIZ UDPGothic" w:eastAsia="BIZ UDPGothic" w:hAnsi="BIZ UDPGothic"/>
                 <w:b w:val="false"/>
                 <w:bCs w:val="false"/>
-                <w:i w:val="false"/>
-                <w:iCs w:val="false"/>
-                <w:color w:val="404040"/>
-                <w:sz w:val="18"/>
-                <w:szCs w:val="18"/>
-              </w:rPr>
-              <w:t xml:space="preserve">Thanh Nguyên</w:t>
+                <w:color w:val="404040"/>
+                <w:sz w:val="18"/>
+                <w:szCs w:val="18"/>
+              </w:rPr>
+              <w:t xml:space="preserve">中</w:t>
+            </w:r>
+            <w:r>
+              <w:rPr>
+                <w:rFonts w:ascii="BIZ UDPGothic" w:cs="BIZ UDPGothic" w:eastAsia="BIZ UDPGothic" w:hAnsi="BIZ UDPGothic"/>
+                <w:i/>
+                <w:iCs/>
+                <w:color w:val="888888"/>
+                <w:sz w:val="16"/>
+                <w:szCs w:val="16"/>
+              </w:rPr>
+              <w:t xml:space="preserve"> / </w:t>
+            </w:r>
+            <w:r>
+              <w:rPr>
+                <w:rFonts w:ascii="BIZ UDPGothic" w:cs="BIZ UDPGothic" w:eastAsia="BIZ UDPGothic" w:hAnsi="BIZ UDPGothic"/>
+                <w:i/>
+                <w:iCs/>
+                <w:color w:val="888888"/>
+                <w:sz w:val="16"/>
+                <w:szCs w:val="16"/>
+              </w:rPr>
+              <w:t xml:space="preserve">Trung bình</w:t>
             </w:r>
           </w:p>
         </w:tc>
       </w:tr>
       <w:tr>
-        <w:tc>
-          <w:tcPr>
-            <w:tcW w:type="dxa" w:w="2800"/>
-            <w:gridSpan w:val="1"/>
+        <w:trPr>
+          <w:cantSplit/>
+        </w:trPr>
+        <w:tc>
+          <w:tcPr>
+            <w:tcW w:type="dxa" w:w="2100"/>
             <w:tcBorders>
               <w:top w:val="single" w:color="CCCCCC" w:sz="4"/>
               <w:left w:val="single" w:color="CCCCCC" w:sz="4"/>
@@ -461,31 +572,42 @@
                 <w:sz w:val="18"/>
                 <w:szCs w:val="18"/>
               </w:rPr>
-              <w:t xml:space="preserve">作成日</w:t>
-            </w:r>
-            <w:r>
-              <w:rPr>
-                <w:rFonts w:ascii="BIZ UDPGothic" w:cs="BIZ UDPGothic" w:eastAsia="BIZ UDPGothic" w:hAnsi="BIZ UDPGothic"/>
-                <w:i/>
-                <w:iCs/>
-                <w:color w:val="888888"/>
-                <w:sz w:val="18"/>
-                <w:szCs w:val="18"/>
-              </w:rPr>
-              <w:t xml:space="preserve"> / Ngày tạo</w:t>
-            </w:r>
-          </w:p>
-        </w:tc>
-        <w:tc>
-          <w:tcPr>
-            <w:tcW w:type="dxa" w:w="6706"/>
-            <w:gridSpan w:val="1"/>
-            <w:tcBorders>
-              <w:top w:val="single" w:color="CCCCCC" w:sz="4"/>
-              <w:left w:val="single" w:color="CCCCCC" w:sz="4"/>
-              <w:bottom w:val="single" w:color="CCCCCC" w:sz="4"/>
-              <w:right w:val="single" w:color="CCCCCC" w:sz="4"/>
-            </w:tcBorders>
+              <w:t xml:space="preserve">対象システム</w:t>
+            </w:r>
+            <w:r>
+              <w:rPr>
+                <w:rFonts w:ascii="BIZ UDPGothic" w:cs="BIZ UDPGothic" w:eastAsia="BIZ UDPGothic" w:hAnsi="BIZ UDPGothic"/>
+                <w:i/>
+                <w:iCs/>
+                <w:color w:val="888888"/>
+                <w:sz w:val="16"/>
+                <w:szCs w:val="16"/>
+              </w:rPr>
+              <w:t xml:space="preserve"> / </w:t>
+            </w:r>
+            <w:r>
+              <w:rPr>
+                <w:rFonts w:ascii="BIZ UDPGothic" w:cs="BIZ UDPGothic" w:eastAsia="BIZ UDPGothic" w:hAnsi="BIZ UDPGothic"/>
+                <w:i/>
+                <w:iCs/>
+                <w:color w:val="888888"/>
+                <w:sz w:val="16"/>
+                <w:szCs w:val="16"/>
+              </w:rPr>
+              <w:t xml:space="preserve">Hệ thống</w:t>
+            </w:r>
+          </w:p>
+        </w:tc>
+        <w:tc>
+          <w:tcPr>
+            <w:tcW w:type="dxa" w:w="3800"/>
+            <w:tcBorders>
+              <w:top w:val="single" w:color="CCCCCC" w:sz="4"/>
+              <w:left w:val="single" w:color="CCCCCC" w:sz="4"/>
+              <w:bottom w:val="single" w:color="CCCCCC" w:sz="4"/>
+              <w:right w:val="single" w:color="CCCCCC" w:sz="4"/>
+            </w:tcBorders>
+            <w:shd w:fill="FFFFFF" w:val="clear"/>
             <w:tcMar>
               <w:top w:type="dxa" w:w="80"/>
               <w:left w:type="dxa" w:w="120"/>
@@ -503,22 +625,17 @@
                 <w:rFonts w:ascii="BIZ UDPGothic" w:cs="BIZ UDPGothic" w:eastAsia="BIZ UDPGothic" w:hAnsi="BIZ UDPGothic"/>
                 <w:b w:val="false"/>
                 <w:bCs w:val="false"/>
-                <w:i w:val="false"/>
-                <w:iCs w:val="false"/>
-                <w:color w:val="404040"/>
-                <w:sz w:val="18"/>
-                <w:szCs w:val="18"/>
-              </w:rPr>
-              <w:t xml:space="preserve">2026/03/10</w:t>
-            </w:r>
-          </w:p>
-        </w:tc>
-      </w:tr>
-      <w:tr>
-        <w:tc>
-          <w:tcPr>
-            <w:tcW w:type="dxa" w:w="2800"/>
-            <w:gridSpan w:val="1"/>
+                <w:color w:val="404040"/>
+                <w:sz w:val="18"/>
+                <w:szCs w:val="18"/>
+              </w:rPr>
+              <w:t xml:space="preserve">AWS S3</w:t>
+            </w:r>
+          </w:p>
+        </w:tc>
+        <w:tc>
+          <w:tcPr>
+            <w:tcW w:type="dxa" w:w="1600"/>
             <w:tcBorders>
               <w:top w:val="single" w:color="CCCCCC" w:sz="4"/>
               <w:left w:val="single" w:color="CCCCCC" w:sz="4"/>
@@ -547,31 +664,42 @@
                 <w:sz w:val="18"/>
                 <w:szCs w:val="18"/>
               </w:rPr>
-              <w:t xml:space="preserve">承認者</w:t>
-            </w:r>
-            <w:r>
-              <w:rPr>
-                <w:rFonts w:ascii="BIZ UDPGothic" w:cs="BIZ UDPGothic" w:eastAsia="BIZ UDPGothic" w:hAnsi="BIZ UDPGothic"/>
-                <w:i/>
-                <w:iCs/>
-                <w:color w:val="888888"/>
-                <w:sz w:val="18"/>
-                <w:szCs w:val="18"/>
-              </w:rPr>
-              <w:t xml:space="preserve"> / Người phê duyệt</w:t>
-            </w:r>
-          </w:p>
-        </w:tc>
-        <w:tc>
-          <w:tcPr>
-            <w:tcW w:type="dxa" w:w="6706"/>
-            <w:gridSpan w:val="1"/>
-            <w:tcBorders>
-              <w:top w:val="single" w:color="CCCCCC" w:sz="4"/>
-              <w:left w:val="single" w:color="CCCCCC" w:sz="4"/>
-              <w:bottom w:val="single" w:color="CCCCCC" w:sz="4"/>
-              <w:right w:val="single" w:color="CCCCCC" w:sz="4"/>
-            </w:tcBorders>
+              <w:t xml:space="preserve">ステータス</w:t>
+            </w:r>
+            <w:r>
+              <w:rPr>
+                <w:rFonts w:ascii="BIZ UDPGothic" w:cs="BIZ UDPGothic" w:eastAsia="BIZ UDPGothic" w:hAnsi="BIZ UDPGothic"/>
+                <w:i/>
+                <w:iCs/>
+                <w:color w:val="888888"/>
+                <w:sz w:val="16"/>
+                <w:szCs w:val="16"/>
+              </w:rPr>
+              <w:t xml:space="preserve"> / </w:t>
+            </w:r>
+            <w:r>
+              <w:rPr>
+                <w:rFonts w:ascii="BIZ UDPGothic" w:cs="BIZ UDPGothic" w:eastAsia="BIZ UDPGothic" w:hAnsi="BIZ UDPGothic"/>
+                <w:i/>
+                <w:iCs/>
+                <w:color w:val="888888"/>
+                <w:sz w:val="16"/>
+                <w:szCs w:val="16"/>
+              </w:rPr>
+              <w:t xml:space="preserve">Trạng thái</w:t>
+            </w:r>
+          </w:p>
+        </w:tc>
+        <w:tc>
+          <w:tcPr>
+            <w:tcW w:type="dxa" w:w="2006"/>
+            <w:tcBorders>
+              <w:top w:val="single" w:color="CCCCCC" w:sz="4"/>
+              <w:left w:val="single" w:color="CCCCCC" w:sz="4"/>
+              <w:bottom w:val="single" w:color="CCCCCC" w:sz="4"/>
+              <w:right w:val="single" w:color="CCCCCC" w:sz="4"/>
+            </w:tcBorders>
+            <w:shd w:fill="FFFFFF" w:val="clear"/>
             <w:tcMar>
               <w:top w:type="dxa" w:w="80"/>
               <w:left w:type="dxa" w:w="120"/>
@@ -589,22 +717,44 @@
                 <w:rFonts w:ascii="BIZ UDPGothic" w:cs="BIZ UDPGothic" w:eastAsia="BIZ UDPGothic" w:hAnsi="BIZ UDPGothic"/>
                 <w:b w:val="false"/>
                 <w:bCs w:val="false"/>
-                <w:i w:val="false"/>
-                <w:iCs w:val="false"/>
-                <w:color w:val="404040"/>
-                <w:sz w:val="18"/>
-                <w:szCs w:val="18"/>
-              </w:rPr>
-              <w:t xml:space="preserve">（承認後記入）</w:t>
+                <w:color w:val="404040"/>
+                <w:sz w:val="18"/>
+                <w:szCs w:val="18"/>
+              </w:rPr>
+              <w:t xml:space="preserve">承認待ち</w:t>
+            </w:r>
+            <w:r>
+              <w:rPr>
+                <w:rFonts w:ascii="BIZ UDPGothic" w:cs="BIZ UDPGothic" w:eastAsia="BIZ UDPGothic" w:hAnsi="BIZ UDPGothic"/>
+                <w:i/>
+                <w:iCs/>
+                <w:color w:val="888888"/>
+                <w:sz w:val="16"/>
+                <w:szCs w:val="16"/>
+              </w:rPr>
+              <w:t xml:space="preserve"> / </w:t>
+            </w:r>
+            <w:r>
+              <w:rPr>
+                <w:rFonts w:ascii="BIZ UDPGothic" w:cs="BIZ UDPGothic" w:eastAsia="BIZ UDPGothic" w:hAnsi="BIZ UDPGothic"/>
+                <w:i/>
+                <w:iCs/>
+                <w:color w:val="888888"/>
+                <w:sz w:val="16"/>
+                <w:szCs w:val="16"/>
+              </w:rPr>
+              <w:t xml:space="preserve">Chờ phê duyệt</w:t>
             </w:r>
           </w:p>
         </w:tc>
       </w:tr>
       <w:tr>
-        <w:tc>
-          <w:tcPr>
-            <w:tcW w:type="dxa" w:w="2800"/>
-            <w:gridSpan w:val="1"/>
+        <w:trPr>
+          <w:cantSplit/>
+        </w:trPr>
+        <w:tc>
+          <w:tcPr>
+            <w:tcW w:type="dxa" w:w="2100"/>
             <w:tcBorders>
               <w:top w:val="single" w:color="CCCCCC" w:sz="4"/>
               <w:left w:val="single" w:color="CCCCCC" w:sz="4"/>
@@ -633,31 +783,42 @@
                 <w:sz w:val="18"/>
                 <w:szCs w:val="18"/>
               </w:rPr>
-              <w:t xml:space="preserve">対象環境</w:t>
-            </w:r>
-            <w:r>
-              <w:rPr>
-                <w:rFonts w:ascii="BIZ UDPGothic" w:cs="BIZ UDPGothic" w:eastAsia="BIZ UDPGothic" w:hAnsi="BIZ UDPGothic"/>
-                <w:i/>
-                <w:iCs/>
-                <w:color w:val="888888"/>
-                <w:sz w:val="18"/>
-                <w:szCs w:val="18"/>
-              </w:rPr>
-              <w:t xml:space="preserve"> / Môi trường</w:t>
-            </w:r>
-          </w:p>
-        </w:tc>
-        <w:tc>
-          <w:tcPr>
-            <w:tcW w:type="dxa" w:w="6706"/>
-            <w:gridSpan w:val="1"/>
-            <w:tcBorders>
-              <w:top w:val="single" w:color="CCCCCC" w:sz="4"/>
-              <w:left w:val="single" w:color="CCCCCC" w:sz="4"/>
-              <w:bottom w:val="single" w:color="CCCCCC" w:sz="4"/>
-              <w:right w:val="single" w:color="CCCCCC" w:sz="4"/>
-            </w:tcBorders>
+              <w:t xml:space="preserve">作成者</w:t>
+            </w:r>
+            <w:r>
+              <w:rPr>
+                <w:rFonts w:ascii="BIZ UDPGothic" w:cs="BIZ UDPGothic" w:eastAsia="BIZ UDPGothic" w:hAnsi="BIZ UDPGothic"/>
+                <w:i/>
+                <w:iCs/>
+                <w:color w:val="888888"/>
+                <w:sz w:val="16"/>
+                <w:szCs w:val="16"/>
+              </w:rPr>
+              <w:t xml:space="preserve"> / </w:t>
+            </w:r>
+            <w:r>
+              <w:rPr>
+                <w:rFonts w:ascii="BIZ UDPGothic" w:cs="BIZ UDPGothic" w:eastAsia="BIZ UDPGothic" w:hAnsi="BIZ UDPGothic"/>
+                <w:i/>
+                <w:iCs/>
+                <w:color w:val="888888"/>
+                <w:sz w:val="16"/>
+                <w:szCs w:val="16"/>
+              </w:rPr>
+              <w:t xml:space="preserve">Người tạo</w:t>
+            </w:r>
+          </w:p>
+        </w:tc>
+        <w:tc>
+          <w:tcPr>
+            <w:tcW w:type="dxa" w:w="3800"/>
+            <w:tcBorders>
+              <w:top w:val="single" w:color="CCCCCC" w:sz="4"/>
+              <w:left w:val="single" w:color="CCCCCC" w:sz="4"/>
+              <w:bottom w:val="single" w:color="CCCCCC" w:sz="4"/>
+              <w:right w:val="single" w:color="CCCCCC" w:sz="4"/>
+            </w:tcBorders>
+            <w:shd w:fill="FFFFFF" w:val="clear"/>
             <w:tcMar>
               <w:top w:type="dxa" w:w="80"/>
               <w:left w:type="dxa" w:w="120"/>
@@ -675,70 +836,470 @@
                 <w:rFonts w:ascii="BIZ UDPGothic" w:cs="BIZ UDPGothic" w:eastAsia="BIZ UDPGothic" w:hAnsi="BIZ UDPGothic"/>
                 <w:b w:val="false"/>
                 <w:bCs w:val="false"/>
-                <w:i w:val="false"/>
-                <w:iCs w:val="false"/>
+                <w:color w:val="404040"/>
+                <w:sz w:val="18"/>
+                <w:szCs w:val="18"/>
+              </w:rPr>
+              <w:t xml:space="preserve">Thanh Nguyên</w:t>
+            </w:r>
+          </w:p>
+        </w:tc>
+        <w:tc>
+          <w:tcPr>
+            <w:tcW w:type="dxa" w:w="1600"/>
+            <w:tcBorders>
+              <w:top w:val="single" w:color="CCCCCC" w:sz="4"/>
+              <w:left w:val="single" w:color="CCCCCC" w:sz="4"/>
+              <w:bottom w:val="single" w:color="CCCCCC" w:sz="4"/>
+              <w:right w:val="single" w:color="CCCCCC" w:sz="4"/>
+            </w:tcBorders>
+            <w:shd w:fill="E8E8E8" w:val="clear"/>
+            <w:tcMar>
+              <w:top w:type="dxa" w:w="80"/>
+              <w:left w:type="dxa" w:w="120"/>
+              <w:bottom w:type="dxa" w:w="80"/>
+              <w:right w:type="dxa" w:w="120"/>
+            </w:tcMar>
+            <w:vAlign w:val="center"/>
+          </w:tcPr>
+          <w:p>
+            <w:pPr>
+              <w:jc w:val="left"/>
+            </w:pPr>
+            <w:r>
+              <w:rPr>
+                <w:rFonts w:ascii="BIZ UDPGothic" w:cs="BIZ UDPGothic" w:eastAsia="BIZ UDPGothic" w:hAnsi="BIZ UDPGothic"/>
+                <w:b/>
+                <w:bCs/>
+                <w:color w:val="000000"/>
+                <w:sz w:val="18"/>
+                <w:szCs w:val="18"/>
+              </w:rPr>
+              <w:t xml:space="preserve">作成日</w:t>
+            </w:r>
+            <w:r>
+              <w:rPr>
+                <w:rFonts w:ascii="BIZ UDPGothic" w:cs="BIZ UDPGothic" w:eastAsia="BIZ UDPGothic" w:hAnsi="BIZ UDPGothic"/>
+                <w:i/>
+                <w:iCs/>
+                <w:color w:val="888888"/>
+                <w:sz w:val="16"/>
+                <w:szCs w:val="16"/>
+              </w:rPr>
+              <w:t xml:space="preserve"> / </w:t>
+            </w:r>
+            <w:r>
+              <w:rPr>
+                <w:rFonts w:ascii="BIZ UDPGothic" w:cs="BIZ UDPGothic" w:eastAsia="BIZ UDPGothic" w:hAnsi="BIZ UDPGothic"/>
+                <w:i/>
+                <w:iCs/>
+                <w:color w:val="888888"/>
+                <w:sz w:val="16"/>
+                <w:szCs w:val="16"/>
+              </w:rPr>
+              <w:t xml:space="preserve">Ngày tạo</w:t>
+            </w:r>
+          </w:p>
+        </w:tc>
+        <w:tc>
+          <w:tcPr>
+            <w:tcW w:type="dxa" w:w="2006"/>
+            <w:tcBorders>
+              <w:top w:val="single" w:color="CCCCCC" w:sz="4"/>
+              <w:left w:val="single" w:color="CCCCCC" w:sz="4"/>
+              <w:bottom w:val="single" w:color="CCCCCC" w:sz="4"/>
+              <w:right w:val="single" w:color="CCCCCC" w:sz="4"/>
+            </w:tcBorders>
+            <w:shd w:fill="FFFFFF" w:val="clear"/>
+            <w:tcMar>
+              <w:top w:type="dxa" w:w="80"/>
+              <w:left w:type="dxa" w:w="120"/>
+              <w:bottom w:type="dxa" w:w="80"/>
+              <w:right w:type="dxa" w:w="120"/>
+            </w:tcMar>
+            <w:vAlign w:val="center"/>
+          </w:tcPr>
+          <w:p>
+            <w:pPr>
+              <w:jc w:val="left"/>
+            </w:pPr>
+            <w:r>
+              <w:rPr>
+                <w:rFonts w:ascii="BIZ UDPGothic" w:cs="BIZ UDPGothic" w:eastAsia="BIZ UDPGothic" w:hAnsi="BIZ UDPGothic"/>
+                <w:b w:val="false"/>
+                <w:bCs w:val="false"/>
+                <w:color w:val="404040"/>
+                <w:sz w:val="18"/>
+                <w:szCs w:val="18"/>
+              </w:rPr>
+              <w:t xml:space="preserve">2026/03/10</w:t>
+            </w:r>
+          </w:p>
+        </w:tc>
+      </w:tr>
+      <w:tr>
+        <w:trPr>
+          <w:cantSplit/>
+        </w:trPr>
+        <w:tc>
+          <w:tcPr>
+            <w:tcW w:type="dxa" w:w="2100"/>
+            <w:tcBorders>
+              <w:top w:val="single" w:color="CCCCCC" w:sz="4"/>
+              <w:left w:val="single" w:color="CCCCCC" w:sz="4"/>
+              <w:bottom w:val="single" w:color="CCCCCC" w:sz="4"/>
+              <w:right w:val="single" w:color="CCCCCC" w:sz="4"/>
+            </w:tcBorders>
+            <w:shd w:fill="E8E8E8" w:val="clear"/>
+            <w:tcMar>
+              <w:top w:type="dxa" w:w="80"/>
+              <w:left w:type="dxa" w:w="120"/>
+              <w:bottom w:type="dxa" w:w="80"/>
+              <w:right w:type="dxa" w:w="120"/>
+            </w:tcMar>
+            <w:vAlign w:val="center"/>
+          </w:tcPr>
+          <w:p>
+            <w:pPr>
+              <w:jc w:val="left"/>
+            </w:pPr>
+            <w:r>
+              <w:rPr>
+                <w:rFonts w:ascii="BIZ UDPGothic" w:cs="BIZ UDPGothic" w:eastAsia="BIZ UDPGothic" w:hAnsi="BIZ UDPGothic"/>
+                <w:b/>
+                <w:bCs/>
+                <w:color w:val="000000"/>
+                <w:sz w:val="18"/>
+                <w:szCs w:val="18"/>
+              </w:rPr>
+              <w:t xml:space="preserve">確認者</w:t>
+            </w:r>
+            <w:r>
+              <w:rPr>
+                <w:rFonts w:ascii="BIZ UDPGothic" w:cs="BIZ UDPGothic" w:eastAsia="BIZ UDPGothic" w:hAnsi="BIZ UDPGothic"/>
+                <w:i/>
+                <w:iCs/>
+                <w:color w:val="888888"/>
+                <w:sz w:val="16"/>
+                <w:szCs w:val="16"/>
+              </w:rPr>
+              <w:t xml:space="preserve"> / </w:t>
+            </w:r>
+            <w:r>
+              <w:rPr>
+                <w:rFonts w:ascii="BIZ UDPGothic" w:cs="BIZ UDPGothic" w:eastAsia="BIZ UDPGothic" w:hAnsi="BIZ UDPGothic"/>
+                <w:i/>
+                <w:iCs/>
+                <w:color w:val="888888"/>
+                <w:sz w:val="16"/>
+                <w:szCs w:val="16"/>
+              </w:rPr>
+              <w:t xml:space="preserve">Người xét duyệt</w:t>
+            </w:r>
+          </w:p>
+        </w:tc>
+        <w:tc>
+          <w:tcPr>
+            <w:tcW w:type="dxa" w:w="3800"/>
+            <w:tcBorders>
+              <w:top w:val="single" w:color="CCCCCC" w:sz="4"/>
+              <w:left w:val="single" w:color="CCCCCC" w:sz="4"/>
+              <w:bottom w:val="single" w:color="CCCCCC" w:sz="4"/>
+              <w:right w:val="single" w:color="CCCCCC" w:sz="4"/>
+            </w:tcBorders>
+            <w:shd w:fill="FFFFFF" w:val="clear"/>
+            <w:tcMar>
+              <w:top w:type="dxa" w:w="80"/>
+              <w:left w:type="dxa" w:w="120"/>
+              <w:bottom w:type="dxa" w:w="80"/>
+              <w:right w:type="dxa" w:w="120"/>
+            </w:tcMar>
+            <w:vAlign w:val="center"/>
+          </w:tcPr>
+          <w:p>
+            <w:pPr>
+              <w:jc w:val="left"/>
+            </w:pPr>
+            <w:r>
+              <w:rPr>
+                <w:rFonts w:ascii="BIZ UDPGothic" w:cs="BIZ UDPGothic" w:eastAsia="BIZ UDPGothic" w:hAnsi="BIZ UDPGothic"/>
+                <w:b w:val="false"/>
+                <w:bCs w:val="false"/>
+                <w:color w:val="404040"/>
+                <w:sz w:val="18"/>
+                <w:szCs w:val="18"/>
+              </w:rPr>
+              <w:t xml:space="preserve">（承認後記入）</w:t>
+            </w:r>
+          </w:p>
+        </w:tc>
+        <w:tc>
+          <w:tcPr>
+            <w:tcW w:type="dxa" w:w="1600"/>
+            <w:tcBorders>
+              <w:top w:val="single" w:color="CCCCCC" w:sz="4"/>
+              <w:left w:val="single" w:color="CCCCCC" w:sz="4"/>
+              <w:bottom w:val="single" w:color="CCCCCC" w:sz="4"/>
+              <w:right w:val="single" w:color="CCCCCC" w:sz="4"/>
+            </w:tcBorders>
+            <w:shd w:fill="E8E8E8" w:val="clear"/>
+            <w:tcMar>
+              <w:top w:type="dxa" w:w="80"/>
+              <w:left w:type="dxa" w:w="120"/>
+              <w:bottom w:type="dxa" w:w="80"/>
+              <w:right w:type="dxa" w:w="120"/>
+            </w:tcMar>
+            <w:vAlign w:val="center"/>
+          </w:tcPr>
+          <w:p>
+            <w:pPr>
+              <w:jc w:val="left"/>
+            </w:pPr>
+            <w:r>
+              <w:rPr>
+                <w:rFonts w:ascii="BIZ UDPGothic" w:cs="BIZ UDPGothic" w:eastAsia="BIZ UDPGothic" w:hAnsi="BIZ UDPGothic"/>
+                <w:b/>
+                <w:bCs/>
+                <w:color w:val="000000"/>
+                <w:sz w:val="18"/>
+                <w:szCs w:val="18"/>
+              </w:rPr>
+              <w:t xml:space="preserve">承認日</w:t>
+            </w:r>
+            <w:r>
+              <w:rPr>
+                <w:rFonts w:ascii="BIZ UDPGothic" w:cs="BIZ UDPGothic" w:eastAsia="BIZ UDPGothic" w:hAnsi="BIZ UDPGothic"/>
+                <w:i/>
+                <w:iCs/>
+                <w:color w:val="888888"/>
+                <w:sz w:val="16"/>
+                <w:szCs w:val="16"/>
+              </w:rPr>
+              <w:t xml:space="preserve"> / </w:t>
+            </w:r>
+            <w:r>
+              <w:rPr>
+                <w:rFonts w:ascii="BIZ UDPGothic" w:cs="BIZ UDPGothic" w:eastAsia="BIZ UDPGothic" w:hAnsi="BIZ UDPGothic"/>
+                <w:i/>
+                <w:iCs/>
+                <w:color w:val="888888"/>
+                <w:sz w:val="16"/>
+                <w:szCs w:val="16"/>
+              </w:rPr>
+              <w:t xml:space="preserve">Ngày duyệt</w:t>
+            </w:r>
+          </w:p>
+        </w:tc>
+        <w:tc>
+          <w:tcPr>
+            <w:tcW w:type="dxa" w:w="2006"/>
+            <w:tcBorders>
+              <w:top w:val="single" w:color="CCCCCC" w:sz="4"/>
+              <w:left w:val="single" w:color="CCCCCC" w:sz="4"/>
+              <w:bottom w:val="single" w:color="CCCCCC" w:sz="4"/>
+              <w:right w:val="single" w:color="CCCCCC" w:sz="4"/>
+            </w:tcBorders>
+            <w:shd w:fill="FFFFFF" w:val="clear"/>
+            <w:tcMar>
+              <w:top w:type="dxa" w:w="80"/>
+              <w:left w:type="dxa" w:w="120"/>
+              <w:bottom w:type="dxa" w:w="80"/>
+              <w:right w:type="dxa" w:w="120"/>
+            </w:tcMar>
+            <w:vAlign w:val="center"/>
+          </w:tcPr>
+          <w:p>
+            <w:pPr>
+              <w:jc w:val="left"/>
+            </w:pPr>
+            <w:r>
+              <w:rPr>
+                <w:rFonts w:ascii="BIZ UDPGothic" w:cs="BIZ UDPGothic" w:eastAsia="BIZ UDPGothic" w:hAnsi="BIZ UDPGothic"/>
+                <w:b w:val="false"/>
+                <w:bCs w:val="false"/>
+                <w:color w:val="404040"/>
+                <w:sz w:val="18"/>
+                <w:szCs w:val="18"/>
+              </w:rPr>
+              <w:t xml:space="preserve"/>
+            </w:r>
+          </w:p>
+        </w:tc>
+      </w:tr>
+      <w:tr>
+        <w:trPr>
+          <w:cantSplit/>
+        </w:trPr>
+        <w:tc>
+          <w:tcPr>
+            <w:tcW w:type="dxa" w:w="2100"/>
+            <w:tcBorders>
+              <w:top w:val="single" w:color="CCCCCC" w:sz="4"/>
+              <w:left w:val="single" w:color="CCCCCC" w:sz="4"/>
+              <w:bottom w:val="single" w:color="CCCCCC" w:sz="4"/>
+              <w:right w:val="single" w:color="CCCCCC" w:sz="4"/>
+            </w:tcBorders>
+            <w:shd w:fill="E8E8E8" w:val="clear"/>
+            <w:tcMar>
+              <w:top w:type="dxa" w:w="80"/>
+              <w:left w:type="dxa" w:w="120"/>
+              <w:bottom w:type="dxa" w:w="80"/>
+              <w:right w:type="dxa" w:w="120"/>
+            </w:tcMar>
+            <w:vAlign w:val="center"/>
+          </w:tcPr>
+          <w:p>
+            <w:pPr>
+              <w:jc w:val="left"/>
+            </w:pPr>
+            <w:r>
+              <w:rPr>
+                <w:rFonts w:ascii="BIZ UDPGothic" w:cs="BIZ UDPGothic" w:eastAsia="BIZ UDPGothic" w:hAnsi="BIZ UDPGothic"/>
+                <w:b/>
+                <w:bCs/>
+                <w:color w:val="000000"/>
+                <w:sz w:val="18"/>
+                <w:szCs w:val="18"/>
+              </w:rPr>
+              <w:t xml:space="preserve">対象環境</w:t>
+            </w:r>
+            <w:r>
+              <w:rPr>
+                <w:rFonts w:ascii="BIZ UDPGothic" w:cs="BIZ UDPGothic" w:eastAsia="BIZ UDPGothic" w:hAnsi="BIZ UDPGothic"/>
+                <w:i/>
+                <w:iCs/>
+                <w:color w:val="888888"/>
+                <w:sz w:val="16"/>
+                <w:szCs w:val="16"/>
+              </w:rPr>
+              <w:t xml:space="preserve"> / </w:t>
+            </w:r>
+            <w:r>
+              <w:rPr>
+                <w:rFonts w:ascii="BIZ UDPGothic" w:cs="BIZ UDPGothic" w:eastAsia="BIZ UDPGothic" w:hAnsi="BIZ UDPGothic"/>
+                <w:i/>
+                <w:iCs/>
+                <w:color w:val="888888"/>
+                <w:sz w:val="16"/>
+                <w:szCs w:val="16"/>
+              </w:rPr>
+              <w:t xml:space="preserve">Môi trường</w:t>
+            </w:r>
+          </w:p>
+        </w:tc>
+        <w:tc>
+          <w:tcPr>
+            <w:tcW w:type="dxa" w:w="3800"/>
+            <w:tcBorders>
+              <w:top w:val="single" w:color="CCCCCC" w:sz="4"/>
+              <w:left w:val="single" w:color="CCCCCC" w:sz="4"/>
+              <w:bottom w:val="single" w:color="CCCCCC" w:sz="4"/>
+              <w:right w:val="single" w:color="CCCCCC" w:sz="4"/>
+            </w:tcBorders>
+            <w:shd w:fill="FFFFFF" w:val="clear"/>
+            <w:tcMar>
+              <w:top w:type="dxa" w:w="80"/>
+              <w:left w:type="dxa" w:w="120"/>
+              <w:bottom w:type="dxa" w:w="80"/>
+              <w:right w:type="dxa" w:w="120"/>
+            </w:tcMar>
+            <w:vAlign w:val="center"/>
+          </w:tcPr>
+          <w:p>
+            <w:pPr>
+              <w:jc w:val="left"/>
+            </w:pPr>
+            <w:r>
+              <w:rPr>
+                <w:rFonts w:ascii="BIZ UDPGothic" w:cs="BIZ UDPGothic" w:eastAsia="BIZ UDPGothic" w:hAnsi="BIZ UDPGothic"/>
+                <w:b w:val="false"/>
+                <w:bCs w:val="false"/>
                 <w:color w:val="404040"/>
                 <w:sz w:val="18"/>
                 <w:szCs w:val="18"/>
               </w:rPr>
               <w:t xml:space="preserve">STG</w:t>
+            </w:r>
+          </w:p>
+        </w:tc>
+        <w:tc>
+          <w:tcPr>
+            <w:tcW w:type="dxa" w:w="1600"/>
+            <w:tcBorders>
+              <w:top w:val="single" w:color="CCCCCC" w:sz="4"/>
+              <w:left w:val="single" w:color="CCCCCC" w:sz="4"/>
+              <w:bottom w:val="single" w:color="CCCCCC" w:sz="4"/>
+              <w:right w:val="single" w:color="CCCCCC" w:sz="4"/>
+            </w:tcBorders>
+            <w:shd w:fill="E8E8E8" w:val="clear"/>
+            <w:tcMar>
+              <w:top w:type="dxa" w:w="80"/>
+              <w:left w:type="dxa" w:w="120"/>
+              <w:bottom w:type="dxa" w:w="80"/>
+              <w:right w:type="dxa" w:w="120"/>
+            </w:tcMar>
+            <w:vAlign w:val="center"/>
+          </w:tcPr>
+          <w:p>
+            <w:pPr>
+              <w:jc w:val="left"/>
+            </w:pPr>
+            <w:r>
+              <w:rPr>
+                <w:rFonts w:ascii="BIZ UDPGothic" w:cs="BIZ UDPGothic" w:eastAsia="BIZ UDPGothic" w:hAnsi="BIZ UDPGothic"/>
+                <w:b/>
+                <w:bCs/>
+                <w:color w:val="000000"/>
+                <w:sz w:val="18"/>
+                <w:szCs w:val="18"/>
+              </w:rPr>
+              <w:t xml:space="preserve"/>
+            </w:r>
+          </w:p>
+        </w:tc>
+        <w:tc>
+          <w:tcPr>
+            <w:tcW w:type="dxa" w:w="2006"/>
+            <w:tcBorders>
+              <w:top w:val="single" w:color="CCCCCC" w:sz="4"/>
+              <w:left w:val="single" w:color="CCCCCC" w:sz="4"/>
+              <w:bottom w:val="single" w:color="CCCCCC" w:sz="4"/>
+              <w:right w:val="single" w:color="CCCCCC" w:sz="4"/>
+            </w:tcBorders>
+            <w:shd w:fill="FFFFFF" w:val="clear"/>
+            <w:tcMar>
+              <w:top w:type="dxa" w:w="80"/>
+              <w:left w:type="dxa" w:w="120"/>
+              <w:bottom w:type="dxa" w:w="80"/>
+              <w:right w:type="dxa" w:w="120"/>
+            </w:tcMar>
+            <w:vAlign w:val="center"/>
+          </w:tcPr>
+          <w:p>
+            <w:pPr>
+              <w:jc w:val="left"/>
+            </w:pPr>
+            <w:r>
+              <w:rPr>
+                <w:rFonts w:ascii="BIZ UDPGothic" w:cs="BIZ UDPGothic" w:eastAsia="BIZ UDPGothic" w:hAnsi="BIZ UDPGothic"/>
+                <w:b w:val="false"/>
+                <w:bCs w:val="false"/>
+                <w:color w:val="404040"/>
+                <w:sz w:val="18"/>
+                <w:szCs w:val="18"/>
+              </w:rPr>
+              <w:t xml:space="preserve"/>
             </w:r>
           </w:p>
         </w:tc>
       </w:tr>
     </w:tbl>
-    <w:p>
-      <w:pPr>
-        <w:spacing w:before="1400"/>
-        <w:jc w:val="center"/>
-      </w:pPr>
-      <w:r>
-        <w:drawing>
-          <wp:inline distT="0" distB="0" distL="0" distR="0">
-            <wp:extent cx="857250" cy="428625"/>
-            <wp:effectExtent t="0" r="0" b="0" l="0"/>
-            <wp:docPr id="1" name="" descr="" title=""/>
-            <wp:cNvGraphicFramePr>
-              <a:graphicFrameLocks xmlns:a="http://schemas.openxmlformats.org/drawingml/2006/main" noChangeAspect="1"/>
-            </wp:cNvGraphicFramePr>
-            <a:graphic xmlns:a="http://schemas.openxmlformats.org/drawingml/2006/main">
-              <a:graphicData uri="http://schemas.openxmlformats.org/drawingml/2006/picture">
-                <pic:pic xmlns:pic="http://schemas.openxmlformats.org/drawingml/2006/picture">
-                  <pic:nvPicPr>
-                    <pic:cNvPr id="0" name="" descr=""/>
-                    <pic:cNvPicPr>
-                      <a:picLocks noChangeAspect="1" noChangeArrowheads="1"/>
-                    </pic:cNvPicPr>
-                  </pic:nvPicPr>
-                  <pic:blipFill>
-                    <a:blip r:embed="rId9" cstate="none"/>
-                    <a:srcRect/>
-                    <a:stretch>
-                      <a:fillRect/>
-                    </a:stretch>
-                  </pic:blipFill>
-                  <pic:spPr bwMode="auto">
-                    <a:xfrm>
-                      <a:off x="0" y="0"/>
-                      <a:ext cx="857250" cy="428625"/>
-                    </a:xfrm>
-                    <a:prstGeom prst="rect">
-                      <a:avLst/>
-                    </a:prstGeom>
-                  </pic:spPr>
-                </pic:pic>
-              </a:graphicData>
-            </a:graphic>
-          </wp:inline>
-        </w:drawing>
-      </w:r>
-    </w:p>
     <w:p>
       <w:pPr>
         <w:pBdr>
           <w:left w:val="thick" w:color="C8102E" w:sz="20" w:space="6"/>
         </w:pBdr>
-        <w:spacing w:after="100" w:before="280"/>
+        <w:spacing w:before="280" w:after="100"/>
       </w:pPr>
       <w:r>
         <w:rPr>
@@ -766,11 +1327,6 @@
         <w:t xml:space="preserve">　Lịch Sử Sửa Đổi</w:t>
       </w:r>
     </w:p>
-    <w:p>
-      <w:pPr>
-        <w:spacing w:after="60" w:before="0"/>
-      </w:pPr>
-    </w:p>
     <w:tbl>
       <w:tblPr>
         <w:tblW w:type="dxa" w:w="9506"/>
@@ -792,12 +1348,12 @@
       </w:tblGrid>
       <w:tr>
         <w:trPr>
+          <w:cantSplit/>
           <w:tblHeader/>
         </w:trPr>
         <w:tc>
           <w:tcPr>
             <w:tcW w:type="dxa" w:w="800"/>
-            <w:gridSpan w:val="1"/>
             <w:tcBorders>
               <w:top w:val="single" w:color="CCCCCC" w:sz="4"/>
               <w:left w:val="single" w:color="CCCCCC" w:sz="4"/>
@@ -834,17 +1390,27 @@
                 <w:i/>
                 <w:iCs/>
                 <w:color w:val="888888"/>
-                <w:sz w:val="18"/>
-                <w:szCs w:val="18"/>
-              </w:rPr>
-              <w:t xml:space="preserve"> / Phiên bản</w:t>
+                <w:sz w:val="16"/>
+                <w:szCs w:val="16"/>
+              </w:rPr>
+              <w:t xml:space="preserve"> / </w:t>
+            </w:r>
+            <w:r>
+              <w:rPr>
+                <w:rFonts w:ascii="BIZ UDPGothic" w:cs="BIZ UDPGothic" w:eastAsia="BIZ UDPGothic" w:hAnsi="BIZ UDPGothic"/>
+                <w:i/>
+                <w:iCs/>
+                <w:color w:val="888888"/>
+                <w:sz w:val="16"/>
+                <w:szCs w:val="16"/>
+              </w:rPr>
+              <w:t xml:space="preserve">Phiên bản</w:t>
             </w:r>
           </w:p>
         </w:tc>
         <w:tc>
           <w:tcPr>
             <w:tcW w:type="dxa" w:w="1600"/>
-            <w:gridSpan w:val="1"/>
             <w:tcBorders>
               <w:top w:val="single" w:color="CCCCCC" w:sz="4"/>
               <w:left w:val="single" w:color="CCCCCC" w:sz="4"/>
@@ -881,17 +1447,27 @@
                 <w:i/>
                 <w:iCs/>
                 <w:color w:val="888888"/>
-                <w:sz w:val="18"/>
-                <w:szCs w:val="18"/>
-              </w:rPr>
-              <w:t xml:space="preserve"> / Ngày sửa</w:t>
+                <w:sz w:val="16"/>
+                <w:szCs w:val="16"/>
+              </w:rPr>
+              <w:t xml:space="preserve"> / </w:t>
+            </w:r>
+            <w:r>
+              <w:rPr>
+                <w:rFonts w:ascii="BIZ UDPGothic" w:cs="BIZ UDPGothic" w:eastAsia="BIZ UDPGothic" w:hAnsi="BIZ UDPGothic"/>
+                <w:i/>
+                <w:iCs/>
+                <w:color w:val="888888"/>
+                <w:sz w:val="16"/>
+                <w:szCs w:val="16"/>
+              </w:rPr>
+              <w:t xml:space="preserve">Ngày sửa</w:t>
             </w:r>
           </w:p>
         </w:tc>
         <w:tc>
           <w:tcPr>
             <w:tcW w:type="dxa" w:w="2100"/>
-            <w:gridSpan w:val="1"/>
             <w:tcBorders>
               <w:top w:val="single" w:color="CCCCCC" w:sz="4"/>
               <w:left w:val="single" w:color="CCCCCC" w:sz="4"/>
@@ -928,17 +1504,27 @@
                 <w:i/>
                 <w:iCs/>
                 <w:color w:val="888888"/>
-                <w:sz w:val="18"/>
-                <w:szCs w:val="18"/>
-              </w:rPr>
-              <w:t xml:space="preserve"> / Người sửa</w:t>
+                <w:sz w:val="16"/>
+                <w:szCs w:val="16"/>
+              </w:rPr>
+              <w:t xml:space="preserve"> / </w:t>
+            </w:r>
+            <w:r>
+              <w:rPr>
+                <w:rFonts w:ascii="BIZ UDPGothic" w:cs="BIZ UDPGothic" w:eastAsia="BIZ UDPGothic" w:hAnsi="BIZ UDPGothic"/>
+                <w:i/>
+                <w:iCs/>
+                <w:color w:val="888888"/>
+                <w:sz w:val="16"/>
+                <w:szCs w:val="16"/>
+              </w:rPr>
+              <w:t xml:space="preserve">Người sửa</w:t>
             </w:r>
           </w:p>
         </w:tc>
         <w:tc>
           <w:tcPr>
             <w:tcW w:type="dxa" w:w="2100"/>
-            <w:gridSpan w:val="1"/>
             <w:tcBorders>
               <w:top w:val="single" w:color="CCCCCC" w:sz="4"/>
               <w:left w:val="single" w:color="CCCCCC" w:sz="4"/>
@@ -975,17 +1561,27 @@
                 <w:i/>
                 <w:iCs/>
                 <w:color w:val="888888"/>
-                <w:sz w:val="18"/>
-                <w:szCs w:val="18"/>
-              </w:rPr>
-              <w:t xml:space="preserve"> / Người duyệt</w:t>
+                <w:sz w:val="16"/>
+                <w:szCs w:val="16"/>
+              </w:rPr>
+              <w:t xml:space="preserve"> / </w:t>
+            </w:r>
+            <w:r>
+              <w:rPr>
+                <w:rFonts w:ascii="BIZ UDPGothic" w:cs="BIZ UDPGothic" w:eastAsia="BIZ UDPGothic" w:hAnsi="BIZ UDPGothic"/>
+                <w:i/>
+                <w:iCs/>
+                <w:color w:val="888888"/>
+                <w:sz w:val="16"/>
+                <w:szCs w:val="16"/>
+              </w:rPr>
+              <w:t xml:space="preserve">Người duyệt</w:t>
             </w:r>
           </w:p>
         </w:tc>
         <w:tc>
           <w:tcPr>
             <w:tcW w:type="dxa" w:w="2906"/>
-            <w:gridSpan w:val="1"/>
             <w:tcBorders>
               <w:top w:val="single" w:color="CCCCCC" w:sz="4"/>
               <w:left w:val="single" w:color="CCCCCC" w:sz="4"/>
@@ -1022,44 +1618,56 @@
                 <w:i/>
                 <w:iCs/>
                 <w:color w:val="888888"/>
-                <w:sz w:val="18"/>
-                <w:szCs w:val="18"/>
-              </w:rPr>
-              <w:t xml:space="preserve"> / Nội dung</w:t>
+                <w:sz w:val="16"/>
+                <w:szCs w:val="16"/>
+              </w:rPr>
+              <w:t xml:space="preserve"> / </w:t>
+            </w:r>
+            <w:r>
+              <w:rPr>
+                <w:rFonts w:ascii="BIZ UDPGothic" w:cs="BIZ UDPGothic" w:eastAsia="BIZ UDPGothic" w:hAnsi="BIZ UDPGothic"/>
+                <w:i/>
+                <w:iCs/>
+                <w:color w:val="888888"/>
+                <w:sz w:val="16"/>
+                <w:szCs w:val="16"/>
+              </w:rPr>
+              <w:t xml:space="preserve">Nội dung</w:t>
             </w:r>
           </w:p>
         </w:tc>
       </w:tr>
       <w:tr>
+        <w:trPr>
+          <w:cantSplit/>
+        </w:trPr>
         <w:tc>
           <w:tcPr>
             <w:tcW w:type="dxa" w:w="800"/>
-            <w:gridSpan w:val="1"/>
-            <w:tcBorders>
-              <w:top w:val="single" w:color="CCCCCC" w:sz="4"/>
-              <w:left w:val="single" w:color="CCCCCC" w:sz="4"/>
-              <w:bottom w:val="single" w:color="CCCCCC" w:sz="4"/>
-              <w:right w:val="single" w:color="CCCCCC" w:sz="4"/>
-            </w:tcBorders>
-            <w:tcMar>
-              <w:top w:type="dxa" w:w="80"/>
-              <w:left w:type="dxa" w:w="120"/>
-              <w:bottom w:type="dxa" w:w="80"/>
-              <w:right w:type="dxa" w:w="120"/>
-            </w:tcMar>
-            <w:vAlign w:val="center"/>
-          </w:tcPr>
-          <w:p>
-            <w:pPr>
-              <w:jc w:val="center"/>
+            <w:tcBorders>
+              <w:top w:val="single" w:color="CCCCCC" w:sz="4"/>
+              <w:left w:val="single" w:color="CCCCCC" w:sz="4"/>
+              <w:bottom w:val="single" w:color="CCCCCC" w:sz="4"/>
+              <w:right w:val="single" w:color="CCCCCC" w:sz="4"/>
+            </w:tcBorders>
+            <w:shd w:fill="FFFFFF" w:val="clear"/>
+            <w:tcMar>
+              <w:top w:type="dxa" w:w="80"/>
+              <w:left w:type="dxa" w:w="120"/>
+              <w:bottom w:type="dxa" w:w="80"/>
+              <w:right w:type="dxa" w:w="120"/>
+            </w:tcMar>
+            <w:vAlign w:val="center"/>
+          </w:tcPr>
+          <w:p>
+            <w:pPr>
+              <w:jc w:val="left"/>
             </w:pPr>
             <w:r>
               <w:rPr>
                 <w:rFonts w:ascii="BIZ UDPGothic" w:cs="BIZ UDPGothic" w:eastAsia="BIZ UDPGothic" w:hAnsi="BIZ UDPGothic"/>
                 <w:b w:val="false"/>
                 <w:bCs w:val="false"/>
-                <w:i w:val="false"/>
-                <w:iCs w:val="false"/>
                 <w:color w:val="404040"/>
                 <w:sz w:val="18"/>
                 <w:szCs w:val="18"/>
@@ -1071,13 +1679,13 @@
         <w:tc>
           <w:tcPr>
             <w:tcW w:type="dxa" w:w="1600"/>
-            <w:gridSpan w:val="1"/>
-            <w:tcBorders>
-              <w:top w:val="single" w:color="CCCCCC" w:sz="4"/>
-              <w:left w:val="single" w:color="CCCCCC" w:sz="4"/>
-              <w:bottom w:val="single" w:color="CCCCCC" w:sz="4"/>
-              <w:right w:val="single" w:color="CCCCCC" w:sz="4"/>
-            </w:tcBorders>
+            <w:tcBorders>
+              <w:top w:val="single" w:color="CCCCCC" w:sz="4"/>
+              <w:left w:val="single" w:color="CCCCCC" w:sz="4"/>
+              <w:bottom w:val="single" w:color="CCCCCC" w:sz="4"/>
+              <w:right w:val="single" w:color="CCCCCC" w:sz="4"/>
+            </w:tcBorders>
+            <w:shd w:fill="FFFFFF" w:val="clear"/>
             <w:tcMar>
               <w:top w:type="dxa" w:w="80"/>
               <w:left w:type="dxa" w:w="120"/>
@@ -1095,8 +1703,6 @@
                 <w:rFonts w:ascii="BIZ UDPGothic" w:cs="BIZ UDPGothic" w:eastAsia="BIZ UDPGothic" w:hAnsi="BIZ UDPGothic"/>
                 <w:b w:val="false"/>
                 <w:bCs w:val="false"/>
-                <w:i w:val="false"/>
-                <w:iCs w:val="false"/>
                 <w:color w:val="404040"/>
                 <w:sz w:val="18"/>
                 <w:szCs w:val="18"/>
@@ -1108,13 +1714,13 @@
         <w:tc>
           <w:tcPr>
             <w:tcW w:type="dxa" w:w="2100"/>
-            <w:gridSpan w:val="1"/>
-            <w:tcBorders>
-              <w:top w:val="single" w:color="CCCCCC" w:sz="4"/>
-              <w:left w:val="single" w:color="CCCCCC" w:sz="4"/>
-              <w:bottom w:val="single" w:color="CCCCCC" w:sz="4"/>
-              <w:right w:val="single" w:color="CCCCCC" w:sz="4"/>
-            </w:tcBorders>
+            <w:tcBorders>
+              <w:top w:val="single" w:color="CCCCCC" w:sz="4"/>
+              <w:left w:val="single" w:color="CCCCCC" w:sz="4"/>
+              <w:bottom w:val="single" w:color="CCCCCC" w:sz="4"/>
+              <w:right w:val="single" w:color="CCCCCC" w:sz="4"/>
+            </w:tcBorders>
+            <w:shd w:fill="FFFFFF" w:val="clear"/>
             <w:tcMar>
               <w:top w:type="dxa" w:w="80"/>
               <w:left w:type="dxa" w:w="120"/>
@@ -1132,8 +1738,6 @@
                 <w:rFonts w:ascii="BIZ UDPGothic" w:cs="BIZ UDPGothic" w:eastAsia="BIZ UDPGothic" w:hAnsi="BIZ UDPGothic"/>
                 <w:b w:val="false"/>
                 <w:bCs w:val="false"/>
-                <w:i w:val="false"/>
-                <w:iCs w:val="false"/>
                 <w:color w:val="404040"/>
                 <w:sz w:val="18"/>
                 <w:szCs w:val="18"/>
@@ -1145,13 +1749,13 @@
         <w:tc>
           <w:tcPr>
             <w:tcW w:type="dxa" w:w="2100"/>
-            <w:gridSpan w:val="1"/>
-            <w:tcBorders>
-              <w:top w:val="single" w:color="CCCCCC" w:sz="4"/>
-              <w:left w:val="single" w:color="CCCCCC" w:sz="4"/>
-              <w:bottom w:val="single" w:color="CCCCCC" w:sz="4"/>
-              <w:right w:val="single" w:color="CCCCCC" w:sz="4"/>
-            </w:tcBorders>
+            <w:tcBorders>
+              <w:top w:val="single" w:color="CCCCCC" w:sz="4"/>
+              <w:left w:val="single" w:color="CCCCCC" w:sz="4"/>
+              <w:bottom w:val="single" w:color="CCCCCC" w:sz="4"/>
+              <w:right w:val="single" w:color="CCCCCC" w:sz="4"/>
+            </w:tcBorders>
+            <w:shd w:fill="FFFFFF" w:val="clear"/>
             <w:tcMar>
               <w:top w:type="dxa" w:w="80"/>
               <w:left w:type="dxa" w:w="120"/>
@@ -1169,8 +1773,6 @@
                 <w:rFonts w:ascii="BIZ UDPGothic" w:cs="BIZ UDPGothic" w:eastAsia="BIZ UDPGothic" w:hAnsi="BIZ UDPGothic"/>
                 <w:b w:val="false"/>
                 <w:bCs w:val="false"/>
-                <w:i w:val="false"/>
-                <w:iCs w:val="false"/>
                 <w:color w:val="404040"/>
                 <w:sz w:val="18"/>
                 <w:szCs w:val="18"/>
@@ -1182,13 +1784,13 @@
         <w:tc>
           <w:tcPr>
             <w:tcW w:type="dxa" w:w="2906"/>
-            <w:gridSpan w:val="1"/>
-            <w:tcBorders>
-              <w:top w:val="single" w:color="CCCCCC" w:sz="4"/>
-              <w:left w:val="single" w:color="CCCCCC" w:sz="4"/>
-              <w:bottom w:val="single" w:color="CCCCCC" w:sz="4"/>
-              <w:right w:val="single" w:color="CCCCCC" w:sz="4"/>
-            </w:tcBorders>
+            <w:tcBorders>
+              <w:top w:val="single" w:color="CCCCCC" w:sz="4"/>
+              <w:left w:val="single" w:color="CCCCCC" w:sz="4"/>
+              <w:bottom w:val="single" w:color="CCCCCC" w:sz="4"/>
+              <w:right w:val="single" w:color="CCCCCC" w:sz="4"/>
+            </w:tcBorders>
+            <w:shd w:fill="FFFFFF" w:val="clear"/>
             <w:tcMar>
               <w:top w:type="dxa" w:w="80"/>
               <w:left w:type="dxa" w:w="120"/>
@@ -1206,47 +1808,68 @@
                 <w:rFonts w:ascii="BIZ UDPGothic" w:cs="BIZ UDPGothic" w:eastAsia="BIZ UDPGothic" w:hAnsi="BIZ UDPGothic"/>
                 <w:b w:val="false"/>
                 <w:bCs w:val="false"/>
-                <w:i w:val="false"/>
-                <w:iCs w:val="false"/>
-                <w:color w:val="404040"/>
-                <w:sz w:val="18"/>
-                <w:szCs w:val="18"/>
-              </w:rPr>
-              <w:t xml:space="preserve">初版作成 / Tạo lần đầu</w:t>
+                <w:color w:val="404040"/>
+                <w:sz w:val="18"/>
+                <w:szCs w:val="18"/>
+              </w:rPr>
+              <w:t xml:space="preserve">初版作成</w:t>
+            </w:r>
+            <w:r>
+              <w:rPr>
+                <w:rFonts w:ascii="BIZ UDPGothic" w:cs="BIZ UDPGothic" w:eastAsia="BIZ UDPGothic" w:hAnsi="BIZ UDPGothic"/>
+                <w:i/>
+                <w:iCs/>
+                <w:color w:val="888888"/>
+                <w:sz w:val="16"/>
+                <w:szCs w:val="16"/>
+              </w:rPr>
+              <w:t xml:space="preserve"> / </w:t>
+            </w:r>
+            <w:r>
+              <w:rPr>
+                <w:rFonts w:ascii="BIZ UDPGothic" w:cs="BIZ UDPGothic" w:eastAsia="BIZ UDPGothic" w:hAnsi="BIZ UDPGothic"/>
+                <w:i/>
+                <w:iCs/>
+                <w:color w:val="888888"/>
+                <w:sz w:val="16"/>
+                <w:szCs w:val="16"/>
+              </w:rPr>
+              <w:t xml:space="preserve">Tạo bản đầu tiên</w:t>
             </w:r>
           </w:p>
         </w:tc>
       </w:tr>
       <w:tr>
+        <w:trPr>
+          <w:cantSplit/>
+        </w:trPr>
         <w:tc>
           <w:tcPr>
             <w:tcW w:type="dxa" w:w="800"/>
-            <w:gridSpan w:val="1"/>
-            <w:tcBorders>
-              <w:top w:val="single" w:color="CCCCCC" w:sz="4"/>
-              <w:left w:val="single" w:color="CCCCCC" w:sz="4"/>
-              <w:bottom w:val="single" w:color="CCCCCC" w:sz="4"/>
-              <w:right w:val="single" w:color="CCCCCC" w:sz="4"/>
-            </w:tcBorders>
-            <w:tcMar>
-              <w:top w:type="dxa" w:w="80"/>
-              <w:left w:type="dxa" w:w="120"/>
-              <w:bottom w:type="dxa" w:w="80"/>
-              <w:right w:type="dxa" w:w="120"/>
-            </w:tcMar>
-            <w:vAlign w:val="center"/>
-          </w:tcPr>
-          <w:p>
-            <w:pPr>
-              <w:jc w:val="center"/>
+            <w:tcBorders>
+              <w:top w:val="single" w:color="CCCCCC" w:sz="4"/>
+              <w:left w:val="single" w:color="CCCCCC" w:sz="4"/>
+              <w:bottom w:val="single" w:color="CCCCCC" w:sz="4"/>
+              <w:right w:val="single" w:color="CCCCCC" w:sz="4"/>
+            </w:tcBorders>
+            <w:shd w:fill="FFFFFF" w:val="clear"/>
+            <w:tcMar>
+              <w:top w:type="dxa" w:w="80"/>
+              <w:left w:type="dxa" w:w="120"/>
+              <w:bottom w:type="dxa" w:w="80"/>
+              <w:right w:type="dxa" w:w="120"/>
+            </w:tcMar>
+            <w:vAlign w:val="center"/>
+          </w:tcPr>
+          <w:p>
+            <w:pPr>
+              <w:jc w:val="left"/>
             </w:pPr>
             <w:r>
               <w:rPr>
                 <w:rFonts w:ascii="BIZ UDPGothic" w:cs="BIZ UDPGothic" w:eastAsia="BIZ UDPGothic" w:hAnsi="BIZ UDPGothic"/>
                 <w:b w:val="false"/>
                 <w:bCs w:val="false"/>
-                <w:i/>
-                <w:iCs/>
                 <w:color w:val="AAAAAA"/>
                 <w:sz w:val="18"/>
                 <w:szCs w:val="18"/>
@@ -1258,13 +1881,13 @@
         <w:tc>
           <w:tcPr>
             <w:tcW w:type="dxa" w:w="1600"/>
-            <w:gridSpan w:val="1"/>
-            <w:tcBorders>
-              <w:top w:val="single" w:color="CCCCCC" w:sz="4"/>
-              <w:left w:val="single" w:color="CCCCCC" w:sz="4"/>
-              <w:bottom w:val="single" w:color="CCCCCC" w:sz="4"/>
-              <w:right w:val="single" w:color="CCCCCC" w:sz="4"/>
-            </w:tcBorders>
+            <w:tcBorders>
+              <w:top w:val="single" w:color="CCCCCC" w:sz="4"/>
+              <w:left w:val="single" w:color="CCCCCC" w:sz="4"/>
+              <w:bottom w:val="single" w:color="CCCCCC" w:sz="4"/>
+              <w:right w:val="single" w:color="CCCCCC" w:sz="4"/>
+            </w:tcBorders>
+            <w:shd w:fill="FFFFFF" w:val="clear"/>
             <w:tcMar>
               <w:top w:type="dxa" w:w="80"/>
               <w:left w:type="dxa" w:w="120"/>
@@ -1282,8 +1905,6 @@
                 <w:rFonts w:ascii="BIZ UDPGothic" w:cs="BIZ UDPGothic" w:eastAsia="BIZ UDPGothic" w:hAnsi="BIZ UDPGothic"/>
                 <w:b w:val="false"/>
                 <w:bCs w:val="false"/>
-                <w:i/>
-                <w:iCs/>
                 <w:color w:val="AAAAAA"/>
                 <w:sz w:val="18"/>
                 <w:szCs w:val="18"/>
@@ -1295,13 +1916,13 @@
         <w:tc>
           <w:tcPr>
             <w:tcW w:type="dxa" w:w="2100"/>
-            <w:gridSpan w:val="1"/>
-            <w:tcBorders>
-              <w:top w:val="single" w:color="CCCCCC" w:sz="4"/>
-              <w:left w:val="single" w:color="CCCCCC" w:sz="4"/>
-              <w:bottom w:val="single" w:color="CCCCCC" w:sz="4"/>
-              <w:right w:val="single" w:color="CCCCCC" w:sz="4"/>
-            </w:tcBorders>
+            <w:tcBorders>
+              <w:top w:val="single" w:color="CCCCCC" w:sz="4"/>
+              <w:left w:val="single" w:color="CCCCCC" w:sz="4"/>
+              <w:bottom w:val="single" w:color="CCCCCC" w:sz="4"/>
+              <w:right w:val="single" w:color="CCCCCC" w:sz="4"/>
+            </w:tcBorders>
+            <w:shd w:fill="FFFFFF" w:val="clear"/>
             <w:tcMar>
               <w:top w:type="dxa" w:w="80"/>
               <w:left w:type="dxa" w:w="120"/>
@@ -1319,8 +1940,6 @@
                 <w:rFonts w:ascii="BIZ UDPGothic" w:cs="BIZ UDPGothic" w:eastAsia="BIZ UDPGothic" w:hAnsi="BIZ UDPGothic"/>
                 <w:b w:val="false"/>
                 <w:bCs w:val="false"/>
-                <w:i/>
-                <w:iCs/>
                 <w:color w:val="AAAAAA"/>
                 <w:sz w:val="18"/>
                 <w:szCs w:val="18"/>
@@ -1332,13 +1951,13 @@
         <w:tc>
           <w:tcPr>
             <w:tcW w:type="dxa" w:w="2100"/>
-            <w:gridSpan w:val="1"/>
-            <w:tcBorders>
-              <w:top w:val="single" w:color="CCCCCC" w:sz="4"/>
-              <w:left w:val="single" w:color="CCCCCC" w:sz="4"/>
-              <w:bottom w:val="single" w:color="CCCCCC" w:sz="4"/>
-              <w:right w:val="single" w:color="CCCCCC" w:sz="4"/>
-            </w:tcBorders>
+            <w:tcBorders>
+              <w:top w:val="single" w:color="CCCCCC" w:sz="4"/>
+              <w:left w:val="single" w:color="CCCCCC" w:sz="4"/>
+              <w:bottom w:val="single" w:color="CCCCCC" w:sz="4"/>
+              <w:right w:val="single" w:color="CCCCCC" w:sz="4"/>
+            </w:tcBorders>
+            <w:shd w:fill="FFFFFF" w:val="clear"/>
             <w:tcMar>
               <w:top w:type="dxa" w:w="80"/>
               <w:left w:type="dxa" w:w="120"/>
@@ -1356,8 +1975,6 @@
                 <w:rFonts w:ascii="BIZ UDPGothic" w:cs="BIZ UDPGothic" w:eastAsia="BIZ UDPGothic" w:hAnsi="BIZ UDPGothic"/>
                 <w:b w:val="false"/>
                 <w:bCs w:val="false"/>
-                <w:i/>
-                <w:iCs/>
                 <w:color w:val="AAAAAA"/>
                 <w:sz w:val="18"/>
                 <w:szCs w:val="18"/>
@@ -1375,40 +1992,62 @@
               <w:bottom w:val="single" w:color="CCCCCC" w:sz="4"/>
               <w:right w:val="single" w:color="CCCCCC" w:sz="4"/>
             </w:tcBorders>
-            <w:tcMar>
-              <w:top w:type="dxa" w:w="80"/>
-              <w:left w:type="dxa" w:w="120"/>
-              <w:bottom w:type="dxa" w:w="80"/>
-              <w:right w:type="dxa" w:w="120"/>
-            </w:tcMar>
-          </w:tcPr>
-          <w:p>
-            <w:r>
-              <w:rPr>
-                <w:rFonts w:ascii="BIZ UDPGothic" w:cs="BIZ UDPGothic" w:eastAsia="BIZ UDPGothic" w:hAnsi="BIZ UDPGothic"/>
-                <w:i/>
-                <w:iCs/>
+            <w:shd w:fill="FFFFFF" w:val="clear"/>
+            <w:tcMar>
+              <w:top w:type="dxa" w:w="80"/>
+              <w:left w:type="dxa" w:w="120"/>
+              <w:bottom w:type="dxa" w:w="80"/>
+              <w:right w:type="dxa" w:w="120"/>
+            </w:tcMar>
+            <w:vAlign w:val="center"/>
+          </w:tcPr>
+          <w:p>
+            <w:pPr>
+              <w:jc w:val="left"/>
+            </w:pPr>
+            <w:r>
+              <w:rPr>
+                <w:rFonts w:ascii="BIZ UDPGothic" w:cs="BIZ UDPGothic" w:eastAsia="BIZ UDPGothic" w:hAnsi="BIZ UDPGothic"/>
+                <w:b w:val="false"/>
+                <w:bCs w:val="false"/>
                 <w:color w:val="AAAAAA"/>
                 <w:sz w:val="18"/>
                 <w:szCs w:val="18"/>
               </w:rPr>
-              <w:t xml:space="preserve">（顧客承認時に設定）/ (Cài đặt khi khách hàng phê duyệt)</w:t>
+              <w:t xml:space="preserve">（顧客承認時に設定）</w:t>
+            </w:r>
+            <w:r>
+              <w:rPr>
+                <w:rFonts w:ascii="BIZ UDPGothic" w:cs="BIZ UDPGothic" w:eastAsia="BIZ UDPGothic" w:hAnsi="BIZ UDPGothic"/>
+                <w:i/>
+                <w:iCs/>
+                <w:color w:val="888888"/>
+                <w:sz w:val="16"/>
+                <w:szCs w:val="16"/>
+              </w:rPr>
+              <w:t xml:space="preserve"> / </w:t>
+            </w:r>
+            <w:r>
+              <w:rPr>
+                <w:rFonts w:ascii="BIZ UDPGothic" w:cs="BIZ UDPGothic" w:eastAsia="BIZ UDPGothic" w:hAnsi="BIZ UDPGothic"/>
+                <w:i/>
+                <w:iCs/>
+                <w:color w:val="888888"/>
+                <w:sz w:val="16"/>
+                <w:szCs w:val="16"/>
+              </w:rPr>
+              <w:t xml:space="preserve">(Thiết lập khi khách hàng phê duyệt)</w:t>
             </w:r>
           </w:p>
         </w:tc>
       </w:tr>
     </w:tbl>
-    <w:p>
-      <w:pPr>
-        <w:spacing w:after="200" w:before="0"/>
-      </w:pPr>
-    </w:p>
     <w:p>
       <w:pPr>
         <w:pBdr>
           <w:left w:val="thick" w:color="C8102E" w:sz="20" w:space="6"/>
         </w:pBdr>
-        <w:spacing w:after="100" w:before="280"/>
+        <w:spacing w:before="280" w:after="100"/>
       </w:pPr>
       <w:r>
         <w:rPr>
@@ -1433,13 +2072,8 @@
           <w:sz w:val="17"/>
           <w:szCs w:val="17"/>
         </w:rPr>
-        <w:t xml:space="preserve">　Tổng quan / Mục đích</w:t>
+        <w:t xml:space="preserve">　Tổng Quan / Mục Đích</w:t>
       </w:r>
-    </w:p>
-    <w:p>
-      <w:pPr>
-        <w:spacing w:after="60" w:before="0"/>
-      </w:pPr>
     </w:p>
     <w:tbl>
       <w:tblPr>
@@ -1454,20 +2088,20 @@
         </w:tblBorders>
       </w:tblPr>
       <w:tblGrid>
-        <w:gridCol w:w="500"/>
+        <w:gridCol w:w="600"/>
         <w:gridCol w:w="2000"/>
-        <w:gridCol w:w="4306"/>
+        <w:gridCol w:w="3806"/>
         <w:gridCol w:w="1200"/>
-        <w:gridCol w:w="1500"/>
+        <w:gridCol w:w="1900"/>
       </w:tblGrid>
       <w:tr>
         <w:trPr>
+          <w:cantSplit/>
           <w:tblHeader/>
         </w:trPr>
         <w:tc>
           <w:tcPr>
-            <w:tcW w:type="dxa" w:w="500"/>
-            <w:gridSpan w:val="1"/>
+            <w:tcW w:type="dxa" w:w="600"/>
             <w:tcBorders>
               <w:top w:val="single" w:color="CCCCCC" w:sz="4"/>
               <w:left w:val="single" w:color="CCCCCC" w:sz="4"/>
@@ -1485,7 +2119,7 @@
           </w:tcPr>
           <w:p>
             <w:pPr>
-              <w:jc w:val="center"/>
+              <w:jc w:val="left"/>
             </w:pPr>
             <w:r>
               <w:rPr>
@@ -1503,7 +2137,6 @@
         <w:tc>
           <w:tcPr>
             <w:tcW w:type="dxa" w:w="2000"/>
-            <w:gridSpan w:val="1"/>
             <w:tcBorders>
               <w:top w:val="single" w:color="CCCCCC" w:sz="4"/>
               <w:left w:val="single" w:color="CCCCCC" w:sz="4"/>
@@ -1540,17 +2173,27 @@
                 <w:i/>
                 <w:iCs/>
                 <w:color w:val="888888"/>
-                <w:sz w:val="18"/>
-                <w:szCs w:val="18"/>
-              </w:rPr>
-              <w:t xml:space="preserve"> / Tiêu đề</w:t>
-            </w:r>
-          </w:p>
-        </w:tc>
-        <w:tc>
-          <w:tcPr>
-            <w:tcW w:type="dxa" w:w="4306"/>
-            <w:gridSpan w:val="1"/>
+                <w:sz w:val="16"/>
+                <w:szCs w:val="16"/>
+              </w:rPr>
+              <w:t xml:space="preserve"> / </w:t>
+            </w:r>
+            <w:r>
+              <w:rPr>
+                <w:rFonts w:ascii="BIZ UDPGothic" w:cs="BIZ UDPGothic" w:eastAsia="BIZ UDPGothic" w:hAnsi="BIZ UDPGothic"/>
+                <w:i/>
+                <w:iCs/>
+                <w:color w:val="888888"/>
+                <w:sz w:val="16"/>
+                <w:szCs w:val="16"/>
+              </w:rPr>
+              <w:t xml:space="preserve">Tiêu đề</w:t>
+            </w:r>
+          </w:p>
+        </w:tc>
+        <w:tc>
+          <w:tcPr>
+            <w:tcW w:type="dxa" w:w="3806"/>
             <w:tcBorders>
               <w:top w:val="single" w:color="CCCCCC" w:sz="4"/>
               <w:left w:val="single" w:color="CCCCCC" w:sz="4"/>
@@ -1587,17 +2230,27 @@
                 <w:i/>
                 <w:iCs/>
                 <w:color w:val="888888"/>
-                <w:sz w:val="18"/>
-                <w:szCs w:val="18"/>
-              </w:rPr>
-              <w:t xml:space="preserve"> / Tổng quan</w:t>
+                <w:sz w:val="16"/>
+                <w:szCs w:val="16"/>
+              </w:rPr>
+              <w:t xml:space="preserve"> / </w:t>
+            </w:r>
+            <w:r>
+              <w:rPr>
+                <w:rFonts w:ascii="BIZ UDPGothic" w:cs="BIZ UDPGothic" w:eastAsia="BIZ UDPGothic" w:hAnsi="BIZ UDPGothic"/>
+                <w:i/>
+                <w:iCs/>
+                <w:color w:val="888888"/>
+                <w:sz w:val="16"/>
+                <w:szCs w:val="16"/>
+              </w:rPr>
+              <w:t xml:space="preserve">Tổng quan</w:t>
             </w:r>
           </w:p>
         </w:tc>
         <w:tc>
           <w:tcPr>
             <w:tcW w:type="dxa" w:w="1200"/>
-            <w:gridSpan w:val="1"/>
             <w:tcBorders>
               <w:top w:val="single" w:color="CCCCCC" w:sz="4"/>
               <w:left w:val="single" w:color="CCCCCC" w:sz="4"/>
@@ -1634,17 +2287,27 @@
                 <w:i/>
                 <w:iCs/>
                 <w:color w:val="888888"/>
-                <w:sz w:val="18"/>
-                <w:szCs w:val="18"/>
-              </w:rPr>
-              <w:t xml:space="preserve"> / Khối lượng</w:t>
-            </w:r>
-          </w:p>
-        </w:tc>
-        <w:tc>
-          <w:tcPr>
-            <w:tcW w:type="dxa" w:w="1500"/>
-            <w:gridSpan w:val="1"/>
+                <w:sz w:val="16"/>
+                <w:szCs w:val="16"/>
+              </w:rPr>
+              <w:t xml:space="preserve"> / </w:t>
+            </w:r>
+            <w:r>
+              <w:rPr>
+                <w:rFonts w:ascii="BIZ UDPGothic" w:cs="BIZ UDPGothic" w:eastAsia="BIZ UDPGothic" w:hAnsi="BIZ UDPGothic"/>
+                <w:i/>
+                <w:iCs/>
+                <w:color w:val="888888"/>
+                <w:sz w:val="16"/>
+                <w:szCs w:val="16"/>
+              </w:rPr>
+              <w:t xml:space="preserve">Khối lượng</w:t>
+            </w:r>
+          </w:p>
+        </w:tc>
+        <w:tc>
+          <w:tcPr>
+            <w:tcW w:type="dxa" w:w="1900"/>
             <w:tcBorders>
               <w:top w:val="single" w:color="CCCCCC" w:sz="4"/>
               <w:left w:val="single" w:color="CCCCCC" w:sz="4"/>
@@ -1681,44 +2344,56 @@
                 <w:i/>
                 <w:iCs/>
                 <w:color w:val="888888"/>
-                <w:sz w:val="18"/>
-                <w:szCs w:val="18"/>
-              </w:rPr>
-              <w:t xml:space="preserve"> / Rủi ro</w:t>
+                <w:sz w:val="16"/>
+                <w:szCs w:val="16"/>
+              </w:rPr>
+              <w:t xml:space="preserve"> / </w:t>
+            </w:r>
+            <w:r>
+              <w:rPr>
+                <w:rFonts w:ascii="BIZ UDPGothic" w:cs="BIZ UDPGothic" w:eastAsia="BIZ UDPGothic" w:hAnsi="BIZ UDPGothic"/>
+                <w:i/>
+                <w:iCs/>
+                <w:color w:val="888888"/>
+                <w:sz w:val="16"/>
+                <w:szCs w:val="16"/>
+              </w:rPr>
+              <w:t xml:space="preserve">Rủi ro</w:t>
             </w:r>
           </w:p>
         </w:tc>
       </w:tr>
       <w:tr>
-        <w:tc>
-          <w:tcPr>
-            <w:tcW w:type="dxa" w:w="500"/>
-            <w:gridSpan w:val="1"/>
-            <w:tcBorders>
-              <w:top w:val="single" w:color="CCCCCC" w:sz="4"/>
-              <w:left w:val="single" w:color="CCCCCC" w:sz="4"/>
-              <w:bottom w:val="single" w:color="CCCCCC" w:sz="4"/>
-              <w:right w:val="single" w:color="CCCCCC" w:sz="4"/>
-            </w:tcBorders>
-            <w:tcMar>
-              <w:top w:type="dxa" w:w="80"/>
-              <w:left w:type="dxa" w:w="120"/>
-              <w:bottom w:type="dxa" w:w="80"/>
-              <w:right w:type="dxa" w:w="120"/>
-            </w:tcMar>
-            <w:vAlign w:val="center"/>
-          </w:tcPr>
-          <w:p>
-            <w:pPr>
-              <w:jc w:val="center"/>
+        <w:trPr>
+          <w:cantSplit/>
+        </w:trPr>
+        <w:tc>
+          <w:tcPr>
+            <w:tcW w:type="dxa" w:w="600"/>
+            <w:tcBorders>
+              <w:top w:val="single" w:color="CCCCCC" w:sz="4"/>
+              <w:left w:val="single" w:color="CCCCCC" w:sz="4"/>
+              <w:bottom w:val="single" w:color="CCCCCC" w:sz="4"/>
+              <w:right w:val="single" w:color="CCCCCC" w:sz="4"/>
+            </w:tcBorders>
+            <w:shd w:fill="FFFFFF" w:val="clear"/>
+            <w:tcMar>
+              <w:top w:type="dxa" w:w="80"/>
+              <w:left w:type="dxa" w:w="120"/>
+              <w:bottom w:type="dxa" w:w="80"/>
+              <w:right w:type="dxa" w:w="120"/>
+            </w:tcMar>
+            <w:vAlign w:val="center"/>
+          </w:tcPr>
+          <w:p>
+            <w:pPr>
+              <w:jc w:val="left"/>
             </w:pPr>
             <w:r>
               <w:rPr>
                 <w:rFonts w:ascii="BIZ UDPGothic" w:cs="BIZ UDPGothic" w:eastAsia="BIZ UDPGothic" w:hAnsi="BIZ UDPGothic"/>
                 <w:b w:val="false"/>
                 <w:bCs w:val="false"/>
-                <w:i w:val="false"/>
-                <w:iCs w:val="false"/>
                 <w:color w:val="404040"/>
                 <w:sz w:val="18"/>
                 <w:szCs w:val="18"/>
@@ -1730,13 +2405,13 @@
         <w:tc>
           <w:tcPr>
             <w:tcW w:type="dxa" w:w="2000"/>
-            <w:gridSpan w:val="1"/>
-            <w:tcBorders>
-              <w:top w:val="single" w:color="CCCCCC" w:sz="4"/>
-              <w:left w:val="single" w:color="CCCCCC" w:sz="4"/>
-              <w:bottom w:val="single" w:color="CCCCCC" w:sz="4"/>
-              <w:right w:val="single" w:color="CCCCCC" w:sz="4"/>
-            </w:tcBorders>
+            <w:tcBorders>
+              <w:top w:val="single" w:color="CCCCCC" w:sz="4"/>
+              <w:left w:val="single" w:color="CCCCCC" w:sz="4"/>
+              <w:bottom w:val="single" w:color="CCCCCC" w:sz="4"/>
+              <w:right w:val="single" w:color="CCCCCC" w:sz="4"/>
+            </w:tcBorders>
+            <w:shd w:fill="FFFFFF" w:val="clear"/>
             <w:tcMar>
               <w:top w:type="dxa" w:w="80"/>
               <w:left w:type="dxa" w:w="120"/>
@@ -1754,27 +2429,46 @@
                 <w:rFonts w:ascii="BIZ UDPGothic" w:cs="BIZ UDPGothic" w:eastAsia="BIZ UDPGothic" w:hAnsi="BIZ UDPGothic"/>
                 <w:b w:val="false"/>
                 <w:bCs w:val="false"/>
-                <w:i w:val="false"/>
-                <w:iCs w:val="false"/>
-                <w:color w:val="404040"/>
-                <w:sz w:val="18"/>
-                <w:szCs w:val="18"/>
-              </w:rPr>
-              <w:t xml:space="preserve">STG S3バケット名変更
-Đổi tên S3 Bucket STG</w:t>
-            </w:r>
-          </w:p>
-        </w:tc>
-        <w:tc>
-          <w:tcPr>
-            <w:tcW w:type="dxa" w:w="4306"/>
-            <w:gridSpan w:val="1"/>
-            <w:tcBorders>
-              <w:top w:val="single" w:color="CCCCCC" w:sz="4"/>
-              <w:left w:val="single" w:color="CCCCCC" w:sz="4"/>
-              <w:bottom w:val="single" w:color="CCCCCC" w:sz="4"/>
-              <w:right w:val="single" w:color="CCCCCC" w:sz="4"/>
-            </w:tcBorders>
+                <w:color w:val="404040"/>
+                <w:sz w:val="18"/>
+                <w:szCs w:val="18"/>
+              </w:rPr>
+              <w:t xml:space="preserve">STG S3バケット名変更</w:t>
+            </w:r>
+            <w:r>
+              <w:rPr>
+                <w:rFonts w:ascii="BIZ UDPGothic" w:cs="BIZ UDPGothic" w:eastAsia="BIZ UDPGothic" w:hAnsi="BIZ UDPGothic"/>
+                <w:i/>
+                <w:iCs/>
+                <w:color w:val="888888"/>
+                <w:sz w:val="16"/>
+                <w:szCs w:val="16"/>
+              </w:rPr>
+              <w:t xml:space="preserve"> / </w:t>
+            </w:r>
+            <w:r>
+              <w:rPr>
+                <w:rFonts w:ascii="BIZ UDPGothic" w:cs="BIZ UDPGothic" w:eastAsia="BIZ UDPGothic" w:hAnsi="BIZ UDPGothic"/>
+                <w:i/>
+                <w:iCs/>
+                <w:color w:val="888888"/>
+                <w:sz w:val="16"/>
+                <w:szCs w:val="16"/>
+              </w:rPr>
+              <w:t xml:space="preserve">Đổi tên S3 Bucket STG</w:t>
+            </w:r>
+          </w:p>
+        </w:tc>
+        <w:tc>
+          <w:tcPr>
+            <w:tcW w:type="dxa" w:w="3806"/>
+            <w:tcBorders>
+              <w:top w:val="single" w:color="CCCCCC" w:sz="4"/>
+              <w:left w:val="single" w:color="CCCCCC" w:sz="4"/>
+              <w:bottom w:val="single" w:color="CCCCCC" w:sz="4"/>
+              <w:right w:val="single" w:color="CCCCCC" w:sz="4"/>
+            </w:tcBorders>
+            <w:shd w:fill="FFFFFF" w:val="clear"/>
             <w:tcMar>
               <w:top w:type="dxa" w:w="80"/>
               <w:left w:type="dxa" w:w="120"/>
@@ -1792,27 +2486,46 @@
                 <w:rFonts w:ascii="BIZ UDPGothic" w:cs="BIZ UDPGothic" w:eastAsia="BIZ UDPGothic" w:hAnsi="BIZ UDPGothic"/>
                 <w:b w:val="false"/>
                 <w:bCs w:val="false"/>
-                <w:i w:val="false"/>
-                <w:iCs w:val="false"/>
-                <w:color w:val="404040"/>
-                <w:sz w:val="18"/>
-                <w:szCs w:val="18"/>
-              </w:rPr>
-              <w:t xml:space="preserve">dev-ignica-ksm → stg-ignica-com-lmd-jar へコンテンツ移行・バケット名整理
-Di chuyển nội dung, chỉnh lý tên bucket</w:t>
+                <w:color w:val="404040"/>
+                <w:sz w:val="18"/>
+                <w:szCs w:val="18"/>
+              </w:rPr>
+              <w:t xml:space="preserve">dev-ignica-ksm → stg-ignica-com-lmd-jar へコンテンツ移行・バケット名整理</w:t>
+            </w:r>
+            <w:r>
+              <w:rPr>
+                <w:rFonts w:ascii="BIZ UDPGothic" w:cs="BIZ UDPGothic" w:eastAsia="BIZ UDPGothic" w:hAnsi="BIZ UDPGothic"/>
+                <w:i/>
+                <w:iCs/>
+                <w:color w:val="888888"/>
+                <w:sz w:val="16"/>
+                <w:szCs w:val="16"/>
+              </w:rPr>
+              <w:t xml:space="preserve"> / </w:t>
+            </w:r>
+            <w:r>
+              <w:rPr>
+                <w:rFonts w:ascii="BIZ UDPGothic" w:cs="BIZ UDPGothic" w:eastAsia="BIZ UDPGothic" w:hAnsi="BIZ UDPGothic"/>
+                <w:i/>
+                <w:iCs/>
+                <w:color w:val="888888"/>
+                <w:sz w:val="16"/>
+                <w:szCs w:val="16"/>
+              </w:rPr>
+              <w:t xml:space="preserve">Di chuyển nội dung, chỉnh lý tên bucket</w:t>
             </w:r>
           </w:p>
         </w:tc>
         <w:tc>
           <w:tcPr>
             <w:tcW w:type="dxa" w:w="1200"/>
-            <w:gridSpan w:val="1"/>
-            <w:tcBorders>
-              <w:top w:val="single" w:color="CCCCCC" w:sz="4"/>
-              <w:left w:val="single" w:color="CCCCCC" w:sz="4"/>
-              <w:bottom w:val="single" w:color="CCCCCC" w:sz="4"/>
-              <w:right w:val="single" w:color="CCCCCC" w:sz="4"/>
-            </w:tcBorders>
+            <w:tcBorders>
+              <w:top w:val="single" w:color="CCCCCC" w:sz="4"/>
+              <w:left w:val="single" w:color="CCCCCC" w:sz="4"/>
+              <w:bottom w:val="single" w:color="CCCCCC" w:sz="4"/>
+              <w:right w:val="single" w:color="CCCCCC" w:sz="4"/>
+            </w:tcBorders>
+            <w:shd w:fill="FFFFFF" w:val="clear"/>
             <w:tcMar>
               <w:top w:type="dxa" w:w="80"/>
               <w:left w:type="dxa" w:w="120"/>
@@ -1830,8 +2543,6 @@
                 <w:rFonts w:ascii="BIZ UDPGothic" w:cs="BIZ UDPGothic" w:eastAsia="BIZ UDPGothic" w:hAnsi="BIZ UDPGothic"/>
                 <w:b w:val="false"/>
                 <w:bCs w:val="false"/>
-                <w:i w:val="false"/>
-                <w:iCs w:val="false"/>
                 <w:color w:val="404040"/>
                 <w:sz w:val="18"/>
                 <w:szCs w:val="18"/>
@@ -1842,14 +2553,14 @@
         </w:tc>
         <w:tc>
           <w:tcPr>
-            <w:tcW w:type="dxa" w:w="1500"/>
-            <w:gridSpan w:val="1"/>
-            <w:tcBorders>
-              <w:top w:val="single" w:color="CCCCCC" w:sz="4"/>
-              <w:left w:val="single" w:color="CCCCCC" w:sz="4"/>
-              <w:bottom w:val="single" w:color="CCCCCC" w:sz="4"/>
-              <w:right w:val="single" w:color="CCCCCC" w:sz="4"/>
-            </w:tcBorders>
+            <w:tcW w:type="dxa" w:w="1900"/>
+            <w:tcBorders>
+              <w:top w:val="single" w:color="CCCCCC" w:sz="4"/>
+              <w:left w:val="single" w:color="CCCCCC" w:sz="4"/>
+              <w:bottom w:val="single" w:color="CCCCCC" w:sz="4"/>
+              <w:right w:val="single" w:color="CCCCCC" w:sz="4"/>
+            </w:tcBorders>
+            <w:shd w:fill="FFFFFF" w:val="clear"/>
             <w:tcMar>
               <w:top w:type="dxa" w:w="80"/>
               <w:left w:type="dxa" w:w="120"/>
@@ -1867,13 +2578,33 @@
                 <w:rFonts w:ascii="BIZ UDPGothic" w:cs="BIZ UDPGothic" w:eastAsia="BIZ UDPGothic" w:hAnsi="BIZ UDPGothic"/>
                 <w:b w:val="false"/>
                 <w:bCs w:val="false"/>
-                <w:i w:val="false"/>
-                <w:iCs w:val="false"/>
-                <w:color w:val="404040"/>
-                <w:sz w:val="18"/>
-                <w:szCs w:val="18"/>
-              </w:rPr>
-              <w:t xml:space="preserve">低 / Thấp</w:t>
+                <w:color w:val="404040"/>
+                <w:sz w:val="18"/>
+                <w:szCs w:val="18"/>
+              </w:rPr>
+              <w:t xml:space="preserve">低</w:t>
+            </w:r>
+            <w:r>
+              <w:rPr>
+                <w:rFonts w:ascii="BIZ UDPGothic" w:cs="BIZ UDPGothic" w:eastAsia="BIZ UDPGothic" w:hAnsi="BIZ UDPGothic"/>
+                <w:i/>
+                <w:iCs/>
+                <w:color w:val="888888"/>
+                <w:sz w:val="16"/>
+                <w:szCs w:val="16"/>
+              </w:rPr>
+              <w:t xml:space="preserve"> / </w:t>
+            </w:r>
+            <w:r>
+              <w:rPr>
+                <w:rFonts w:ascii="BIZ UDPGothic" w:cs="BIZ UDPGothic" w:eastAsia="BIZ UDPGothic" w:hAnsi="BIZ UDPGothic"/>
+                <w:i/>
+                <w:iCs/>
+                <w:color w:val="888888"/>
+                <w:sz w:val="16"/>
+                <w:szCs w:val="16"/>
+              </w:rPr>
+              <w:t xml:space="preserve">Thấp</w:t>
             </w:r>
           </w:p>
         </w:tc>
@@ -1881,19 +2612,11 @@
     </w:tbl>
     <w:p>
       <w:pPr>
-        <w:spacing w:after="80" w:before="0"/>
-      </w:pPr>
-    </w:p>
-    <w:p>
-      <w:pPr>
-        <w:spacing w:after="100" w:before="100"/>
-        <w:jc w:val="left"/>
+        <w:spacing w:before="100" w:after="100"/>
       </w:pPr>
       <w:r>
         <w:rPr>
           <w:rFonts w:ascii="BIZ UDPGothic" w:cs="BIZ UDPGothic" w:eastAsia="BIZ UDPGothic" w:hAnsi="BIZ UDPGothic"/>
-          <w:b w:val="false"/>
-          <w:bCs w:val="false"/>
           <w:color w:val="404040"/>
           <w:sz w:val="18"/>
           <w:szCs w:val="18"/>
@@ -1901,30 +2624,26 @@
         <w:t xml:space="preserve">STG環境のS3バケット名が開発用（dev-ignica-ksm）のままになっているため、正式なSTG用バケット名（stg-ignica-com-lmd-jar）へ移行する。</w:t>
       </w:r>
       <w:r>
+        <w:br/>
+      </w:r>
+      <w:r>
         <w:rPr>
           <w:rFonts w:ascii="BIZ UDPGothic" w:cs="BIZ UDPGothic" w:eastAsia="BIZ UDPGothic" w:hAnsi="BIZ UDPGothic"/>
-          <w:b w:val="false"/>
-          <w:bCs w:val="false"/>
           <w:i/>
           <w:iCs/>
-          <w:color w:val="888888"/>
-          <w:sz w:val="18"/>
-          <w:szCs w:val="18"/>
+          <w:color w:val="777777"/>
+          <w:sz w:val="16"/>
+          <w:szCs w:val="16"/>
         </w:rPr>
-        <w:t xml:space="preserve"> / Vì tên S3 Bucket của môi trường STG vẫn đang là tên dành cho môi trường phát triển (dev-ignica-ksm), cần di chuyển sang tên bucket STG chính thức (stg-ignica-com-lmd-jar).</w:t>
+        <w:t xml:space="preserve">/ Vì tên S3 Bucket của môi trường STG vẫn đang là tên dành cho môi trường phát triển (dev-ignica-ksm), cần di chuyển sang tên bucket STG chính thức (stg-ignica-com-lmd-jar).</w:t>
       </w:r>
-    </w:p>
-    <w:p>
-      <w:pPr>
-        <w:spacing w:after="200" w:before="0"/>
-      </w:pPr>
     </w:p>
     <w:p>
       <w:pPr>
         <w:pBdr>
           <w:left w:val="thick" w:color="C8102E" w:sz="20" w:space="6"/>
         </w:pBdr>
-        <w:spacing w:after="100" w:before="280"/>
+        <w:spacing w:before="280" w:after="100"/>
       </w:pPr>
       <w:r>
         <w:rPr>
@@ -1949,54 +2668,32 @@
           <w:sz w:val="17"/>
           <w:szCs w:val="17"/>
         </w:rPr>
-        <w:t xml:space="preserve">　Đổi tên S3 Bucket STG</w:t>
+        <w:t xml:space="preserve">　Đổi Tên S3 Bucket STG</w:t>
       </w:r>
     </w:p>
     <w:p>
       <w:pPr>
-        <w:spacing w:after="60" w:before="0"/>
-      </w:pPr>
-    </w:p>
-    <w:p>
-      <w:pPr>
-        <w:spacing w:after="60" w:before="100"/>
-        <w:jc w:val="left"/>
+        <w:spacing w:before="100" w:after="100"/>
       </w:pPr>
       <w:r>
         <w:rPr>
           <w:rFonts w:ascii="BIZ UDPGothic" w:cs="BIZ UDPGothic" w:eastAsia="BIZ UDPGothic" w:hAnsi="BIZ UDPGothic"/>
           <w:b/>
           <w:bCs/>
-          <w:color w:val="404040"/>
-          <w:sz w:val="18"/>
-          <w:szCs w:val="18"/>
+          <w:color w:val="C8102E"/>
+          <w:sz w:val="20"/>
+          <w:szCs w:val="20"/>
         </w:rPr>
-        <w:t xml:space="preserve">■ 対象環境</w:t>
-      </w:r>
-      <w:r>
-        <w:rPr>
-          <w:rFonts w:ascii="BIZ UDPGothic" w:cs="BIZ UDPGothic" w:eastAsia="BIZ UDPGothic" w:hAnsi="BIZ UDPGothic"/>
-          <w:b w:val="false"/>
-          <w:bCs w:val="false"/>
-          <w:i/>
-          <w:iCs/>
-          <w:color w:val="888888"/>
-          <w:sz w:val="18"/>
-          <w:szCs w:val="18"/>
-        </w:rPr>
-        <w:t xml:space="preserve"> / Môi trường mục tiêu</w:t>
+        <w:t xml:space="preserve">■ 対象環境 / Môi trường mục tiêu</w:t>
       </w:r>
     </w:p>
     <w:p>
       <w:pPr>
-        <w:spacing w:after="60" w:before="60"/>
-        <w:jc w:val="left"/>
+        <w:spacing w:before="100" w:after="100"/>
       </w:pPr>
       <w:r>
         <w:rPr>
           <w:rFonts w:ascii="BIZ UDPGothic" w:cs="BIZ UDPGothic" w:eastAsia="BIZ UDPGothic" w:hAnsi="BIZ UDPGothic"/>
-          <w:b w:val="false"/>
-          <w:bCs w:val="false"/>
           <w:color w:val="404040"/>
           <w:sz w:val="18"/>
           <w:szCs w:val="18"/>
@@ -2004,52 +2701,34 @@
         <w:t xml:space="preserve">STG（AWSアカウント: 750735758916 / ap-northeast-1）</w:t>
       </w:r>
       <w:r>
+        <w:br/>
+      </w:r>
+      <w:r>
         <w:rPr>
           <w:rFonts w:ascii="BIZ UDPGothic" w:cs="BIZ UDPGothic" w:eastAsia="BIZ UDPGothic" w:hAnsi="BIZ UDPGothic"/>
-          <w:b w:val="false"/>
-          <w:bCs w:val="false"/>
           <w:i/>
           <w:iCs/>
-          <w:color w:val="888888"/>
-          <w:sz w:val="18"/>
-          <w:szCs w:val="18"/>
+          <w:color w:val="777777"/>
+          <w:sz w:val="16"/>
+          <w:szCs w:val="16"/>
         </w:rPr>
-        <w:t xml:space="preserve"> / STG (Tài khoản AWS: 750735758916 / ap-northeast-1)</w:t>
+        <w:t xml:space="preserve">/ STG (Tài khoản AWS: 750735758916 / ap-northeast-1)</w:t>
       </w:r>
     </w:p>
     <w:p>
       <w:pPr>
-        <w:spacing w:after="80" w:before="0"/>
-      </w:pPr>
-    </w:p>
-    <w:p>
-      <w:pPr>
-        <w:spacing w:after="60" w:before="100"/>
-        <w:jc w:val="left"/>
+        <w:spacing w:before="100" w:after="100"/>
       </w:pPr>
       <w:r>
         <w:rPr>
           <w:rFonts w:ascii="BIZ UDPGothic" w:cs="BIZ UDPGothic" w:eastAsia="BIZ UDPGothic" w:hAnsi="BIZ UDPGothic"/>
           <w:b/>
           <w:bCs/>
-          <w:color w:val="404040"/>
-          <w:sz w:val="18"/>
-          <w:szCs w:val="18"/>
+          <w:color w:val="C8102E"/>
+          <w:sz w:val="20"/>
+          <w:szCs w:val="20"/>
         </w:rPr>
-        <w:t xml:space="preserve">■ 対象ファイル</w:t>
-      </w:r>
-      <w:r>
-        <w:rPr>
-          <w:rFonts w:ascii="BIZ UDPGothic" w:cs="BIZ UDPGothic" w:eastAsia="BIZ UDPGothic" w:hAnsi="BIZ UDPGothic"/>
-          <w:b w:val="false"/>
-          <w:bCs w:val="false"/>
-          <w:i/>
-          <w:iCs/>
-          <w:color w:val="888888"/>
-          <w:sz w:val="18"/>
-          <w:szCs w:val="18"/>
-        </w:rPr>
-        <w:t xml:space="preserve"> / File mục tiêu</w:t>
+        <w:t xml:space="preserve">■ 対象ファイル / File mục tiêu</w:t>
       </w:r>
     </w:p>
     <w:tbl>
@@ -2065,17 +2744,17 @@
         </w:tblBorders>
       </w:tblPr>
       <w:tblGrid>
-        <w:gridCol w:w="2500"/>
-        <w:gridCol w:w="7006"/>
+        <w:gridCol w:w="2800"/>
+        <w:gridCol w:w="6706"/>
       </w:tblGrid>
       <w:tr>
         <w:trPr>
+          <w:cantSplit/>
           <w:tblHeader/>
         </w:trPr>
         <w:tc>
           <w:tcPr>
-            <w:tcW w:type="dxa" w:w="2500"/>
-            <w:gridSpan w:val="1"/>
+            <w:tcW w:type="dxa" w:w="2800"/>
             <w:tcBorders>
               <w:top w:val="single" w:color="CCCCCC" w:sz="4"/>
               <w:left w:val="single" w:color="CCCCCC" w:sz="4"/>
@@ -2112,17 +2791,27 @@
                 <w:i/>
                 <w:iCs/>
                 <w:color w:val="888888"/>
-                <w:sz w:val="18"/>
-                <w:szCs w:val="18"/>
-              </w:rPr>
-              <w:t xml:space="preserve"> / Mục tiêu</w:t>
-            </w:r>
-          </w:p>
-        </w:tc>
-        <w:tc>
-          <w:tcPr>
-            <w:tcW w:type="dxa" w:w="7006"/>
-            <w:gridSpan w:val="1"/>
+                <w:sz w:val="16"/>
+                <w:szCs w:val="16"/>
+              </w:rPr>
+              <w:t xml:space="preserve"> / </w:t>
+            </w:r>
+            <w:r>
+              <w:rPr>
+                <w:rFonts w:ascii="BIZ UDPGothic" w:cs="BIZ UDPGothic" w:eastAsia="BIZ UDPGothic" w:hAnsi="BIZ UDPGothic"/>
+                <w:i/>
+                <w:iCs/>
+                <w:color w:val="888888"/>
+                <w:sz w:val="16"/>
+                <w:szCs w:val="16"/>
+              </w:rPr>
+              <w:t xml:space="preserve">Mục tiêu</w:t>
+            </w:r>
+          </w:p>
+        </w:tc>
+        <w:tc>
+          <w:tcPr>
+            <w:tcW w:type="dxa" w:w="6706"/>
             <w:tcBorders>
               <w:top w:val="single" w:color="CCCCCC" w:sz="4"/>
               <w:left w:val="single" w:color="CCCCCC" w:sz="4"/>
@@ -2159,25 +2848,39 @@
                 <w:i/>
                 <w:iCs/>
                 <w:color w:val="888888"/>
-                <w:sz w:val="18"/>
-                <w:szCs w:val="18"/>
-              </w:rPr>
-              <w:t xml:space="preserve"> / Chi tiết</w:t>
+                <w:sz w:val="16"/>
+                <w:szCs w:val="16"/>
+              </w:rPr>
+              <w:t xml:space="preserve"> / </w:t>
+            </w:r>
+            <w:r>
+              <w:rPr>
+                <w:rFonts w:ascii="BIZ UDPGothic" w:cs="BIZ UDPGothic" w:eastAsia="BIZ UDPGothic" w:hAnsi="BIZ UDPGothic"/>
+                <w:i/>
+                <w:iCs/>
+                <w:color w:val="888888"/>
+                <w:sz w:val="16"/>
+                <w:szCs w:val="16"/>
+              </w:rPr>
+              <w:t xml:space="preserve">Chi tiết</w:t>
             </w:r>
           </w:p>
         </w:tc>
       </w:tr>
       <w:tr>
-        <w:tc>
-          <w:tcPr>
-            <w:tcW w:type="dxa" w:w="2500"/>
-            <w:gridSpan w:val="1"/>
-            <w:tcBorders>
-              <w:top w:val="single" w:color="CCCCCC" w:sz="4"/>
-              <w:left w:val="single" w:color="CCCCCC" w:sz="4"/>
-              <w:bottom w:val="single" w:color="CCCCCC" w:sz="4"/>
-              <w:right w:val="single" w:color="CCCCCC" w:sz="4"/>
-            </w:tcBorders>
+        <w:trPr>
+          <w:cantSplit/>
+        </w:trPr>
+        <w:tc>
+          <w:tcPr>
+            <w:tcW w:type="dxa" w:w="2800"/>
+            <w:tcBorders>
+              <w:top w:val="single" w:color="CCCCCC" w:sz="4"/>
+              <w:left w:val="single" w:color="CCCCCC" w:sz="4"/>
+              <w:bottom w:val="single" w:color="CCCCCC" w:sz="4"/>
+              <w:right w:val="single" w:color="CCCCCC" w:sz="4"/>
+            </w:tcBorders>
+            <w:shd w:fill="FFFFFF" w:val="clear"/>
             <w:tcMar>
               <w:top w:type="dxa" w:w="80"/>
               <w:left w:type="dxa" w:w="120"/>
@@ -2195,26 +2898,46 @@
                 <w:rFonts w:ascii="BIZ UDPGothic" w:cs="BIZ UDPGothic" w:eastAsia="BIZ UDPGothic" w:hAnsi="BIZ UDPGothic"/>
                 <w:b w:val="false"/>
                 <w:bCs w:val="false"/>
-                <w:i w:val="false"/>
-                <w:iCs w:val="false"/>
-                <w:color w:val="404040"/>
-                <w:sz w:val="18"/>
-                <w:szCs w:val="18"/>
-              </w:rPr>
-              <w:t xml:space="preserve">移行元 S3 / S3 nguồn</w:t>
-            </w:r>
-          </w:p>
-        </w:tc>
-        <w:tc>
-          <w:tcPr>
-            <w:tcW w:type="dxa" w:w="7006"/>
-            <w:gridSpan w:val="1"/>
-            <w:tcBorders>
-              <w:top w:val="single" w:color="CCCCCC" w:sz="4"/>
-              <w:left w:val="single" w:color="CCCCCC" w:sz="4"/>
-              <w:bottom w:val="single" w:color="CCCCCC" w:sz="4"/>
-              <w:right w:val="single" w:color="CCCCCC" w:sz="4"/>
-            </w:tcBorders>
+                <w:color w:val="404040"/>
+                <w:sz w:val="18"/>
+                <w:szCs w:val="18"/>
+              </w:rPr>
+              <w:t xml:space="preserve">移行元 S3</w:t>
+            </w:r>
+            <w:r>
+              <w:rPr>
+                <w:rFonts w:ascii="BIZ UDPGothic" w:cs="BIZ UDPGothic" w:eastAsia="BIZ UDPGothic" w:hAnsi="BIZ UDPGothic"/>
+                <w:i/>
+                <w:iCs/>
+                <w:color w:val="888888"/>
+                <w:sz w:val="16"/>
+                <w:szCs w:val="16"/>
+              </w:rPr>
+              <w:t xml:space="preserve"> / </w:t>
+            </w:r>
+            <w:r>
+              <w:rPr>
+                <w:rFonts w:ascii="BIZ UDPGothic" w:cs="BIZ UDPGothic" w:eastAsia="BIZ UDPGothic" w:hAnsi="BIZ UDPGothic"/>
+                <w:i/>
+                <w:iCs/>
+                <w:color w:val="888888"/>
+                <w:sz w:val="16"/>
+                <w:szCs w:val="16"/>
+              </w:rPr>
+              <w:t xml:space="preserve">S3 nguồn</w:t>
+            </w:r>
+          </w:p>
+        </w:tc>
+        <w:tc>
+          <w:tcPr>
+            <w:tcW w:type="dxa" w:w="6706"/>
+            <w:tcBorders>
+              <w:top w:val="single" w:color="CCCCCC" w:sz="4"/>
+              <w:left w:val="single" w:color="CCCCCC" w:sz="4"/>
+              <w:bottom w:val="single" w:color="CCCCCC" w:sz="4"/>
+              <w:right w:val="single" w:color="CCCCCC" w:sz="4"/>
+            </w:tcBorders>
+            <w:shd w:fill="FFFFFF" w:val="clear"/>
             <w:tcMar>
               <w:top w:type="dxa" w:w="80"/>
               <w:left w:type="dxa" w:w="120"/>
@@ -2232,8 +2955,6 @@
                 <w:rFonts w:ascii="BIZ UDPGothic" w:cs="BIZ UDPGothic" w:eastAsia="BIZ UDPGothic" w:hAnsi="BIZ UDPGothic"/>
                 <w:b w:val="false"/>
                 <w:bCs w:val="false"/>
-                <w:i w:val="false"/>
-                <w:iCs w:val="false"/>
                 <w:color w:val="404040"/>
                 <w:sz w:val="18"/>
                 <w:szCs w:val="18"/>
@@ -2244,16 +2965,19 @@
         </w:tc>
       </w:tr>
       <w:tr>
-        <w:tc>
-          <w:tcPr>
-            <w:tcW w:type="dxa" w:w="2500"/>
-            <w:gridSpan w:val="1"/>
-            <w:tcBorders>
-              <w:top w:val="single" w:color="CCCCCC" w:sz="4"/>
-              <w:left w:val="single" w:color="CCCCCC" w:sz="4"/>
-              <w:bottom w:val="single" w:color="CCCCCC" w:sz="4"/>
-              <w:right w:val="single" w:color="CCCCCC" w:sz="4"/>
-            </w:tcBorders>
+        <w:trPr>
+          <w:cantSplit/>
+        </w:trPr>
+        <w:tc>
+          <w:tcPr>
+            <w:tcW w:type="dxa" w:w="2800"/>
+            <w:tcBorders>
+              <w:top w:val="single" w:color="CCCCCC" w:sz="4"/>
+              <w:left w:val="single" w:color="CCCCCC" w:sz="4"/>
+              <w:bottom w:val="single" w:color="CCCCCC" w:sz="4"/>
+              <w:right w:val="single" w:color="CCCCCC" w:sz="4"/>
+            </w:tcBorders>
+            <w:shd w:fill="FFFFFF" w:val="clear"/>
             <w:tcMar>
               <w:top w:type="dxa" w:w="80"/>
               <w:left w:type="dxa" w:w="120"/>
@@ -2271,26 +2995,46 @@
                 <w:rFonts w:ascii="BIZ UDPGothic" w:cs="BIZ UDPGothic" w:eastAsia="BIZ UDPGothic" w:hAnsi="BIZ UDPGothic"/>
                 <w:b w:val="false"/>
                 <w:bCs w:val="false"/>
-                <w:i w:val="false"/>
-                <w:iCs w:val="false"/>
-                <w:color w:val="404040"/>
-                <w:sz w:val="18"/>
-                <w:szCs w:val="18"/>
-              </w:rPr>
-              <w:t xml:space="preserve">移行先 S3 / S3 đích</w:t>
-            </w:r>
-          </w:p>
-        </w:tc>
-        <w:tc>
-          <w:tcPr>
-            <w:tcW w:type="dxa" w:w="7006"/>
-            <w:gridSpan w:val="1"/>
-            <w:tcBorders>
-              <w:top w:val="single" w:color="CCCCCC" w:sz="4"/>
-              <w:left w:val="single" w:color="CCCCCC" w:sz="4"/>
-              <w:bottom w:val="single" w:color="CCCCCC" w:sz="4"/>
-              <w:right w:val="single" w:color="CCCCCC" w:sz="4"/>
-            </w:tcBorders>
+                <w:color w:val="404040"/>
+                <w:sz w:val="18"/>
+                <w:szCs w:val="18"/>
+              </w:rPr>
+              <w:t xml:space="preserve">移行先 S3</w:t>
+            </w:r>
+            <w:r>
+              <w:rPr>
+                <w:rFonts w:ascii="BIZ UDPGothic" w:cs="BIZ UDPGothic" w:eastAsia="BIZ UDPGothic" w:hAnsi="BIZ UDPGothic"/>
+                <w:i/>
+                <w:iCs/>
+                <w:color w:val="888888"/>
+                <w:sz w:val="16"/>
+                <w:szCs w:val="16"/>
+              </w:rPr>
+              <w:t xml:space="preserve"> / </w:t>
+            </w:r>
+            <w:r>
+              <w:rPr>
+                <w:rFonts w:ascii="BIZ UDPGothic" w:cs="BIZ UDPGothic" w:eastAsia="BIZ UDPGothic" w:hAnsi="BIZ UDPGothic"/>
+                <w:i/>
+                <w:iCs/>
+                <w:color w:val="888888"/>
+                <w:sz w:val="16"/>
+                <w:szCs w:val="16"/>
+              </w:rPr>
+              <w:t xml:space="preserve">S3 đích</w:t>
+            </w:r>
+          </w:p>
+        </w:tc>
+        <w:tc>
+          <w:tcPr>
+            <w:tcW w:type="dxa" w:w="6706"/>
+            <w:tcBorders>
+              <w:top w:val="single" w:color="CCCCCC" w:sz="4"/>
+              <w:left w:val="single" w:color="CCCCCC" w:sz="4"/>
+              <w:bottom w:val="single" w:color="CCCCCC" w:sz="4"/>
+              <w:right w:val="single" w:color="CCCCCC" w:sz="4"/>
+            </w:tcBorders>
+            <w:shd w:fill="FFFFFF" w:val="clear"/>
             <w:tcMar>
               <w:top w:type="dxa" w:w="80"/>
               <w:left w:type="dxa" w:w="120"/>
@@ -2308,8 +3052,6 @@
                 <w:rFonts w:ascii="BIZ UDPGothic" w:cs="BIZ UDPGothic" w:eastAsia="BIZ UDPGothic" w:hAnsi="BIZ UDPGothic"/>
                 <w:b w:val="false"/>
                 <w:bCs w:val="false"/>
-                <w:i w:val="false"/>
-                <w:iCs w:val="false"/>
                 <w:color w:val="404040"/>
                 <w:sz w:val="18"/>
                 <w:szCs w:val="18"/>
@@ -2320,16 +3062,19 @@
         </w:tc>
       </w:tr>
       <w:tr>
-        <w:tc>
-          <w:tcPr>
-            <w:tcW w:type="dxa" w:w="2500"/>
-            <w:gridSpan w:val="1"/>
-            <w:tcBorders>
-              <w:top w:val="single" w:color="CCCCCC" w:sz="4"/>
-              <w:left w:val="single" w:color="CCCCCC" w:sz="4"/>
-              <w:bottom w:val="single" w:color="CCCCCC" w:sz="4"/>
-              <w:right w:val="single" w:color="CCCCCC" w:sz="4"/>
-            </w:tcBorders>
+        <w:trPr>
+          <w:cantSplit/>
+        </w:trPr>
+        <w:tc>
+          <w:tcPr>
+            <w:tcW w:type="dxa" w:w="2800"/>
+            <w:tcBorders>
+              <w:top w:val="single" w:color="CCCCCC" w:sz="4"/>
+              <w:left w:val="single" w:color="CCCCCC" w:sz="4"/>
+              <w:bottom w:val="single" w:color="CCCCCC" w:sz="4"/>
+              <w:right w:val="single" w:color="CCCCCC" w:sz="4"/>
+            </w:tcBorders>
+            <w:shd w:fill="FFFFFF" w:val="clear"/>
             <w:tcMar>
               <w:top w:type="dxa" w:w="80"/>
               <w:left w:type="dxa" w:w="120"/>
@@ -2347,20 +3092,39 @@
                 <w:rFonts w:ascii="BIZ UDPGothic" w:cs="BIZ UDPGothic" w:eastAsia="BIZ UDPGothic" w:hAnsi="BIZ UDPGothic"/>
                 <w:b w:val="false"/>
                 <w:bCs w:val="false"/>
-                <w:i w:val="false"/>
-                <w:iCs w:val="false"/>
-                <w:color w:val="404040"/>
-                <w:sz w:val="18"/>
-                <w:szCs w:val="18"/>
-              </w:rPr>
-              <w:t xml:space="preserve">移行対象 / Nội dung di chuyển</w:t>
-            </w:r>
-          </w:p>
-        </w:tc>
-        <w:tc>
-          <w:tcPr>
-            <w:tcW w:type="dxa" w:w="7006"/>
-            <w:gridSpan w:val="1"/>
+                <w:color w:val="404040"/>
+                <w:sz w:val="18"/>
+                <w:szCs w:val="18"/>
+              </w:rPr>
+              <w:t xml:space="preserve">移行対象</w:t>
+            </w:r>
+            <w:r>
+              <w:rPr>
+                <w:rFonts w:ascii="BIZ UDPGothic" w:cs="BIZ UDPGothic" w:eastAsia="BIZ UDPGothic" w:hAnsi="BIZ UDPGothic"/>
+                <w:i/>
+                <w:iCs/>
+                <w:color w:val="888888"/>
+                <w:sz w:val="16"/>
+                <w:szCs w:val="16"/>
+              </w:rPr>
+              <w:t xml:space="preserve"> / </w:t>
+            </w:r>
+            <w:r>
+              <w:rPr>
+                <w:rFonts w:ascii="BIZ UDPGothic" w:cs="BIZ UDPGothic" w:eastAsia="BIZ UDPGothic" w:hAnsi="BIZ UDPGothic"/>
+                <w:i/>
+                <w:iCs/>
+                <w:color w:val="888888"/>
+                <w:sz w:val="16"/>
+                <w:szCs w:val="16"/>
+              </w:rPr>
+              <w:t xml:space="preserve">Nội dung di chuyển</w:t>
+            </w:r>
+          </w:p>
+        </w:tc>
+        <w:tc>
+          <w:tcPr>
+            <w:tcW w:type="dxa" w:w="6706"/>
             <w:tcBorders>
               <w:top w:val="single" w:color="CCCCCC" w:sz="4"/>
               <w:left w:val="single" w:color="CCCCCC" w:sz="4"/>
@@ -2374,10 +3138,11 @@
               <w:bottom w:type="dxa" w:w="80"/>
               <w:right w:type="dxa" w:w="120"/>
             </w:tcMar>
-          </w:tcPr>
-          <w:p>
-            <w:pPr>
-              <w:spacing w:after="0" w:before="0"/>
+            <w:vAlign w:val="center"/>
+          </w:tcPr>
+          <w:p>
+            <w:pPr>
+              <w:jc w:val="left"/>
             </w:pPr>
             <w:r>
               <w:rPr>
@@ -2390,19 +3155,25 @@
               </w:rPr>
               <w:t xml:space="preserve">Lambda JARファイル（デプロイ用）</w:t>
             </w:r>
-          </w:p>
-          <w:p>
-            <w:pPr>
-              <w:spacing w:after="0" w:before="0"/>
-            </w:pPr>
-            <w:r>
-              <w:rPr>
-                <w:rFonts w:ascii="BIZ UDPGothic" w:cs="BIZ UDPGothic" w:eastAsia="BIZ UDPGothic" w:hAnsi="BIZ UDPGothic"/>
-                <w:b w:val="false"/>
-                <w:bCs w:val="false"/>
-                <w:color w:val="404040"/>
-                <w:sz w:val="18"/>
-                <w:szCs w:val="18"/>
+            <w:r>
+              <w:rPr>
+                <w:rFonts w:ascii="BIZ UDPGothic" w:cs="BIZ UDPGothic" w:eastAsia="BIZ UDPGothic" w:hAnsi="BIZ UDPGothic"/>
+                <w:i/>
+                <w:iCs/>
+                <w:color w:val="888888"/>
+                <w:sz w:val="16"/>
+                <w:szCs w:val="16"/>
+              </w:rPr>
+              <w:t xml:space="preserve"> / </w:t>
+            </w:r>
+            <w:r>
+              <w:rPr>
+                <w:rFonts w:ascii="BIZ UDPGothic" w:cs="BIZ UDPGothic" w:eastAsia="BIZ UDPGothic" w:hAnsi="BIZ UDPGothic"/>
+                <w:i/>
+                <w:iCs/>
+                <w:color w:val="888888"/>
+                <w:sz w:val="16"/>
+                <w:szCs w:val="16"/>
               </w:rPr>
               <w:t xml:space="preserve">Các file JAR Lambda (dùng để deploy)</w:t>
             </w:r>
@@ -2412,49 +3183,27 @@
     </w:tbl>
     <w:p>
       <w:pPr>
-        <w:spacing w:after="80" w:before="0"/>
-      </w:pPr>
-    </w:p>
-    <w:p>
-      <w:pPr>
-        <w:spacing w:after="60" w:before="100"/>
-        <w:jc w:val="left"/>
+        <w:spacing w:before="100" w:after="100"/>
       </w:pPr>
       <w:r>
         <w:rPr>
           <w:rFonts w:ascii="BIZ UDPGothic" w:cs="BIZ UDPGothic" w:eastAsia="BIZ UDPGothic" w:hAnsi="BIZ UDPGothic"/>
           <w:b/>
           <w:bCs/>
-          <w:color w:val="404040"/>
-          <w:sz w:val="18"/>
-          <w:szCs w:val="18"/>
+          <w:color w:val="C8102E"/>
+          <w:sz w:val="20"/>
+          <w:szCs w:val="20"/>
         </w:rPr>
-        <w:t xml:space="preserve">■ 改修内容</w:t>
-      </w:r>
-      <w:r>
-        <w:rPr>
-          <w:rFonts w:ascii="BIZ UDPGothic" w:cs="BIZ UDPGothic" w:eastAsia="BIZ UDPGothic" w:hAnsi="BIZ UDPGothic"/>
-          <w:b w:val="false"/>
-          <w:bCs w:val="false"/>
-          <w:i/>
-          <w:iCs/>
-          <w:color w:val="888888"/>
-          <w:sz w:val="18"/>
-          <w:szCs w:val="18"/>
-        </w:rPr>
-        <w:t xml:space="preserve"> / Nội dung sửa đổi</w:t>
+        <w:t xml:space="preserve">■ 改修内容 / Nội dung sửa đổi</w:t>
       </w:r>
     </w:p>
     <w:p>
       <w:pPr>
-        <w:spacing w:after="60" w:before="60"/>
-        <w:jc w:val="left"/>
+        <w:spacing w:before="100" w:after="100"/>
       </w:pPr>
       <w:r>
         <w:rPr>
           <w:rFonts w:ascii="BIZ UDPGothic" w:cs="BIZ UDPGothic" w:eastAsia="BIZ UDPGothic" w:hAnsi="BIZ UDPGothic"/>
-          <w:b w:val="false"/>
-          <w:bCs w:val="false"/>
           <w:color w:val="404040"/>
           <w:sz w:val="18"/>
           <w:szCs w:val="18"/>
@@ -2462,27 +3211,28 @@
         <w:t xml:space="preserve">以下の手順でコンテンツを移行し、dev-ignica-ksmを削除する。</w:t>
       </w:r>
       <w:r>
+        <w:br/>
+      </w:r>
+      <w:r>
         <w:rPr>
           <w:rFonts w:ascii="BIZ UDPGothic" w:cs="BIZ UDPGothic" w:eastAsia="BIZ UDPGothic" w:hAnsi="BIZ UDPGothic"/>
-          <w:b w:val="false"/>
-          <w:bCs w:val="false"/>
           <w:i/>
           <w:iCs/>
-          <w:color w:val="888888"/>
-          <w:sz w:val="18"/>
-          <w:szCs w:val="18"/>
+          <w:color w:val="777777"/>
+          <w:sz w:val="16"/>
+          <w:szCs w:val="16"/>
         </w:rPr>
-        <w:t xml:space="preserve"> / Thực hiện theo các bước dưới đây để di chuyển nội dung và xóa dev-ignica-ksm.</w:t>
+        <w:t xml:space="preserve">/ Thực hiện theo các bước dưới đây để di chuyển nội dung và xóa dev-ignica-ksm.</w:t>
       </w:r>
     </w:p>
     <w:tbl>
       <w:tblPr>
         <w:tblW w:type="dxa" w:w="9506"/>
         <w:tblBorders>
-          <w:top w:val="single" w:color="DDDDDD" w:sz="4"/>
-          <w:left w:val="single" w:color="DDDDDD" w:sz="4"/>
-          <w:bottom w:val="single" w:color="DDDDDD" w:sz="4"/>
-          <w:right w:val="single" w:color="DDDDDD" w:sz="4"/>
+          <w:top w:val="single" w:color="CCCCCC" w:sz="4"/>
+          <w:left w:val="single" w:color="CCCCCC" w:sz="4"/>
+          <w:bottom w:val="single" w:color="CCCCCC" w:sz="4"/>
+          <w:right w:val="single" w:color="CCCCCC" w:sz="4"/>
           <w:insideH w:val="single" w:color="auto" w:sz="4"/>
           <w:insideV w:val="single" w:color="auto" w:sz="4"/>
         </w:tblBorders>
@@ -2491,34 +3241,34 @@
         <w:gridCol w:w="9506"/>
       </w:tblGrid>
       <w:tr>
+        <w:trPr>
+          <w:cantSplit/>
+        </w:trPr>
         <w:tc>
           <w:tcPr>
             <w:tcW w:type="dxa" w:w="9506"/>
-            <w:gridSpan w:val="1"/>
-            <w:tcBorders>
-              <w:top w:val="single" w:color="CCCCCC" w:sz="4"/>
-              <w:left w:val="single" w:color="CCCCCC" w:sz="4"/>
-              <w:bottom w:val="single" w:color="CCCCCC" w:sz="4"/>
-              <w:right w:val="single" w:color="CCCCCC" w:sz="4"/>
-            </w:tcBorders>
-            <w:shd w:fill="F8F8F8" w:val="clear"/>
-            <w:tcMar>
-              <w:top w:type="dxa" w:w="80"/>
-              <w:left w:type="dxa" w:w="120"/>
-              <w:bottom w:type="dxa" w:w="80"/>
-              <w:right w:type="dxa" w:w="120"/>
-            </w:tcMar>
-          </w:tcPr>
-          <w:p>
-            <w:pPr>
-              <w:spacing w:after="0" w:before="0"/>
+            <w:tcBorders>
+              <w:top w:val="single" w:color="CCCCCC" w:sz="4"/>
+              <w:left w:val="single" w:color="CCCCCC" w:sz="4"/>
+              <w:bottom w:val="single" w:color="CCCCCC" w:sz="4"/>
+              <w:right w:val="single" w:color="CCCCCC" w:sz="4"/>
+            </w:tcBorders>
+            <w:shd w:fill="F5F5F5" w:val="clear"/>
+            <w:tcMar>
+              <w:top w:type="dxa" w:w="80"/>
+              <w:left w:type="dxa" w:w="200"/>
+              <w:bottom w:type="dxa" w:w="80"/>
+              <w:right w:type="dxa" w:w="200"/>
+            </w:tcMar>
+          </w:tcPr>
+          <w:p>
+            <w:pPr>
+              <w:spacing w:before="0" w:after="0"/>
             </w:pPr>
             <w:r>
               <w:rPr>
                 <w:rFonts w:ascii="Courier New" w:cs="Courier New" w:eastAsia="Courier New" w:hAnsi="Courier New"/>
-                <w:b w:val="false"/>
-                <w:bCs w:val="false"/>
-                <w:color w:val="333333"/>
+                <w:color w:val="404040"/>
                 <w:sz w:val="16"/>
                 <w:szCs w:val="16"/>
               </w:rPr>
@@ -2527,14 +3277,12 @@
           </w:p>
           <w:p>
             <w:pPr>
-              <w:spacing w:after="0" w:before="0"/>
+              <w:spacing w:before="0" w:after="0"/>
             </w:pPr>
             <w:r>
               <w:rPr>
                 <w:rFonts w:ascii="Courier New" w:cs="Courier New" w:eastAsia="Courier New" w:hAnsi="Courier New"/>
-                <w:b w:val="false"/>
-                <w:bCs w:val="false"/>
-                <w:color w:val="333333"/>
+                <w:color w:val="404040"/>
                 <w:sz w:val="16"/>
                 <w:szCs w:val="16"/>
               </w:rPr>
@@ -2543,14 +3291,12 @@
           </w:p>
           <w:p>
             <w:pPr>
-              <w:spacing w:after="0" w:before="0"/>
+              <w:spacing w:before="0" w:after="0"/>
             </w:pPr>
             <w:r>
               <w:rPr>
                 <w:rFonts w:ascii="Courier New" w:cs="Courier New" w:eastAsia="Courier New" w:hAnsi="Courier New"/>
-                <w:b w:val="false"/>
-                <w:bCs w:val="false"/>
-                <w:color w:val="333333"/>
+                <w:color w:val="404040"/>
                 <w:sz w:val="16"/>
                 <w:szCs w:val="16"/>
               </w:rPr>
@@ -2559,14 +3305,12 @@
           </w:p>
           <w:p>
             <w:pPr>
-              <w:spacing w:after="0" w:before="0"/>
+              <w:spacing w:before="0" w:after="0"/>
             </w:pPr>
             <w:r>
               <w:rPr>
                 <w:rFonts w:ascii="Courier New" w:cs="Courier New" w:eastAsia="Courier New" w:hAnsi="Courier New"/>
-                <w:b w:val="false"/>
-                <w:bCs w:val="false"/>
-                <w:color w:val="333333"/>
+                <w:color w:val="404040"/>
                 <w:sz w:val="16"/>
                 <w:szCs w:val="16"/>
               </w:rPr>
@@ -2575,14 +3319,12 @@
           </w:p>
           <w:p>
             <w:pPr>
-              <w:spacing w:after="0" w:before="0"/>
+              <w:spacing w:before="0" w:after="0"/>
             </w:pPr>
             <w:r>
               <w:rPr>
                 <w:rFonts w:ascii="Courier New" w:cs="Courier New" w:eastAsia="Courier New" w:hAnsi="Courier New"/>
-                <w:b w:val="false"/>
-                <w:bCs w:val="false"/>
-                <w:color w:val="333333"/>
+                <w:color w:val="404040"/>
                 <w:sz w:val="16"/>
                 <w:szCs w:val="16"/>
               </w:rPr>
@@ -2591,14 +3333,12 @@
           </w:p>
           <w:p>
             <w:pPr>
-              <w:spacing w:after="0" w:before="0"/>
+              <w:spacing w:before="0" w:after="0"/>
             </w:pPr>
             <w:r>
               <w:rPr>
                 <w:rFonts w:ascii="Courier New" w:cs="Courier New" w:eastAsia="Courier New" w:hAnsi="Courier New"/>
-                <w:b w:val="false"/>
-                <w:bCs w:val="false"/>
-                <w:color w:val="333333"/>
+                <w:color w:val="404040"/>
                 <w:sz w:val="16"/>
                 <w:szCs w:val="16"/>
               </w:rPr>
@@ -2607,14 +3347,12 @@
           </w:p>
           <w:p>
             <w:pPr>
-              <w:spacing w:after="0" w:before="0"/>
+              <w:spacing w:before="0" w:after="0"/>
             </w:pPr>
             <w:r>
               <w:rPr>
                 <w:rFonts w:ascii="Courier New" w:cs="Courier New" w:eastAsia="Courier New" w:hAnsi="Courier New"/>
-                <w:b w:val="false"/>
-                <w:bCs w:val="false"/>
-                <w:color w:val="333333"/>
+                <w:color w:val="404040"/>
                 <w:sz w:val="16"/>
                 <w:szCs w:val="16"/>
               </w:rPr>
@@ -2623,14 +3361,12 @@
           </w:p>
           <w:p>
             <w:pPr>
-              <w:spacing w:after="0" w:before="0"/>
+              <w:spacing w:before="0" w:after="0"/>
             </w:pPr>
             <w:r>
               <w:rPr>
                 <w:rFonts w:ascii="Courier New" w:cs="Courier New" w:eastAsia="Courier New" w:hAnsi="Courier New"/>
-                <w:b w:val="false"/>
-                <w:bCs w:val="false"/>
-                <w:color w:val="333333"/>
+                <w:color w:val="404040"/>
                 <w:sz w:val="16"/>
                 <w:szCs w:val="16"/>
               </w:rPr>
@@ -2639,14 +3375,12 @@
           </w:p>
           <w:p>
             <w:pPr>
-              <w:spacing w:after="0" w:before="0"/>
+              <w:spacing w:before="0" w:after="0"/>
             </w:pPr>
             <w:r>
               <w:rPr>
                 <w:rFonts w:ascii="Courier New" w:cs="Courier New" w:eastAsia="Courier New" w:hAnsi="Courier New"/>
-                <w:b w:val="false"/>
-                <w:bCs w:val="false"/>
-                <w:color w:val="333333"/>
+                <w:color w:val="404040"/>
                 <w:sz w:val="16"/>
                 <w:szCs w:val="16"/>
               </w:rPr>
@@ -2655,14 +3389,12 @@
           </w:p>
           <w:p>
             <w:pPr>
-              <w:spacing w:after="0" w:before="0"/>
+              <w:spacing w:before="0" w:after="0"/>
             </w:pPr>
             <w:r>
               <w:rPr>
                 <w:rFonts w:ascii="Courier New" w:cs="Courier New" w:eastAsia="Courier New" w:hAnsi="Courier New"/>
-                <w:b w:val="false"/>
-                <w:bCs w:val="false"/>
-                <w:color w:val="333333"/>
+                <w:color w:val="404040"/>
                 <w:sz w:val="16"/>
                 <w:szCs w:val="16"/>
               </w:rPr>
@@ -2671,14 +3403,12 @@
           </w:p>
           <w:p>
             <w:pPr>
-              <w:spacing w:after="0" w:before="0"/>
+              <w:spacing w:before="0" w:after="0"/>
             </w:pPr>
             <w:r>
               <w:rPr>
                 <w:rFonts w:ascii="Courier New" w:cs="Courier New" w:eastAsia="Courier New" w:hAnsi="Courier New"/>
-                <w:b w:val="false"/>
-                <w:bCs w:val="false"/>
-                <w:color w:val="333333"/>
+                <w:color w:val="404040"/>
                 <w:sz w:val="16"/>
                 <w:szCs w:val="16"/>
               </w:rPr>
@@ -2687,14 +3417,12 @@
           </w:p>
           <w:p>
             <w:pPr>
-              <w:spacing w:after="0" w:before="0"/>
+              <w:spacing w:before="0" w:after="0"/>
             </w:pPr>
             <w:r>
               <w:rPr>
                 <w:rFonts w:ascii="Courier New" w:cs="Courier New" w:eastAsia="Courier New" w:hAnsi="Courier New"/>
-                <w:b w:val="false"/>
-                <w:bCs w:val="false"/>
-                <w:color w:val="333333"/>
+                <w:color w:val="404040"/>
                 <w:sz w:val="16"/>
                 <w:szCs w:val="16"/>
               </w:rPr>
@@ -2703,14 +3431,12 @@
           </w:p>
           <w:p>
             <w:pPr>
-              <w:spacing w:after="0" w:before="0"/>
+              <w:spacing w:before="0" w:after="0"/>
             </w:pPr>
             <w:r>
               <w:rPr>
                 <w:rFonts w:ascii="Courier New" w:cs="Courier New" w:eastAsia="Courier New" w:hAnsi="Courier New"/>
-                <w:b w:val="false"/>
-                <w:bCs w:val="false"/>
-                <w:color w:val="333333"/>
+                <w:color w:val="404040"/>
                 <w:sz w:val="16"/>
                 <w:szCs w:val="16"/>
               </w:rPr>
@@ -2722,49 +3448,27 @@
     </w:tbl>
     <w:p>
       <w:pPr>
-        <w:spacing w:after="80" w:before="0"/>
-      </w:pPr>
-    </w:p>
-    <w:p>
-      <w:pPr>
-        <w:spacing w:after="60" w:before="100"/>
-        <w:jc w:val="left"/>
+        <w:spacing w:before="100" w:after="100"/>
       </w:pPr>
       <w:r>
         <w:rPr>
           <w:rFonts w:ascii="BIZ UDPGothic" w:cs="BIZ UDPGothic" w:eastAsia="BIZ UDPGothic" w:hAnsi="BIZ UDPGothic"/>
           <w:b/>
           <w:bCs/>
-          <w:color w:val="404040"/>
-          <w:sz w:val="18"/>
-          <w:szCs w:val="18"/>
+          <w:color w:val="C8102E"/>
+          <w:sz w:val="20"/>
+          <w:szCs w:val="20"/>
         </w:rPr>
-        <w:t xml:space="preserve">■ 注意事項</w:t>
-      </w:r>
-      <w:r>
-        <w:rPr>
-          <w:rFonts w:ascii="BIZ UDPGothic" w:cs="BIZ UDPGothic" w:eastAsia="BIZ UDPGothic" w:hAnsi="BIZ UDPGothic"/>
-          <w:b w:val="false"/>
-          <w:bCs w:val="false"/>
-          <w:i/>
-          <w:iCs/>
-          <w:color w:val="888888"/>
-          <w:sz w:val="18"/>
-          <w:szCs w:val="18"/>
-        </w:rPr>
-        <w:t xml:space="preserve"> / Lưu ý</w:t>
+        <w:t xml:space="preserve">■ 注意事項 / Lưu ý</w:t>
       </w:r>
     </w:p>
     <w:p>
       <w:pPr>
-        <w:spacing w:after="60" w:before="60"/>
-        <w:jc w:val="left"/>
+        <w:spacing w:before="100" w:after="100"/>
       </w:pPr>
       <w:r>
         <w:rPr>
           <w:rFonts w:ascii="BIZ UDPGothic" w:cs="BIZ UDPGothic" w:eastAsia="BIZ UDPGothic" w:hAnsi="BIZ UDPGothic"/>
-          <w:b w:val="false"/>
-          <w:bCs w:val="false"/>
           <w:color w:val="404040"/>
           <w:sz w:val="18"/>
           <w:szCs w:val="18"/>
@@ -2772,52 +3476,51 @@
         <w:t xml:space="preserve">monorepo移行時のCI/CDパイプラインでは --s3-bucket stg-ignica-com-lmd-jar を指定すること。</w:t>
       </w:r>
       <w:r>
+        <w:br/>
+      </w:r>
+      <w:r>
         <w:rPr>
           <w:rFonts w:ascii="BIZ UDPGothic" w:cs="BIZ UDPGothic" w:eastAsia="BIZ UDPGothic" w:hAnsi="BIZ UDPGothic"/>
-          <w:b w:val="false"/>
-          <w:bCs w:val="false"/>
           <w:i/>
           <w:iCs/>
-          <w:color w:val="888888"/>
-          <w:sz w:val="18"/>
-          <w:szCs w:val="18"/>
+          <w:color w:val="777777"/>
+          <w:sz w:val="16"/>
+          <w:szCs w:val="16"/>
         </w:rPr>
-        <w:t xml:space="preserve"> / Trong CI/CD pipeline khi di chuyển sang monorepo, cần chỉ định --s3-bucket stg-ignica-com-lmd-jar.</w:t>
+        <w:t xml:space="preserve">/ Trong CI/CD pipeline khi di chuyển sang monorepo, cần chỉ định --s3-bucket stg-ignica-com-lmd-jar.</w:t>
       </w:r>
     </w:p>
     <w:p>
       <w:pPr>
-        <w:spacing w:after="100" w:before="0"/>
-      </w:pPr>
-    </w:p>
-    <w:p>
-      <w:pPr>
-        <w:spacing w:after="60" w:before="100"/>
-        <w:jc w:val="left"/>
+        <w:pBdr>
+          <w:left w:val="thick" w:color="C8102E" w:sz="20" w:space="6"/>
+        </w:pBdr>
+        <w:spacing w:before="280" w:after="100"/>
       </w:pPr>
       <w:r>
         <w:rPr>
           <w:rFonts w:ascii="BIZ UDPGothic" w:cs="BIZ UDPGothic" w:eastAsia="BIZ UDPGothic" w:hAnsi="BIZ UDPGothic"/>
           <w:b/>
           <w:bCs/>
-          <w:color w:val="404040"/>
-          <w:sz w:val="18"/>
-          <w:szCs w:val="18"/>
+          <w:color w:val="C8102E"/>
+          <w:sz w:val="24"/>
+          <w:szCs w:val="24"/>
         </w:rPr>
-        <w:t xml:space="preserve">■ テスト手順・報告</w:t>
+        <w:t xml:space="preserve">■ テスト手順・結果</w:t>
+      </w:r>
+      <w:r>
+        <w:br/>
       </w:r>
       <w:r>
         <w:rPr>
           <w:rFonts w:ascii="BIZ UDPGothic" w:cs="BIZ UDPGothic" w:eastAsia="BIZ UDPGothic" w:hAnsi="BIZ UDPGothic"/>
-          <w:b w:val="false"/>
-          <w:bCs w:val="false"/>
           <w:i/>
           <w:iCs/>
-          <w:color w:val="888888"/>
-          <w:sz w:val="18"/>
-          <w:szCs w:val="18"/>
+          <w:color w:val="AA3344"/>
+          <w:sz w:val="17"/>
+          <w:szCs w:val="17"/>
         </w:rPr>
-        <w:t xml:space="preserve"> / Quy trình kiểm thử / Báo cáo</w:t>
+        <w:t xml:space="preserve">　Quy Trình &amp; Kết Quả Kiểm Thử</w:t>
       </w:r>
     </w:p>
     <w:tbl>
@@ -2834,19 +3537,20 @@
       </w:tblPr>
       <w:tblGrid>
         <w:gridCol w:w="450"/>
-        <w:gridCol w:w="4200"/>
-        <w:gridCol w:w="2856"/>
+        <w:gridCol w:w="2000"/>
+        <w:gridCol w:w="1800"/>
+        <w:gridCol w:w="2456"/>
         <w:gridCol w:w="700"/>
-        <w:gridCol w:w="1300"/>
+        <w:gridCol w:w="2100"/>
       </w:tblGrid>
       <w:tr>
         <w:trPr>
+          <w:cantSplit/>
           <w:tblHeader/>
         </w:trPr>
         <w:tc>
           <w:tcPr>
             <w:tcW w:type="dxa" w:w="450"/>
-            <w:gridSpan w:val="1"/>
             <w:tcBorders>
               <w:top w:val="single" w:color="CCCCCC" w:sz="4"/>
               <w:left w:val="single" w:color="CCCCCC" w:sz="4"/>
@@ -2864,7 +3568,7 @@
           </w:tcPr>
           <w:p>
             <w:pPr>
-              <w:jc w:val="center"/>
+              <w:jc w:val="left"/>
             </w:pPr>
             <w:r>
               <w:rPr>
@@ -2881,8 +3585,7 @@
         </w:tc>
         <w:tc>
           <w:tcPr>
-            <w:tcW w:type="dxa" w:w="4200"/>
-            <w:gridSpan w:val="1"/>
+            <w:tcW w:type="dxa" w:w="2000"/>
             <w:tcBorders>
               <w:top w:val="single" w:color="CCCCCC" w:sz="4"/>
               <w:left w:val="single" w:color="CCCCCC" w:sz="4"/>
@@ -2911,25 +3614,35 @@
                 <w:sz w:val="18"/>
                 <w:szCs w:val="18"/>
               </w:rPr>
-              <w:t xml:space="preserve">テスト手順・確認内容</w:t>
-            </w:r>
-            <w:r>
-              <w:rPr>
-                <w:rFonts w:ascii="BIZ UDPGothic" w:cs="BIZ UDPGothic" w:eastAsia="BIZ UDPGothic" w:hAnsi="BIZ UDPGothic"/>
-                <w:i/>
-                <w:iCs/>
-                <w:color w:val="888888"/>
-                <w:sz w:val="18"/>
-                <w:szCs w:val="18"/>
-              </w:rPr>
-              <w:t xml:space="preserve"> / Nội dung xác nhận</w:t>
-            </w:r>
-          </w:p>
-        </w:tc>
-        <w:tc>
-          <w:tcPr>
-            <w:tcW w:type="dxa" w:w="2856"/>
-            <w:gridSpan w:val="1"/>
+              <w:t xml:space="preserve">テスト条件</w:t>
+            </w:r>
+            <w:r>
+              <w:rPr>
+                <w:rFonts w:ascii="BIZ UDPGothic" w:cs="BIZ UDPGothic" w:eastAsia="BIZ UDPGothic" w:hAnsi="BIZ UDPGothic"/>
+                <w:i/>
+                <w:iCs/>
+                <w:color w:val="888888"/>
+                <w:sz w:val="16"/>
+                <w:szCs w:val="16"/>
+              </w:rPr>
+              <w:t xml:space="preserve"> / </w:t>
+            </w:r>
+            <w:r>
+              <w:rPr>
+                <w:rFonts w:ascii="BIZ UDPGothic" w:cs="BIZ UDPGothic" w:eastAsia="BIZ UDPGothic" w:hAnsi="BIZ UDPGothic"/>
+                <w:i/>
+                <w:iCs/>
+                <w:color w:val="888888"/>
+                <w:sz w:val="16"/>
+                <w:szCs w:val="16"/>
+              </w:rPr>
+              <w:t xml:space="preserve">Điều kiện</w:t>
+            </w:r>
+          </w:p>
+        </w:tc>
+        <w:tc>
+          <w:tcPr>
+            <w:tcW w:type="dxa" w:w="1800"/>
             <w:tcBorders>
               <w:top w:val="single" w:color="CCCCCC" w:sz="4"/>
               <w:left w:val="single" w:color="CCCCCC" w:sz="4"/>
@@ -2958,25 +3671,35 @@
                 <w:sz w:val="18"/>
                 <w:szCs w:val="18"/>
               </w:rPr>
-              <w:t xml:space="preserve">期待結果</w:t>
-            </w:r>
-            <w:r>
-              <w:rPr>
-                <w:rFonts w:ascii="BIZ UDPGothic" w:cs="BIZ UDPGothic" w:eastAsia="BIZ UDPGothic" w:hAnsi="BIZ UDPGothic"/>
-                <w:i/>
-                <w:iCs/>
-                <w:color w:val="888888"/>
-                <w:sz w:val="18"/>
-                <w:szCs w:val="18"/>
-              </w:rPr>
-              <w:t xml:space="preserve"> / Kết quả mong đợi</w:t>
-            </w:r>
-          </w:p>
-        </w:tc>
-        <w:tc>
-          <w:tcPr>
-            <w:tcW w:type="dxa" w:w="700"/>
-            <w:gridSpan w:val="1"/>
+              <w:t xml:space="preserve">入力</w:t>
+            </w:r>
+            <w:r>
+              <w:rPr>
+                <w:rFonts w:ascii="BIZ UDPGothic" w:cs="BIZ UDPGothic" w:eastAsia="BIZ UDPGothic" w:hAnsi="BIZ UDPGothic"/>
+                <w:i/>
+                <w:iCs/>
+                <w:color w:val="888888"/>
+                <w:sz w:val="16"/>
+                <w:szCs w:val="16"/>
+              </w:rPr>
+              <w:t xml:space="preserve"> / </w:t>
+            </w:r>
+            <w:r>
+              <w:rPr>
+                <w:rFonts w:ascii="BIZ UDPGothic" w:cs="BIZ UDPGothic" w:eastAsia="BIZ UDPGothic" w:hAnsi="BIZ UDPGothic"/>
+                <w:i/>
+                <w:iCs/>
+                <w:color w:val="888888"/>
+                <w:sz w:val="16"/>
+                <w:szCs w:val="16"/>
+              </w:rPr>
+              <w:t xml:space="preserve">Nhập</w:t>
+            </w:r>
+          </w:p>
+        </w:tc>
+        <w:tc>
+          <w:tcPr>
+            <w:tcW w:type="dxa" w:w="2456"/>
             <w:tcBorders>
               <w:top w:val="single" w:color="CCCCCC" w:sz="4"/>
               <w:left w:val="single" w:color="CCCCCC" w:sz="4"/>
@@ -2994,7 +3717,7 @@
           </w:tcPr>
           <w:p>
             <w:pPr>
-              <w:jc w:val="center"/>
+              <w:jc w:val="left"/>
             </w:pPr>
             <w:r>
               <w:rPr>
@@ -3005,25 +3728,35 @@
                 <w:sz w:val="18"/>
                 <w:szCs w:val="18"/>
               </w:rPr>
-              <w:t xml:space="preserve">結果</w:t>
-            </w:r>
-            <w:r>
-              <w:rPr>
-                <w:rFonts w:ascii="BIZ UDPGothic" w:cs="BIZ UDPGothic" w:eastAsia="BIZ UDPGothic" w:hAnsi="BIZ UDPGothic"/>
-                <w:i/>
-                <w:iCs/>
-                <w:color w:val="888888"/>
-                <w:sz w:val="18"/>
-                <w:szCs w:val="18"/>
-              </w:rPr>
-              <w:t xml:space="preserve"> / KQ</w:t>
-            </w:r>
-          </w:p>
-        </w:tc>
-        <w:tc>
-          <w:tcPr>
-            <w:tcW w:type="dxa" w:w="1300"/>
-            <w:gridSpan w:val="1"/>
+              <w:t xml:space="preserve">期待結果</w:t>
+            </w:r>
+            <w:r>
+              <w:rPr>
+                <w:rFonts w:ascii="BIZ UDPGothic" w:cs="BIZ UDPGothic" w:eastAsia="BIZ UDPGothic" w:hAnsi="BIZ UDPGothic"/>
+                <w:i/>
+                <w:iCs/>
+                <w:color w:val="888888"/>
+                <w:sz w:val="16"/>
+                <w:szCs w:val="16"/>
+              </w:rPr>
+              <w:t xml:space="preserve"> / </w:t>
+            </w:r>
+            <w:r>
+              <w:rPr>
+                <w:rFonts w:ascii="BIZ UDPGothic" w:cs="BIZ UDPGothic" w:eastAsia="BIZ UDPGothic" w:hAnsi="BIZ UDPGothic"/>
+                <w:i/>
+                <w:iCs/>
+                <w:color w:val="888888"/>
+                <w:sz w:val="16"/>
+                <w:szCs w:val="16"/>
+              </w:rPr>
+              <w:t xml:space="preserve">Kết quả mong đợi</w:t>
+            </w:r>
+          </w:p>
+        </w:tc>
+        <w:tc>
+          <w:tcPr>
+            <w:tcW w:type="dxa" w:w="700"/>
             <w:tcBorders>
               <w:top w:val="single" w:color="CCCCCC" w:sz="4"/>
               <w:left w:val="single" w:color="CCCCCC" w:sz="4"/>
@@ -3052,6 +3785,63 @@
                 <w:sz w:val="18"/>
                 <w:szCs w:val="18"/>
               </w:rPr>
+              <w:t xml:space="preserve">結果</w:t>
+            </w:r>
+            <w:r>
+              <w:rPr>
+                <w:rFonts w:ascii="BIZ UDPGothic" w:cs="BIZ UDPGothic" w:eastAsia="BIZ UDPGothic" w:hAnsi="BIZ UDPGothic"/>
+                <w:i/>
+                <w:iCs/>
+                <w:color w:val="888888"/>
+                <w:sz w:val="16"/>
+                <w:szCs w:val="16"/>
+              </w:rPr>
+              <w:t xml:space="preserve"> / </w:t>
+            </w:r>
+            <w:r>
+              <w:rPr>
+                <w:rFonts w:ascii="BIZ UDPGothic" w:cs="BIZ UDPGothic" w:eastAsia="BIZ UDPGothic" w:hAnsi="BIZ UDPGothic"/>
+                <w:i/>
+                <w:iCs/>
+                <w:color w:val="888888"/>
+                <w:sz w:val="16"/>
+                <w:szCs w:val="16"/>
+              </w:rPr>
+              <w:t xml:space="preserve">KQ</w:t>
+            </w:r>
+          </w:p>
+        </w:tc>
+        <w:tc>
+          <w:tcPr>
+            <w:tcW w:type="dxa" w:w="2100"/>
+            <w:tcBorders>
+              <w:top w:val="single" w:color="CCCCCC" w:sz="4"/>
+              <w:left w:val="single" w:color="CCCCCC" w:sz="4"/>
+              <w:bottom w:val="single" w:color="CCCCCC" w:sz="4"/>
+              <w:right w:val="single" w:color="CCCCCC" w:sz="4"/>
+            </w:tcBorders>
+            <w:shd w:fill="E8E8E8" w:val="clear"/>
+            <w:tcMar>
+              <w:top w:type="dxa" w:w="80"/>
+              <w:left w:type="dxa" w:w="120"/>
+              <w:bottom w:type="dxa" w:w="80"/>
+              <w:right w:type="dxa" w:w="120"/>
+            </w:tcMar>
+            <w:vAlign w:val="center"/>
+          </w:tcPr>
+          <w:p>
+            <w:pPr>
+              <w:jc w:val="left"/>
+            </w:pPr>
+            <w:r>
+              <w:rPr>
+                <w:rFonts w:ascii="BIZ UDPGothic" w:cs="BIZ UDPGothic" w:eastAsia="BIZ UDPGothic" w:hAnsi="BIZ UDPGothic"/>
+                <w:b/>
+                <w:bCs/>
+                <w:color w:val="000000"/>
+                <w:sz w:val="18"/>
+                <w:szCs w:val="18"/>
+              </w:rPr>
               <w:t xml:space="preserve">備考</w:t>
             </w:r>
             <w:r>
@@ -3060,25 +3850,39 @@
                 <w:i/>
                 <w:iCs/>
                 <w:color w:val="888888"/>
-                <w:sz w:val="18"/>
-                <w:szCs w:val="18"/>
-              </w:rPr>
-              <w:t xml:space="preserve"> / Ghi chú</w:t>
+                <w:sz w:val="16"/>
+                <w:szCs w:val="16"/>
+              </w:rPr>
+              <w:t xml:space="preserve"> / </w:t>
+            </w:r>
+            <w:r>
+              <w:rPr>
+                <w:rFonts w:ascii="BIZ UDPGothic" w:cs="BIZ UDPGothic" w:eastAsia="BIZ UDPGothic" w:hAnsi="BIZ UDPGothic"/>
+                <w:i/>
+                <w:iCs/>
+                <w:color w:val="888888"/>
+                <w:sz w:val="16"/>
+                <w:szCs w:val="16"/>
+              </w:rPr>
+              <w:t xml:space="preserve">Ghi chú</w:t>
             </w:r>
           </w:p>
         </w:tc>
       </w:tr>
       <w:tr>
+        <w:trPr>
+          <w:cantSplit/>
+        </w:trPr>
         <w:tc>
           <w:tcPr>
             <w:tcW w:type="dxa" w:w="450"/>
-            <w:gridSpan w:val="1"/>
-            <w:tcBorders>
-              <w:top w:val="single" w:color="CCCCCC" w:sz="4"/>
-              <w:left w:val="single" w:color="CCCCCC" w:sz="4"/>
-              <w:bottom w:val="single" w:color="CCCCCC" w:sz="4"/>
-              <w:right w:val="single" w:color="CCCCCC" w:sz="4"/>
-            </w:tcBorders>
+            <w:tcBorders>
+              <w:top w:val="single" w:color="CCCCCC" w:sz="4"/>
+              <w:left w:val="single" w:color="CCCCCC" w:sz="4"/>
+              <w:bottom w:val="single" w:color="CCCCCC" w:sz="4"/>
+              <w:right w:val="single" w:color="CCCCCC" w:sz="4"/>
+            </w:tcBorders>
+            <w:shd w:fill="FFFFFF" w:val="clear"/>
             <w:tcMar>
               <w:top w:type="dxa" w:w="80"/>
               <w:left w:type="dxa" w:w="120"/>
@@ -3096,20 +3900,68 @@
                 <w:rFonts w:ascii="BIZ UDPGothic" w:cs="BIZ UDPGothic" w:eastAsia="BIZ UDPGothic" w:hAnsi="BIZ UDPGothic"/>
                 <w:b w:val="false"/>
                 <w:bCs w:val="false"/>
+                <w:color w:val="404040"/>
+                <w:sz w:val="18"/>
+                <w:szCs w:val="18"/>
+              </w:rPr>
+              <w:t xml:space="preserve">1</w:t>
+            </w:r>
+          </w:p>
+        </w:tc>
+        <w:tc>
+          <w:tcPr>
+            <w:tcW w:type="dxa" w:w="2000"/>
+            <w:tcBorders>
+              <w:top w:val="single" w:color="CCCCCC" w:sz="4"/>
+              <w:left w:val="single" w:color="CCCCCC" w:sz="4"/>
+              <w:bottom w:val="single" w:color="CCCCCC" w:sz="4"/>
+              <w:right w:val="single" w:color="CCCCCC" w:sz="4"/>
+            </w:tcBorders>
+            <w:shd w:fill="FFFFFF" w:val="clear"/>
+            <w:tcMar>
+              <w:top w:type="dxa" w:w="80"/>
+              <w:left w:type="dxa" w:w="120"/>
+              <w:bottom w:type="dxa" w:w="80"/>
+              <w:right w:type="dxa" w:w="120"/>
+            </w:tcMar>
+            <w:vAlign w:val="center"/>
+          </w:tcPr>
+          <w:p>
+            <w:pPr>
+              <w:spacing w:before="0" w:after="0"/>
+            </w:pPr>
+            <w:r>
+              <w:rPr>
+                <w:rFonts w:ascii="BIZ UDPGothic" w:cs="BIZ UDPGothic" w:eastAsia="BIZ UDPGothic" w:hAnsi="BIZ UDPGothic"/>
                 <w:i w:val="false"/>
                 <w:iCs w:val="false"/>
                 <w:color w:val="404040"/>
                 <w:sz w:val="18"/>
                 <w:szCs w:val="18"/>
               </w:rPr>
-              <w:t xml:space="preserve">1</w:t>
-            </w:r>
-          </w:p>
-        </w:tc>
-        <w:tc>
-          <w:tcPr>
-            <w:tcW w:type="dxa" w:w="4200"/>
-            <w:gridSpan w:val="1"/>
+              <w:t xml:space="preserve">stg-ignica-com-lmd-jar にファイルが存在することを確認</w:t>
+            </w:r>
+          </w:p>
+          <w:p>
+            <w:pPr>
+              <w:spacing w:before="0" w:after="0"/>
+            </w:pPr>
+            <w:r>
+              <w:rPr>
+                <w:rFonts w:ascii="BIZ UDPGothic" w:cs="BIZ UDPGothic" w:eastAsia="BIZ UDPGothic" w:hAnsi="BIZ UDPGothic"/>
+                <w:i/>
+                <w:iCs/>
+                <w:color w:val="888888"/>
+                <w:sz w:val="16"/>
+                <w:szCs w:val="16"/>
+              </w:rPr>
+              <w:t xml:space="preserve">/ Xác nhận file tồn tại trong stg-ignica-com-lmd-jar</w:t>
+            </w:r>
+          </w:p>
+        </w:tc>
+        <w:tc>
+          <w:tcPr>
+            <w:tcW w:type="dxa" w:w="1800"/>
             <w:tcBorders>
               <w:top w:val="single" w:color="CCCCCC" w:sz="4"/>
               <w:left w:val="single" w:color="CCCCCC" w:sz="4"/>
@@ -3123,10 +3975,97 @@
               <w:bottom w:type="dxa" w:w="80"/>
               <w:right w:type="dxa" w:w="120"/>
             </w:tcMar>
-          </w:tcPr>
-          <w:p>
-            <w:pPr>
-              <w:spacing w:after="0" w:before="0"/>
+            <w:vAlign w:val="center"/>
+          </w:tcPr>
+          <w:p>
+            <w:pPr>
+              <w:spacing w:before="0" w:after="0"/>
+            </w:pPr>
+            <w:r>
+              <w:rPr>
+                <w:rFonts w:ascii="BIZ UDPGothic" w:cs="BIZ UDPGothic" w:eastAsia="BIZ UDPGothic" w:hAnsi="BIZ UDPGothic"/>
+                <w:i w:val="false"/>
+                <w:iCs w:val="false"/>
+                <w:color w:val="404040"/>
+                <w:sz w:val="18"/>
+                <w:szCs w:val="18"/>
+              </w:rPr>
+              <w:t xml:space="preserve">aws s3 ls s3://stg-ignica-com-lmd-jar --recursive</w:t>
+            </w:r>
+          </w:p>
+        </w:tc>
+        <w:tc>
+          <w:tcPr>
+            <w:tcW w:type="dxa" w:w="2456"/>
+            <w:tcBorders>
+              <w:top w:val="single" w:color="CCCCCC" w:sz="4"/>
+              <w:left w:val="single" w:color="CCCCCC" w:sz="4"/>
+              <w:bottom w:val="single" w:color="CCCCCC" w:sz="4"/>
+              <w:right w:val="single" w:color="CCCCCC" w:sz="4"/>
+            </w:tcBorders>
+            <w:shd w:fill="FFFFFF" w:val="clear"/>
+            <w:tcMar>
+              <w:top w:type="dxa" w:w="80"/>
+              <w:left w:type="dxa" w:w="120"/>
+              <w:bottom w:type="dxa" w:w="80"/>
+              <w:right w:type="dxa" w:w="120"/>
+            </w:tcMar>
+            <w:vAlign w:val="center"/>
+          </w:tcPr>
+          <w:p>
+            <w:pPr>
+              <w:spacing w:before="0" w:after="0"/>
+            </w:pPr>
+            <w:r>
+              <w:rPr>
+                <w:rFonts w:ascii="BIZ UDPGothic" w:cs="BIZ UDPGothic" w:eastAsia="BIZ UDPGothic" w:hAnsi="BIZ UDPGothic"/>
+                <w:i w:val="false"/>
+                <w:iCs w:val="false"/>
+                <w:color w:val="404040"/>
+                <w:sz w:val="18"/>
+                <w:szCs w:val="18"/>
+              </w:rPr>
+              <w:t xml:space="preserve">移行前と同じファイルが一覧表示される</w:t>
+            </w:r>
+          </w:p>
+          <w:p>
+            <w:pPr>
+              <w:spacing w:before="0" w:after="0"/>
+            </w:pPr>
+            <w:r>
+              <w:rPr>
+                <w:rFonts w:ascii="BIZ UDPGothic" w:cs="BIZ UDPGothic" w:eastAsia="BIZ UDPGothic" w:hAnsi="BIZ UDPGothic"/>
+                <w:i/>
+                <w:iCs/>
+                <w:color w:val="888888"/>
+                <w:sz w:val="16"/>
+                <w:szCs w:val="16"/>
+              </w:rPr>
+              <w:t xml:space="preserve">/ Hiển thị danh sách file giống trước khi di chuyển</w:t>
+            </w:r>
+          </w:p>
+        </w:tc>
+        <w:tc>
+          <w:tcPr>
+            <w:tcW w:type="dxa" w:w="700"/>
+            <w:tcBorders>
+              <w:top w:val="single" w:color="CCCCCC" w:sz="4"/>
+              <w:left w:val="single" w:color="CCCCCC" w:sz="4"/>
+              <w:bottom w:val="single" w:color="CCCCCC" w:sz="4"/>
+              <w:right w:val="single" w:color="CCCCCC" w:sz="4"/>
+            </w:tcBorders>
+            <w:shd w:fill="FFFFFF" w:val="clear"/>
+            <w:tcMar>
+              <w:top w:type="dxa" w:w="80"/>
+              <w:left w:type="dxa" w:w="120"/>
+              <w:bottom w:type="dxa" w:w="80"/>
+              <w:right w:type="dxa" w:w="120"/>
+            </w:tcMar>
+            <w:vAlign w:val="center"/>
+          </w:tcPr>
+          <w:p>
+            <w:pPr>
+              <w:jc w:val="center"/>
             </w:pPr>
             <w:r>
               <w:rPr>
@@ -3137,12 +4076,71 @@
                 <w:sz w:val="18"/>
                 <w:szCs w:val="18"/>
               </w:rPr>
-              <w:t xml:space="preserve">stg-ignica-com-lmd-jar にファイルが存在することを確認</w:t>
-            </w:r>
-          </w:p>
-          <w:p>
-            <w:pPr>
-              <w:spacing w:after="0" w:before="0"/>
+              <w:t xml:space="preserve"/>
+            </w:r>
+          </w:p>
+        </w:tc>
+        <w:tc>
+          <w:tcPr>
+            <w:tcW w:type="dxa" w:w="2100"/>
+            <w:tcBorders>
+              <w:top w:val="single" w:color="CCCCCC" w:sz="4"/>
+              <w:left w:val="single" w:color="CCCCCC" w:sz="4"/>
+              <w:bottom w:val="single" w:color="CCCCCC" w:sz="4"/>
+              <w:right w:val="single" w:color="CCCCCC" w:sz="4"/>
+            </w:tcBorders>
+            <w:shd w:fill="FFFFFF" w:val="clear"/>
+            <w:tcMar>
+              <w:top w:type="dxa" w:w="80"/>
+              <w:left w:type="dxa" w:w="120"/>
+              <w:bottom w:type="dxa" w:w="80"/>
+              <w:right w:type="dxa" w:w="120"/>
+            </w:tcMar>
+            <w:vAlign w:val="center"/>
+          </w:tcPr>
+          <w:p>
+            <w:pPr>
+              <w:spacing w:before="0" w:after="0"/>
+            </w:pPr>
+            <w:r>
+              <w:rPr>
+                <w:rFonts w:ascii="BIZ UDPGothic" w:cs="BIZ UDPGothic" w:eastAsia="BIZ UDPGothic" w:hAnsi="BIZ UDPGothic"/>
+                <w:i w:val="false"/>
+                <w:iCs w:val="false"/>
+                <w:color w:val="404040"/>
+                <w:sz w:val="18"/>
+                <w:szCs w:val="18"/>
+              </w:rPr>
+              <w:t xml:space="preserve"/>
+            </w:r>
+          </w:p>
+        </w:tc>
+      </w:tr>
+      <w:tr>
+        <w:trPr>
+          <w:cantSplit/>
+        </w:trPr>
+        <w:tc>
+          <w:tcPr>
+            <w:tcW w:type="dxa" w:w="450"/>
+            <w:tcBorders>
+              <w:top w:val="single" w:color="CCCCCC" w:sz="4"/>
+              <w:left w:val="single" w:color="CCCCCC" w:sz="4"/>
+              <w:bottom w:val="single" w:color="CCCCCC" w:sz="4"/>
+              <w:right w:val="single" w:color="CCCCCC" w:sz="4"/>
+            </w:tcBorders>
+            <w:shd w:fill="FFFFFF" w:val="clear"/>
+            <w:tcMar>
+              <w:top w:type="dxa" w:w="80"/>
+              <w:left w:type="dxa" w:w="120"/>
+              <w:bottom w:type="dxa" w:w="80"/>
+              <w:right w:type="dxa" w:w="120"/>
+            </w:tcMar>
+            <w:vAlign w:val="center"/>
+          </w:tcPr>
+          <w:p>
+            <w:pPr>
+              <w:jc w:val="center"/>
             </w:pPr>
             <w:r>
               <w:rPr>
@@ -3153,12 +4151,168 @@
                 <w:sz w:val="18"/>
                 <w:szCs w:val="18"/>
               </w:rPr>
-              <w:t xml:space="preserve">Xác nhận file tồn tại trong stg-ignica-com-lmd-jar</w:t>
-            </w:r>
-          </w:p>
-          <w:p>
-            <w:pPr>
-              <w:spacing w:after="0" w:before="0"/>
+              <w:t xml:space="preserve">2</w:t>
+            </w:r>
+          </w:p>
+        </w:tc>
+        <w:tc>
+          <w:tcPr>
+            <w:tcW w:type="dxa" w:w="2000"/>
+            <w:tcBorders>
+              <w:top w:val="single" w:color="CCCCCC" w:sz="4"/>
+              <w:left w:val="single" w:color="CCCCCC" w:sz="4"/>
+              <w:bottom w:val="single" w:color="CCCCCC" w:sz="4"/>
+              <w:right w:val="single" w:color="CCCCCC" w:sz="4"/>
+            </w:tcBorders>
+            <w:shd w:fill="FFFFFF" w:val="clear"/>
+            <w:tcMar>
+              <w:top w:type="dxa" w:w="80"/>
+              <w:left w:type="dxa" w:w="120"/>
+              <w:bottom w:type="dxa" w:w="80"/>
+              <w:right w:type="dxa" w:w="120"/>
+            </w:tcMar>
+            <w:vAlign w:val="center"/>
+          </w:tcPr>
+          <w:p>
+            <w:pPr>
+              <w:spacing w:before="0" w:after="0"/>
+            </w:pPr>
+            <w:r>
+              <w:rPr>
+                <w:rFonts w:ascii="BIZ UDPGothic" w:cs="BIZ UDPGothic" w:eastAsia="BIZ UDPGothic" w:hAnsi="BIZ UDPGothic"/>
+                <w:i w:val="false"/>
+                <w:iCs w:val="false"/>
+                <w:color w:val="404040"/>
+                <w:sz w:val="18"/>
+                <w:szCs w:val="18"/>
+              </w:rPr>
+              <w:t xml:space="preserve">dev-ignica-ksm が存在しないことを確認</w:t>
+            </w:r>
+          </w:p>
+          <w:p>
+            <w:pPr>
+              <w:spacing w:before="0" w:after="0"/>
+            </w:pPr>
+            <w:r>
+              <w:rPr>
+                <w:rFonts w:ascii="BIZ UDPGothic" w:cs="BIZ UDPGothic" w:eastAsia="BIZ UDPGothic" w:hAnsi="BIZ UDPGothic"/>
+                <w:i/>
+                <w:iCs/>
+                <w:color w:val="888888"/>
+                <w:sz w:val="16"/>
+                <w:szCs w:val="16"/>
+              </w:rPr>
+              <w:t xml:space="preserve">/ Xác nhận dev-ignica-ksm không còn tồn tại</w:t>
+            </w:r>
+          </w:p>
+        </w:tc>
+        <w:tc>
+          <w:tcPr>
+            <w:tcW w:type="dxa" w:w="1800"/>
+            <w:tcBorders>
+              <w:top w:val="single" w:color="CCCCCC" w:sz="4"/>
+              <w:left w:val="single" w:color="CCCCCC" w:sz="4"/>
+              <w:bottom w:val="single" w:color="CCCCCC" w:sz="4"/>
+              <w:right w:val="single" w:color="CCCCCC" w:sz="4"/>
+            </w:tcBorders>
+            <w:shd w:fill="FFFFFF" w:val="clear"/>
+            <w:tcMar>
+              <w:top w:type="dxa" w:w="80"/>
+              <w:left w:type="dxa" w:w="120"/>
+              <w:bottom w:type="dxa" w:w="80"/>
+              <w:right w:type="dxa" w:w="120"/>
+            </w:tcMar>
+            <w:vAlign w:val="center"/>
+          </w:tcPr>
+          <w:p>
+            <w:pPr>
+              <w:spacing w:before="0" w:after="0"/>
+            </w:pPr>
+            <w:r>
+              <w:rPr>
+                <w:rFonts w:ascii="BIZ UDPGothic" w:cs="BIZ UDPGothic" w:eastAsia="BIZ UDPGothic" w:hAnsi="BIZ UDPGothic"/>
+                <w:i w:val="false"/>
+                <w:iCs w:val="false"/>
+                <w:color w:val="404040"/>
+                <w:sz w:val="18"/>
+                <w:szCs w:val="18"/>
+              </w:rPr>
+              <w:t xml:space="preserve">aws s3 ls | grep dev-ignica-ksm</w:t>
+            </w:r>
+          </w:p>
+        </w:tc>
+        <w:tc>
+          <w:tcPr>
+            <w:tcW w:type="dxa" w:w="2456"/>
+            <w:tcBorders>
+              <w:top w:val="single" w:color="CCCCCC" w:sz="4"/>
+              <w:left w:val="single" w:color="CCCCCC" w:sz="4"/>
+              <w:bottom w:val="single" w:color="CCCCCC" w:sz="4"/>
+              <w:right w:val="single" w:color="CCCCCC" w:sz="4"/>
+            </w:tcBorders>
+            <w:shd w:fill="FFFFFF" w:val="clear"/>
+            <w:tcMar>
+              <w:top w:type="dxa" w:w="80"/>
+              <w:left w:type="dxa" w:w="120"/>
+              <w:bottom w:type="dxa" w:w="80"/>
+              <w:right w:type="dxa" w:w="120"/>
+            </w:tcMar>
+            <w:vAlign w:val="center"/>
+          </w:tcPr>
+          <w:p>
+            <w:pPr>
+              <w:spacing w:before="0" w:after="0"/>
+            </w:pPr>
+            <w:r>
+              <w:rPr>
+                <w:rFonts w:ascii="BIZ UDPGothic" w:cs="BIZ UDPGothic" w:eastAsia="BIZ UDPGothic" w:hAnsi="BIZ UDPGothic"/>
+                <w:i w:val="false"/>
+                <w:iCs w:val="false"/>
+                <w:color w:val="404040"/>
+                <w:sz w:val="18"/>
+                <w:szCs w:val="18"/>
+              </w:rPr>
+              <w:t xml:space="preserve">何も表示されない（バケット削除済み）</w:t>
+            </w:r>
+          </w:p>
+          <w:p>
+            <w:pPr>
+              <w:spacing w:before="0" w:after="0"/>
+            </w:pPr>
+            <w:r>
+              <w:rPr>
+                <w:rFonts w:ascii="BIZ UDPGothic" w:cs="BIZ UDPGothic" w:eastAsia="BIZ UDPGothic" w:hAnsi="BIZ UDPGothic"/>
+                <w:i/>
+                <w:iCs/>
+                <w:color w:val="888888"/>
+                <w:sz w:val="16"/>
+                <w:szCs w:val="16"/>
+              </w:rPr>
+              <w:t xml:space="preserve">/ Không hiển thị gì (bucket đã bị xóa)</w:t>
+            </w:r>
+          </w:p>
+        </w:tc>
+        <w:tc>
+          <w:tcPr>
+            <w:tcW w:type="dxa" w:w="700"/>
+            <w:tcBorders>
+              <w:top w:val="single" w:color="CCCCCC" w:sz="4"/>
+              <w:left w:val="single" w:color="CCCCCC" w:sz="4"/>
+              <w:bottom w:val="single" w:color="CCCCCC" w:sz="4"/>
+              <w:right w:val="single" w:color="CCCCCC" w:sz="4"/>
+            </w:tcBorders>
+            <w:shd w:fill="FFFFFF" w:val="clear"/>
+            <w:tcMar>
+              <w:top w:type="dxa" w:w="80"/>
+              <w:left w:type="dxa" w:w="120"/>
+              <w:bottom w:type="dxa" w:w="80"/>
+              <w:right w:type="dxa" w:w="120"/>
+            </w:tcMar>
+            <w:vAlign w:val="center"/>
+          </w:tcPr>
+          <w:p>
+            <w:pPr>
+              <w:jc w:val="center"/>
             </w:pPr>
             <w:r>
               <w:rPr>
@@ -3172,9 +4326,68 @@
               <w:t xml:space="preserve"/>
             </w:r>
           </w:p>
-          <w:p>
-            <w:pPr>
-              <w:spacing w:after="0" w:before="0"/>
+        </w:tc>
+        <w:tc>
+          <w:tcPr>
+            <w:tcW w:type="dxa" w:w="2100"/>
+            <w:tcBorders>
+              <w:top w:val="single" w:color="CCCCCC" w:sz="4"/>
+              <w:left w:val="single" w:color="CCCCCC" w:sz="4"/>
+              <w:bottom w:val="single" w:color="CCCCCC" w:sz="4"/>
+              <w:right w:val="single" w:color="CCCCCC" w:sz="4"/>
+            </w:tcBorders>
+            <w:shd w:fill="FFFFFF" w:val="clear"/>
+            <w:tcMar>
+              <w:top w:type="dxa" w:w="80"/>
+              <w:left w:type="dxa" w:w="120"/>
+              <w:bottom w:type="dxa" w:w="80"/>
+              <w:right w:type="dxa" w:w="120"/>
+            </w:tcMar>
+            <w:vAlign w:val="center"/>
+          </w:tcPr>
+          <w:p>
+            <w:pPr>
+              <w:spacing w:before="0" w:after="0"/>
+            </w:pPr>
+            <w:r>
+              <w:rPr>
+                <w:rFonts w:ascii="BIZ UDPGothic" w:cs="BIZ UDPGothic" w:eastAsia="BIZ UDPGothic" w:hAnsi="BIZ UDPGothic"/>
+                <w:i w:val="false"/>
+                <w:iCs w:val="false"/>
+                <w:color w:val="404040"/>
+                <w:sz w:val="18"/>
+                <w:szCs w:val="18"/>
+              </w:rPr>
+              <w:t xml:space="preserve"/>
+            </w:r>
+          </w:p>
+        </w:tc>
+      </w:tr>
+      <w:tr>
+        <w:trPr>
+          <w:cantSplit/>
+        </w:trPr>
+        <w:tc>
+          <w:tcPr>
+            <w:tcW w:type="dxa" w:w="450"/>
+            <w:tcBorders>
+              <w:top w:val="single" w:color="CCCCCC" w:sz="4"/>
+              <w:left w:val="single" w:color="CCCCCC" w:sz="4"/>
+              <w:bottom w:val="single" w:color="CCCCCC" w:sz="4"/>
+              <w:right w:val="single" w:color="CCCCCC" w:sz="4"/>
+            </w:tcBorders>
+            <w:shd w:fill="FFFFFF" w:val="clear"/>
+            <w:tcMar>
+              <w:top w:type="dxa" w:w="80"/>
+              <w:left w:type="dxa" w:w="120"/>
+              <w:bottom w:type="dxa" w:w="80"/>
+              <w:right w:type="dxa" w:w="120"/>
+            </w:tcMar>
+            <w:vAlign w:val="center"/>
+          </w:tcPr>
+          <w:p>
+            <w:pPr>
+              <w:jc w:val="center"/>
             </w:pPr>
             <w:r>
               <w:rPr>
@@ -3185,14 +4398,13 @@
                 <w:sz w:val="18"/>
                 <w:szCs w:val="18"/>
               </w:rPr>
-              <w:t xml:space="preserve">aws s3 ls s3://stg-ignica-com-lmd-jar --recursive</w:t>
-            </w:r>
-          </w:p>
-        </w:tc>
-        <w:tc>
-          <w:tcPr>
-            <w:tcW w:type="dxa" w:w="2856"/>
-            <w:gridSpan w:val="1"/>
+              <w:t xml:space="preserve">3</w:t>
+            </w:r>
+          </w:p>
+        </w:tc>
+        <w:tc>
+          <w:tcPr>
+            <w:tcW w:type="dxa" w:w="2000"/>
             <w:tcBorders>
               <w:top w:val="single" w:color="CCCCCC" w:sz="4"/>
               <w:left w:val="single" w:color="CCCCCC" w:sz="4"/>
@@ -3206,10 +4418,148 @@
               <w:bottom w:type="dxa" w:w="80"/>
               <w:right w:type="dxa" w:w="120"/>
             </w:tcMar>
-          </w:tcPr>
-          <w:p>
-            <w:pPr>
-              <w:spacing w:after="0" w:before="0"/>
+            <w:vAlign w:val="center"/>
+          </w:tcPr>
+          <w:p>
+            <w:pPr>
+              <w:spacing w:before="0" w:after="0"/>
+            </w:pPr>
+            <w:r>
+              <w:rPr>
+                <w:rFonts w:ascii="BIZ UDPGothic" w:cs="BIZ UDPGothic" w:eastAsia="BIZ UDPGothic" w:hAnsi="BIZ UDPGothic"/>
+                <w:i w:val="false"/>
+                <w:iCs w:val="false"/>
+                <w:color w:val="404040"/>
+                <w:sz w:val="18"/>
+                <w:szCs w:val="18"/>
+              </w:rPr>
+              <w:t xml:space="preserve">STGでLambda関数のデプロイが正常に行えることを確認</w:t>
+            </w:r>
+          </w:p>
+          <w:p>
+            <w:pPr>
+              <w:spacing w:before="0" w:after="0"/>
+            </w:pPr>
+            <w:r>
+              <w:rPr>
+                <w:rFonts w:ascii="BIZ UDPGothic" w:cs="BIZ UDPGothic" w:eastAsia="BIZ UDPGothic" w:hAnsi="BIZ UDPGothic"/>
+                <w:i/>
+                <w:iCs/>
+                <w:color w:val="888888"/>
+                <w:sz w:val="16"/>
+                <w:szCs w:val="16"/>
+              </w:rPr>
+              <w:t xml:space="preserve">/ Xác nhận có thể deploy Lambda function bình thường trên STG</w:t>
+            </w:r>
+          </w:p>
+        </w:tc>
+        <w:tc>
+          <w:tcPr>
+            <w:tcW w:type="dxa" w:w="1800"/>
+            <w:tcBorders>
+              <w:top w:val="single" w:color="CCCCCC" w:sz="4"/>
+              <w:left w:val="single" w:color="CCCCCC" w:sz="4"/>
+              <w:bottom w:val="single" w:color="CCCCCC" w:sz="4"/>
+              <w:right w:val="single" w:color="CCCCCC" w:sz="4"/>
+            </w:tcBorders>
+            <w:shd w:fill="FFFFFF" w:val="clear"/>
+            <w:tcMar>
+              <w:top w:type="dxa" w:w="80"/>
+              <w:left w:type="dxa" w:w="120"/>
+              <w:bottom w:type="dxa" w:w="80"/>
+              <w:right w:type="dxa" w:w="120"/>
+            </w:tcMar>
+            <w:vAlign w:val="center"/>
+          </w:tcPr>
+          <w:p>
+            <w:pPr>
+              <w:spacing w:before="0" w:after="0"/>
+            </w:pPr>
+            <w:r>
+              <w:rPr>
+                <w:rFonts w:ascii="BIZ UDPGothic" w:cs="BIZ UDPGothic" w:eastAsia="BIZ UDPGothic" w:hAnsi="BIZ UDPGothic"/>
+                <w:i w:val="false"/>
+                <w:iCs w:val="false"/>
+                <w:color w:val="404040"/>
+                <w:sz w:val="18"/>
+                <w:szCs w:val="18"/>
+              </w:rPr>
+              <w:t xml:space="preserve"/>
+            </w:r>
+          </w:p>
+        </w:tc>
+        <w:tc>
+          <w:tcPr>
+            <w:tcW w:type="dxa" w:w="2456"/>
+            <w:tcBorders>
+              <w:top w:val="single" w:color="CCCCCC" w:sz="4"/>
+              <w:left w:val="single" w:color="CCCCCC" w:sz="4"/>
+              <w:bottom w:val="single" w:color="CCCCCC" w:sz="4"/>
+              <w:right w:val="single" w:color="CCCCCC" w:sz="4"/>
+            </w:tcBorders>
+            <w:shd w:fill="FFFFFF" w:val="clear"/>
+            <w:tcMar>
+              <w:top w:type="dxa" w:w="80"/>
+              <w:left w:type="dxa" w:w="120"/>
+              <w:bottom w:type="dxa" w:w="80"/>
+              <w:right w:type="dxa" w:w="120"/>
+            </w:tcMar>
+            <w:vAlign w:val="center"/>
+          </w:tcPr>
+          <w:p>
+            <w:pPr>
+              <w:spacing w:before="0" w:after="0"/>
+            </w:pPr>
+            <w:r>
+              <w:rPr>
+                <w:rFonts w:ascii="BIZ UDPGothic" w:cs="BIZ UDPGothic" w:eastAsia="BIZ UDPGothic" w:hAnsi="BIZ UDPGothic"/>
+                <w:i w:val="false"/>
+                <w:iCs w:val="false"/>
+                <w:color w:val="404040"/>
+                <w:sz w:val="18"/>
+                <w:szCs w:val="18"/>
+              </w:rPr>
+              <w:t xml:space="preserve">デプロイエラーなし</w:t>
+            </w:r>
+          </w:p>
+          <w:p>
+            <w:pPr>
+              <w:spacing w:before="0" w:after="0"/>
+            </w:pPr>
+            <w:r>
+              <w:rPr>
+                <w:rFonts w:ascii="BIZ UDPGothic" w:cs="BIZ UDPGothic" w:eastAsia="BIZ UDPGothic" w:hAnsi="BIZ UDPGothic"/>
+                <w:i/>
+                <w:iCs/>
+                <w:color w:val="888888"/>
+                <w:sz w:val="16"/>
+                <w:szCs w:val="16"/>
+              </w:rPr>
+              <w:t xml:space="preserve">/ Không có lỗi deploy</w:t>
+            </w:r>
+          </w:p>
+        </w:tc>
+        <w:tc>
+          <w:tcPr>
+            <w:tcW w:type="dxa" w:w="700"/>
+            <w:tcBorders>
+              <w:top w:val="single" w:color="CCCCCC" w:sz="4"/>
+              <w:left w:val="single" w:color="CCCCCC" w:sz="4"/>
+              <w:bottom w:val="single" w:color="CCCCCC" w:sz="4"/>
+              <w:right w:val="single" w:color="CCCCCC" w:sz="4"/>
+            </w:tcBorders>
+            <w:shd w:fill="FFFFFF" w:val="clear"/>
+            <w:tcMar>
+              <w:top w:type="dxa" w:w="80"/>
+              <w:left w:type="dxa" w:w="120"/>
+              <w:bottom w:type="dxa" w:w="80"/>
+              <w:right w:type="dxa" w:w="120"/>
+            </w:tcMar>
+            <w:vAlign w:val="center"/>
+          </w:tcPr>
+          <w:p>
+            <w:pPr>
+              <w:jc w:val="center"/>
             </w:pPr>
             <w:r>
               <w:rPr>
@@ -3220,144 +4570,13 @@
                 <w:sz w:val="18"/>
                 <w:szCs w:val="18"/>
               </w:rPr>
-              <w:t xml:space="preserve">移行前と同じファイルが一覧表示される</w:t>
-            </w:r>
-          </w:p>
-          <w:p>
-            <w:pPr>
-              <w:spacing w:after="0" w:before="0"/>
-            </w:pPr>
-            <w:r>
-              <w:rPr>
-                <w:rFonts w:ascii="BIZ UDPGothic" w:cs="BIZ UDPGothic" w:eastAsia="BIZ UDPGothic" w:hAnsi="BIZ UDPGothic"/>
-                <w:b w:val="false"/>
-                <w:bCs w:val="false"/>
-                <w:color w:val="404040"/>
-                <w:sz w:val="18"/>
-                <w:szCs w:val="18"/>
-              </w:rPr>
-              <w:t xml:space="preserve">Hiển thị danh sách file giống trước khi di chuyển</w:t>
-            </w:r>
-          </w:p>
-        </w:tc>
-        <w:tc>
-          <w:tcPr>
-            <w:tcW w:type="dxa" w:w="700"/>
-            <w:gridSpan w:val="1"/>
-            <w:tcBorders>
-              <w:top w:val="single" w:color="CCCCCC" w:sz="4"/>
-              <w:left w:val="single" w:color="CCCCCC" w:sz="4"/>
-              <w:bottom w:val="single" w:color="CCCCCC" w:sz="4"/>
-              <w:right w:val="single" w:color="CCCCCC" w:sz="4"/>
-            </w:tcBorders>
-            <w:shd w:fill="F8F8F8" w:val="clear"/>
-            <w:tcMar>
-              <w:top w:type="dxa" w:w="80"/>
-              <w:left w:type="dxa" w:w="120"/>
-              <w:bottom w:type="dxa" w:w="80"/>
-              <w:right w:type="dxa" w:w="120"/>
-            </w:tcMar>
-            <w:vAlign w:val="center"/>
-          </w:tcPr>
-          <w:p>
-            <w:pPr>
-              <w:jc w:val="center"/>
-            </w:pPr>
-            <w:r>
-              <w:rPr>
-                <w:rFonts w:ascii="BIZ UDPGothic" w:cs="BIZ UDPGothic" w:eastAsia="BIZ UDPGothic" w:hAnsi="BIZ UDPGothic"/>
-                <w:b/>
-                <w:bCs/>
-                <w:i w:val="false"/>
-                <w:iCs w:val="false"/>
-                <w:color w:val="555555"/>
-                <w:sz w:val="18"/>
-                <w:szCs w:val="18"/>
-              </w:rPr>
               <w:t xml:space="preserve"/>
             </w:r>
           </w:p>
         </w:tc>
         <w:tc>
           <w:tcPr>
-            <w:tcW w:type="dxa" w:w="1300"/>
-            <w:gridSpan w:val="1"/>
-            <w:tcBorders>
-              <w:top w:val="single" w:color="CCCCCC" w:sz="4"/>
-              <w:left w:val="single" w:color="CCCCCC" w:sz="4"/>
-              <w:bottom w:val="single" w:color="CCCCCC" w:sz="4"/>
-              <w:right w:val="single" w:color="CCCCCC" w:sz="4"/>
-            </w:tcBorders>
-            <w:tcMar>
-              <w:top w:type="dxa" w:w="80"/>
-              <w:left w:type="dxa" w:w="120"/>
-              <w:bottom w:type="dxa" w:w="80"/>
-              <w:right w:type="dxa" w:w="120"/>
-            </w:tcMar>
-            <w:vAlign w:val="center"/>
-          </w:tcPr>
-          <w:p>
-            <w:pPr>
-              <w:jc w:val="left"/>
-            </w:pPr>
-            <w:r>
-              <w:rPr>
-                <w:rFonts w:ascii="BIZ UDPGothic" w:cs="BIZ UDPGothic" w:eastAsia="BIZ UDPGothic" w:hAnsi="BIZ UDPGothic"/>
-                <w:b w:val="false"/>
-                <w:bCs w:val="false"/>
-                <w:i w:val="false"/>
-                <w:iCs w:val="false"/>
-                <w:color w:val="404040"/>
-                <w:sz w:val="18"/>
-                <w:szCs w:val="18"/>
-              </w:rPr>
-              <w:t xml:space="preserve"/>
-            </w:r>
-          </w:p>
-        </w:tc>
-      </w:tr>
-      <w:tr>
-        <w:tc>
-          <w:tcPr>
-            <w:tcW w:type="dxa" w:w="450"/>
-            <w:gridSpan w:val="1"/>
-            <w:tcBorders>
-              <w:top w:val="single" w:color="CCCCCC" w:sz="4"/>
-              <w:left w:val="single" w:color="CCCCCC" w:sz="4"/>
-              <w:bottom w:val="single" w:color="CCCCCC" w:sz="4"/>
-              <w:right w:val="single" w:color="CCCCCC" w:sz="4"/>
-            </w:tcBorders>
-            <w:tcMar>
-              <w:top w:type="dxa" w:w="80"/>
-              <w:left w:type="dxa" w:w="120"/>
-              <w:bottom w:type="dxa" w:w="80"/>
-              <w:right w:type="dxa" w:w="120"/>
-            </w:tcMar>
-            <w:vAlign w:val="center"/>
-          </w:tcPr>
-          <w:p>
-            <w:pPr>
-              <w:jc w:val="center"/>
-            </w:pPr>
-            <w:r>
-              <w:rPr>
-                <w:rFonts w:ascii="BIZ UDPGothic" w:cs="BIZ UDPGothic" w:eastAsia="BIZ UDPGothic" w:hAnsi="BIZ UDPGothic"/>
-                <w:b w:val="false"/>
-                <w:bCs w:val="false"/>
-                <w:i w:val="false"/>
-                <w:iCs w:val="false"/>
-                <w:color w:val="404040"/>
-                <w:sz w:val="18"/>
-                <w:szCs w:val="18"/>
-              </w:rPr>
-              <w:t xml:space="preserve">2</w:t>
-            </w:r>
-          </w:p>
-        </w:tc>
-        <w:tc>
-          <w:tcPr>
-            <w:tcW w:type="dxa" w:w="4200"/>
-            <w:gridSpan w:val="1"/>
+            <w:tcW w:type="dxa" w:w="2100"/>
             <w:tcBorders>
               <w:top w:val="single" w:color="CCCCCC" w:sz="4"/>
               <w:left w:val="single" w:color="CCCCCC" w:sz="4"/>
@@ -3371,404 +4590,15 @@
               <w:bottom w:type="dxa" w:w="80"/>
               <w:right w:type="dxa" w:w="120"/>
             </w:tcMar>
-          </w:tcPr>
-          <w:p>
-            <w:pPr>
-              <w:spacing w:after="0" w:before="0"/>
-            </w:pPr>
-            <w:r>
-              <w:rPr>
-                <w:rFonts w:ascii="BIZ UDPGothic" w:cs="BIZ UDPGothic" w:eastAsia="BIZ UDPGothic" w:hAnsi="BIZ UDPGothic"/>
-                <w:b w:val="false"/>
-                <w:bCs w:val="false"/>
-                <w:color w:val="404040"/>
-                <w:sz w:val="18"/>
-                <w:szCs w:val="18"/>
-              </w:rPr>
-              <w:t xml:space="preserve">dev-ignica-ksm が存在しないことを確認</w:t>
-            </w:r>
-          </w:p>
-          <w:p>
-            <w:pPr>
-              <w:spacing w:after="0" w:before="0"/>
-            </w:pPr>
-            <w:r>
-              <w:rPr>
-                <w:rFonts w:ascii="BIZ UDPGothic" w:cs="BIZ UDPGothic" w:eastAsia="BIZ UDPGothic" w:hAnsi="BIZ UDPGothic"/>
-                <w:b w:val="false"/>
-                <w:bCs w:val="false"/>
-                <w:color w:val="404040"/>
-                <w:sz w:val="18"/>
-                <w:szCs w:val="18"/>
-              </w:rPr>
-              <w:t xml:space="preserve">Xác nhận dev-ignica-ksm không còn tồn tại</w:t>
-            </w:r>
-          </w:p>
-          <w:p>
-            <w:pPr>
-              <w:spacing w:after="0" w:before="0"/>
-            </w:pPr>
-            <w:r>
-              <w:rPr>
-                <w:rFonts w:ascii="BIZ UDPGothic" w:cs="BIZ UDPGothic" w:eastAsia="BIZ UDPGothic" w:hAnsi="BIZ UDPGothic"/>
-                <w:b w:val="false"/>
-                <w:bCs w:val="false"/>
-                <w:color w:val="404040"/>
-                <w:sz w:val="18"/>
-                <w:szCs w:val="18"/>
-              </w:rPr>
-              <w:t xml:space="preserve"/>
-            </w:r>
-          </w:p>
-          <w:p>
-            <w:pPr>
-              <w:spacing w:after="0" w:before="0"/>
-            </w:pPr>
-            <w:r>
-              <w:rPr>
-                <w:rFonts w:ascii="BIZ UDPGothic" w:cs="BIZ UDPGothic" w:eastAsia="BIZ UDPGothic" w:hAnsi="BIZ UDPGothic"/>
-                <w:b w:val="false"/>
-                <w:bCs w:val="false"/>
-                <w:color w:val="404040"/>
-                <w:sz w:val="18"/>
-                <w:szCs w:val="18"/>
-              </w:rPr>
-              <w:t xml:space="preserve">aws s3 ls | grep dev-ignica-ksm</w:t>
-            </w:r>
-          </w:p>
-        </w:tc>
-        <w:tc>
-          <w:tcPr>
-            <w:tcW w:type="dxa" w:w="2856"/>
-            <w:gridSpan w:val="1"/>
-            <w:tcBorders>
-              <w:top w:val="single" w:color="CCCCCC" w:sz="4"/>
-              <w:left w:val="single" w:color="CCCCCC" w:sz="4"/>
-              <w:bottom w:val="single" w:color="CCCCCC" w:sz="4"/>
-              <w:right w:val="single" w:color="CCCCCC" w:sz="4"/>
-            </w:tcBorders>
-            <w:shd w:fill="FFFFFF" w:val="clear"/>
-            <w:tcMar>
-              <w:top w:type="dxa" w:w="80"/>
-              <w:left w:type="dxa" w:w="120"/>
-              <w:bottom w:type="dxa" w:w="80"/>
-              <w:right w:type="dxa" w:w="120"/>
-            </w:tcMar>
-          </w:tcPr>
-          <w:p>
-            <w:pPr>
-              <w:spacing w:after="0" w:before="0"/>
-            </w:pPr>
-            <w:r>
-              <w:rPr>
-                <w:rFonts w:ascii="BIZ UDPGothic" w:cs="BIZ UDPGothic" w:eastAsia="BIZ UDPGothic" w:hAnsi="BIZ UDPGothic"/>
-                <w:b w:val="false"/>
-                <w:bCs w:val="false"/>
-                <w:color w:val="404040"/>
-                <w:sz w:val="18"/>
-                <w:szCs w:val="18"/>
-              </w:rPr>
-              <w:t xml:space="preserve">何も表示されない（バケット削除済み）</w:t>
-            </w:r>
-          </w:p>
-          <w:p>
-            <w:pPr>
-              <w:spacing w:after="0" w:before="0"/>
-            </w:pPr>
-            <w:r>
-              <w:rPr>
-                <w:rFonts w:ascii="BIZ UDPGothic" w:cs="BIZ UDPGothic" w:eastAsia="BIZ UDPGothic" w:hAnsi="BIZ UDPGothic"/>
-                <w:b w:val="false"/>
-                <w:bCs w:val="false"/>
-                <w:color w:val="404040"/>
-                <w:sz w:val="18"/>
-                <w:szCs w:val="18"/>
-              </w:rPr>
-              <w:t xml:space="preserve">Không hiển thị gì (bucket đã bị xóa)</w:t>
-            </w:r>
-          </w:p>
-        </w:tc>
-        <w:tc>
-          <w:tcPr>
-            <w:tcW w:type="dxa" w:w="700"/>
-            <w:gridSpan w:val="1"/>
-            <w:tcBorders>
-              <w:top w:val="single" w:color="CCCCCC" w:sz="4"/>
-              <w:left w:val="single" w:color="CCCCCC" w:sz="4"/>
-              <w:bottom w:val="single" w:color="CCCCCC" w:sz="4"/>
-              <w:right w:val="single" w:color="CCCCCC" w:sz="4"/>
-            </w:tcBorders>
-            <w:shd w:fill="F8F8F8" w:val="clear"/>
-            <w:tcMar>
-              <w:top w:type="dxa" w:w="80"/>
-              <w:left w:type="dxa" w:w="120"/>
-              <w:bottom w:type="dxa" w:w="80"/>
-              <w:right w:type="dxa" w:w="120"/>
-            </w:tcMar>
-            <w:vAlign w:val="center"/>
-          </w:tcPr>
-          <w:p>
-            <w:pPr>
-              <w:jc w:val="center"/>
-            </w:pPr>
-            <w:r>
-              <w:rPr>
-                <w:rFonts w:ascii="BIZ UDPGothic" w:cs="BIZ UDPGothic" w:eastAsia="BIZ UDPGothic" w:hAnsi="BIZ UDPGothic"/>
-                <w:b/>
-                <w:bCs/>
-                <w:i w:val="false"/>
-                <w:iCs w:val="false"/>
-                <w:color w:val="555555"/>
-                <w:sz w:val="18"/>
-                <w:szCs w:val="18"/>
-              </w:rPr>
-              <w:t xml:space="preserve"/>
-            </w:r>
-          </w:p>
-        </w:tc>
-        <w:tc>
-          <w:tcPr>
-            <w:tcW w:type="dxa" w:w="1300"/>
-            <w:gridSpan w:val="1"/>
-            <w:tcBorders>
-              <w:top w:val="single" w:color="CCCCCC" w:sz="4"/>
-              <w:left w:val="single" w:color="CCCCCC" w:sz="4"/>
-              <w:bottom w:val="single" w:color="CCCCCC" w:sz="4"/>
-              <w:right w:val="single" w:color="CCCCCC" w:sz="4"/>
-            </w:tcBorders>
-            <w:tcMar>
-              <w:top w:type="dxa" w:w="80"/>
-              <w:left w:type="dxa" w:w="120"/>
-              <w:bottom w:type="dxa" w:w="80"/>
-              <w:right w:type="dxa" w:w="120"/>
-            </w:tcMar>
-            <w:vAlign w:val="center"/>
-          </w:tcPr>
-          <w:p>
-            <w:pPr>
-              <w:jc w:val="left"/>
-            </w:pPr>
-            <w:r>
-              <w:rPr>
-                <w:rFonts w:ascii="BIZ UDPGothic" w:cs="BIZ UDPGothic" w:eastAsia="BIZ UDPGothic" w:hAnsi="BIZ UDPGothic"/>
-                <w:b w:val="false"/>
-                <w:bCs w:val="false"/>
-                <w:i w:val="false"/>
-                <w:iCs w:val="false"/>
-                <w:color w:val="404040"/>
-                <w:sz w:val="18"/>
-                <w:szCs w:val="18"/>
-              </w:rPr>
-              <w:t xml:space="preserve"/>
-            </w:r>
-          </w:p>
-        </w:tc>
-      </w:tr>
-      <w:tr>
-        <w:tc>
-          <w:tcPr>
-            <w:tcW w:type="dxa" w:w="450"/>
-            <w:gridSpan w:val="1"/>
-            <w:tcBorders>
-              <w:top w:val="single" w:color="CCCCCC" w:sz="4"/>
-              <w:left w:val="single" w:color="CCCCCC" w:sz="4"/>
-              <w:bottom w:val="single" w:color="CCCCCC" w:sz="4"/>
-              <w:right w:val="single" w:color="CCCCCC" w:sz="4"/>
-            </w:tcBorders>
-            <w:tcMar>
-              <w:top w:type="dxa" w:w="80"/>
-              <w:left w:type="dxa" w:w="120"/>
-              <w:bottom w:type="dxa" w:w="80"/>
-              <w:right w:type="dxa" w:w="120"/>
-            </w:tcMar>
-            <w:vAlign w:val="center"/>
-          </w:tcPr>
-          <w:p>
-            <w:pPr>
-              <w:jc w:val="center"/>
-            </w:pPr>
-            <w:r>
-              <w:rPr>
-                <w:rFonts w:ascii="BIZ UDPGothic" w:cs="BIZ UDPGothic" w:eastAsia="BIZ UDPGothic" w:hAnsi="BIZ UDPGothic"/>
-                <w:b w:val="false"/>
-                <w:bCs w:val="false"/>
-                <w:i w:val="false"/>
-                <w:iCs w:val="false"/>
-                <w:color w:val="404040"/>
-                <w:sz w:val="18"/>
-                <w:szCs w:val="18"/>
-              </w:rPr>
-              <w:t xml:space="preserve">3</w:t>
-            </w:r>
-          </w:p>
-        </w:tc>
-        <w:tc>
-          <w:tcPr>
-            <w:tcW w:type="dxa" w:w="4200"/>
-            <w:gridSpan w:val="1"/>
-            <w:tcBorders>
-              <w:top w:val="single" w:color="CCCCCC" w:sz="4"/>
-              <w:left w:val="single" w:color="CCCCCC" w:sz="4"/>
-              <w:bottom w:val="single" w:color="CCCCCC" w:sz="4"/>
-              <w:right w:val="single" w:color="CCCCCC" w:sz="4"/>
-            </w:tcBorders>
-            <w:shd w:fill="FFFFFF" w:val="clear"/>
-            <w:tcMar>
-              <w:top w:type="dxa" w:w="80"/>
-              <w:left w:type="dxa" w:w="120"/>
-              <w:bottom w:type="dxa" w:w="80"/>
-              <w:right w:type="dxa" w:w="120"/>
-            </w:tcMar>
-          </w:tcPr>
-          <w:p>
-            <w:pPr>
-              <w:spacing w:after="0" w:before="0"/>
-            </w:pPr>
-            <w:r>
-              <w:rPr>
-                <w:rFonts w:ascii="BIZ UDPGothic" w:cs="BIZ UDPGothic" w:eastAsia="BIZ UDPGothic" w:hAnsi="BIZ UDPGothic"/>
-                <w:b w:val="false"/>
-                <w:bCs w:val="false"/>
-                <w:color w:val="404040"/>
-                <w:sz w:val="18"/>
-                <w:szCs w:val="18"/>
-              </w:rPr>
-              <w:t xml:space="preserve">STGでLambda関数のデプロイが正常に行えることを確認</w:t>
-            </w:r>
-          </w:p>
-          <w:p>
-            <w:pPr>
-              <w:spacing w:after="0" w:before="0"/>
-            </w:pPr>
-            <w:r>
-              <w:rPr>
-                <w:rFonts w:ascii="BIZ UDPGothic" w:cs="BIZ UDPGothic" w:eastAsia="BIZ UDPGothic" w:hAnsi="BIZ UDPGothic"/>
-                <w:b w:val="false"/>
-                <w:bCs w:val="false"/>
-                <w:color w:val="404040"/>
-                <w:sz w:val="18"/>
-                <w:szCs w:val="18"/>
-              </w:rPr>
-              <w:t xml:space="preserve">Xác nhận có thể deploy Lambda function bình thường trên STG</w:t>
-            </w:r>
-          </w:p>
-        </w:tc>
-        <w:tc>
-          <w:tcPr>
-            <w:tcW w:type="dxa" w:w="2856"/>
-            <w:gridSpan w:val="1"/>
-            <w:tcBorders>
-              <w:top w:val="single" w:color="CCCCCC" w:sz="4"/>
-              <w:left w:val="single" w:color="CCCCCC" w:sz="4"/>
-              <w:bottom w:val="single" w:color="CCCCCC" w:sz="4"/>
-              <w:right w:val="single" w:color="CCCCCC" w:sz="4"/>
-            </w:tcBorders>
-            <w:shd w:fill="FFFFFF" w:val="clear"/>
-            <w:tcMar>
-              <w:top w:type="dxa" w:w="80"/>
-              <w:left w:type="dxa" w:w="120"/>
-              <w:bottom w:type="dxa" w:w="80"/>
-              <w:right w:type="dxa" w:w="120"/>
-            </w:tcMar>
-          </w:tcPr>
-          <w:p>
-            <w:pPr>
-              <w:spacing w:after="0" w:before="0"/>
-            </w:pPr>
-            <w:r>
-              <w:rPr>
-                <w:rFonts w:ascii="BIZ UDPGothic" w:cs="BIZ UDPGothic" w:eastAsia="BIZ UDPGothic" w:hAnsi="BIZ UDPGothic"/>
-                <w:b w:val="false"/>
-                <w:bCs w:val="false"/>
-                <w:color w:val="404040"/>
-                <w:sz w:val="18"/>
-                <w:szCs w:val="18"/>
-              </w:rPr>
-              <w:t xml:space="preserve">デプロイエラーなし</w:t>
-            </w:r>
-          </w:p>
-          <w:p>
-            <w:pPr>
-              <w:spacing w:after="0" w:before="0"/>
-            </w:pPr>
-            <w:r>
-              <w:rPr>
-                <w:rFonts w:ascii="BIZ UDPGothic" w:cs="BIZ UDPGothic" w:eastAsia="BIZ UDPGothic" w:hAnsi="BIZ UDPGothic"/>
-                <w:b w:val="false"/>
-                <w:bCs w:val="false"/>
-                <w:color w:val="404040"/>
-                <w:sz w:val="18"/>
-                <w:szCs w:val="18"/>
-              </w:rPr>
-              <w:t xml:space="preserve">Không có lỗi deploy</w:t>
-            </w:r>
-          </w:p>
-        </w:tc>
-        <w:tc>
-          <w:tcPr>
-            <w:tcW w:type="dxa" w:w="700"/>
-            <w:gridSpan w:val="1"/>
-            <w:tcBorders>
-              <w:top w:val="single" w:color="CCCCCC" w:sz="4"/>
-              <w:left w:val="single" w:color="CCCCCC" w:sz="4"/>
-              <w:bottom w:val="single" w:color="CCCCCC" w:sz="4"/>
-              <w:right w:val="single" w:color="CCCCCC" w:sz="4"/>
-            </w:tcBorders>
-            <w:shd w:fill="F8F8F8" w:val="clear"/>
-            <w:tcMar>
-              <w:top w:type="dxa" w:w="80"/>
-              <w:left w:type="dxa" w:w="120"/>
-              <w:bottom w:type="dxa" w:w="80"/>
-              <w:right w:type="dxa" w:w="120"/>
-            </w:tcMar>
-            <w:vAlign w:val="center"/>
-          </w:tcPr>
-          <w:p>
-            <w:pPr>
-              <w:jc w:val="center"/>
-            </w:pPr>
-            <w:r>
-              <w:rPr>
-                <w:rFonts w:ascii="BIZ UDPGothic" w:cs="BIZ UDPGothic" w:eastAsia="BIZ UDPGothic" w:hAnsi="BIZ UDPGothic"/>
-                <w:b/>
-                <w:bCs/>
-                <w:i w:val="false"/>
-                <w:iCs w:val="false"/>
-                <w:color w:val="555555"/>
-                <w:sz w:val="18"/>
-                <w:szCs w:val="18"/>
-              </w:rPr>
-              <w:t xml:space="preserve"/>
-            </w:r>
-          </w:p>
-        </w:tc>
-        <w:tc>
-          <w:tcPr>
-            <w:tcW w:type="dxa" w:w="1300"/>
-            <w:gridSpan w:val="1"/>
-            <w:tcBorders>
-              <w:top w:val="single" w:color="CCCCCC" w:sz="4"/>
-              <w:left w:val="single" w:color="CCCCCC" w:sz="4"/>
-              <w:bottom w:val="single" w:color="CCCCCC" w:sz="4"/>
-              <w:right w:val="single" w:color="CCCCCC" w:sz="4"/>
-            </w:tcBorders>
-            <w:tcMar>
-              <w:top w:type="dxa" w:w="80"/>
-              <w:left w:type="dxa" w:w="120"/>
-              <w:bottom w:type="dxa" w:w="80"/>
-              <w:right w:type="dxa" w:w="120"/>
-            </w:tcMar>
-            <w:vAlign w:val="center"/>
-          </w:tcPr>
-          <w:p>
-            <w:pPr>
-              <w:jc w:val="left"/>
-            </w:pPr>
-            <w:r>
-              <w:rPr>
-                <w:rFonts w:ascii="BIZ UDPGothic" w:cs="BIZ UDPGothic" w:eastAsia="BIZ UDPGothic" w:hAnsi="BIZ UDPGothic"/>
-                <w:b w:val="false"/>
-                <w:bCs w:val="false"/>
+            <w:vAlign w:val="center"/>
+          </w:tcPr>
+          <w:p>
+            <w:pPr>
+              <w:spacing w:before="0" w:after="0"/>
+            </w:pPr>
+            <w:r>
+              <w:rPr>
+                <w:rFonts w:ascii="BIZ UDPGothic" w:cs="BIZ UDPGothic" w:eastAsia="BIZ UDPGothic" w:hAnsi="BIZ UDPGothic"/>
                 <w:i w:val="false"/>
                 <w:iCs w:val="false"/>
                 <w:color w:val="404040"/>
@@ -3783,15 +4613,429 @@
     </w:tbl>
     <w:p>
       <w:pPr>
-        <w:spacing w:after="200" w:before="0"/>
+        <w:spacing w:before="100" w:after="100"/>
       </w:pPr>
+      <w:r>
+        <w:rPr>
+          <w:rFonts w:ascii="BIZ UDPGothic" w:cs="BIZ UDPGothic" w:eastAsia="BIZ UDPGothic" w:hAnsi="BIZ UDPGothic"/>
+          <w:color w:val="404040"/>
+          <w:sz w:val="18"/>
+          <w:szCs w:val="18"/>
+        </w:rPr>
+        <w:t xml:space="preserve"/>
+      </w:r>
     </w:p>
+    <w:tbl>
+      <w:tblPr>
+        <w:tblW w:type="dxa" w:w="9506"/>
+        <w:tblBorders>
+          <w:top w:val="single" w:color="CCCCCC" w:sz="4"/>
+          <w:left w:val="single" w:color="CCCCCC" w:sz="4"/>
+          <w:bottom w:val="single" w:color="CCCCCC" w:sz="4"/>
+          <w:right w:val="single" w:color="CCCCCC" w:sz="4"/>
+          <w:insideH w:val="single" w:color="auto" w:sz="4"/>
+          <w:insideV w:val="single" w:color="auto" w:sz="4"/>
+        </w:tblBorders>
+      </w:tblPr>
+      <w:tblGrid>
+        <w:gridCol w:w="2400"/>
+        <w:gridCol w:w="7106"/>
+      </w:tblGrid>
+      <w:tr>
+        <w:trPr>
+          <w:cantSplit/>
+        </w:trPr>
+        <w:tc>
+          <w:tcPr>
+            <w:tcW w:type="dxa" w:w="2400"/>
+            <w:tcBorders>
+              <w:top w:val="single" w:color="CCCCCC" w:sz="4"/>
+              <w:left w:val="single" w:color="CCCCCC" w:sz="4"/>
+              <w:bottom w:val="single" w:color="CCCCCC" w:sz="4"/>
+              <w:right w:val="single" w:color="CCCCCC" w:sz="4"/>
+            </w:tcBorders>
+            <w:shd w:fill="E8E8E8" w:val="clear"/>
+            <w:tcMar>
+              <w:top w:type="dxa" w:w="80"/>
+              <w:left w:type="dxa" w:w="120"/>
+              <w:bottom w:type="dxa" w:w="80"/>
+              <w:right w:type="dxa" w:w="120"/>
+            </w:tcMar>
+            <w:vAlign w:val="center"/>
+          </w:tcPr>
+          <w:p>
+            <w:pPr>
+              <w:jc w:val="left"/>
+            </w:pPr>
+            <w:r>
+              <w:rPr>
+                <w:rFonts w:ascii="BIZ UDPGothic" w:cs="BIZ UDPGothic" w:eastAsia="BIZ UDPGothic" w:hAnsi="BIZ UDPGothic"/>
+                <w:b/>
+                <w:bCs/>
+                <w:color w:val="000000"/>
+                <w:sz w:val="18"/>
+                <w:szCs w:val="18"/>
+              </w:rPr>
+              <w:t xml:space="preserve">テスト実施日</w:t>
+            </w:r>
+            <w:r>
+              <w:rPr>
+                <w:rFonts w:ascii="BIZ UDPGothic" w:cs="BIZ UDPGothic" w:eastAsia="BIZ UDPGothic" w:hAnsi="BIZ UDPGothic"/>
+                <w:i/>
+                <w:iCs/>
+                <w:color w:val="888888"/>
+                <w:sz w:val="16"/>
+                <w:szCs w:val="16"/>
+              </w:rPr>
+              <w:t xml:space="preserve"> / </w:t>
+            </w:r>
+            <w:r>
+              <w:rPr>
+                <w:rFonts w:ascii="BIZ UDPGothic" w:cs="BIZ UDPGothic" w:eastAsia="BIZ UDPGothic" w:hAnsi="BIZ UDPGothic"/>
+                <w:i/>
+                <w:iCs/>
+                <w:color w:val="888888"/>
+                <w:sz w:val="16"/>
+                <w:szCs w:val="16"/>
+              </w:rPr>
+              <w:t xml:space="preserve">Ngày kiểm thử</w:t>
+            </w:r>
+          </w:p>
+        </w:tc>
+        <w:tc>
+          <w:tcPr>
+            <w:tcW w:type="dxa" w:w="7106"/>
+            <w:tcBorders>
+              <w:top w:val="single" w:color="CCCCCC" w:sz="4"/>
+              <w:left w:val="single" w:color="CCCCCC" w:sz="4"/>
+              <w:bottom w:val="single" w:color="CCCCCC" w:sz="4"/>
+              <w:right w:val="single" w:color="CCCCCC" w:sz="4"/>
+            </w:tcBorders>
+            <w:shd w:fill="FFFFFF" w:val="clear"/>
+            <w:tcMar>
+              <w:top w:type="dxa" w:w="80"/>
+              <w:left w:type="dxa" w:w="120"/>
+              <w:bottom w:type="dxa" w:w="80"/>
+              <w:right w:type="dxa" w:w="120"/>
+            </w:tcMar>
+            <w:vAlign w:val="center"/>
+          </w:tcPr>
+          <w:p>
+            <w:pPr>
+              <w:jc w:val="left"/>
+            </w:pPr>
+            <w:r>
+              <w:rPr>
+                <w:rFonts w:ascii="BIZ UDPGothic" w:cs="BIZ UDPGothic" w:eastAsia="BIZ UDPGothic" w:hAnsi="BIZ UDPGothic"/>
+                <w:b w:val="false"/>
+                <w:bCs w:val="false"/>
+                <w:color w:val="404040"/>
+                <w:sz w:val="18"/>
+                <w:szCs w:val="18"/>
+              </w:rPr>
+              <w:t xml:space="preserve"/>
+            </w:r>
+          </w:p>
+        </w:tc>
+      </w:tr>
+      <w:tr>
+        <w:trPr>
+          <w:cantSplit/>
+        </w:trPr>
+        <w:tc>
+          <w:tcPr>
+            <w:tcW w:type="dxa" w:w="2400"/>
+            <w:tcBorders>
+              <w:top w:val="single" w:color="CCCCCC" w:sz="4"/>
+              <w:left w:val="single" w:color="CCCCCC" w:sz="4"/>
+              <w:bottom w:val="single" w:color="CCCCCC" w:sz="4"/>
+              <w:right w:val="single" w:color="CCCCCC" w:sz="4"/>
+            </w:tcBorders>
+            <w:shd w:fill="E8E8E8" w:val="clear"/>
+            <w:tcMar>
+              <w:top w:type="dxa" w:w="80"/>
+              <w:left w:type="dxa" w:w="120"/>
+              <w:bottom w:type="dxa" w:w="80"/>
+              <w:right w:type="dxa" w:w="120"/>
+            </w:tcMar>
+            <w:vAlign w:val="center"/>
+          </w:tcPr>
+          <w:p>
+            <w:pPr>
+              <w:jc w:val="left"/>
+            </w:pPr>
+            <w:r>
+              <w:rPr>
+                <w:rFonts w:ascii="BIZ UDPGothic" w:cs="BIZ UDPGothic" w:eastAsia="BIZ UDPGothic" w:hAnsi="BIZ UDPGothic"/>
+                <w:b/>
+                <w:bCs/>
+                <w:color w:val="000000"/>
+                <w:sz w:val="18"/>
+                <w:szCs w:val="18"/>
+              </w:rPr>
+              <w:t xml:space="preserve">実施者</w:t>
+            </w:r>
+            <w:r>
+              <w:rPr>
+                <w:rFonts w:ascii="BIZ UDPGothic" w:cs="BIZ UDPGothic" w:eastAsia="BIZ UDPGothic" w:hAnsi="BIZ UDPGothic"/>
+                <w:i/>
+                <w:iCs/>
+                <w:color w:val="888888"/>
+                <w:sz w:val="16"/>
+                <w:szCs w:val="16"/>
+              </w:rPr>
+              <w:t xml:space="preserve"> / </w:t>
+            </w:r>
+            <w:r>
+              <w:rPr>
+                <w:rFonts w:ascii="BIZ UDPGothic" w:cs="BIZ UDPGothic" w:eastAsia="BIZ UDPGothic" w:hAnsi="BIZ UDPGothic"/>
+                <w:i/>
+                <w:iCs/>
+                <w:color w:val="888888"/>
+                <w:sz w:val="16"/>
+                <w:szCs w:val="16"/>
+              </w:rPr>
+              <w:t xml:space="preserve">Người thực hiện</w:t>
+            </w:r>
+          </w:p>
+        </w:tc>
+        <w:tc>
+          <w:tcPr>
+            <w:tcW w:type="dxa" w:w="7106"/>
+            <w:tcBorders>
+              <w:top w:val="single" w:color="CCCCCC" w:sz="4"/>
+              <w:left w:val="single" w:color="CCCCCC" w:sz="4"/>
+              <w:bottom w:val="single" w:color="CCCCCC" w:sz="4"/>
+              <w:right w:val="single" w:color="CCCCCC" w:sz="4"/>
+            </w:tcBorders>
+            <w:shd w:fill="FFFFFF" w:val="clear"/>
+            <w:tcMar>
+              <w:top w:type="dxa" w:w="80"/>
+              <w:left w:type="dxa" w:w="120"/>
+              <w:bottom w:type="dxa" w:w="80"/>
+              <w:right w:type="dxa" w:w="120"/>
+            </w:tcMar>
+            <w:vAlign w:val="center"/>
+          </w:tcPr>
+          <w:p>
+            <w:pPr>
+              <w:jc w:val="left"/>
+            </w:pPr>
+            <w:r>
+              <w:rPr>
+                <w:rFonts w:ascii="BIZ UDPGothic" w:cs="BIZ UDPGothic" w:eastAsia="BIZ UDPGothic" w:hAnsi="BIZ UDPGothic"/>
+                <w:b w:val="false"/>
+                <w:bCs w:val="false"/>
+                <w:color w:val="404040"/>
+                <w:sz w:val="18"/>
+                <w:szCs w:val="18"/>
+              </w:rPr>
+              <w:t xml:space="preserve"/>
+            </w:r>
+          </w:p>
+        </w:tc>
+      </w:tr>
+      <w:tr>
+        <w:trPr>
+          <w:cantSplit/>
+        </w:trPr>
+        <w:tc>
+          <w:tcPr>
+            <w:tcW w:type="dxa" w:w="2400"/>
+            <w:tcBorders>
+              <w:top w:val="single" w:color="CCCCCC" w:sz="4"/>
+              <w:left w:val="single" w:color="CCCCCC" w:sz="4"/>
+              <w:bottom w:val="single" w:color="CCCCCC" w:sz="4"/>
+              <w:right w:val="single" w:color="CCCCCC" w:sz="4"/>
+            </w:tcBorders>
+            <w:shd w:fill="E8E8E8" w:val="clear"/>
+            <w:tcMar>
+              <w:top w:type="dxa" w:w="80"/>
+              <w:left w:type="dxa" w:w="120"/>
+              <w:bottom w:type="dxa" w:w="80"/>
+              <w:right w:type="dxa" w:w="120"/>
+            </w:tcMar>
+            <w:vAlign w:val="center"/>
+          </w:tcPr>
+          <w:p>
+            <w:pPr>
+              <w:jc w:val="left"/>
+            </w:pPr>
+            <w:r>
+              <w:rPr>
+                <w:rFonts w:ascii="BIZ UDPGothic" w:cs="BIZ UDPGothic" w:eastAsia="BIZ UDPGothic" w:hAnsi="BIZ UDPGothic"/>
+                <w:b/>
+                <w:bCs/>
+                <w:color w:val="000000"/>
+                <w:sz w:val="18"/>
+                <w:szCs w:val="18"/>
+              </w:rPr>
+              <w:t xml:space="preserve">承認日</w:t>
+            </w:r>
+            <w:r>
+              <w:rPr>
+                <w:rFonts w:ascii="BIZ UDPGothic" w:cs="BIZ UDPGothic" w:eastAsia="BIZ UDPGothic" w:hAnsi="BIZ UDPGothic"/>
+                <w:i/>
+                <w:iCs/>
+                <w:color w:val="888888"/>
+                <w:sz w:val="16"/>
+                <w:szCs w:val="16"/>
+              </w:rPr>
+              <w:t xml:space="preserve"> / </w:t>
+            </w:r>
+            <w:r>
+              <w:rPr>
+                <w:rFonts w:ascii="BIZ UDPGothic" w:cs="BIZ UDPGothic" w:eastAsia="BIZ UDPGothic" w:hAnsi="BIZ UDPGothic"/>
+                <w:i/>
+                <w:iCs/>
+                <w:color w:val="888888"/>
+                <w:sz w:val="16"/>
+                <w:szCs w:val="16"/>
+              </w:rPr>
+              <w:t xml:space="preserve">Ngày duyệt</w:t>
+            </w:r>
+          </w:p>
+        </w:tc>
+        <w:tc>
+          <w:tcPr>
+            <w:tcW w:type="dxa" w:w="7106"/>
+            <w:tcBorders>
+              <w:top w:val="single" w:color="CCCCCC" w:sz="4"/>
+              <w:left w:val="single" w:color="CCCCCC" w:sz="4"/>
+              <w:bottom w:val="single" w:color="CCCCCC" w:sz="4"/>
+              <w:right w:val="single" w:color="CCCCCC" w:sz="4"/>
+            </w:tcBorders>
+            <w:shd w:fill="FFFFFF" w:val="clear"/>
+            <w:tcMar>
+              <w:top w:type="dxa" w:w="80"/>
+              <w:left w:type="dxa" w:w="120"/>
+              <w:bottom w:type="dxa" w:w="80"/>
+              <w:right w:type="dxa" w:w="120"/>
+            </w:tcMar>
+            <w:vAlign w:val="center"/>
+          </w:tcPr>
+          <w:p>
+            <w:pPr>
+              <w:jc w:val="left"/>
+            </w:pPr>
+            <w:r>
+              <w:rPr>
+                <w:rFonts w:ascii="BIZ UDPGothic" w:cs="BIZ UDPGothic" w:eastAsia="BIZ UDPGothic" w:hAnsi="BIZ UDPGothic"/>
+                <w:b w:val="false"/>
+                <w:bCs w:val="false"/>
+                <w:color w:val="404040"/>
+                <w:sz w:val="18"/>
+                <w:szCs w:val="18"/>
+              </w:rPr>
+              <w:t xml:space="preserve"/>
+            </w:r>
+          </w:p>
+        </w:tc>
+      </w:tr>
+      <w:tr>
+        <w:trPr>
+          <w:cantSplit/>
+        </w:trPr>
+        <w:tc>
+          <w:tcPr>
+            <w:tcW w:type="dxa" w:w="2400"/>
+            <w:tcBorders>
+              <w:top w:val="single" w:color="CCCCCC" w:sz="4"/>
+              <w:left w:val="single" w:color="CCCCCC" w:sz="4"/>
+              <w:bottom w:val="single" w:color="CCCCCC" w:sz="4"/>
+              <w:right w:val="single" w:color="CCCCCC" w:sz="4"/>
+            </w:tcBorders>
+            <w:shd w:fill="E8E8E8" w:val="clear"/>
+            <w:tcMar>
+              <w:top w:type="dxa" w:w="80"/>
+              <w:left w:type="dxa" w:w="120"/>
+              <w:bottom w:type="dxa" w:w="80"/>
+              <w:right w:type="dxa" w:w="120"/>
+            </w:tcMar>
+            <w:vAlign w:val="center"/>
+          </w:tcPr>
+          <w:p>
+            <w:pPr>
+              <w:jc w:val="left"/>
+            </w:pPr>
+            <w:r>
+              <w:rPr>
+                <w:rFonts w:ascii="BIZ UDPGothic" w:cs="BIZ UDPGothic" w:eastAsia="BIZ UDPGothic" w:hAnsi="BIZ UDPGothic"/>
+                <w:b/>
+                <w:bCs/>
+                <w:color w:val="000000"/>
+                <w:sz w:val="18"/>
+                <w:szCs w:val="18"/>
+              </w:rPr>
+              <w:t xml:space="preserve">承認者</w:t>
+            </w:r>
+            <w:r>
+              <w:rPr>
+                <w:rFonts w:ascii="BIZ UDPGothic" w:cs="BIZ UDPGothic" w:eastAsia="BIZ UDPGothic" w:hAnsi="BIZ UDPGothic"/>
+                <w:i/>
+                <w:iCs/>
+                <w:color w:val="888888"/>
+                <w:sz w:val="16"/>
+                <w:szCs w:val="16"/>
+              </w:rPr>
+              <w:t xml:space="preserve"> / </w:t>
+            </w:r>
+            <w:r>
+              <w:rPr>
+                <w:rFonts w:ascii="BIZ UDPGothic" w:cs="BIZ UDPGothic" w:eastAsia="BIZ UDPGothic" w:hAnsi="BIZ UDPGothic"/>
+                <w:i/>
+                <w:iCs/>
+                <w:color w:val="888888"/>
+                <w:sz w:val="16"/>
+                <w:szCs w:val="16"/>
+              </w:rPr>
+              <w:t xml:space="preserve">Người duyệt</w:t>
+            </w:r>
+          </w:p>
+        </w:tc>
+        <w:tc>
+          <w:tcPr>
+            <w:tcW w:type="dxa" w:w="7106"/>
+            <w:tcBorders>
+              <w:top w:val="single" w:color="CCCCCC" w:sz="4"/>
+              <w:left w:val="single" w:color="CCCCCC" w:sz="4"/>
+              <w:bottom w:val="single" w:color="CCCCCC" w:sz="4"/>
+              <w:right w:val="single" w:color="CCCCCC" w:sz="4"/>
+            </w:tcBorders>
+            <w:shd w:fill="FFFFFF" w:val="clear"/>
+            <w:tcMar>
+              <w:top w:type="dxa" w:w="80"/>
+              <w:left w:type="dxa" w:w="120"/>
+              <w:bottom w:type="dxa" w:w="80"/>
+              <w:right w:type="dxa" w:w="120"/>
+            </w:tcMar>
+            <w:vAlign w:val="center"/>
+          </w:tcPr>
+          <w:p>
+            <w:pPr>
+              <w:jc w:val="left"/>
+            </w:pPr>
+            <w:r>
+              <w:rPr>
+                <w:rFonts w:ascii="BIZ UDPGothic" w:cs="BIZ UDPGothic" w:eastAsia="BIZ UDPGothic" w:hAnsi="BIZ UDPGothic"/>
+                <w:b w:val="false"/>
+                <w:bCs w:val="false"/>
+                <w:color w:val="404040"/>
+                <w:sz w:val="18"/>
+                <w:szCs w:val="18"/>
+              </w:rPr>
+              <w:t xml:space="preserve"/>
+            </w:r>
+          </w:p>
+        </w:tc>
+      </w:tr>
+    </w:tbl>
     <w:p>
       <w:pPr>
         <w:pBdr>
           <w:left w:val="thick" w:color="C8102E" w:sz="20" w:space="6"/>
         </w:pBdr>
-        <w:spacing w:after="100" w:before="280"/>
+        <w:spacing w:before="280" w:after="100"/>
       </w:pPr>
       <w:r>
         <w:rPr>
@@ -3816,19 +5060,16 @@
           <w:sz w:val="17"/>
           <w:szCs w:val="17"/>
         </w:rPr>
-        <w:t xml:space="preserve">　Phương thức báo cáo</w:t>
+        <w:t xml:space="preserve">　Phương Thức Báo Cáo</w:t>
       </w:r>
     </w:p>
     <w:p>
       <w:pPr>
-        <w:spacing w:after="60" w:before="100"/>
-        <w:jc w:val="left"/>
+        <w:spacing w:before="100" w:after="100"/>
       </w:pPr>
       <w:r>
         <w:rPr>
           <w:rFonts w:ascii="BIZ UDPGothic" w:cs="BIZ UDPGothic" w:eastAsia="BIZ UDPGothic" w:hAnsi="BIZ UDPGothic"/>
-          <w:b w:val="false"/>
-          <w:bCs w:val="false"/>
           <w:color w:val="404040"/>
           <w:sz w:val="18"/>
           <w:szCs w:val="18"/>
@@ -3836,55 +5077,55 @@
         <w:t xml:space="preserve">全テスト完了後、結果欄（OK/NG）を記入して Thanh Nguyên へ提出すること。</w:t>
       </w:r>
       <w:r>
+        <w:br/>
+      </w:r>
+      <w:r>
         <w:rPr>
           <w:rFonts w:ascii="BIZ UDPGothic" w:cs="BIZ UDPGothic" w:eastAsia="BIZ UDPGothic" w:hAnsi="BIZ UDPGothic"/>
-          <w:b w:val="false"/>
-          <w:bCs w:val="false"/>
           <w:i/>
           <w:iCs/>
-          <w:color w:val="888888"/>
-          <w:sz w:val="18"/>
-          <w:szCs w:val="18"/>
+          <w:color w:val="777777"/>
+          <w:sz w:val="16"/>
+          <w:szCs w:val="16"/>
         </w:rPr>
-        <w:t xml:space="preserve"> / Sau khi hoàn thành tất cả kiểm thử, điền kết quả (OK/NG) và gửi cho Thanh Nguyên.</w:t>
+        <w:t xml:space="preserve">/ Sau khi hoàn thành tất cả kiểm thử, điền kết quả (OK/NG) và gửi cho Thanh Nguyên.</w:t>
       </w:r>
     </w:p>
     <w:p>
       <w:pPr>
-        <w:spacing w:after="200" w:before="60"/>
-        <w:jc w:val="left"/>
+        <w:spacing w:before="100" w:after="100"/>
       </w:pPr>
       <w:r>
         <w:rPr>
           <w:rFonts w:ascii="BIZ UDPGothic" w:cs="BIZ UDPGothic" w:eastAsia="BIZ UDPGothic" w:hAnsi="BIZ UDPGothic"/>
-          <w:b w:val="false"/>
-          <w:bCs w:val="false"/>
           <w:color w:val="404040"/>
           <w:sz w:val="18"/>
           <w:szCs w:val="18"/>
         </w:rPr>
-        <w:t xml:space="preserve">提出先: nguyenthanhloc@luvina.net</w:t>
+        <w:t xml:space="preserve">提出先: thanh.nguyen@luvina.net</w:t>
+      </w:r>
+      <w:r>
+        <w:br/>
       </w:r>
       <w:r>
         <w:rPr>
           <w:rFonts w:ascii="BIZ UDPGothic" w:cs="BIZ UDPGothic" w:eastAsia="BIZ UDPGothic" w:hAnsi="BIZ UDPGothic"/>
-          <w:b w:val="false"/>
-          <w:bCs w:val="false"/>
           <w:i/>
           <w:iCs/>
-          <w:color w:val="888888"/>
-          <w:sz w:val="18"/>
-          <w:szCs w:val="18"/>
+          <w:color w:val="777777"/>
+          <w:sz w:val="16"/>
+          <w:szCs w:val="16"/>
         </w:rPr>
-        <w:t xml:space="preserve"> / Địa chỉ nộp: nguyenthanhloc@luvina.net</w:t>
+        <w:t xml:space="preserve">/ Địa chỉ nộp: thanh.nguyen@luvina.net</w:t>
       </w:r>
     </w:p>
     <w:sectPr>
-      <w:headerReference w:type="default" r:id="rId7"/>
-      <w:footerReference w:type="default" r:id="rId8"/>
+      <w:headerReference w:type="default" r:id="rId6"/>
+      <w:footerReference w:type="default" r:id="rId7"/>
       <w:pgSz w:w="11906" w:h="16838" w:orient="portrait"/>
-      <w:pgMar w:top="1530" w:right="1100" w:bottom="1200" w:left="1100" w:header="708" w:footer="708" w:gutter="0"/>
+      <w:pgMar w:top="1600" w:right="1100" w:bottom="1200" w:left="1100" w:header="708" w:footer="708" w:gutter="0"/>
       <w:pgNumType/>
+      <w:titlePg w:val="false"/>
       <w:docGrid w:linePitch="360"/>
     </w:sectPr>
   </w:body>
@@ -3893,43 +5134,6 @@
 
 <file path=word/comments.xml><?xml version="1.0" encoding="utf-8"?>
 <w:comments xmlns:cx="http://schemas.microsoft.com/office/drawing/2014/chartex" xmlns:cx1="http://schemas.microsoft.com/office/drawing/2015/9/8/chartex" xmlns:cx2="http://schemas.microsoft.com/office/drawing/2015/10/21/chartex" xmlns:cx3="http://schemas.microsoft.com/office/drawing/2016/5/9/chartex" xmlns:cx4="http://schemas.microsoft.com/office/drawing/2016/5/10/chartex" xmlns:cx5="http://schemas.microsoft.com/office/drawing/2016/5/11/chartex" xmlns:cx6="http://schemas.microsoft.com/office/drawing/2016/5/12/chartex" xmlns:cx7="http://schemas.microsoft.com/office/drawing/2016/5/13/chartex" xmlns:cx8="http://schemas.microsoft.com/office/drawing/2016/5/14/chartex" xmlns:mc="http://schemas.openxmlformats.org/markup-compatibility/2006" xmlns:aink="http://schemas.microsoft.com/office/drawing/2016/ink" xmlns:am3d="http://schemas.microsoft.com/office/drawing/2017/model3d" xmlns:o="urn:schemas-microsoft-com:office:office" xmlns:r="http://schemas.openxmlformats.org/officeDocument/2006/relationships" xmlns:m="http://schemas.openxmlformats.org/officeDocument/2006/math" xmlns:v="urn:schemas-microsoft-com:vml" xmlns:wp14="http://schemas.microsoft.com/office/word/2010/wordprocessingDrawing" xmlns:wp="http://schemas.openxmlformats.org/drawingml/2006/wordprocessingDrawing" xmlns:w10="urn:schemas-microsoft-com:office:word" xmlns:w="http://schemas.openxmlformats.org/wordprocessingml/2006/main" xmlns:w14="http://schemas.microsoft.com/office/word/2010/wordml" xmlns:w15="http://schemas.microsoft.com/office/word/2012/wordml" xmlns:w16cex="http://schemas.microsoft.com/office/word/2018/wordml/cex" xmlns:w16cid="http://schemas.microsoft.com/office/word/2016/wordml/cid" xmlns:w16="http://schemas.microsoft.com/office/word/2018/wordml" xmlns:w16sdtdh="http://schemas.microsoft.com/office/word/2020/wordml/sdtdatahash" xmlns:w16se="http://schemas.microsoft.com/office/word/2015/wordml/symex" xmlns:wpg="http://schemas.microsoft.com/office/word/2010/wordprocessingGroup" xmlns:wpi="http://schemas.microsoft.com/office/word/2010/wordprocessingInk" xmlns:wne="http://schemas.microsoft.com/office/word/2006/wordml" xmlns:wps="http://schemas.microsoft.com/office/word/2010/wordprocessingShape"/>
-</file>
-
-<file path=word/endnotes.xml><?xml version="1.0" encoding="utf-8"?>
-<w:endnotes xmlns:wpc="http://schemas.microsoft.com/office/word/2010/wordprocessingCanvas" xmlns:mc="http://schemas.openxmlformats.org/markup-compatibility/2006" xmlns:o="urn:schemas-microsoft-com:office:office" xmlns:r="http://schemas.openxmlformats.org/officeDocument/2006/relationships" xmlns:m="http://schemas.openxmlformats.org/officeDocument/2006/math" xmlns:v="urn:schemas-microsoft-com:vml" xmlns:wp14="http://schemas.microsoft.com/office/word/2010/wordprocessingDrawing" xmlns:wp="http://schemas.openxmlformats.org/drawingml/2006/wordprocessingDrawing" xmlns:w10="urn:schemas-microsoft-com:office:word" xmlns:w="http://schemas.openxmlformats.org/wordprocessingml/2006/main" xmlns:w14="http://schemas.microsoft.com/office/word/2010/wordml" xmlns:w15="http://schemas.microsoft.com/office/word/2012/wordml" xmlns:wpg="http://schemas.microsoft.com/office/word/2010/wordprocessingGroup" xmlns:wpi="http://schemas.microsoft.com/office/word/2010/wordprocessingInk" xmlns:wne="http://schemas.microsoft.com/office/word/2006/wordml" xmlns:wps="http://schemas.microsoft.com/office/word/2010/wordprocessingShape" mc:Ignorable="w14 w15 wp14">
-  <w:endnote w:type="separator" w:id="-1">
-    <w:p>
-      <w:pPr>
-        <w:spacing w:after="0" w:line="240" w:lineRule="auto"/>
-      </w:pPr>
-      <w:r>
-        <w:rPr>
-          <w:rStyle w:val="EndnoteReference"/>
-        </w:rPr>
-        <w:endnoteRef/>
-      </w:r>
-      <w:r>
-        <w:separator/>
-      </w:r>
-    </w:p>
-  </w:endnote>
-  <w:endnote w:type="continuationSeparator" w:id="0">
-    <w:p>
-      <w:pPr>
-        <w:spacing w:after="0" w:line="240" w:lineRule="auto"/>
-      </w:pPr>
-      <w:r>
-        <w:rPr>
-          <w:rStyle w:val="EndnoteReference"/>
-        </w:rPr>
-        <w:endnoteRef/>
-      </w:r>
-      <w:r>
-        <w:continuationSeparator/>
-      </w:r>
-    </w:p>
-  </w:endnote>
-</w:endnotes>
 </file>
 
 <file path=word/footer1.xml><?xml version="1.0" encoding="utf-8"?>
@@ -4044,6 +5248,9 @@
       <w:gridCol w:w="3306"/>
     </w:tblGrid>
     <w:tr>
+      <w:trPr>
+        <w:cantSplit/>
+      </w:trPr>
       <w:tc>
         <w:tcPr>
           <w:tcW w:type="dxa" w:w="6200"/>
@@ -4241,7 +5448,13 @@
 <file path=word/styles.xml><?xml version="1.0" encoding="utf-8"?>
 <w:styles xmlns:mc="http://schemas.openxmlformats.org/markup-compatibility/2006" xmlns:r="http://schemas.openxmlformats.org/officeDocument/2006/relationships" xmlns:w="http://schemas.openxmlformats.org/wordprocessingml/2006/main" xmlns:w14="http://schemas.microsoft.com/office/word/2010/wordml" xmlns:w15="http://schemas.microsoft.com/office/word/2012/wordml" mc:Ignorable="w14 w15">
   <w:docDefaults>
-    <w:rPrDefault/>
+    <w:rPrDefault>
+      <w:rPr>
+        <w:rFonts w:ascii="BIZ UDPGothic" w:cs="BIZ UDPGothic" w:eastAsia="BIZ UDPGothic" w:hAnsi="BIZ UDPGothic"/>
+        <w:sz w:val="18"/>
+        <w:szCs w:val="18"/>
+      </w:rPr>
+    </w:rPrDefault>
     <w:pPrDefault/>
   </w:docDefaults>
   <w:style w:type="paragraph" w:styleId="Title">
@@ -4378,41 +5591,22 @@
       <w:szCs w:val="20"/>
     </w:rPr>
   </w:style>
-  <w:style w:type="character" w:styleId="EndnoteReference">
-    <w:name w:val="endnote reference"/>
-    <w:basedOn w:val="DefaultParagraphFont"/>
-    <w:uiPriority w:val="99"/>
-    <w:semiHidden/>
-    <w:unhideWhenUsed/>
-    <w:rPr>
-      <w:vertAlign w:val="superscript"/>
-    </w:rPr>
-  </w:style>
-  <w:style w:type="paragraph" w:styleId="EndnoteText">
-    <w:name w:val="endnote text"/>
+  <w:style w:type="paragraph" w:styleId="Heading1">
+    <w:name w:val="Heading 1"/>
     <w:basedOn w:val="Normal"/>
-    <w:link w:val="EndnoteTextChar"/>
-    <w:uiPriority w:val="99"/>
-    <w:semiHidden/>
-    <w:unhideWhenUsed/>
+    <w:next w:val="Normal"/>
+    <w:qFormat/>
     <w:pPr>
-      <w:spacing w:after="0" w:line="240" w:lineRule="auto"/>
+      <w:pageBreakBefore/>
+      <w:spacing w:before="280" w:after="100"/>
     </w:pPr>
     <w:rPr>
-      <w:sz w:val="20"/>
-      <w:szCs w:val="20"/>
-    </w:rPr>
-  </w:style>
-  <w:style w:type="character" w:styleId="EndnoteTextChar">
-    <w:name w:val="Endnote Text Char"/>
-    <w:basedOn w:val="DefaultParagraphFont"/>
-    <w:link w:val="EndnoteText"/>
-    <w:uiPriority w:val="99"/>
-    <w:semiHidden/>
-    <w:unhideWhenUsed/>
-    <w:rPr>
-      <w:sz w:val="20"/>
-      <w:szCs w:val="20"/>
+      <w:rFonts w:ascii="BIZ UDPGothic" w:cs="BIZ UDPGothic" w:eastAsia="BIZ UDPGothic" w:hAnsi="BIZ UDPGothic"/>
+      <w:b/>
+      <w:bCs/>
+      <w:color w:val="C8102E"/>
+      <w:sz w:val="24"/>
+      <w:szCs w:val="24"/>
     </w:rPr>
   </w:style>
 </w:styles>

--- a/40_AWS/05_改修資料/KSM_AWS_MOD_001_改修指示書_S3バケット名整理_ja_vi.docx
+++ b/40_AWS/05_改修資料/KSM_AWS_MOD_001_改修指示書_S3バケット名整理_ja_vi.docx
@@ -80,7 +80,7 @@
           <w:sz w:val="24"/>
           <w:szCs w:val="24"/>
         </w:rPr>
-        <w:t xml:space="preserve">■ ① 文書情報</w:t>
+        <w:t xml:space="preserve">■ 文書情報</w:t>
       </w:r>
       <w:r>
         <w:br/>
@@ -1310,7 +1310,7 @@
           <w:sz w:val="24"/>
           <w:szCs w:val="24"/>
         </w:rPr>
-        <w:t xml:space="preserve">■ ② 改修概要</w:t>
+        <w:t xml:space="preserve">■ 改修概要</w:t>
       </w:r>
       <w:r>
         <w:br/>
@@ -1499,7 +1499,7 @@
           <w:sz w:val="24"/>
           <w:szCs w:val="24"/>
         </w:rPr>
-        <w:t xml:space="preserve">■ ③ 対象ファイル</w:t>
+        <w:t xml:space="preserve">■ 対象ファイル</w:t>
       </w:r>
       <w:r>
         <w:br/>
@@ -1518,6 +1518,39 @@
     </w:p>
     <w:p>
       <w:pPr>
+        <w:pBdr>
+          <w:left w:val="thick" w:color="C8102E" w:sz="20" w:space="6"/>
+        </w:pBdr>
+        <w:spacing w:before="280" w:after="100"/>
+      </w:pPr>
+      <w:r>
+        <w:rPr>
+          <w:rFonts w:ascii="BIZ UDPGothic" w:cs="BIZ UDPGothic" w:eastAsia="BIZ UDPGothic" w:hAnsi="BIZ UDPGothic"/>
+          <w:b/>
+          <w:bCs/>
+          <w:color w:val="C8102E"/>
+          <w:sz w:val="24"/>
+          <w:szCs w:val="24"/>
+        </w:rPr>
+        <w:t xml:space="preserve">■ 改修内容</w:t>
+      </w:r>
+      <w:r>
+        <w:br/>
+      </w:r>
+      <w:r>
+        <w:rPr>
+          <w:rFonts w:ascii="BIZ UDPGothic" w:cs="BIZ UDPGothic" w:eastAsia="BIZ UDPGothic" w:hAnsi="BIZ UDPGothic"/>
+          <w:i/>
+          <w:iCs/>
+          <w:color w:val="AA3344"/>
+          <w:sz w:val="17"/>
+          <w:szCs w:val="17"/>
+        </w:rPr>
+        <w:t xml:space="preserve">　Nội Dung Sửa Đổi</w:t>
+      </w:r>
+    </w:p>
+    <w:p>
+      <w:pPr>
         <w:spacing w:before="100" w:after="100"/>
       </w:pPr>
       <w:r>
@@ -1529,6 +1562,22 @@
           <w:sz w:val="20"/>
           <w:szCs w:val="20"/>
         </w:rPr>
+        <w:t xml:space="preserve">■ No.1 STG S3バケット名変更</w:t>
+      </w:r>
+    </w:p>
+    <w:p>
+      <w:pPr>
+        <w:spacing w:before="100" w:after="100"/>
+      </w:pPr>
+      <w:r>
+        <w:rPr>
+          <w:rFonts w:ascii="BIZ UDPGothic" w:cs="BIZ UDPGothic" w:eastAsia="BIZ UDPGothic" w:hAnsi="BIZ UDPGothic"/>
+          <w:b/>
+          <w:bCs/>
+          <w:color w:val="C8102E"/>
+          <w:sz w:val="20"/>
+          <w:szCs w:val="20"/>
+        </w:rPr>
         <w:t xml:space="preserve">■ 対象環境</w:t>
       </w:r>
     </w:p>
@@ -1558,6 +1607,357 @@
           <w:szCs w:val="18"/>
         </w:rPr>
         <w:t xml:space="preserve">AWS: 750735758916 / ap-northeast-1)*</w:t>
+      </w:r>
+    </w:p>
+    <w:p>
+      <w:pPr>
+        <w:spacing w:before="100" w:after="100"/>
+      </w:pPr>
+      <w:r>
+        <w:rPr>
+          <w:rFonts w:ascii="BIZ UDPGothic" w:cs="BIZ UDPGothic" w:eastAsia="BIZ UDPGothic" w:hAnsi="BIZ UDPGothic"/>
+          <w:b/>
+          <w:bCs/>
+          <w:color w:val="C8102E"/>
+          <w:sz w:val="20"/>
+          <w:szCs w:val="20"/>
+        </w:rPr>
+        <w:t xml:space="preserve">■ 改修内容</w:t>
+      </w:r>
+    </w:p>
+    <w:p>
+      <w:pPr>
+        <w:spacing w:before="100" w:after="100"/>
+      </w:pPr>
+      <w:r>
+        <w:rPr>
+          <w:rFonts w:ascii="BIZ UDPGothic" w:cs="BIZ UDPGothic" w:eastAsia="BIZ UDPGothic" w:hAnsi="BIZ UDPGothic"/>
+          <w:color w:val="404040"/>
+          <w:sz w:val="18"/>
+          <w:szCs w:val="18"/>
+        </w:rPr>
+        <w:t xml:space="preserve">以下の手順でコンテンツを移行し、dev-ignica-ksmを削除する。 */ Thực hiện</w:t>
+      </w:r>
+    </w:p>
+    <w:p>
+      <w:pPr>
+        <w:spacing w:before="100" w:after="100"/>
+      </w:pPr>
+      <w:r>
+        <w:rPr>
+          <w:rFonts w:ascii="BIZ UDPGothic" w:cs="BIZ UDPGothic" w:eastAsia="BIZ UDPGothic" w:hAnsi="BIZ UDPGothic"/>
+          <w:color w:val="404040"/>
+          <w:sz w:val="18"/>
+          <w:szCs w:val="18"/>
+        </w:rPr>
+        <w:t xml:space="preserve">theo các bước dưới đây để di chuyển nội dung và xóa dev-ignica-ksm.*</w:t>
+      </w:r>
+    </w:p>
+    <w:tbl>
+      <w:tblPr>
+        <w:tblW w:type="dxa" w:w="9506"/>
+        <w:tblBorders>
+          <w:top w:val="single" w:color="CCCCCC" w:sz="4"/>
+          <w:left w:val="single" w:color="CCCCCC" w:sz="4"/>
+          <w:bottom w:val="single" w:color="CCCCCC" w:sz="4"/>
+          <w:right w:val="single" w:color="CCCCCC" w:sz="4"/>
+          <w:insideH w:val="single" w:color="auto" w:sz="4"/>
+          <w:insideV w:val="single" w:color="auto" w:sz="4"/>
+        </w:tblBorders>
+      </w:tblPr>
+      <w:tblGrid>
+        <w:gridCol w:w="9506"/>
+      </w:tblGrid>
+      <w:tr>
+        <w:trPr>
+          <w:cantSplit/>
+        </w:trPr>
+        <w:tc>
+          <w:tcPr>
+            <w:tcW w:type="dxa" w:w="9506"/>
+            <w:tcBorders>
+              <w:top w:val="single" w:color="CCCCCC" w:sz="4"/>
+              <w:left w:val="single" w:color="CCCCCC" w:sz="4"/>
+              <w:bottom w:val="single" w:color="CCCCCC" w:sz="4"/>
+              <w:right w:val="single" w:color="CCCCCC" w:sz="4"/>
+            </w:tcBorders>
+            <w:shd w:fill="F5F5F5" w:val="clear"/>
+            <w:tcMar>
+              <w:top w:type="dxa" w:w="80"/>
+              <w:left w:type="dxa" w:w="200"/>
+              <w:bottom w:type="dxa" w:w="80"/>
+              <w:right w:type="dxa" w:w="200"/>
+            </w:tcMar>
+          </w:tcPr>
+          <w:p>
+            <w:pPr>
+              <w:spacing w:before="0" w:after="0"/>
+            </w:pPr>
+            <w:r>
+              <w:rPr>
+                <w:rFonts w:ascii="Courier New" w:cs="Courier New" w:eastAsia="Courier New" w:hAnsi="Courier New"/>
+                <w:color w:val="404040"/>
+                <w:sz w:val="16"/>
+                <w:szCs w:val="16"/>
+              </w:rPr>
+              <w:t xml:space="preserve">aws s3 ls s3://stg-ignica-com-lmd-jar</w:t>
+            </w:r>
+          </w:p>
+          <w:p>
+            <w:pPr>
+              <w:spacing w:before="0" w:after="0"/>
+            </w:pPr>
+            <w:r>
+              <w:rPr>
+                <w:rFonts w:ascii="Courier New" w:cs="Courier New" w:eastAsia="Courier New" w:hAnsi="Courier New"/>
+                <w:color w:val="404040"/>
+                <w:sz w:val="16"/>
+                <w:szCs w:val="16"/>
+              </w:rPr>
+              <w:t xml:space="preserve"/>
+            </w:r>
+          </w:p>
+          <w:p>
+            <w:pPr>
+              <w:spacing w:before="0" w:after="0"/>
+            </w:pPr>
+            <w:r>
+              <w:rPr>
+                <w:rFonts w:ascii="Courier New" w:cs="Courier New" w:eastAsia="Courier New" w:hAnsi="Courier New"/>
+                <w:color w:val="404040"/>
+                <w:sz w:val="16"/>
+                <w:szCs w:val="16"/>
+              </w:rPr>
+              <w:t xml:space="preserve">\# 2. コンテンツコピー / Copy nội dung</w:t>
+            </w:r>
+          </w:p>
+          <w:p>
+            <w:pPr>
+              <w:spacing w:before="0" w:after="0"/>
+            </w:pPr>
+            <w:r>
+              <w:rPr>
+                <w:rFonts w:ascii="Courier New" w:cs="Courier New" w:eastAsia="Courier New" w:hAnsi="Courier New"/>
+                <w:color w:val="404040"/>
+                <w:sz w:val="16"/>
+                <w:szCs w:val="16"/>
+              </w:rPr>
+              <w:t xml:space="preserve"/>
+            </w:r>
+          </w:p>
+          <w:p>
+            <w:pPr>
+              <w:spacing w:before="0" w:after="0"/>
+            </w:pPr>
+            <w:r>
+              <w:rPr>
+                <w:rFonts w:ascii="Courier New" w:cs="Courier New" w:eastAsia="Courier New" w:hAnsi="Courier New"/>
+                <w:color w:val="404040"/>
+                <w:sz w:val="16"/>
+                <w:szCs w:val="16"/>
+              </w:rPr>
+              <w:t xml:space="preserve">aws s3 sync s3://dev-ignica-ksm s3://stg-ignica-com-lmd-jar</w:t>
+            </w:r>
+          </w:p>
+          <w:p>
+            <w:pPr>
+              <w:spacing w:before="0" w:after="0"/>
+            </w:pPr>
+            <w:r>
+              <w:rPr>
+                <w:rFonts w:ascii="Courier New" w:cs="Courier New" w:eastAsia="Courier New" w:hAnsi="Courier New"/>
+                <w:color w:val="404040"/>
+                <w:sz w:val="16"/>
+                <w:szCs w:val="16"/>
+              </w:rPr>
+              <w:t xml:space="preserve"/>
+            </w:r>
+          </w:p>
+          <w:p>
+            <w:pPr>
+              <w:spacing w:before="0" w:after="0"/>
+            </w:pPr>
+            <w:r>
+              <w:rPr>
+                <w:rFonts w:ascii="Courier New" w:cs="Courier New" w:eastAsia="Courier New" w:hAnsi="Courier New"/>
+                <w:color w:val="404040"/>
+                <w:sz w:val="16"/>
+                <w:szCs w:val="16"/>
+              </w:rPr>
+              <w:t xml:space="preserve">\# 3. コピー結果確認 / Xác nhận kết quả copy</w:t>
+            </w:r>
+          </w:p>
+          <w:p>
+            <w:pPr>
+              <w:spacing w:before="0" w:after="0"/>
+            </w:pPr>
+            <w:r>
+              <w:rPr>
+                <w:rFonts w:ascii="Courier New" w:cs="Courier New" w:eastAsia="Courier New" w:hAnsi="Courier New"/>
+                <w:color w:val="404040"/>
+                <w:sz w:val="16"/>
+                <w:szCs w:val="16"/>
+              </w:rPr>
+              <w:t xml:space="preserve"/>
+            </w:r>
+          </w:p>
+          <w:p>
+            <w:pPr>
+              <w:spacing w:before="0" w:after="0"/>
+            </w:pPr>
+            <w:r>
+              <w:rPr>
+                <w:rFonts w:ascii="Courier New" w:cs="Courier New" w:eastAsia="Courier New" w:hAnsi="Courier New"/>
+                <w:color w:val="404040"/>
+                <w:sz w:val="16"/>
+                <w:szCs w:val="16"/>
+              </w:rPr>
+              <w:t xml:space="preserve">aws s3 ls s3://stg-ignica-com-lmd-jar --recursive</w:t>
+            </w:r>
+          </w:p>
+          <w:p>
+            <w:pPr>
+              <w:spacing w:before="0" w:after="0"/>
+            </w:pPr>
+            <w:r>
+              <w:rPr>
+                <w:rFonts w:ascii="Courier New" w:cs="Courier New" w:eastAsia="Courier New" w:hAnsi="Courier New"/>
+                <w:color w:val="404040"/>
+                <w:sz w:val="16"/>
+                <w:szCs w:val="16"/>
+              </w:rPr>
+              <w:t xml:space="preserve"/>
+            </w:r>
+          </w:p>
+          <w:p>
+            <w:pPr>
+              <w:spacing w:before="0" w:after="0"/>
+            </w:pPr>
+            <w:r>
+              <w:rPr>
+                <w:rFonts w:ascii="Courier New" w:cs="Courier New" w:eastAsia="Courier New" w:hAnsi="Courier New"/>
+                <w:color w:val="404040"/>
+                <w:sz w:val="16"/>
+                <w:szCs w:val="16"/>
+              </w:rPr>
+              <w:t xml:space="preserve">\# 4. 移行元バケット削除 / Xóa bucket nguồn</w:t>
+            </w:r>
+          </w:p>
+          <w:p>
+            <w:pPr>
+              <w:spacing w:before="0" w:after="0"/>
+            </w:pPr>
+            <w:r>
+              <w:rPr>
+                <w:rFonts w:ascii="Courier New" w:cs="Courier New" w:eastAsia="Courier New" w:hAnsi="Courier New"/>
+                <w:color w:val="404040"/>
+                <w:sz w:val="16"/>
+                <w:szCs w:val="16"/>
+              </w:rPr>
+              <w:t xml:space="preserve"/>
+            </w:r>
+          </w:p>
+          <w:p>
+            <w:pPr>
+              <w:spacing w:before="0" w:after="0"/>
+            </w:pPr>
+            <w:r>
+              <w:rPr>
+                <w:rFonts w:ascii="Courier New" w:cs="Courier New" w:eastAsia="Courier New" w:hAnsi="Courier New"/>
+                <w:color w:val="404040"/>
+                <w:sz w:val="16"/>
+                <w:szCs w:val="16"/>
+              </w:rPr>
+              <w:t xml:space="preserve">aws s3 rb s3://dev-ignica-ksm --force</w:t>
+            </w:r>
+          </w:p>
+          <w:p>
+            <w:pPr>
+              <w:spacing w:before="0" w:after="0"/>
+            </w:pPr>
+            <w:r>
+              <w:rPr>
+                <w:rFonts w:ascii="Courier New" w:cs="Courier New" w:eastAsia="Courier New" w:hAnsi="Courier New"/>
+                <w:color w:val="404040"/>
+                <w:sz w:val="16"/>
+                <w:szCs w:val="16"/>
+              </w:rPr>
+              <w:t xml:space="preserve"/>
+            </w:r>
+          </w:p>
+          <w:p>
+            <w:pPr>
+              <w:spacing w:before="0" w:after="0"/>
+            </w:pPr>
+            <w:r>
+              <w:rPr>
+                <w:rFonts w:ascii="Courier New" w:cs="Courier New" w:eastAsia="Courier New" w:hAnsi="Courier New"/>
+                <w:color w:val="404040"/>
+                <w:sz w:val="16"/>
+                <w:szCs w:val="16"/>
+              </w:rPr>
+              <w:t xml:space="preserve">echo "完了 / Hoàn thành"</w:t>
+            </w:r>
+          </w:p>
+        </w:tc>
+      </w:tr>
+    </w:tbl>
+    <w:p>
+      <w:pPr>
+        <w:spacing w:before="100" w:after="100"/>
+      </w:pPr>
+      <w:r>
+        <w:rPr>
+          <w:rFonts w:ascii="BIZ UDPGothic" w:cs="BIZ UDPGothic" w:eastAsia="BIZ UDPGothic" w:hAnsi="BIZ UDPGothic"/>
+          <w:b/>
+          <w:bCs/>
+          <w:color w:val="C8102E"/>
+          <w:sz w:val="20"/>
+          <w:szCs w:val="20"/>
+        </w:rPr>
+        <w:t xml:space="preserve">■ 注意事項</w:t>
+      </w:r>
+    </w:p>
+    <w:p>
+      <w:pPr>
+        <w:spacing w:before="100" w:after="100"/>
+      </w:pPr>
+      <w:r>
+        <w:rPr>
+          <w:rFonts w:ascii="BIZ UDPGothic" w:cs="BIZ UDPGothic" w:eastAsia="BIZ UDPGothic" w:hAnsi="BIZ UDPGothic"/>
+          <w:color w:val="404040"/>
+          <w:sz w:val="18"/>
+          <w:szCs w:val="18"/>
+        </w:rPr>
+        <w:t xml:space="preserve">monorepo移行時のCI/CDパイプラインでは \--s3-bucket</w:t>
+      </w:r>
+    </w:p>
+    <w:p>
+      <w:pPr>
+        <w:spacing w:before="100" w:after="100"/>
+      </w:pPr>
+      <w:r>
+        <w:rPr>
+          <w:rFonts w:ascii="BIZ UDPGothic" w:cs="BIZ UDPGothic" w:eastAsia="BIZ UDPGothic" w:hAnsi="BIZ UDPGothic"/>
+          <w:color w:val="404040"/>
+          <w:sz w:val="18"/>
+          <w:szCs w:val="18"/>
+        </w:rPr>
+        <w:t xml:space="preserve">stg-ignica-com-lmd-jar を指定すること。 */ Trong CI/CD pipeline khi di</w:t>
+      </w:r>
+    </w:p>
+    <w:p>
+      <w:pPr>
+        <w:spacing w:before="100" w:after="100"/>
+      </w:pPr>
+      <w:r>
+        <w:rPr>
+          <w:rFonts w:ascii="BIZ UDPGothic" w:cs="BIZ UDPGothic" w:eastAsia="BIZ UDPGothic" w:hAnsi="BIZ UDPGothic"/>
+          <w:color w:val="404040"/>
+          <w:sz w:val="18"/>
+          <w:szCs w:val="18"/>
+        </w:rPr>
+        <w:t xml:space="preserve">chuyển sang monorepo, cần chỉ định \--s3-bucket stg-ignica-com-lmd-jar.*</w:t>
       </w:r>
     </w:p>
     <w:p>
@@ -1576,158 +1976,7 @@
           <w:sz w:val="24"/>
           <w:szCs w:val="24"/>
         </w:rPr>
-        <w:t xml:space="preserve">■ ④ 改修内容</w:t>
-      </w:r>
-      <w:r>
-        <w:br/>
-      </w:r>
-      <w:r>
-        <w:rPr>
-          <w:rFonts w:ascii="BIZ UDPGothic" w:cs="BIZ UDPGothic" w:eastAsia="BIZ UDPGothic" w:hAnsi="BIZ UDPGothic"/>
-          <w:i/>
-          <w:iCs/>
-          <w:color w:val="AA3344"/>
-          <w:sz w:val="17"/>
-          <w:szCs w:val="17"/>
-        </w:rPr>
-        <w:t xml:space="preserve">　Nội Dung Sửa Đổi</w:t>
-      </w:r>
-    </w:p>
-    <w:p>
-      <w:pPr>
-        <w:spacing w:before="100" w:after="100"/>
-      </w:pPr>
-      <w:r>
-        <w:rPr>
-          <w:rFonts w:ascii="BIZ UDPGothic" w:cs="BIZ UDPGothic" w:eastAsia="BIZ UDPGothic" w:hAnsi="BIZ UDPGothic"/>
-          <w:b/>
-          <w:bCs/>
-          <w:color w:val="C8102E"/>
-          <w:sz w:val="20"/>
-          <w:szCs w:val="20"/>
-        </w:rPr>
-        <w:t xml:space="preserve">■ No.1 STG S3バケット名変更</w:t>
-      </w:r>
-    </w:p>
-    <w:p>
-      <w:pPr>
-        <w:spacing w:before="100" w:after="100"/>
-      </w:pPr>
-      <w:r>
-        <w:rPr>
-          <w:rFonts w:ascii="BIZ UDPGothic" w:cs="BIZ UDPGothic" w:eastAsia="BIZ UDPGothic" w:hAnsi="BIZ UDPGothic"/>
-          <w:b/>
-          <w:bCs/>
-          <w:color w:val="C8102E"/>
-          <w:sz w:val="20"/>
-          <w:szCs w:val="20"/>
-        </w:rPr>
-        <w:t xml:space="preserve">■ 改修内容</w:t>
-      </w:r>
-    </w:p>
-    <w:p>
-      <w:pPr>
-        <w:spacing w:before="100" w:after="100"/>
-      </w:pPr>
-      <w:r>
-        <w:rPr>
-          <w:rFonts w:ascii="BIZ UDPGothic" w:cs="BIZ UDPGothic" w:eastAsia="BIZ UDPGothic" w:hAnsi="BIZ UDPGothic"/>
-          <w:color w:val="404040"/>
-          <w:sz w:val="18"/>
-          <w:szCs w:val="18"/>
-        </w:rPr>
-        <w:t xml:space="preserve">以下の手順でコンテンツを移行し、dev-ignica-ksmを削除する。 */ Thực hiện</w:t>
-      </w:r>
-    </w:p>
-    <w:p>
-      <w:pPr>
-        <w:spacing w:before="100" w:after="100"/>
-      </w:pPr>
-      <w:r>
-        <w:rPr>
-          <w:rFonts w:ascii="BIZ UDPGothic" w:cs="BIZ UDPGothic" w:eastAsia="BIZ UDPGothic" w:hAnsi="BIZ UDPGothic"/>
-          <w:color w:val="404040"/>
-          <w:sz w:val="18"/>
-          <w:szCs w:val="18"/>
-        </w:rPr>
-        <w:t xml:space="preserve">theo các bước dưới đây để di chuyển nội dung và xóa dev-ignica-ksm.*</w:t>
-      </w:r>
-    </w:p>
-    <w:p>
-      <w:pPr>
-        <w:spacing w:before="100" w:after="100"/>
-      </w:pPr>
-      <w:r>
-        <w:rPr>
-          <w:rFonts w:ascii="BIZ UDPGothic" w:cs="BIZ UDPGothic" w:eastAsia="BIZ UDPGothic" w:hAnsi="BIZ UDPGothic"/>
-          <w:b/>
-          <w:bCs/>
-          <w:color w:val="C8102E"/>
-          <w:sz w:val="20"/>
-          <w:szCs w:val="20"/>
-        </w:rPr>
-        <w:t xml:space="preserve">■ 注意事項</w:t>
-      </w:r>
-    </w:p>
-    <w:p>
-      <w:pPr>
-        <w:spacing w:before="100" w:after="100"/>
-      </w:pPr>
-      <w:r>
-        <w:rPr>
-          <w:rFonts w:ascii="BIZ UDPGothic" w:cs="BIZ UDPGothic" w:eastAsia="BIZ UDPGothic" w:hAnsi="BIZ UDPGothic"/>
-          <w:color w:val="404040"/>
-          <w:sz w:val="18"/>
-          <w:szCs w:val="18"/>
-        </w:rPr>
-        <w:t xml:space="preserve">monorepo移行時のCI/CDパイプラインでは \--s3-bucket</w:t>
-      </w:r>
-    </w:p>
-    <w:p>
-      <w:pPr>
-        <w:spacing w:before="100" w:after="100"/>
-      </w:pPr>
-      <w:r>
-        <w:rPr>
-          <w:rFonts w:ascii="BIZ UDPGothic" w:cs="BIZ UDPGothic" w:eastAsia="BIZ UDPGothic" w:hAnsi="BIZ UDPGothic"/>
-          <w:color w:val="404040"/>
-          <w:sz w:val="18"/>
-          <w:szCs w:val="18"/>
-        </w:rPr>
-        <w:t xml:space="preserve">stg-ignica-com-lmd-jar を指定すること。 */ Trong CI/CD pipeline khi di</w:t>
-      </w:r>
-    </w:p>
-    <w:p>
-      <w:pPr>
-        <w:spacing w:before="100" w:after="100"/>
-      </w:pPr>
-      <w:r>
-        <w:rPr>
-          <w:rFonts w:ascii="BIZ UDPGothic" w:cs="BIZ UDPGothic" w:eastAsia="BIZ UDPGothic" w:hAnsi="BIZ UDPGothic"/>
-          <w:color w:val="404040"/>
-          <w:sz w:val="18"/>
-          <w:szCs w:val="18"/>
-        </w:rPr>
-        <w:t xml:space="preserve">chuyển sang monorepo, cần chỉ định \--s3-bucket stg-ignica-com-lmd-jar.*</w:t>
-      </w:r>
-    </w:p>
-    <w:p>
-      <w:pPr>
-        <w:pBdr>
-          <w:left w:val="thick" w:color="C8102E" w:sz="20" w:space="6"/>
-        </w:pBdr>
-        <w:spacing w:before="280" w:after="100"/>
-      </w:pPr>
-      <w:r>
-        <w:rPr>
-          <w:rFonts w:ascii="BIZ UDPGothic" w:cs="BIZ UDPGothic" w:eastAsia="BIZ UDPGothic" w:hAnsi="BIZ UDPGothic"/>
-          <w:b/>
-          <w:bCs/>
-          <w:color w:val="C8102E"/>
-          <w:sz w:val="24"/>
-          <w:szCs w:val="24"/>
-        </w:rPr>
-        <w:t xml:space="preserve">■ ⑧ テスト手順・結果</w:t>
+        <w:t xml:space="preserve">■ テスト手順・結果</w:t>
       </w:r>
       <w:r>
         <w:br/>
@@ -2268,7 +2517,7 @@
           <w:sz w:val="24"/>
           <w:szCs w:val="24"/>
         </w:rPr>
-        <w:t xml:space="preserve">■ ⑨ 改廃履歴</w:t>
+        <w:t xml:space="preserve">■ 改廃履歴</w:t>
       </w:r>
       <w:r>
         <w:br/>

--- a/40_AWS/05_改修資料/KSM_AWS_MOD_001_改修指示書_S3バケット名整理_ja_vi.docx
+++ b/40_AWS/05_改修資料/KSM_AWS_MOD_001_改修指示書_S3バケット名整理_ja_vi.docx
@@ -1310,7 +1310,7 @@
           <w:sz w:val="24"/>
           <w:szCs w:val="24"/>
         </w:rPr>
-        <w:t xml:space="preserve">■ 改修概要</w:t>
+        <w:t xml:space="preserve">■ 概要・目的</w:t>
       </w:r>
       <w:r>
         <w:br/>
@@ -1324,109 +1324,360 @@
           <w:sz w:val="17"/>
           <w:szCs w:val="17"/>
         </w:rPr>
-        <w:t xml:space="preserve">　Tổng Quan Sửa Đổi</w:t>
+        <w:t xml:space="preserve">　Tổng quan / Mục đích</w:t>
       </w:r>
     </w:p>
-    <w:p>
-      <w:pPr>
-        <w:spacing w:before="100" w:after="100"/>
-      </w:pPr>
-      <w:r>
-        <w:rPr>
-          <w:rFonts w:ascii="BIZ UDPGothic" w:cs="BIZ UDPGothic" w:eastAsia="BIZ UDPGothic" w:hAnsi="BIZ UDPGothic"/>
-          <w:b/>
-          <w:bCs/>
-          <w:color w:val="404040"/>
-          <w:sz w:val="18"/>
-          <w:szCs w:val="18"/>
-        </w:rPr>
-        <w:t xml:space="preserve">No.   改修タイトル   概要 */ Tổng quan*             工数   リスク</w:t>
-      </w:r>
-    </w:p>
-    <w:p>
-      <w:pPr>
-        <w:spacing w:before="100" w:after="100"/>
-      </w:pPr>
-      <w:r>
-        <w:rPr>
-          <w:rFonts w:ascii="BIZ UDPGothic" w:cs="BIZ UDPGothic" w:eastAsia="BIZ UDPGothic" w:hAnsi="BIZ UDPGothic"/>
-          <w:color w:val="404040"/>
-          <w:sz w:val="18"/>
-          <w:szCs w:val="18"/>
-        </w:rPr>
-        <w:t xml:space="preserve">lượng*</w:t>
-      </w:r>
-    </w:p>
-    <w:p>
-      <w:pPr>
-        <w:spacing w:before="100" w:after="100"/>
-      </w:pPr>
-      <w:r>
-        <w:rPr>
-          <w:rFonts w:ascii="BIZ UDPGothic" w:cs="BIZ UDPGothic" w:eastAsia="BIZ UDPGothic" w:hAnsi="BIZ UDPGothic"/>
-          <w:color w:val="404040"/>
-          <w:sz w:val="18"/>
-          <w:szCs w:val="18"/>
-        </w:rPr>
-        <w:t xml:space="preserve">1         STG                dev-ignica-ksm →                   0.5人日    低 / Thấp</w:t>
-      </w:r>
-    </w:p>
-    <w:p>
-      <w:pPr>
-        <w:spacing w:before="100" w:after="100"/>
-      </w:pPr>
-      <w:r>
-        <w:rPr>
-          <w:rFonts w:ascii="BIZ UDPGothic" w:cs="BIZ UDPGothic" w:eastAsia="BIZ UDPGothic" w:hAnsi="BIZ UDPGothic"/>
-          <w:color w:val="404040"/>
-          <w:sz w:val="18"/>
-          <w:szCs w:val="18"/>
-        </w:rPr>
-        <w:t xml:space="preserve">S3バケット名変更   stg-ignica-com-lmd-jar</w:t>
-      </w:r>
-    </w:p>
-    <w:p>
-      <w:pPr>
-        <w:spacing w:before="100" w:after="100"/>
-      </w:pPr>
-      <w:r>
-        <w:rPr>
-          <w:rFonts w:ascii="BIZ UDPGothic" w:cs="BIZ UDPGothic" w:eastAsia="BIZ UDPGothic" w:hAnsi="BIZ UDPGothic"/>
-          <w:color w:val="404040"/>
-          <w:sz w:val="18"/>
-          <w:szCs w:val="18"/>
-        </w:rPr>
-        <w:t xml:space="preserve">Đổi tên S3 Bucket  へコンテンツ移行・バケット名整理</w:t>
-      </w:r>
-    </w:p>
-    <w:p>
-      <w:pPr>
-        <w:spacing w:before="100" w:after="100"/>
-      </w:pPr>
-      <w:r>
-        <w:rPr>
-          <w:rFonts w:ascii="BIZ UDPGothic" w:cs="BIZ UDPGothic" w:eastAsia="BIZ UDPGothic" w:hAnsi="BIZ UDPGothic"/>
-          <w:color w:val="404040"/>
-          <w:sz w:val="18"/>
-          <w:szCs w:val="18"/>
-        </w:rPr>
-        <w:t xml:space="preserve">STG                Di chuyển nội dung, chỉnh lý tên</w:t>
-      </w:r>
-    </w:p>
-    <w:p>
-      <w:pPr>
-        <w:spacing w:before="100" w:after="100"/>
-      </w:pPr>
-      <w:r>
-        <w:rPr>
-          <w:rFonts w:ascii="BIZ UDPGothic" w:cs="BIZ UDPGothic" w:eastAsia="BIZ UDPGothic" w:hAnsi="BIZ UDPGothic"/>
-          <w:color w:val="404040"/>
-          <w:sz w:val="18"/>
-          <w:szCs w:val="18"/>
-        </w:rPr>
-        <w:t xml:space="preserve">bucket</w:t>
-      </w:r>
-    </w:p>
+    <w:tbl>
+      <w:tblPr>
+        <w:tblW w:type="dxa" w:w="9506"/>
+        <w:tblBorders>
+          <w:top w:val="single" w:color="CCCCCC" w:sz="4"/>
+          <w:left w:val="single" w:color="CCCCCC" w:sz="4"/>
+          <w:bottom w:val="single" w:color="CCCCCC" w:sz="4"/>
+          <w:right w:val="single" w:color="CCCCCC" w:sz="4"/>
+          <w:insideH w:val="single" w:color="auto" w:sz="4"/>
+          <w:insideV w:val="single" w:color="auto" w:sz="4"/>
+        </w:tblBorders>
+      </w:tblPr>
+      <w:tblGrid>
+        <w:gridCol w:w="1901"/>
+        <w:gridCol w:w="1901"/>
+        <w:gridCol w:w="1901"/>
+        <w:gridCol w:w="1901"/>
+        <w:gridCol w:w="1902"/>
+      </w:tblGrid>
+      <w:tr>
+        <w:trPr>
+          <w:cantSplit/>
+          <w:tblHeader/>
+        </w:trPr>
+        <w:tc>
+          <w:tcPr>
+            <w:tcW w:type="dxa" w:w="1901"/>
+            <w:tcBorders>
+              <w:top w:val="single" w:color="CCCCCC" w:sz="4"/>
+              <w:left w:val="single" w:color="CCCCCC" w:sz="4"/>
+              <w:bottom w:val="single" w:color="CCCCCC" w:sz="4"/>
+              <w:right w:val="single" w:color="CCCCCC" w:sz="4"/>
+            </w:tcBorders>
+            <w:shd w:fill="E8E8E8" w:val="clear"/>
+            <w:tcMar>
+              <w:top w:type="dxa" w:w="80"/>
+              <w:left w:type="dxa" w:w="120"/>
+              <w:bottom w:type="dxa" w:w="80"/>
+              <w:right w:type="dxa" w:w="120"/>
+            </w:tcMar>
+          </w:tcPr>
+          <w:p>
+            <w:pPr>
+              <w:spacing w:before="0" w:after="0"/>
+            </w:pPr>
+            <w:r>
+              <w:rPr>
+                <w:rFonts w:ascii="BIZ UDPGothic" w:cs="BIZ UDPGothic" w:eastAsia="BIZ UDPGothic" w:hAnsi="BIZ UDPGothic"/>
+                <w:color w:val="404040"/>
+                <w:sz w:val="18"/>
+                <w:szCs w:val="18"/>
+              </w:rPr>
+              <w:t xml:space="preserve">No.</w:t>
+            </w:r>
+          </w:p>
+        </w:tc>
+        <w:tc>
+          <w:tcPr>
+            <w:tcW w:type="dxa" w:w="1901"/>
+            <w:tcBorders>
+              <w:top w:val="single" w:color="CCCCCC" w:sz="4"/>
+              <w:left w:val="single" w:color="CCCCCC" w:sz="4"/>
+              <w:bottom w:val="single" w:color="CCCCCC" w:sz="4"/>
+              <w:right w:val="single" w:color="CCCCCC" w:sz="4"/>
+            </w:tcBorders>
+            <w:shd w:fill="E8E8E8" w:val="clear"/>
+            <w:tcMar>
+              <w:top w:type="dxa" w:w="80"/>
+              <w:left w:type="dxa" w:w="120"/>
+              <w:bottom w:type="dxa" w:w="80"/>
+              <w:right w:type="dxa" w:w="120"/>
+            </w:tcMar>
+          </w:tcPr>
+          <w:p>
+            <w:pPr>
+              <w:spacing w:before="0" w:after="0"/>
+            </w:pPr>
+            <w:r>
+              <w:rPr>
+                <w:rFonts w:ascii="BIZ UDPGothic" w:cs="BIZ UDPGothic" w:eastAsia="BIZ UDPGothic" w:hAnsi="BIZ UDPGothic"/>
+                <w:color w:val="404040"/>
+                <w:sz w:val="18"/>
+                <w:szCs w:val="18"/>
+              </w:rPr>
+              <w:t xml:space="preserve">改修タイトル / Tiêu đề</w:t>
+            </w:r>
+          </w:p>
+        </w:tc>
+        <w:tc>
+          <w:tcPr>
+            <w:tcW w:type="dxa" w:w="1901"/>
+            <w:tcBorders>
+              <w:top w:val="single" w:color="CCCCCC" w:sz="4"/>
+              <w:left w:val="single" w:color="CCCCCC" w:sz="4"/>
+              <w:bottom w:val="single" w:color="CCCCCC" w:sz="4"/>
+              <w:right w:val="single" w:color="CCCCCC" w:sz="4"/>
+            </w:tcBorders>
+            <w:shd w:fill="E8E8E8" w:val="clear"/>
+            <w:tcMar>
+              <w:top w:type="dxa" w:w="80"/>
+              <w:left w:type="dxa" w:w="120"/>
+              <w:bottom w:type="dxa" w:w="80"/>
+              <w:right w:type="dxa" w:w="120"/>
+            </w:tcMar>
+          </w:tcPr>
+          <w:p>
+            <w:pPr>
+              <w:spacing w:before="0" w:after="0"/>
+            </w:pPr>
+            <w:r>
+              <w:rPr>
+                <w:rFonts w:ascii="BIZ UDPGothic" w:cs="BIZ UDPGothic" w:eastAsia="BIZ UDPGothic" w:hAnsi="BIZ UDPGothic"/>
+                <w:color w:val="404040"/>
+                <w:sz w:val="18"/>
+                <w:szCs w:val="18"/>
+              </w:rPr>
+              <w:t xml:space="preserve">概要 / Tổng quan</w:t>
+            </w:r>
+          </w:p>
+        </w:tc>
+        <w:tc>
+          <w:tcPr>
+            <w:tcW w:type="dxa" w:w="1901"/>
+            <w:tcBorders>
+              <w:top w:val="single" w:color="CCCCCC" w:sz="4"/>
+              <w:left w:val="single" w:color="CCCCCC" w:sz="4"/>
+              <w:bottom w:val="single" w:color="CCCCCC" w:sz="4"/>
+              <w:right w:val="single" w:color="CCCCCC" w:sz="4"/>
+            </w:tcBorders>
+            <w:shd w:fill="E8E8E8" w:val="clear"/>
+            <w:tcMar>
+              <w:top w:type="dxa" w:w="80"/>
+              <w:left w:type="dxa" w:w="120"/>
+              <w:bottom w:type="dxa" w:w="80"/>
+              <w:right w:type="dxa" w:w="120"/>
+            </w:tcMar>
+          </w:tcPr>
+          <w:p>
+            <w:pPr>
+              <w:spacing w:before="0" w:after="0"/>
+            </w:pPr>
+            <w:r>
+              <w:rPr>
+                <w:rFonts w:ascii="BIZ UDPGothic" w:cs="BIZ UDPGothic" w:eastAsia="BIZ UDPGothic" w:hAnsi="BIZ UDPGothic"/>
+                <w:color w:val="404040"/>
+                <w:sz w:val="18"/>
+                <w:szCs w:val="18"/>
+              </w:rPr>
+              <w:t xml:space="preserve">工数 / Khối lượng</w:t>
+            </w:r>
+          </w:p>
+        </w:tc>
+        <w:tc>
+          <w:tcPr>
+            <w:tcW w:type="dxa" w:w="1902"/>
+            <w:tcBorders>
+              <w:top w:val="single" w:color="CCCCCC" w:sz="4"/>
+              <w:left w:val="single" w:color="CCCCCC" w:sz="4"/>
+              <w:bottom w:val="single" w:color="CCCCCC" w:sz="4"/>
+              <w:right w:val="single" w:color="CCCCCC" w:sz="4"/>
+            </w:tcBorders>
+            <w:shd w:fill="E8E8E8" w:val="clear"/>
+            <w:tcMar>
+              <w:top w:type="dxa" w:w="80"/>
+              <w:left w:type="dxa" w:w="120"/>
+              <w:bottom w:type="dxa" w:w="80"/>
+              <w:right w:type="dxa" w:w="120"/>
+            </w:tcMar>
+          </w:tcPr>
+          <w:p>
+            <w:pPr>
+              <w:spacing w:before="0" w:after="0"/>
+            </w:pPr>
+            <w:r>
+              <w:rPr>
+                <w:rFonts w:ascii="BIZ UDPGothic" w:cs="BIZ UDPGothic" w:eastAsia="BIZ UDPGothic" w:hAnsi="BIZ UDPGothic"/>
+                <w:color w:val="404040"/>
+                <w:sz w:val="18"/>
+                <w:szCs w:val="18"/>
+              </w:rPr>
+              <w:t xml:space="preserve">リスク / Rủi ro</w:t>
+            </w:r>
+          </w:p>
+        </w:tc>
+      </w:tr>
+      <w:tr>
+        <w:trPr>
+          <w:cantSplit/>
+        </w:trPr>
+        <w:tc>
+          <w:tcPr>
+            <w:tcW w:type="dxa" w:w="1901"/>
+            <w:tcBorders>
+              <w:top w:val="single" w:color="CCCCCC" w:sz="4"/>
+              <w:left w:val="single" w:color="CCCCCC" w:sz="4"/>
+              <w:bottom w:val="single" w:color="CCCCCC" w:sz="4"/>
+              <w:right w:val="single" w:color="CCCCCC" w:sz="4"/>
+            </w:tcBorders>
+            <w:shd w:fill="FFFFFF" w:val="clear"/>
+            <w:tcMar>
+              <w:top w:type="dxa" w:w="80"/>
+              <w:left w:type="dxa" w:w="120"/>
+              <w:bottom w:type="dxa" w:w="80"/>
+              <w:right w:type="dxa" w:w="120"/>
+            </w:tcMar>
+          </w:tcPr>
+          <w:p>
+            <w:pPr>
+              <w:spacing w:before="0" w:after="0"/>
+            </w:pPr>
+            <w:r>
+              <w:rPr>
+                <w:rFonts w:ascii="BIZ UDPGothic" w:cs="BIZ UDPGothic" w:eastAsia="BIZ UDPGothic" w:hAnsi="BIZ UDPGothic"/>
+                <w:color w:val="404040"/>
+                <w:sz w:val="18"/>
+                <w:szCs w:val="18"/>
+              </w:rPr>
+              <w:t xml:space="preserve">1</w:t>
+            </w:r>
+          </w:p>
+        </w:tc>
+        <w:tc>
+          <w:tcPr>
+            <w:tcW w:type="dxa" w:w="1901"/>
+            <w:tcBorders>
+              <w:top w:val="single" w:color="CCCCCC" w:sz="4"/>
+              <w:left w:val="single" w:color="CCCCCC" w:sz="4"/>
+              <w:bottom w:val="single" w:color="CCCCCC" w:sz="4"/>
+              <w:right w:val="single" w:color="CCCCCC" w:sz="4"/>
+            </w:tcBorders>
+            <w:shd w:fill="FFFFFF" w:val="clear"/>
+            <w:tcMar>
+              <w:top w:type="dxa" w:w="80"/>
+              <w:left w:type="dxa" w:w="120"/>
+              <w:bottom w:type="dxa" w:w="80"/>
+              <w:right w:type="dxa" w:w="120"/>
+            </w:tcMar>
+          </w:tcPr>
+          <w:p>
+            <w:pPr>
+              <w:spacing w:before="0" w:after="0"/>
+            </w:pPr>
+            <w:r>
+              <w:rPr>
+                <w:rFonts w:ascii="BIZ UDPGothic" w:cs="BIZ UDPGothic" w:eastAsia="BIZ UDPGothic" w:hAnsi="BIZ UDPGothic"/>
+                <w:color w:val="404040"/>
+                <w:sz w:val="18"/>
+                <w:szCs w:val="18"/>
+              </w:rPr>
+              <w:t xml:space="preserve">STG S3バケット名変更 Đổi tên S3 Bucket STG</w:t>
+            </w:r>
+          </w:p>
+        </w:tc>
+        <w:tc>
+          <w:tcPr>
+            <w:tcW w:type="dxa" w:w="1901"/>
+            <w:tcBorders>
+              <w:top w:val="single" w:color="CCCCCC" w:sz="4"/>
+              <w:left w:val="single" w:color="CCCCCC" w:sz="4"/>
+              <w:bottom w:val="single" w:color="CCCCCC" w:sz="4"/>
+              <w:right w:val="single" w:color="CCCCCC" w:sz="4"/>
+            </w:tcBorders>
+            <w:shd w:fill="FFFFFF" w:val="clear"/>
+            <w:tcMar>
+              <w:top w:type="dxa" w:w="80"/>
+              <w:left w:type="dxa" w:w="120"/>
+              <w:bottom w:type="dxa" w:w="80"/>
+              <w:right w:type="dxa" w:w="120"/>
+            </w:tcMar>
+          </w:tcPr>
+          <w:p>
+            <w:pPr>
+              <w:spacing w:before="0" w:after="0"/>
+            </w:pPr>
+            <w:r>
+              <w:rPr>
+                <w:rFonts w:ascii="BIZ UDPGothic" w:cs="BIZ UDPGothic" w:eastAsia="BIZ UDPGothic" w:hAnsi="BIZ UDPGothic"/>
+                <w:color w:val="404040"/>
+                <w:sz w:val="18"/>
+                <w:szCs w:val="18"/>
+              </w:rPr>
+              <w:t xml:space="preserve">dev-ignica-ksm → stg-ignica-com-lmd-jar へコンテンツ移行・バケット名整理 Di chuyển nội dung, chỉnh lý tên bucket</w:t>
+            </w:r>
+          </w:p>
+        </w:tc>
+        <w:tc>
+          <w:tcPr>
+            <w:tcW w:type="dxa" w:w="1901"/>
+            <w:tcBorders>
+              <w:top w:val="single" w:color="CCCCCC" w:sz="4"/>
+              <w:left w:val="single" w:color="CCCCCC" w:sz="4"/>
+              <w:bottom w:val="single" w:color="CCCCCC" w:sz="4"/>
+              <w:right w:val="single" w:color="CCCCCC" w:sz="4"/>
+            </w:tcBorders>
+            <w:shd w:fill="FFFFFF" w:val="clear"/>
+            <w:tcMar>
+              <w:top w:type="dxa" w:w="80"/>
+              <w:left w:type="dxa" w:w="120"/>
+              <w:bottom w:type="dxa" w:w="80"/>
+              <w:right w:type="dxa" w:w="120"/>
+            </w:tcMar>
+          </w:tcPr>
+          <w:p>
+            <w:pPr>
+              <w:spacing w:before="0" w:after="0"/>
+            </w:pPr>
+            <w:r>
+              <w:rPr>
+                <w:rFonts w:ascii="BIZ UDPGothic" w:cs="BIZ UDPGothic" w:eastAsia="BIZ UDPGothic" w:hAnsi="BIZ UDPGothic"/>
+                <w:color w:val="404040"/>
+                <w:sz w:val="18"/>
+                <w:szCs w:val="18"/>
+              </w:rPr>
+              <w:t xml:space="preserve">0.5人日</w:t>
+            </w:r>
+          </w:p>
+        </w:tc>
+        <w:tc>
+          <w:tcPr>
+            <w:tcW w:type="dxa" w:w="1902"/>
+            <w:tcBorders>
+              <w:top w:val="single" w:color="CCCCCC" w:sz="4"/>
+              <w:left w:val="single" w:color="CCCCCC" w:sz="4"/>
+              <w:bottom w:val="single" w:color="CCCCCC" w:sz="4"/>
+              <w:right w:val="single" w:color="CCCCCC" w:sz="4"/>
+            </w:tcBorders>
+            <w:shd w:fill="FFFFFF" w:val="clear"/>
+            <w:tcMar>
+              <w:top w:type="dxa" w:w="80"/>
+              <w:left w:type="dxa" w:w="120"/>
+              <w:bottom w:type="dxa" w:w="80"/>
+              <w:right w:type="dxa" w:w="120"/>
+            </w:tcMar>
+          </w:tcPr>
+          <w:p>
+            <w:pPr>
+              <w:spacing w:before="0" w:after="0"/>
+            </w:pPr>
+            <w:r>
+              <w:rPr>
+                <w:rFonts w:ascii="BIZ UDPGothic" w:cs="BIZ UDPGothic" w:eastAsia="BIZ UDPGothic" w:hAnsi="BIZ UDPGothic"/>
+                <w:color w:val="404040"/>
+                <w:sz w:val="18"/>
+                <w:szCs w:val="18"/>
+              </w:rPr>
+              <w:t xml:space="preserve">低 / Thấp</w:t>
+            </w:r>
+          </w:p>
+        </w:tc>
+      </w:tr>
+    </w:tbl>
     <w:p>
       <w:pPr>
         <w:spacing w:before="100" w:after="100"/>
@@ -1452,35 +1703,7 @@
           <w:sz w:val="16"/>
           <w:szCs w:val="16"/>
         </w:rPr>
-        <w:t xml:space="preserve">/ Vì tên S3 Bucket của môi trường STG vẫn đang là tên dành cho môi</w:t>
-      </w:r>
-    </w:p>
-    <w:p>
-      <w:pPr>
-        <w:spacing w:before="100" w:after="100"/>
-      </w:pPr>
-      <w:r>
-        <w:rPr>
-          <w:rFonts w:ascii="BIZ UDPGothic" w:cs="BIZ UDPGothic" w:eastAsia="BIZ UDPGothic" w:hAnsi="BIZ UDPGothic"/>
-          <w:color w:val="404040"/>
-          <w:sz w:val="18"/>
-          <w:szCs w:val="18"/>
-        </w:rPr>
-        <w:t xml:space="preserve">trường phát triển (dev-ignica-ksm), cần di chuyển sang tên bucket STG</w:t>
-      </w:r>
-    </w:p>
-    <w:p>
-      <w:pPr>
-        <w:spacing w:before="100" w:after="100"/>
-      </w:pPr>
-      <w:r>
-        <w:rPr>
-          <w:rFonts w:ascii="BIZ UDPGothic" w:cs="BIZ UDPGothic" w:eastAsia="BIZ UDPGothic" w:hAnsi="BIZ UDPGothic"/>
-          <w:color w:val="404040"/>
-          <w:sz w:val="18"/>
-          <w:szCs w:val="18"/>
-        </w:rPr>
-        <w:t xml:space="preserve">chính thức (stg-ignica-com-lmd-jar).*</w:t>
+        <w:t xml:space="preserve">/ Vì tên S3 Bucket của môi trường STG vẫn đang là tên dành cho môi trường phát triển (dev-ignica-ksm), cần di chuyển sang tên bucket STG chính thức (stg-ignica-com-lmd-jar).</w:t>
       </w:r>
     </w:p>
     <w:p>
@@ -1499,7 +1722,7 @@
           <w:sz w:val="24"/>
           <w:szCs w:val="24"/>
         </w:rPr>
-        <w:t xml:space="preserve">■ 対象ファイル</w:t>
+        <w:t xml:space="preserve">■ No.1 STG S3バケット名変更</w:t>
       </w:r>
       <w:r>
         <w:br/>
@@ -1513,7 +1736,7 @@
           <w:sz w:val="17"/>
           <w:szCs w:val="17"/>
         </w:rPr>
-        <w:t xml:space="preserve">　File Đối Tượng</w:t>
+        <w:t xml:space="preserve">　Đổi tên S3 Bucket STG</w:t>
       </w:r>
     </w:p>
     <w:p>
@@ -1532,7 +1755,7 @@
           <w:sz w:val="24"/>
           <w:szCs w:val="24"/>
         </w:rPr>
-        <w:t xml:space="preserve">■ 改修内容</w:t>
+        <w:t xml:space="preserve">■ 対象環境 / Môi trường mục tiêu</w:t>
       </w:r>
       <w:r>
         <w:br/>
@@ -1546,39 +1769,7 @@
           <w:sz w:val="17"/>
           <w:szCs w:val="17"/>
         </w:rPr>
-        <w:t xml:space="preserve">　Nội Dung Sửa Đổi</w:t>
-      </w:r>
-    </w:p>
-    <w:p>
-      <w:pPr>
-        <w:spacing w:before="100" w:after="100"/>
-      </w:pPr>
-      <w:r>
-        <w:rPr>
-          <w:rFonts w:ascii="BIZ UDPGothic" w:cs="BIZ UDPGothic" w:eastAsia="BIZ UDPGothic" w:hAnsi="BIZ UDPGothic"/>
-          <w:b/>
-          <w:bCs/>
-          <w:color w:val="C8102E"/>
-          <w:sz w:val="20"/>
-          <w:szCs w:val="20"/>
-        </w:rPr>
-        <w:t xml:space="preserve">■ No.1 STG S3バケット名変更</w:t>
-      </w:r>
-    </w:p>
-    <w:p>
-      <w:pPr>
-        <w:spacing w:before="100" w:after="100"/>
-      </w:pPr>
-      <w:r>
-        <w:rPr>
-          <w:rFonts w:ascii="BIZ UDPGothic" w:cs="BIZ UDPGothic" w:eastAsia="BIZ UDPGothic" w:hAnsi="BIZ UDPGothic"/>
-          <w:b/>
-          <w:bCs/>
-          <w:color w:val="C8102E"/>
-          <w:sz w:val="20"/>
-          <w:szCs w:val="20"/>
-        </w:rPr>
-        <w:t xml:space="preserve">■ 対象環境</w:t>
+        <w:t xml:space="preserve">　</w:t>
       </w:r>
     </w:p>
     <w:p>
@@ -1592,7 +1783,395 @@
           <w:sz w:val="18"/>
           <w:szCs w:val="18"/>
         </w:rPr>
-        <w:t xml:space="preserve">STG（AWSアカウント: 750735758916 / ap-northeast-1） */ STG (Tài khoản</w:t>
+        <w:t xml:space="preserve">STG（AWSアカウント: 750735758916</w:t>
+      </w:r>
+      <w:r>
+        <w:br/>
+      </w:r>
+      <w:r>
+        <w:rPr>
+          <w:rFonts w:ascii="BIZ UDPGothic" w:cs="BIZ UDPGothic" w:eastAsia="BIZ UDPGothic" w:hAnsi="BIZ UDPGothic"/>
+          <w:i/>
+          <w:iCs/>
+          <w:color w:val="777777"/>
+          <w:sz w:val="16"/>
+          <w:szCs w:val="16"/>
+        </w:rPr>
+        <w:t xml:space="preserve">/ ap-northeast-1） / STG (Tài khoản AWS: 750735758916 / ap-northeast-1)</w:t>
+      </w:r>
+    </w:p>
+    <w:p>
+      <w:pPr>
+        <w:pBdr>
+          <w:left w:val="thick" w:color="C8102E" w:sz="20" w:space="6"/>
+        </w:pBdr>
+        <w:spacing w:before="280" w:after="100"/>
+      </w:pPr>
+      <w:r>
+        <w:rPr>
+          <w:rFonts w:ascii="BIZ UDPGothic" w:cs="BIZ UDPGothic" w:eastAsia="BIZ UDPGothic" w:hAnsi="BIZ UDPGothic"/>
+          <w:b/>
+          <w:bCs/>
+          <w:color w:val="C8102E"/>
+          <w:sz w:val="24"/>
+          <w:szCs w:val="24"/>
+        </w:rPr>
+        <w:t xml:space="preserve">■ 対象ファイル / File mục tiêu</w:t>
+      </w:r>
+      <w:r>
+        <w:br/>
+      </w:r>
+      <w:r>
+        <w:rPr>
+          <w:rFonts w:ascii="BIZ UDPGothic" w:cs="BIZ UDPGothic" w:eastAsia="BIZ UDPGothic" w:hAnsi="BIZ UDPGothic"/>
+          <w:i/>
+          <w:iCs/>
+          <w:color w:val="AA3344"/>
+          <w:sz w:val="17"/>
+          <w:szCs w:val="17"/>
+        </w:rPr>
+        <w:t xml:space="preserve">　</w:t>
+      </w:r>
+    </w:p>
+    <w:tbl>
+      <w:tblPr>
+        <w:tblW w:type="dxa" w:w="9506"/>
+        <w:tblBorders>
+          <w:top w:val="single" w:color="CCCCCC" w:sz="4"/>
+          <w:left w:val="single" w:color="CCCCCC" w:sz="4"/>
+          <w:bottom w:val="single" w:color="CCCCCC" w:sz="4"/>
+          <w:right w:val="single" w:color="CCCCCC" w:sz="4"/>
+          <w:insideH w:val="single" w:color="auto" w:sz="4"/>
+          <w:insideV w:val="single" w:color="auto" w:sz="4"/>
+        </w:tblBorders>
+      </w:tblPr>
+      <w:tblGrid>
+        <w:gridCol w:w="4753"/>
+        <w:gridCol w:w="4753"/>
+      </w:tblGrid>
+      <w:tr>
+        <w:trPr>
+          <w:cantSplit/>
+          <w:tblHeader/>
+        </w:trPr>
+        <w:tc>
+          <w:tcPr>
+            <w:tcW w:type="dxa" w:w="4753"/>
+            <w:tcBorders>
+              <w:top w:val="single" w:color="CCCCCC" w:sz="4"/>
+              <w:left w:val="single" w:color="CCCCCC" w:sz="4"/>
+              <w:bottom w:val="single" w:color="CCCCCC" w:sz="4"/>
+              <w:right w:val="single" w:color="CCCCCC" w:sz="4"/>
+            </w:tcBorders>
+            <w:shd w:fill="E8E8E8" w:val="clear"/>
+            <w:tcMar>
+              <w:top w:type="dxa" w:w="80"/>
+              <w:left w:type="dxa" w:w="120"/>
+              <w:bottom w:type="dxa" w:w="80"/>
+              <w:right w:type="dxa" w:w="120"/>
+            </w:tcMar>
+          </w:tcPr>
+          <w:p>
+            <w:pPr>
+              <w:spacing w:before="0" w:after="0"/>
+            </w:pPr>
+            <w:r>
+              <w:rPr>
+                <w:rFonts w:ascii="BIZ UDPGothic" w:cs="BIZ UDPGothic" w:eastAsia="BIZ UDPGothic" w:hAnsi="BIZ UDPGothic"/>
+                <w:color w:val="404040"/>
+                <w:sz w:val="18"/>
+                <w:szCs w:val="18"/>
+              </w:rPr>
+              <w:t xml:space="preserve">対象 / Mục tiêu</w:t>
+            </w:r>
+          </w:p>
+        </w:tc>
+        <w:tc>
+          <w:tcPr>
+            <w:tcW w:type="dxa" w:w="4753"/>
+            <w:tcBorders>
+              <w:top w:val="single" w:color="CCCCCC" w:sz="4"/>
+              <w:left w:val="single" w:color="CCCCCC" w:sz="4"/>
+              <w:bottom w:val="single" w:color="CCCCCC" w:sz="4"/>
+              <w:right w:val="single" w:color="CCCCCC" w:sz="4"/>
+            </w:tcBorders>
+            <w:shd w:fill="E8E8E8" w:val="clear"/>
+            <w:tcMar>
+              <w:top w:type="dxa" w:w="80"/>
+              <w:left w:type="dxa" w:w="120"/>
+              <w:bottom w:type="dxa" w:w="80"/>
+              <w:right w:type="dxa" w:w="120"/>
+            </w:tcMar>
+          </w:tcPr>
+          <w:p>
+            <w:pPr>
+              <w:spacing w:before="0" w:after="0"/>
+            </w:pPr>
+            <w:r>
+              <w:rPr>
+                <w:rFonts w:ascii="BIZ UDPGothic" w:cs="BIZ UDPGothic" w:eastAsia="BIZ UDPGothic" w:hAnsi="BIZ UDPGothic"/>
+                <w:color w:val="404040"/>
+                <w:sz w:val="18"/>
+                <w:szCs w:val="18"/>
+              </w:rPr>
+              <w:t xml:space="preserve">詳細 / Chi tiết</w:t>
+            </w:r>
+          </w:p>
+        </w:tc>
+      </w:tr>
+      <w:tr>
+        <w:trPr>
+          <w:cantSplit/>
+        </w:trPr>
+        <w:tc>
+          <w:tcPr>
+            <w:tcW w:type="dxa" w:w="4753"/>
+            <w:tcBorders>
+              <w:top w:val="single" w:color="CCCCCC" w:sz="4"/>
+              <w:left w:val="single" w:color="CCCCCC" w:sz="4"/>
+              <w:bottom w:val="single" w:color="CCCCCC" w:sz="4"/>
+              <w:right w:val="single" w:color="CCCCCC" w:sz="4"/>
+            </w:tcBorders>
+            <w:shd w:fill="FFFFFF" w:val="clear"/>
+            <w:tcMar>
+              <w:top w:type="dxa" w:w="80"/>
+              <w:left w:type="dxa" w:w="120"/>
+              <w:bottom w:type="dxa" w:w="80"/>
+              <w:right w:type="dxa" w:w="120"/>
+            </w:tcMar>
+          </w:tcPr>
+          <w:p>
+            <w:pPr>
+              <w:spacing w:before="0" w:after="0"/>
+            </w:pPr>
+            <w:r>
+              <w:rPr>
+                <w:rFonts w:ascii="BIZ UDPGothic" w:cs="BIZ UDPGothic" w:eastAsia="BIZ UDPGothic" w:hAnsi="BIZ UDPGothic"/>
+                <w:color w:val="404040"/>
+                <w:sz w:val="18"/>
+                <w:szCs w:val="18"/>
+              </w:rPr>
+              <w:t xml:space="preserve">移行元 S3 / S3 nguồn</w:t>
+            </w:r>
+          </w:p>
+        </w:tc>
+        <w:tc>
+          <w:tcPr>
+            <w:tcW w:type="dxa" w:w="4753"/>
+            <w:tcBorders>
+              <w:top w:val="single" w:color="CCCCCC" w:sz="4"/>
+              <w:left w:val="single" w:color="CCCCCC" w:sz="4"/>
+              <w:bottom w:val="single" w:color="CCCCCC" w:sz="4"/>
+              <w:right w:val="single" w:color="CCCCCC" w:sz="4"/>
+            </w:tcBorders>
+            <w:shd w:fill="FFFFFF" w:val="clear"/>
+            <w:tcMar>
+              <w:top w:type="dxa" w:w="80"/>
+              <w:left w:type="dxa" w:w="120"/>
+              <w:bottom w:type="dxa" w:w="80"/>
+              <w:right w:type="dxa" w:w="120"/>
+            </w:tcMar>
+          </w:tcPr>
+          <w:p>
+            <w:pPr>
+              <w:spacing w:before="0" w:after="0"/>
+            </w:pPr>
+            <w:r>
+              <w:rPr>
+                <w:rFonts w:ascii="BIZ UDPGothic" w:cs="BIZ UDPGothic" w:eastAsia="BIZ UDPGothic" w:hAnsi="BIZ UDPGothic"/>
+                <w:color w:val="404040"/>
+                <w:sz w:val="18"/>
+                <w:szCs w:val="18"/>
+              </w:rPr>
+              <w:t xml:space="preserve">dev-ignica-ksm</w:t>
+            </w:r>
+          </w:p>
+        </w:tc>
+      </w:tr>
+      <w:tr>
+        <w:trPr>
+          <w:cantSplit/>
+        </w:trPr>
+        <w:tc>
+          <w:tcPr>
+            <w:tcW w:type="dxa" w:w="4753"/>
+            <w:tcBorders>
+              <w:top w:val="single" w:color="CCCCCC" w:sz="4"/>
+              <w:left w:val="single" w:color="CCCCCC" w:sz="4"/>
+              <w:bottom w:val="single" w:color="CCCCCC" w:sz="4"/>
+              <w:right w:val="single" w:color="CCCCCC" w:sz="4"/>
+            </w:tcBorders>
+            <w:shd w:fill="FFFFFF" w:val="clear"/>
+            <w:tcMar>
+              <w:top w:type="dxa" w:w="80"/>
+              <w:left w:type="dxa" w:w="120"/>
+              <w:bottom w:type="dxa" w:w="80"/>
+              <w:right w:type="dxa" w:w="120"/>
+            </w:tcMar>
+          </w:tcPr>
+          <w:p>
+            <w:pPr>
+              <w:spacing w:before="0" w:after="0"/>
+            </w:pPr>
+            <w:r>
+              <w:rPr>
+                <w:rFonts w:ascii="BIZ UDPGothic" w:cs="BIZ UDPGothic" w:eastAsia="BIZ UDPGothic" w:hAnsi="BIZ UDPGothic"/>
+                <w:color w:val="404040"/>
+                <w:sz w:val="18"/>
+                <w:szCs w:val="18"/>
+              </w:rPr>
+              <w:t xml:space="preserve">移行先 S3 / S3 đích</w:t>
+            </w:r>
+          </w:p>
+        </w:tc>
+        <w:tc>
+          <w:tcPr>
+            <w:tcW w:type="dxa" w:w="4753"/>
+            <w:tcBorders>
+              <w:top w:val="single" w:color="CCCCCC" w:sz="4"/>
+              <w:left w:val="single" w:color="CCCCCC" w:sz="4"/>
+              <w:bottom w:val="single" w:color="CCCCCC" w:sz="4"/>
+              <w:right w:val="single" w:color="CCCCCC" w:sz="4"/>
+            </w:tcBorders>
+            <w:shd w:fill="FFFFFF" w:val="clear"/>
+            <w:tcMar>
+              <w:top w:type="dxa" w:w="80"/>
+              <w:left w:type="dxa" w:w="120"/>
+              <w:bottom w:type="dxa" w:w="80"/>
+              <w:right w:type="dxa" w:w="120"/>
+            </w:tcMar>
+          </w:tcPr>
+          <w:p>
+            <w:pPr>
+              <w:spacing w:before="0" w:after="0"/>
+            </w:pPr>
+            <w:r>
+              <w:rPr>
+                <w:rFonts w:ascii="BIZ UDPGothic" w:cs="BIZ UDPGothic" w:eastAsia="BIZ UDPGothic" w:hAnsi="BIZ UDPGothic"/>
+                <w:color w:val="404040"/>
+                <w:sz w:val="18"/>
+                <w:szCs w:val="18"/>
+              </w:rPr>
+              <w:t xml:space="preserve">stg-ignica-com-lmd-jar</w:t>
+            </w:r>
+          </w:p>
+        </w:tc>
+      </w:tr>
+      <w:tr>
+        <w:trPr>
+          <w:cantSplit/>
+        </w:trPr>
+        <w:tc>
+          <w:tcPr>
+            <w:tcW w:type="dxa" w:w="4753"/>
+            <w:tcBorders>
+              <w:top w:val="single" w:color="CCCCCC" w:sz="4"/>
+              <w:left w:val="single" w:color="CCCCCC" w:sz="4"/>
+              <w:bottom w:val="single" w:color="CCCCCC" w:sz="4"/>
+              <w:right w:val="single" w:color="CCCCCC" w:sz="4"/>
+            </w:tcBorders>
+            <w:shd w:fill="FFFFFF" w:val="clear"/>
+            <w:tcMar>
+              <w:top w:type="dxa" w:w="80"/>
+              <w:left w:type="dxa" w:w="120"/>
+              <w:bottom w:type="dxa" w:w="80"/>
+              <w:right w:type="dxa" w:w="120"/>
+            </w:tcMar>
+          </w:tcPr>
+          <w:p>
+            <w:pPr>
+              <w:spacing w:before="0" w:after="0"/>
+            </w:pPr>
+            <w:r>
+              <w:rPr>
+                <w:rFonts w:ascii="BIZ UDPGothic" w:cs="BIZ UDPGothic" w:eastAsia="BIZ UDPGothic" w:hAnsi="BIZ UDPGothic"/>
+                <w:color w:val="404040"/>
+                <w:sz w:val="18"/>
+                <w:szCs w:val="18"/>
+              </w:rPr>
+              <w:t xml:space="preserve">移行対象 / Nội dung di chuyển</w:t>
+            </w:r>
+          </w:p>
+        </w:tc>
+        <w:tc>
+          <w:tcPr>
+            <w:tcW w:type="dxa" w:w="4753"/>
+            <w:tcBorders>
+              <w:top w:val="single" w:color="CCCCCC" w:sz="4"/>
+              <w:left w:val="single" w:color="CCCCCC" w:sz="4"/>
+              <w:bottom w:val="single" w:color="CCCCCC" w:sz="4"/>
+              <w:right w:val="single" w:color="CCCCCC" w:sz="4"/>
+            </w:tcBorders>
+            <w:shd w:fill="FFFFFF" w:val="clear"/>
+            <w:tcMar>
+              <w:top w:type="dxa" w:w="80"/>
+              <w:left w:type="dxa" w:w="120"/>
+              <w:bottom w:type="dxa" w:w="80"/>
+              <w:right w:type="dxa" w:w="120"/>
+            </w:tcMar>
+          </w:tcPr>
+          <w:p>
+            <w:pPr>
+              <w:spacing w:before="0" w:after="0"/>
+            </w:pPr>
+            <w:r>
+              <w:rPr>
+                <w:rFonts w:ascii="BIZ UDPGothic" w:cs="BIZ UDPGothic" w:eastAsia="BIZ UDPGothic" w:hAnsi="BIZ UDPGothic"/>
+                <w:color w:val="404040"/>
+                <w:sz w:val="18"/>
+                <w:szCs w:val="18"/>
+              </w:rPr>
+              <w:t xml:space="preserve">Lambda JARファイル（デプロイ用）</w:t>
+            </w:r>
+          </w:p>
+          <w:p>
+            <w:pPr>
+              <w:spacing w:before="0" w:after="0"/>
+            </w:pPr>
+            <w:r>
+              <w:rPr>
+                <w:rFonts w:ascii="BIZ UDPGothic" w:cs="BIZ UDPGothic" w:eastAsia="BIZ UDPGothic" w:hAnsi="BIZ UDPGothic"/>
+                <w:color w:val="404040"/>
+                <w:sz w:val="18"/>
+                <w:szCs w:val="18"/>
+              </w:rPr>
+              <w:t xml:space="preserve">Các file JAR Lambda (dùng để deploy)</w:t>
+            </w:r>
+          </w:p>
+        </w:tc>
+      </w:tr>
+    </w:tbl>
+    <w:p>
+      <w:pPr>
+        <w:pBdr>
+          <w:left w:val="thick" w:color="C8102E" w:sz="20" w:space="6"/>
+        </w:pBdr>
+        <w:spacing w:before="280" w:after="100"/>
+      </w:pPr>
+      <w:r>
+        <w:rPr>
+          <w:rFonts w:ascii="BIZ UDPGothic" w:cs="BIZ UDPGothic" w:eastAsia="BIZ UDPGothic" w:hAnsi="BIZ UDPGothic"/>
+          <w:b/>
+          <w:bCs/>
+          <w:color w:val="C8102E"/>
+          <w:sz w:val="24"/>
+          <w:szCs w:val="24"/>
+        </w:rPr>
+        <w:t xml:space="preserve">■ 改修内容 / Nội dung sửa đổi</w:t>
+      </w:r>
+      <w:r>
+        <w:br/>
+      </w:r>
+      <w:r>
+        <w:rPr>
+          <w:rFonts w:ascii="BIZ UDPGothic" w:cs="BIZ UDPGothic" w:eastAsia="BIZ UDPGothic" w:hAnsi="BIZ UDPGothic"/>
+          <w:i/>
+          <w:iCs/>
+          <w:color w:val="AA3344"/>
+          <w:sz w:val="17"/>
+          <w:szCs w:val="17"/>
+        </w:rPr>
+        <w:t xml:space="preserve">　</w:t>
       </w:r>
     </w:p>
     <w:p>
@@ -1606,51 +2185,21 @@
           <w:sz w:val="18"/>
           <w:szCs w:val="18"/>
         </w:rPr>
-        <w:t xml:space="preserve">AWS: 750735758916 / ap-northeast-1)*</w:t>
-      </w:r>
-    </w:p>
-    <w:p>
-      <w:pPr>
-        <w:spacing w:before="100" w:after="100"/>
-      </w:pPr>
+        <w:t xml:space="preserve">以下の手順でコンテンツを移行し、dev-ignica-ksmを削除する。</w:t>
+      </w:r>
+      <w:r>
+        <w:br/>
+      </w:r>
       <w:r>
         <w:rPr>
           <w:rFonts w:ascii="BIZ UDPGothic" w:cs="BIZ UDPGothic" w:eastAsia="BIZ UDPGothic" w:hAnsi="BIZ UDPGothic"/>
-          <w:b/>
-          <w:bCs/>
-          <w:color w:val="C8102E"/>
-          <w:sz w:val="20"/>
-          <w:szCs w:val="20"/>
+          <w:i/>
+          <w:iCs/>
+          <w:color w:val="777777"/>
+          <w:sz w:val="16"/>
+          <w:szCs w:val="16"/>
         </w:rPr>
-        <w:t xml:space="preserve">■ 改修内容</w:t>
-      </w:r>
-    </w:p>
-    <w:p>
-      <w:pPr>
-        <w:spacing w:before="100" w:after="100"/>
-      </w:pPr>
-      <w:r>
-        <w:rPr>
-          <w:rFonts w:ascii="BIZ UDPGothic" w:cs="BIZ UDPGothic" w:eastAsia="BIZ UDPGothic" w:hAnsi="BIZ UDPGothic"/>
-          <w:color w:val="404040"/>
-          <w:sz w:val="18"/>
-          <w:szCs w:val="18"/>
-        </w:rPr>
-        <w:t xml:space="preserve">以下の手順でコンテンツを移行し、dev-ignica-ksmを削除する。 */ Thực hiện</w:t>
-      </w:r>
-    </w:p>
-    <w:p>
-      <w:pPr>
-        <w:spacing w:before="100" w:after="100"/>
-      </w:pPr>
-      <w:r>
-        <w:rPr>
-          <w:rFonts w:ascii="BIZ UDPGothic" w:cs="BIZ UDPGothic" w:eastAsia="BIZ UDPGothic" w:hAnsi="BIZ UDPGothic"/>
-          <w:color w:val="404040"/>
-          <w:sz w:val="18"/>
-          <w:szCs w:val="18"/>
-        </w:rPr>
-        <w:t xml:space="preserve">theo các bước dưới đây để di chuyển nội dung và xóa dev-ignica-ksm.*</w:t>
+        <w:t xml:space="preserve">/ Thực hiện theo các bước dưới đây để di chuyển nội dung và xóa dev-ignica-ksm.</w:t>
       </w:r>
     </w:p>
     <w:tbl>
@@ -1700,6 +2249,20 @@
                 <w:sz w:val="16"/>
                 <w:szCs w:val="16"/>
               </w:rPr>
+              <w:t xml:space="preserve"># 1. 移行先バケットの存在確認 / Xác nhận bucket đích tồn tại</w:t>
+            </w:r>
+          </w:p>
+          <w:p>
+            <w:pPr>
+              <w:spacing w:before="0" w:after="0"/>
+            </w:pPr>
+            <w:r>
+              <w:rPr>
+                <w:rFonts w:ascii="Courier New" w:cs="Courier New" w:eastAsia="Courier New" w:hAnsi="Courier New"/>
+                <w:color w:val="404040"/>
+                <w:sz w:val="16"/>
+                <w:szCs w:val="16"/>
+              </w:rPr>
               <w:t xml:space="preserve">aws s3 ls s3://stg-ignica-com-lmd-jar</w:t>
             </w:r>
           </w:p>
@@ -1714,7 +2277,7 @@
                 <w:sz w:val="16"/>
                 <w:szCs w:val="16"/>
               </w:rPr>
-              <w:t xml:space="preserve"/>
+              <w:t xml:space="preserve"># 2. コンテンツコピー / Copy nội dung</w:t>
             </w:r>
           </w:p>
           <w:p>
@@ -1728,7 +2291,7 @@
                 <w:sz w:val="16"/>
                 <w:szCs w:val="16"/>
               </w:rPr>
-              <w:t xml:space="preserve">\# 2. コンテンツコピー / Copy nội dung</w:t>
+              <w:t xml:space="preserve">aws s3 sync s3://dev-ignica-ksm s3://stg-ignica-com-lmd-jar</w:t>
             </w:r>
           </w:p>
           <w:p>
@@ -1742,7 +2305,7 @@
                 <w:sz w:val="16"/>
                 <w:szCs w:val="16"/>
               </w:rPr>
-              <w:t xml:space="preserve"/>
+              <w:t xml:space="preserve"># 3. コピー結果確認 / Xác nhận kết quả copy</w:t>
             </w:r>
           </w:p>
           <w:p>
@@ -1756,7 +2319,7 @@
                 <w:sz w:val="16"/>
                 <w:szCs w:val="16"/>
               </w:rPr>
-              <w:t xml:space="preserve">aws s3 sync s3://dev-ignica-ksm s3://stg-ignica-com-lmd-jar</w:t>
+              <w:t xml:space="preserve">aws s3 ls s3://stg-ignica-com-lmd-jar --recursive</w:t>
             </w:r>
           </w:p>
           <w:p>
@@ -1770,7 +2333,7 @@
                 <w:sz w:val="16"/>
                 <w:szCs w:val="16"/>
               </w:rPr>
-              <w:t xml:space="preserve"/>
+              <w:t xml:space="preserve"># 4. 移行元バケット削除 / Xóa bucket nguồn</w:t>
             </w:r>
           </w:p>
           <w:p>
@@ -1784,105 +2347,7 @@
                 <w:sz w:val="16"/>
                 <w:szCs w:val="16"/>
               </w:rPr>
-              <w:t xml:space="preserve">\# 3. コピー結果確認 / Xác nhận kết quả copy</w:t>
-            </w:r>
-          </w:p>
-          <w:p>
-            <w:pPr>
-              <w:spacing w:before="0" w:after="0"/>
-            </w:pPr>
-            <w:r>
-              <w:rPr>
-                <w:rFonts w:ascii="Courier New" w:cs="Courier New" w:eastAsia="Courier New" w:hAnsi="Courier New"/>
-                <w:color w:val="404040"/>
-                <w:sz w:val="16"/>
-                <w:szCs w:val="16"/>
-              </w:rPr>
-              <w:t xml:space="preserve"/>
-            </w:r>
-          </w:p>
-          <w:p>
-            <w:pPr>
-              <w:spacing w:before="0" w:after="0"/>
-            </w:pPr>
-            <w:r>
-              <w:rPr>
-                <w:rFonts w:ascii="Courier New" w:cs="Courier New" w:eastAsia="Courier New" w:hAnsi="Courier New"/>
-                <w:color w:val="404040"/>
-                <w:sz w:val="16"/>
-                <w:szCs w:val="16"/>
-              </w:rPr>
-              <w:t xml:space="preserve">aws s3 ls s3://stg-ignica-com-lmd-jar --recursive</w:t>
-            </w:r>
-          </w:p>
-          <w:p>
-            <w:pPr>
-              <w:spacing w:before="0" w:after="0"/>
-            </w:pPr>
-            <w:r>
-              <w:rPr>
-                <w:rFonts w:ascii="Courier New" w:cs="Courier New" w:eastAsia="Courier New" w:hAnsi="Courier New"/>
-                <w:color w:val="404040"/>
-                <w:sz w:val="16"/>
-                <w:szCs w:val="16"/>
-              </w:rPr>
-              <w:t xml:space="preserve"/>
-            </w:r>
-          </w:p>
-          <w:p>
-            <w:pPr>
-              <w:spacing w:before="0" w:after="0"/>
-            </w:pPr>
-            <w:r>
-              <w:rPr>
-                <w:rFonts w:ascii="Courier New" w:cs="Courier New" w:eastAsia="Courier New" w:hAnsi="Courier New"/>
-                <w:color w:val="404040"/>
-                <w:sz w:val="16"/>
-                <w:szCs w:val="16"/>
-              </w:rPr>
-              <w:t xml:space="preserve">\# 4. 移行元バケット削除 / Xóa bucket nguồn</w:t>
-            </w:r>
-          </w:p>
-          <w:p>
-            <w:pPr>
-              <w:spacing w:before="0" w:after="0"/>
-            </w:pPr>
-            <w:r>
-              <w:rPr>
-                <w:rFonts w:ascii="Courier New" w:cs="Courier New" w:eastAsia="Courier New" w:hAnsi="Courier New"/>
-                <w:color w:val="404040"/>
-                <w:sz w:val="16"/>
-                <w:szCs w:val="16"/>
-              </w:rPr>
-              <w:t xml:space="preserve"/>
-            </w:r>
-          </w:p>
-          <w:p>
-            <w:pPr>
-              <w:spacing w:before="0" w:after="0"/>
-            </w:pPr>
-            <w:r>
-              <w:rPr>
-                <w:rFonts w:ascii="Courier New" w:cs="Courier New" w:eastAsia="Courier New" w:hAnsi="Courier New"/>
-                <w:color w:val="404040"/>
-                <w:sz w:val="16"/>
-                <w:szCs w:val="16"/>
-              </w:rPr>
               <w:t xml:space="preserve">aws s3 rb s3://dev-ignica-ksm --force</w:t>
-            </w:r>
-          </w:p>
-          <w:p>
-            <w:pPr>
-              <w:spacing w:before="0" w:after="0"/>
-            </w:pPr>
-            <w:r>
-              <w:rPr>
-                <w:rFonts w:ascii="Courier New" w:cs="Courier New" w:eastAsia="Courier New" w:hAnsi="Courier New"/>
-                <w:color w:val="404040"/>
-                <w:sz w:val="16"/>
-                <w:szCs w:val="16"/>
-              </w:rPr>
-              <w:t xml:space="preserve"/>
             </w:r>
           </w:p>
           <w:p>
@@ -1904,7 +2369,10 @@
     </w:tbl>
     <w:p>
       <w:pPr>
-        <w:spacing w:before="100" w:after="100"/>
+        <w:pBdr>
+          <w:left w:val="thick" w:color="C8102E" w:sz="20" w:space="6"/>
+        </w:pBdr>
+        <w:spacing w:before="280" w:after="100"/>
       </w:pPr>
       <w:r>
         <w:rPr>
@@ -1912,10 +2380,24 @@
           <w:b/>
           <w:bCs/>
           <w:color w:val="C8102E"/>
-          <w:sz w:val="20"/>
-          <w:szCs w:val="20"/>
+          <w:sz w:val="24"/>
+          <w:szCs w:val="24"/>
         </w:rPr>
-        <w:t xml:space="preserve">■ 注意事項</w:t>
+        <w:t xml:space="preserve">■ 注意事項 / Lưu ý</w:t>
+      </w:r>
+      <w:r>
+        <w:br/>
+      </w:r>
+      <w:r>
+        <w:rPr>
+          <w:rFonts w:ascii="BIZ UDPGothic" w:cs="BIZ UDPGothic" w:eastAsia="BIZ UDPGothic" w:hAnsi="BIZ UDPGothic"/>
+          <w:i/>
+          <w:iCs/>
+          <w:color w:val="AA3344"/>
+          <w:sz w:val="17"/>
+          <w:szCs w:val="17"/>
+        </w:rPr>
+        <w:t xml:space="preserve">　</w:t>
       </w:r>
     </w:p>
     <w:p>
@@ -1929,35 +2411,21 @@
           <w:sz w:val="18"/>
           <w:szCs w:val="18"/>
         </w:rPr>
-        <w:t xml:space="preserve">monorepo移行時のCI/CDパイプラインでは \--s3-bucket</w:t>
-      </w:r>
-    </w:p>
-    <w:p>
-      <w:pPr>
-        <w:spacing w:before="100" w:after="100"/>
-      </w:pPr>
+        <w:t xml:space="preserve">monorepo移行時のCI</w:t>
+      </w:r>
+      <w:r>
+        <w:br/>
+      </w:r>
       <w:r>
         <w:rPr>
           <w:rFonts w:ascii="BIZ UDPGothic" w:cs="BIZ UDPGothic" w:eastAsia="BIZ UDPGothic" w:hAnsi="BIZ UDPGothic"/>
-          <w:color w:val="404040"/>
-          <w:sz w:val="18"/>
-          <w:szCs w:val="18"/>
+          <w:i/>
+          <w:iCs/>
+          <w:color w:val="777777"/>
+          <w:sz w:val="16"/>
+          <w:szCs w:val="16"/>
         </w:rPr>
-        <w:t xml:space="preserve">stg-ignica-com-lmd-jar を指定すること。 */ Trong CI/CD pipeline khi di</w:t>
-      </w:r>
-    </w:p>
-    <w:p>
-      <w:pPr>
-        <w:spacing w:before="100" w:after="100"/>
-      </w:pPr>
-      <w:r>
-        <w:rPr>
-          <w:rFonts w:ascii="BIZ UDPGothic" w:cs="BIZ UDPGothic" w:eastAsia="BIZ UDPGothic" w:hAnsi="BIZ UDPGothic"/>
-          <w:color w:val="404040"/>
-          <w:sz w:val="18"/>
-          <w:szCs w:val="18"/>
-        </w:rPr>
-        <w:t xml:space="preserve">chuyển sang monorepo, cần chỉ định \--s3-bucket stg-ignica-com-lmd-jar.*</w:t>
+        <w:t xml:space="preserve">/ CDパイプラインでは --s3-bucket stg-ignica-com-lmd-jar を指定すること。 / Trong CI/CD pipeline khi di chuyển sang monorepo, cần chỉ định --s3-bucket stg-ignica-com-lmd-jar.</w:t>
       </w:r>
     </w:p>
     <w:p>
@@ -1976,7 +2444,7 @@
           <w:sz w:val="24"/>
           <w:szCs w:val="24"/>
         </w:rPr>
-        <w:t xml:space="preserve">■ テスト手順・結果</w:t>
+        <w:t xml:space="preserve">■ テスト手順・報告 / Quy trình kiểm thử / Báo cáo</w:t>
       </w:r>
       <w:r>
         <w:br/>
@@ -1990,7 +2458,889 @@
           <w:sz w:val="17"/>
           <w:szCs w:val="17"/>
         </w:rPr>
-        <w:t xml:space="preserve">　Quy Trình &amp; Kết Quả Kiểm Thử</w:t>
+        <w:t xml:space="preserve">　</w:t>
+      </w:r>
+    </w:p>
+    <w:tbl>
+      <w:tblPr>
+        <w:tblW w:type="dxa" w:w="9506"/>
+        <w:tblBorders>
+          <w:top w:val="single" w:color="CCCCCC" w:sz="4"/>
+          <w:left w:val="single" w:color="CCCCCC" w:sz="4"/>
+          <w:bottom w:val="single" w:color="CCCCCC" w:sz="4"/>
+          <w:right w:val="single" w:color="CCCCCC" w:sz="4"/>
+          <w:insideH w:val="single" w:color="auto" w:sz="4"/>
+          <w:insideV w:val="single" w:color="auto" w:sz="4"/>
+        </w:tblBorders>
+      </w:tblPr>
+      <w:tblGrid>
+        <w:gridCol w:w="1901"/>
+        <w:gridCol w:w="1901"/>
+        <w:gridCol w:w="1901"/>
+        <w:gridCol w:w="1901"/>
+        <w:gridCol w:w="1902"/>
+      </w:tblGrid>
+      <w:tr>
+        <w:trPr>
+          <w:cantSplit/>
+          <w:tblHeader/>
+        </w:trPr>
+        <w:tc>
+          <w:tcPr>
+            <w:tcW w:type="dxa" w:w="1901"/>
+            <w:tcBorders>
+              <w:top w:val="single" w:color="CCCCCC" w:sz="4"/>
+              <w:left w:val="single" w:color="CCCCCC" w:sz="4"/>
+              <w:bottom w:val="single" w:color="CCCCCC" w:sz="4"/>
+              <w:right w:val="single" w:color="CCCCCC" w:sz="4"/>
+            </w:tcBorders>
+            <w:shd w:fill="E8E8E8" w:val="clear"/>
+            <w:tcMar>
+              <w:top w:type="dxa" w:w="80"/>
+              <w:left w:type="dxa" w:w="120"/>
+              <w:bottom w:type="dxa" w:w="80"/>
+              <w:right w:type="dxa" w:w="120"/>
+            </w:tcMar>
+          </w:tcPr>
+          <w:p>
+            <w:pPr>
+              <w:spacing w:before="0" w:after="0"/>
+            </w:pPr>
+            <w:r>
+              <w:rPr>
+                <w:rFonts w:ascii="BIZ UDPGothic" w:cs="BIZ UDPGothic" w:eastAsia="BIZ UDPGothic" w:hAnsi="BIZ UDPGothic"/>
+                <w:color w:val="404040"/>
+                <w:sz w:val="18"/>
+                <w:szCs w:val="18"/>
+              </w:rPr>
+              <w:t xml:space="preserve">No.</w:t>
+            </w:r>
+          </w:p>
+        </w:tc>
+        <w:tc>
+          <w:tcPr>
+            <w:tcW w:type="dxa" w:w="1901"/>
+            <w:tcBorders>
+              <w:top w:val="single" w:color="CCCCCC" w:sz="4"/>
+              <w:left w:val="single" w:color="CCCCCC" w:sz="4"/>
+              <w:bottom w:val="single" w:color="CCCCCC" w:sz="4"/>
+              <w:right w:val="single" w:color="CCCCCC" w:sz="4"/>
+            </w:tcBorders>
+            <w:shd w:fill="E8E8E8" w:val="clear"/>
+            <w:tcMar>
+              <w:top w:type="dxa" w:w="80"/>
+              <w:left w:type="dxa" w:w="120"/>
+              <w:bottom w:type="dxa" w:w="80"/>
+              <w:right w:type="dxa" w:w="120"/>
+            </w:tcMar>
+          </w:tcPr>
+          <w:p>
+            <w:pPr>
+              <w:spacing w:before="0" w:after="0"/>
+            </w:pPr>
+            <w:r>
+              <w:rPr>
+                <w:rFonts w:ascii="BIZ UDPGothic" w:cs="BIZ UDPGothic" w:eastAsia="BIZ UDPGothic" w:hAnsi="BIZ UDPGothic"/>
+                <w:color w:val="404040"/>
+                <w:sz w:val="18"/>
+                <w:szCs w:val="18"/>
+              </w:rPr>
+              <w:t xml:space="preserve">テスト手順・確認内容 / Nội dung xác nhận</w:t>
+            </w:r>
+          </w:p>
+        </w:tc>
+        <w:tc>
+          <w:tcPr>
+            <w:tcW w:type="dxa" w:w="1901"/>
+            <w:tcBorders>
+              <w:top w:val="single" w:color="CCCCCC" w:sz="4"/>
+              <w:left w:val="single" w:color="CCCCCC" w:sz="4"/>
+              <w:bottom w:val="single" w:color="CCCCCC" w:sz="4"/>
+              <w:right w:val="single" w:color="CCCCCC" w:sz="4"/>
+            </w:tcBorders>
+            <w:shd w:fill="E8E8E8" w:val="clear"/>
+            <w:tcMar>
+              <w:top w:type="dxa" w:w="80"/>
+              <w:left w:type="dxa" w:w="120"/>
+              <w:bottom w:type="dxa" w:w="80"/>
+              <w:right w:type="dxa" w:w="120"/>
+            </w:tcMar>
+          </w:tcPr>
+          <w:p>
+            <w:pPr>
+              <w:spacing w:before="0" w:after="0"/>
+            </w:pPr>
+            <w:r>
+              <w:rPr>
+                <w:rFonts w:ascii="BIZ UDPGothic" w:cs="BIZ UDPGothic" w:eastAsia="BIZ UDPGothic" w:hAnsi="BIZ UDPGothic"/>
+                <w:color w:val="404040"/>
+                <w:sz w:val="18"/>
+                <w:szCs w:val="18"/>
+              </w:rPr>
+              <w:t xml:space="preserve">期待結果 / Kết quả mong đợi</w:t>
+            </w:r>
+          </w:p>
+        </w:tc>
+        <w:tc>
+          <w:tcPr>
+            <w:tcW w:type="dxa" w:w="1901"/>
+            <w:tcBorders>
+              <w:top w:val="single" w:color="CCCCCC" w:sz="4"/>
+              <w:left w:val="single" w:color="CCCCCC" w:sz="4"/>
+              <w:bottom w:val="single" w:color="CCCCCC" w:sz="4"/>
+              <w:right w:val="single" w:color="CCCCCC" w:sz="4"/>
+            </w:tcBorders>
+            <w:shd w:fill="E8E8E8" w:val="clear"/>
+            <w:tcMar>
+              <w:top w:type="dxa" w:w="80"/>
+              <w:left w:type="dxa" w:w="120"/>
+              <w:bottom w:type="dxa" w:w="80"/>
+              <w:right w:type="dxa" w:w="120"/>
+            </w:tcMar>
+          </w:tcPr>
+          <w:p>
+            <w:pPr>
+              <w:spacing w:before="0" w:after="0"/>
+            </w:pPr>
+            <w:r>
+              <w:rPr>
+                <w:rFonts w:ascii="BIZ UDPGothic" w:cs="BIZ UDPGothic" w:eastAsia="BIZ UDPGothic" w:hAnsi="BIZ UDPGothic"/>
+                <w:color w:val="404040"/>
+                <w:sz w:val="18"/>
+                <w:szCs w:val="18"/>
+              </w:rPr>
+              <w:t xml:space="preserve">結果 / KQ</w:t>
+            </w:r>
+          </w:p>
+        </w:tc>
+        <w:tc>
+          <w:tcPr>
+            <w:tcW w:type="dxa" w:w="1902"/>
+            <w:tcBorders>
+              <w:top w:val="single" w:color="CCCCCC" w:sz="4"/>
+              <w:left w:val="single" w:color="CCCCCC" w:sz="4"/>
+              <w:bottom w:val="single" w:color="CCCCCC" w:sz="4"/>
+              <w:right w:val="single" w:color="CCCCCC" w:sz="4"/>
+            </w:tcBorders>
+            <w:shd w:fill="E8E8E8" w:val="clear"/>
+            <w:tcMar>
+              <w:top w:type="dxa" w:w="80"/>
+              <w:left w:type="dxa" w:w="120"/>
+              <w:bottom w:type="dxa" w:w="80"/>
+              <w:right w:type="dxa" w:w="120"/>
+            </w:tcMar>
+          </w:tcPr>
+          <w:p>
+            <w:pPr>
+              <w:spacing w:before="0" w:after="0"/>
+            </w:pPr>
+            <w:r>
+              <w:rPr>
+                <w:rFonts w:ascii="BIZ UDPGothic" w:cs="BIZ UDPGothic" w:eastAsia="BIZ UDPGothic" w:hAnsi="BIZ UDPGothic"/>
+                <w:color w:val="404040"/>
+                <w:sz w:val="18"/>
+                <w:szCs w:val="18"/>
+              </w:rPr>
+              <w:t xml:space="preserve">備考 / Ghi chú</w:t>
+            </w:r>
+          </w:p>
+        </w:tc>
+      </w:tr>
+      <w:tr>
+        <w:trPr>
+          <w:cantSplit/>
+        </w:trPr>
+        <w:tc>
+          <w:tcPr>
+            <w:tcW w:type="dxa" w:w="1901"/>
+            <w:tcBorders>
+              <w:top w:val="single" w:color="CCCCCC" w:sz="4"/>
+              <w:left w:val="single" w:color="CCCCCC" w:sz="4"/>
+              <w:bottom w:val="single" w:color="CCCCCC" w:sz="4"/>
+              <w:right w:val="single" w:color="CCCCCC" w:sz="4"/>
+            </w:tcBorders>
+            <w:shd w:fill="FFFFFF" w:val="clear"/>
+            <w:tcMar>
+              <w:top w:type="dxa" w:w="80"/>
+              <w:left w:type="dxa" w:w="120"/>
+              <w:bottom w:type="dxa" w:w="80"/>
+              <w:right w:type="dxa" w:w="120"/>
+            </w:tcMar>
+          </w:tcPr>
+          <w:p>
+            <w:pPr>
+              <w:spacing w:before="0" w:after="0"/>
+            </w:pPr>
+            <w:r>
+              <w:rPr>
+                <w:rFonts w:ascii="BIZ UDPGothic" w:cs="BIZ UDPGothic" w:eastAsia="BIZ UDPGothic" w:hAnsi="BIZ UDPGothic"/>
+                <w:color w:val="404040"/>
+                <w:sz w:val="18"/>
+                <w:szCs w:val="18"/>
+              </w:rPr>
+              <w:t xml:space="preserve">1</w:t>
+            </w:r>
+          </w:p>
+        </w:tc>
+        <w:tc>
+          <w:tcPr>
+            <w:tcW w:type="dxa" w:w="1901"/>
+            <w:tcBorders>
+              <w:top w:val="single" w:color="CCCCCC" w:sz="4"/>
+              <w:left w:val="single" w:color="CCCCCC" w:sz="4"/>
+              <w:bottom w:val="single" w:color="CCCCCC" w:sz="4"/>
+              <w:right w:val="single" w:color="CCCCCC" w:sz="4"/>
+            </w:tcBorders>
+            <w:shd w:fill="FFFFFF" w:val="clear"/>
+            <w:tcMar>
+              <w:top w:type="dxa" w:w="80"/>
+              <w:left w:type="dxa" w:w="120"/>
+              <w:bottom w:type="dxa" w:w="80"/>
+              <w:right w:type="dxa" w:w="120"/>
+            </w:tcMar>
+          </w:tcPr>
+          <w:p>
+            <w:pPr>
+              <w:spacing w:before="0" w:after="0"/>
+            </w:pPr>
+            <w:r>
+              <w:rPr>
+                <w:rFonts w:ascii="Courier New" w:cs="Courier New" w:eastAsia="Courier New" w:hAnsi="Courier New"/>
+                <w:color w:val="404040"/>
+                <w:sz w:val="16"/>
+                <w:szCs w:val="16"/>
+              </w:rPr>
+              <w:t xml:space="preserve">stg-ignica-com-lmd-jar にファイルが存在することを確認</w:t>
+            </w:r>
+          </w:p>
+          <w:p>
+            <w:pPr>
+              <w:spacing w:before="0" w:after="0"/>
+            </w:pPr>
+            <w:r>
+              <w:rPr>
+                <w:rFonts w:ascii="Courier New" w:cs="Courier New" w:eastAsia="Courier New" w:hAnsi="Courier New"/>
+                <w:color w:val="404040"/>
+                <w:sz w:val="16"/>
+                <w:szCs w:val="16"/>
+              </w:rPr>
+              <w:t xml:space="preserve">Xác nhận file tồn tại trong stg-ignica-com-lmd-jar</w:t>
+            </w:r>
+          </w:p>
+          <w:p>
+            <w:pPr>
+              <w:spacing w:before="0" w:after="0"/>
+            </w:pPr>
+            <w:r>
+              <w:rPr>
+                <w:rFonts w:ascii="Courier New" w:cs="Courier New" w:eastAsia="Courier New" w:hAnsi="Courier New"/>
+                <w:color w:val="404040"/>
+                <w:sz w:val="16"/>
+                <w:szCs w:val="16"/>
+              </w:rPr>
+              <w:t xml:space="preserve">aws s3 ls s3://stg-ignica-com-lmd-jar --recursive</w:t>
+            </w:r>
+          </w:p>
+        </w:tc>
+        <w:tc>
+          <w:tcPr>
+            <w:tcW w:type="dxa" w:w="1901"/>
+            <w:tcBorders>
+              <w:top w:val="single" w:color="CCCCCC" w:sz="4"/>
+              <w:left w:val="single" w:color="CCCCCC" w:sz="4"/>
+              <w:bottom w:val="single" w:color="CCCCCC" w:sz="4"/>
+              <w:right w:val="single" w:color="CCCCCC" w:sz="4"/>
+            </w:tcBorders>
+            <w:shd w:fill="FFFFFF" w:val="clear"/>
+            <w:tcMar>
+              <w:top w:type="dxa" w:w="80"/>
+              <w:left w:type="dxa" w:w="120"/>
+              <w:bottom w:type="dxa" w:w="80"/>
+              <w:right w:type="dxa" w:w="120"/>
+            </w:tcMar>
+          </w:tcPr>
+          <w:p>
+            <w:pPr>
+              <w:spacing w:before="0" w:after="0"/>
+            </w:pPr>
+            <w:r>
+              <w:rPr>
+                <w:rFonts w:ascii="BIZ UDPGothic" w:cs="BIZ UDPGothic" w:eastAsia="BIZ UDPGothic" w:hAnsi="BIZ UDPGothic"/>
+                <w:color w:val="404040"/>
+                <w:sz w:val="18"/>
+                <w:szCs w:val="18"/>
+              </w:rPr>
+              <w:t xml:space="preserve">移行前と同じファイルが一覧表示される</w:t>
+            </w:r>
+          </w:p>
+          <w:p>
+            <w:pPr>
+              <w:spacing w:before="0" w:after="0"/>
+            </w:pPr>
+            <w:r>
+              <w:rPr>
+                <w:rFonts w:ascii="BIZ UDPGothic" w:cs="BIZ UDPGothic" w:eastAsia="BIZ UDPGothic" w:hAnsi="BIZ UDPGothic"/>
+                <w:color w:val="404040"/>
+                <w:sz w:val="18"/>
+                <w:szCs w:val="18"/>
+              </w:rPr>
+              <w:t xml:space="preserve">Hiển thị danh sách file giống trước khi di chuyển</w:t>
+            </w:r>
+          </w:p>
+        </w:tc>
+        <w:tc>
+          <w:tcPr>
+            <w:tcW w:type="dxa" w:w="1901"/>
+            <w:tcBorders>
+              <w:top w:val="single" w:color="CCCCCC" w:sz="4"/>
+              <w:left w:val="single" w:color="CCCCCC" w:sz="4"/>
+              <w:bottom w:val="single" w:color="CCCCCC" w:sz="4"/>
+              <w:right w:val="single" w:color="CCCCCC" w:sz="4"/>
+            </w:tcBorders>
+            <w:shd w:fill="FFFFFF" w:val="clear"/>
+            <w:tcMar>
+              <w:top w:type="dxa" w:w="80"/>
+              <w:left w:type="dxa" w:w="120"/>
+              <w:bottom w:type="dxa" w:w="80"/>
+              <w:right w:type="dxa" w:w="120"/>
+            </w:tcMar>
+          </w:tcPr>
+          <w:p>
+            <w:pPr>
+              <w:spacing w:before="0" w:after="0"/>
+            </w:pPr>
+            <w:r>
+              <w:rPr>
+                <w:rFonts w:ascii="BIZ UDPGothic" w:cs="BIZ UDPGothic" w:eastAsia="BIZ UDPGothic" w:hAnsi="BIZ UDPGothic"/>
+                <w:color w:val="404040"/>
+                <w:sz w:val="18"/>
+                <w:szCs w:val="18"/>
+              </w:rPr>
+              <w:t xml:space="preserve"/>
+            </w:r>
+          </w:p>
+        </w:tc>
+        <w:tc>
+          <w:tcPr>
+            <w:tcW w:type="dxa" w:w="1902"/>
+            <w:tcBorders>
+              <w:top w:val="single" w:color="CCCCCC" w:sz="4"/>
+              <w:left w:val="single" w:color="CCCCCC" w:sz="4"/>
+              <w:bottom w:val="single" w:color="CCCCCC" w:sz="4"/>
+              <w:right w:val="single" w:color="CCCCCC" w:sz="4"/>
+            </w:tcBorders>
+            <w:shd w:fill="FFFFFF" w:val="clear"/>
+            <w:tcMar>
+              <w:top w:type="dxa" w:w="80"/>
+              <w:left w:type="dxa" w:w="120"/>
+              <w:bottom w:type="dxa" w:w="80"/>
+              <w:right w:type="dxa" w:w="120"/>
+            </w:tcMar>
+          </w:tcPr>
+          <w:p>
+            <w:pPr>
+              <w:spacing w:before="0" w:after="0"/>
+            </w:pPr>
+            <w:r>
+              <w:rPr>
+                <w:rFonts w:ascii="BIZ UDPGothic" w:cs="BIZ UDPGothic" w:eastAsia="BIZ UDPGothic" w:hAnsi="BIZ UDPGothic"/>
+                <w:color w:val="404040"/>
+                <w:sz w:val="18"/>
+                <w:szCs w:val="18"/>
+              </w:rPr>
+              <w:t xml:space="preserve"/>
+            </w:r>
+          </w:p>
+        </w:tc>
+      </w:tr>
+      <w:tr>
+        <w:trPr>
+          <w:cantSplit/>
+        </w:trPr>
+        <w:tc>
+          <w:tcPr>
+            <w:tcW w:type="dxa" w:w="1901"/>
+            <w:tcBorders>
+              <w:top w:val="single" w:color="CCCCCC" w:sz="4"/>
+              <w:left w:val="single" w:color="CCCCCC" w:sz="4"/>
+              <w:bottom w:val="single" w:color="CCCCCC" w:sz="4"/>
+              <w:right w:val="single" w:color="CCCCCC" w:sz="4"/>
+            </w:tcBorders>
+            <w:shd w:fill="FFFFFF" w:val="clear"/>
+            <w:tcMar>
+              <w:top w:type="dxa" w:w="80"/>
+              <w:left w:type="dxa" w:w="120"/>
+              <w:bottom w:type="dxa" w:w="80"/>
+              <w:right w:type="dxa" w:w="120"/>
+            </w:tcMar>
+          </w:tcPr>
+          <w:p>
+            <w:pPr>
+              <w:spacing w:before="0" w:after="0"/>
+            </w:pPr>
+            <w:r>
+              <w:rPr>
+                <w:rFonts w:ascii="BIZ UDPGothic" w:cs="BIZ UDPGothic" w:eastAsia="BIZ UDPGothic" w:hAnsi="BIZ UDPGothic"/>
+                <w:color w:val="404040"/>
+                <w:sz w:val="18"/>
+                <w:szCs w:val="18"/>
+              </w:rPr>
+              <w:t xml:space="preserve">2</w:t>
+            </w:r>
+          </w:p>
+        </w:tc>
+        <w:tc>
+          <w:tcPr>
+            <w:tcW w:type="dxa" w:w="1901"/>
+            <w:tcBorders>
+              <w:top w:val="single" w:color="CCCCCC" w:sz="4"/>
+              <w:left w:val="single" w:color="CCCCCC" w:sz="4"/>
+              <w:bottom w:val="single" w:color="CCCCCC" w:sz="4"/>
+              <w:right w:val="single" w:color="CCCCCC" w:sz="4"/>
+            </w:tcBorders>
+            <w:shd w:fill="FFFFFF" w:val="clear"/>
+            <w:tcMar>
+              <w:top w:type="dxa" w:w="80"/>
+              <w:left w:type="dxa" w:w="120"/>
+              <w:bottom w:type="dxa" w:w="80"/>
+              <w:right w:type="dxa" w:w="120"/>
+            </w:tcMar>
+          </w:tcPr>
+          <w:p>
+            <w:pPr>
+              <w:spacing w:before="0" w:after="0"/>
+            </w:pPr>
+            <w:r>
+              <w:rPr>
+                <w:rFonts w:ascii="Courier New" w:cs="Courier New" w:eastAsia="Courier New" w:hAnsi="Courier New"/>
+                <w:color w:val="404040"/>
+                <w:sz w:val="16"/>
+                <w:szCs w:val="16"/>
+              </w:rPr>
+              <w:t xml:space="preserve">dev-ignica-ksm が存在しないことを確認</w:t>
+            </w:r>
+          </w:p>
+          <w:p>
+            <w:pPr>
+              <w:spacing w:before="0" w:after="0"/>
+            </w:pPr>
+            <w:r>
+              <w:rPr>
+                <w:rFonts w:ascii="Courier New" w:cs="Courier New" w:eastAsia="Courier New" w:hAnsi="Courier New"/>
+                <w:color w:val="404040"/>
+                <w:sz w:val="16"/>
+                <w:szCs w:val="16"/>
+              </w:rPr>
+              <w:t xml:space="preserve">Xác nhận dev-ignica-ksm không còn tồn tại</w:t>
+            </w:r>
+          </w:p>
+          <w:p>
+            <w:pPr>
+              <w:spacing w:before="0" w:after="0"/>
+            </w:pPr>
+            <w:r>
+              <w:rPr>
+                <w:rFonts w:ascii="Courier New" w:cs="Courier New" w:eastAsia="Courier New" w:hAnsi="Courier New"/>
+                <w:color w:val="404040"/>
+                <w:sz w:val="16"/>
+                <w:szCs w:val="16"/>
+              </w:rPr>
+              <w:t xml:space="preserve">aws s3 ls | grep dev-ignica-ksm</w:t>
+            </w:r>
+          </w:p>
+        </w:tc>
+        <w:tc>
+          <w:tcPr>
+            <w:tcW w:type="dxa" w:w="1901"/>
+            <w:tcBorders>
+              <w:top w:val="single" w:color="CCCCCC" w:sz="4"/>
+              <w:left w:val="single" w:color="CCCCCC" w:sz="4"/>
+              <w:bottom w:val="single" w:color="CCCCCC" w:sz="4"/>
+              <w:right w:val="single" w:color="CCCCCC" w:sz="4"/>
+            </w:tcBorders>
+            <w:shd w:fill="FFFFFF" w:val="clear"/>
+            <w:tcMar>
+              <w:top w:type="dxa" w:w="80"/>
+              <w:left w:type="dxa" w:w="120"/>
+              <w:bottom w:type="dxa" w:w="80"/>
+              <w:right w:type="dxa" w:w="120"/>
+            </w:tcMar>
+          </w:tcPr>
+          <w:p>
+            <w:pPr>
+              <w:spacing w:before="0" w:after="0"/>
+            </w:pPr>
+            <w:r>
+              <w:rPr>
+                <w:rFonts w:ascii="BIZ UDPGothic" w:cs="BIZ UDPGothic" w:eastAsia="BIZ UDPGothic" w:hAnsi="BIZ UDPGothic"/>
+                <w:color w:val="404040"/>
+                <w:sz w:val="18"/>
+                <w:szCs w:val="18"/>
+              </w:rPr>
+              <w:t xml:space="preserve">何も表示されない（バケット削除済み）</w:t>
+            </w:r>
+          </w:p>
+          <w:p>
+            <w:pPr>
+              <w:spacing w:before="0" w:after="0"/>
+            </w:pPr>
+            <w:r>
+              <w:rPr>
+                <w:rFonts w:ascii="BIZ UDPGothic" w:cs="BIZ UDPGothic" w:eastAsia="BIZ UDPGothic" w:hAnsi="BIZ UDPGothic"/>
+                <w:color w:val="404040"/>
+                <w:sz w:val="18"/>
+                <w:szCs w:val="18"/>
+              </w:rPr>
+              <w:t xml:space="preserve">Không hiển thị gì (bucket đã bị xóa)</w:t>
+            </w:r>
+          </w:p>
+        </w:tc>
+        <w:tc>
+          <w:tcPr>
+            <w:tcW w:type="dxa" w:w="1901"/>
+            <w:tcBorders>
+              <w:top w:val="single" w:color="CCCCCC" w:sz="4"/>
+              <w:left w:val="single" w:color="CCCCCC" w:sz="4"/>
+              <w:bottom w:val="single" w:color="CCCCCC" w:sz="4"/>
+              <w:right w:val="single" w:color="CCCCCC" w:sz="4"/>
+            </w:tcBorders>
+            <w:shd w:fill="FFFFFF" w:val="clear"/>
+            <w:tcMar>
+              <w:top w:type="dxa" w:w="80"/>
+              <w:left w:type="dxa" w:w="120"/>
+              <w:bottom w:type="dxa" w:w="80"/>
+              <w:right w:type="dxa" w:w="120"/>
+            </w:tcMar>
+          </w:tcPr>
+          <w:p>
+            <w:pPr>
+              <w:spacing w:before="0" w:after="0"/>
+            </w:pPr>
+            <w:r>
+              <w:rPr>
+                <w:rFonts w:ascii="BIZ UDPGothic" w:cs="BIZ UDPGothic" w:eastAsia="BIZ UDPGothic" w:hAnsi="BIZ UDPGothic"/>
+                <w:color w:val="404040"/>
+                <w:sz w:val="18"/>
+                <w:szCs w:val="18"/>
+              </w:rPr>
+              <w:t xml:space="preserve"/>
+            </w:r>
+          </w:p>
+        </w:tc>
+        <w:tc>
+          <w:tcPr>
+            <w:tcW w:type="dxa" w:w="1902"/>
+            <w:tcBorders>
+              <w:top w:val="single" w:color="CCCCCC" w:sz="4"/>
+              <w:left w:val="single" w:color="CCCCCC" w:sz="4"/>
+              <w:bottom w:val="single" w:color="CCCCCC" w:sz="4"/>
+              <w:right w:val="single" w:color="CCCCCC" w:sz="4"/>
+            </w:tcBorders>
+            <w:shd w:fill="FFFFFF" w:val="clear"/>
+            <w:tcMar>
+              <w:top w:type="dxa" w:w="80"/>
+              <w:left w:type="dxa" w:w="120"/>
+              <w:bottom w:type="dxa" w:w="80"/>
+              <w:right w:type="dxa" w:w="120"/>
+            </w:tcMar>
+          </w:tcPr>
+          <w:p>
+            <w:pPr>
+              <w:spacing w:before="0" w:after="0"/>
+            </w:pPr>
+            <w:r>
+              <w:rPr>
+                <w:rFonts w:ascii="BIZ UDPGothic" w:cs="BIZ UDPGothic" w:eastAsia="BIZ UDPGothic" w:hAnsi="BIZ UDPGothic"/>
+                <w:color w:val="404040"/>
+                <w:sz w:val="18"/>
+                <w:szCs w:val="18"/>
+              </w:rPr>
+              <w:t xml:space="preserve"/>
+            </w:r>
+          </w:p>
+        </w:tc>
+      </w:tr>
+      <w:tr>
+        <w:trPr>
+          <w:cantSplit/>
+        </w:trPr>
+        <w:tc>
+          <w:tcPr>
+            <w:tcW w:type="dxa" w:w="1901"/>
+            <w:tcBorders>
+              <w:top w:val="single" w:color="CCCCCC" w:sz="4"/>
+              <w:left w:val="single" w:color="CCCCCC" w:sz="4"/>
+              <w:bottom w:val="single" w:color="CCCCCC" w:sz="4"/>
+              <w:right w:val="single" w:color="CCCCCC" w:sz="4"/>
+            </w:tcBorders>
+            <w:shd w:fill="FFFFFF" w:val="clear"/>
+            <w:tcMar>
+              <w:top w:type="dxa" w:w="80"/>
+              <w:left w:type="dxa" w:w="120"/>
+              <w:bottom w:type="dxa" w:w="80"/>
+              <w:right w:type="dxa" w:w="120"/>
+            </w:tcMar>
+          </w:tcPr>
+          <w:p>
+            <w:pPr>
+              <w:spacing w:before="0" w:after="0"/>
+            </w:pPr>
+            <w:r>
+              <w:rPr>
+                <w:rFonts w:ascii="BIZ UDPGothic" w:cs="BIZ UDPGothic" w:eastAsia="BIZ UDPGothic" w:hAnsi="BIZ UDPGothic"/>
+                <w:color w:val="404040"/>
+                <w:sz w:val="18"/>
+                <w:szCs w:val="18"/>
+              </w:rPr>
+              <w:t xml:space="preserve">3</w:t>
+            </w:r>
+          </w:p>
+        </w:tc>
+        <w:tc>
+          <w:tcPr>
+            <w:tcW w:type="dxa" w:w="1901"/>
+            <w:tcBorders>
+              <w:top w:val="single" w:color="CCCCCC" w:sz="4"/>
+              <w:left w:val="single" w:color="CCCCCC" w:sz="4"/>
+              <w:bottom w:val="single" w:color="CCCCCC" w:sz="4"/>
+              <w:right w:val="single" w:color="CCCCCC" w:sz="4"/>
+            </w:tcBorders>
+            <w:shd w:fill="FFFFFF" w:val="clear"/>
+            <w:tcMar>
+              <w:top w:type="dxa" w:w="80"/>
+              <w:left w:type="dxa" w:w="120"/>
+              <w:bottom w:type="dxa" w:w="80"/>
+              <w:right w:type="dxa" w:w="120"/>
+            </w:tcMar>
+          </w:tcPr>
+          <w:p>
+            <w:pPr>
+              <w:spacing w:before="0" w:after="0"/>
+            </w:pPr>
+            <w:r>
+              <w:rPr>
+                <w:rFonts w:ascii="BIZ UDPGothic" w:cs="BIZ UDPGothic" w:eastAsia="BIZ UDPGothic" w:hAnsi="BIZ UDPGothic"/>
+                <w:color w:val="404040"/>
+                <w:sz w:val="18"/>
+                <w:szCs w:val="18"/>
+              </w:rPr>
+              <w:t xml:space="preserve">STGでLambda関数のデプロイが正常に行えることを確認</w:t>
+            </w:r>
+          </w:p>
+          <w:p>
+            <w:pPr>
+              <w:spacing w:before="0" w:after="0"/>
+            </w:pPr>
+            <w:r>
+              <w:rPr>
+                <w:rFonts w:ascii="BIZ UDPGothic" w:cs="BIZ UDPGothic" w:eastAsia="BIZ UDPGothic" w:hAnsi="BIZ UDPGothic"/>
+                <w:color w:val="404040"/>
+                <w:sz w:val="18"/>
+                <w:szCs w:val="18"/>
+              </w:rPr>
+              <w:t xml:space="preserve">Xác nhận có thể deploy Lambda function bình thường trên STG</w:t>
+            </w:r>
+          </w:p>
+        </w:tc>
+        <w:tc>
+          <w:tcPr>
+            <w:tcW w:type="dxa" w:w="1901"/>
+            <w:tcBorders>
+              <w:top w:val="single" w:color="CCCCCC" w:sz="4"/>
+              <w:left w:val="single" w:color="CCCCCC" w:sz="4"/>
+              <w:bottom w:val="single" w:color="CCCCCC" w:sz="4"/>
+              <w:right w:val="single" w:color="CCCCCC" w:sz="4"/>
+            </w:tcBorders>
+            <w:shd w:fill="FFFFFF" w:val="clear"/>
+            <w:tcMar>
+              <w:top w:type="dxa" w:w="80"/>
+              <w:left w:type="dxa" w:w="120"/>
+              <w:bottom w:type="dxa" w:w="80"/>
+              <w:right w:type="dxa" w:w="120"/>
+            </w:tcMar>
+          </w:tcPr>
+          <w:p>
+            <w:pPr>
+              <w:spacing w:before="0" w:after="0"/>
+            </w:pPr>
+            <w:r>
+              <w:rPr>
+                <w:rFonts w:ascii="BIZ UDPGothic" w:cs="BIZ UDPGothic" w:eastAsia="BIZ UDPGothic" w:hAnsi="BIZ UDPGothic"/>
+                <w:color w:val="404040"/>
+                <w:sz w:val="18"/>
+                <w:szCs w:val="18"/>
+              </w:rPr>
+              <w:t xml:space="preserve">デプロイエラーなし</w:t>
+            </w:r>
+          </w:p>
+          <w:p>
+            <w:pPr>
+              <w:spacing w:before="0" w:after="0"/>
+            </w:pPr>
+            <w:r>
+              <w:rPr>
+                <w:rFonts w:ascii="BIZ UDPGothic" w:cs="BIZ UDPGothic" w:eastAsia="BIZ UDPGothic" w:hAnsi="BIZ UDPGothic"/>
+                <w:color w:val="404040"/>
+                <w:sz w:val="18"/>
+                <w:szCs w:val="18"/>
+              </w:rPr>
+              <w:t xml:space="preserve">Không có lỗi deploy</w:t>
+            </w:r>
+          </w:p>
+        </w:tc>
+        <w:tc>
+          <w:tcPr>
+            <w:tcW w:type="dxa" w:w="1901"/>
+            <w:tcBorders>
+              <w:top w:val="single" w:color="CCCCCC" w:sz="4"/>
+              <w:left w:val="single" w:color="CCCCCC" w:sz="4"/>
+              <w:bottom w:val="single" w:color="CCCCCC" w:sz="4"/>
+              <w:right w:val="single" w:color="CCCCCC" w:sz="4"/>
+            </w:tcBorders>
+            <w:shd w:fill="FFFFFF" w:val="clear"/>
+            <w:tcMar>
+              <w:top w:type="dxa" w:w="80"/>
+              <w:left w:type="dxa" w:w="120"/>
+              <w:bottom w:type="dxa" w:w="80"/>
+              <w:right w:type="dxa" w:w="120"/>
+            </w:tcMar>
+          </w:tcPr>
+          <w:p>
+            <w:pPr>
+              <w:spacing w:before="0" w:after="0"/>
+            </w:pPr>
+            <w:r>
+              <w:rPr>
+                <w:rFonts w:ascii="BIZ UDPGothic" w:cs="BIZ UDPGothic" w:eastAsia="BIZ UDPGothic" w:hAnsi="BIZ UDPGothic"/>
+                <w:color w:val="404040"/>
+                <w:sz w:val="18"/>
+                <w:szCs w:val="18"/>
+              </w:rPr>
+              <w:t xml:space="preserve"/>
+            </w:r>
+          </w:p>
+        </w:tc>
+        <w:tc>
+          <w:tcPr>
+            <w:tcW w:type="dxa" w:w="1902"/>
+            <w:tcBorders>
+              <w:top w:val="single" w:color="CCCCCC" w:sz="4"/>
+              <w:left w:val="single" w:color="CCCCCC" w:sz="4"/>
+              <w:bottom w:val="single" w:color="CCCCCC" w:sz="4"/>
+              <w:right w:val="single" w:color="CCCCCC" w:sz="4"/>
+            </w:tcBorders>
+            <w:shd w:fill="FFFFFF" w:val="clear"/>
+            <w:tcMar>
+              <w:top w:type="dxa" w:w="80"/>
+              <w:left w:type="dxa" w:w="120"/>
+              <w:bottom w:type="dxa" w:w="80"/>
+              <w:right w:type="dxa" w:w="120"/>
+            </w:tcMar>
+          </w:tcPr>
+          <w:p>
+            <w:pPr>
+              <w:spacing w:before="0" w:after="0"/>
+            </w:pPr>
+            <w:r>
+              <w:rPr>
+                <w:rFonts w:ascii="BIZ UDPGothic" w:cs="BIZ UDPGothic" w:eastAsia="BIZ UDPGothic" w:hAnsi="BIZ UDPGothic"/>
+                <w:color w:val="404040"/>
+                <w:sz w:val="18"/>
+                <w:szCs w:val="18"/>
+              </w:rPr>
+              <w:t xml:space="preserve"/>
+            </w:r>
+          </w:p>
+        </w:tc>
+      </w:tr>
+    </w:tbl>
+    <w:p>
+      <w:pPr>
+        <w:pBdr>
+          <w:left w:val="thick" w:color="C8102E" w:sz="20" w:space="6"/>
+        </w:pBdr>
+        <w:spacing w:before="280" w:after="100"/>
+      </w:pPr>
+      <w:r>
+        <w:rPr>
+          <w:rFonts w:ascii="BIZ UDPGothic" w:cs="BIZ UDPGothic" w:eastAsia="BIZ UDPGothic" w:hAnsi="BIZ UDPGothic"/>
+          <w:b/>
+          <w:bCs/>
+          <w:color w:val="C8102E"/>
+          <w:sz w:val="24"/>
+          <w:szCs w:val="24"/>
+        </w:rPr>
+        <w:t xml:space="preserve">■ 報告方法</w:t>
+      </w:r>
+      <w:r>
+        <w:br/>
+      </w:r>
+      <w:r>
+        <w:rPr>
+          <w:rFonts w:ascii="BIZ UDPGothic" w:cs="BIZ UDPGothic" w:eastAsia="BIZ UDPGothic" w:hAnsi="BIZ UDPGothic"/>
+          <w:i/>
+          <w:iCs/>
+          <w:color w:val="AA3344"/>
+          <w:sz w:val="17"/>
+          <w:szCs w:val="17"/>
+        </w:rPr>
+        <w:t xml:space="preserve">　Phương thức báo cáo</w:t>
+      </w:r>
+    </w:p>
+    <w:p>
+      <w:pPr>
+        <w:spacing w:before="100" w:after="100"/>
+      </w:pPr>
+      <w:r>
+        <w:rPr>
+          <w:rFonts w:ascii="BIZ UDPGothic" w:cs="BIZ UDPGothic" w:eastAsia="BIZ UDPGothic" w:hAnsi="BIZ UDPGothic"/>
+          <w:color w:val="404040"/>
+          <w:sz w:val="18"/>
+          <w:szCs w:val="18"/>
+        </w:rPr>
+        <w:t xml:space="preserve">全テスト完了後、結果欄（OK</w:t>
+      </w:r>
+      <w:r>
+        <w:br/>
+      </w:r>
+      <w:r>
+        <w:rPr>
+          <w:rFonts w:ascii="BIZ UDPGothic" w:cs="BIZ UDPGothic" w:eastAsia="BIZ UDPGothic" w:hAnsi="BIZ UDPGothic"/>
+          <w:i/>
+          <w:iCs/>
+          <w:color w:val="777777"/>
+          <w:sz w:val="16"/>
+          <w:szCs w:val="16"/>
+        </w:rPr>
+        <w:t xml:space="preserve">/ NG）を記入して Thanh Nguyên へ提出すること。 / Sau khi hoàn thành tất cả kiểm thử, điền kết quả (OK/NG) và gửi cho Thanh Nguyên.</w:t>
+      </w:r>
+    </w:p>
+    <w:p>
+      <w:pPr>
+        <w:spacing w:before="100" w:after="100"/>
+      </w:pPr>
+      <w:r>
+        <w:rPr>
+          <w:rFonts w:ascii="BIZ UDPGothic" w:cs="BIZ UDPGothic" w:eastAsia="BIZ UDPGothic" w:hAnsi="BIZ UDPGothic"/>
+          <w:color w:val="404040"/>
+          <w:sz w:val="18"/>
+          <w:szCs w:val="18"/>
+        </w:rPr>
+        <w:t xml:space="preserve">提出先: nguyenthanhloc@luvina.net</w:t>
+      </w:r>
+      <w:r>
+        <w:br/>
+      </w:r>
+      <w:r>
+        <w:rPr>
+          <w:rFonts w:ascii="BIZ UDPGothic" w:cs="BIZ UDPGothic" w:eastAsia="BIZ UDPGothic" w:hAnsi="BIZ UDPGothic"/>
+          <w:i/>
+          <w:iCs/>
+          <w:color w:val="777777"/>
+          <w:sz w:val="16"/>
+          <w:szCs w:val="16"/>
+        </w:rPr>
+        <w:t xml:space="preserve">/ Địa chỉ nộp: nguyenthanhloc@luvina.net</w:t>
       </w:r>
     </w:p>
     <w:p>

--- a/40_AWS/05_改修資料/KSM_AWS_MOD_001_改修指示書_S3バケット名整理_ja_vi.docx
+++ b/40_AWS/05_改修資料/KSM_AWS_MOD_001_改修指示書_S3バケット名整理_ja_vi.docx
@@ -3343,6 +3343,1394 @@
         <w:t xml:space="preserve">/ Địa chỉ nộp: nguyenthanhloc@luvina.net</w:t>
       </w:r>
     </w:p>
+    <w:p>
+      <w:pPr>
+        <w:pBdr>
+          <w:left w:val="thick" w:color="C8102E" w:sz="20" w:space="6"/>
+        </w:pBdr>
+        <w:spacing w:before="280" w:after="100"/>
+      </w:pPr>
+      <w:r>
+        <w:rPr>
+          <w:rFonts w:ascii="BIZ UDPGothic" w:cs="BIZ UDPGothic" w:eastAsia="BIZ UDPGothic" w:hAnsi="BIZ UDPGothic"/>
+          <w:b/>
+          <w:bCs/>
+          <w:color w:val="C8102E"/>
+          <w:sz w:val="24"/>
+          <w:szCs w:val="24"/>
+        </w:rPr>
+        <w:t xml:space="preserve">■ デプロイ時確認・注意事項</w:t>
+      </w:r>
+      <w:r>
+        <w:br/>
+      </w:r>
+      <w:r>
+        <w:rPr>
+          <w:rFonts w:ascii="BIZ UDPGothic" w:cs="BIZ UDPGothic" w:eastAsia="BIZ UDPGothic" w:hAnsi="BIZ UDPGothic"/>
+          <w:i/>
+          <w:iCs/>
+          <w:color w:val="AA3344"/>
+          <w:sz w:val="17"/>
+          <w:szCs w:val="17"/>
+        </w:rPr>
+        <w:t xml:space="preserve">　Lưu Ý &amp; Xác Nhận Khi Triển Khai</w:t>
+      </w:r>
+    </w:p>
+    <w:p>
+      <w:pPr>
+        <w:spacing w:before="100" w:after="100"/>
+      </w:pPr>
+      <w:r>
+        <w:rPr>
+          <w:rFonts w:ascii="BIZ UDPGothic" w:cs="BIZ UDPGothic" w:eastAsia="BIZ UDPGothic" w:hAnsi="BIZ UDPGothic"/>
+          <w:color w:val="404040"/>
+          <w:sz w:val="18"/>
+          <w:szCs w:val="18"/>
+        </w:rPr>
+        <w:t xml:space="preserve">本改修のデプロイにあたり、以下の8項目を事前・事後に確認すること。</w:t>
+      </w:r>
+      <w:r>
+        <w:br/>
+      </w:r>
+      <w:r>
+        <w:rPr>
+          <w:rFonts w:ascii="BIZ UDPGothic" w:cs="BIZ UDPGothic" w:eastAsia="BIZ UDPGothic" w:hAnsi="BIZ UDPGothic"/>
+          <w:i/>
+          <w:iCs/>
+          <w:color w:val="777777"/>
+          <w:sz w:val="16"/>
+          <w:szCs w:val="16"/>
+        </w:rPr>
+        <w:t xml:space="preserve">/ Khi triển khai sửa đổi này, cần xác nhận 8 hạng mục dưới đây trước và sau khi deploy.</w:t>
+      </w:r>
+    </w:p>
+    <w:tbl>
+      <w:tblPr>
+        <w:tblW w:type="dxa" w:w="9506"/>
+        <w:tblBorders>
+          <w:top w:val="single" w:color="CCCCCC" w:sz="4"/>
+          <w:left w:val="single" w:color="CCCCCC" w:sz="4"/>
+          <w:bottom w:val="single" w:color="CCCCCC" w:sz="4"/>
+          <w:right w:val="single" w:color="CCCCCC" w:sz="4"/>
+          <w:insideH w:val="single" w:color="auto" w:sz="4"/>
+          <w:insideV w:val="single" w:color="auto" w:sz="4"/>
+        </w:tblBorders>
+      </w:tblPr>
+      <w:tblGrid>
+        <w:gridCol w:w="400"/>
+        <w:gridCol w:w="2200"/>
+        <w:gridCol w:w="6906"/>
+      </w:tblGrid>
+      <w:tr>
+        <w:trPr>
+          <w:cantSplit/>
+          <w:tblHeader/>
+        </w:trPr>
+        <w:tc>
+          <w:tcPr>
+            <w:tcW w:type="dxa" w:w="400"/>
+            <w:tcBorders>
+              <w:top w:val="single" w:color="CCCCCC" w:sz="4"/>
+              <w:left w:val="single" w:color="CCCCCC" w:sz="4"/>
+              <w:bottom w:val="single" w:color="CCCCCC" w:sz="4"/>
+              <w:right w:val="single" w:color="CCCCCC" w:sz="4"/>
+            </w:tcBorders>
+            <w:shd w:fill="E8E8E8" w:val="clear"/>
+            <w:tcMar>
+              <w:top w:type="dxa" w:w="80"/>
+              <w:left w:type="dxa" w:w="120"/>
+              <w:bottom w:type="dxa" w:w="80"/>
+              <w:right w:type="dxa" w:w="120"/>
+            </w:tcMar>
+            <w:vAlign w:val="center"/>
+          </w:tcPr>
+          <w:p>
+            <w:pPr>
+              <w:jc w:val="center"/>
+            </w:pPr>
+            <w:r>
+              <w:rPr>
+                <w:rFonts w:ascii="BIZ UDPGothic" w:cs="BIZ UDPGothic" w:eastAsia="BIZ UDPGothic" w:hAnsi="BIZ UDPGothic"/>
+                <w:b/>
+                <w:bCs/>
+                <w:color w:val="000000"/>
+                <w:sz w:val="18"/>
+                <w:szCs w:val="18"/>
+              </w:rPr>
+              <w:t xml:space="preserve">No.</w:t>
+            </w:r>
+          </w:p>
+        </w:tc>
+        <w:tc>
+          <w:tcPr>
+            <w:tcW w:type="dxa" w:w="2200"/>
+            <w:tcBorders>
+              <w:top w:val="single" w:color="CCCCCC" w:sz="4"/>
+              <w:left w:val="single" w:color="CCCCCC" w:sz="4"/>
+              <w:bottom w:val="single" w:color="CCCCCC" w:sz="4"/>
+              <w:right w:val="single" w:color="CCCCCC" w:sz="4"/>
+            </w:tcBorders>
+            <w:shd w:fill="E8E8E8" w:val="clear"/>
+            <w:tcMar>
+              <w:top w:type="dxa" w:w="80"/>
+              <w:left w:type="dxa" w:w="120"/>
+              <w:bottom w:type="dxa" w:w="80"/>
+              <w:right w:type="dxa" w:w="120"/>
+            </w:tcMar>
+            <w:vAlign w:val="center"/>
+          </w:tcPr>
+          <w:p>
+            <w:pPr>
+              <w:jc w:val="left"/>
+            </w:pPr>
+            <w:r>
+              <w:rPr>
+                <w:rFonts w:ascii="BIZ UDPGothic" w:cs="BIZ UDPGothic" w:eastAsia="BIZ UDPGothic" w:hAnsi="BIZ UDPGothic"/>
+                <w:b/>
+                <w:bCs/>
+                <w:color w:val="000000"/>
+                <w:sz w:val="18"/>
+                <w:szCs w:val="18"/>
+              </w:rPr>
+              <w:t xml:space="preserve">項目</w:t>
+            </w:r>
+            <w:r>
+              <w:rPr>
+                <w:rFonts w:ascii="BIZ UDPGothic" w:cs="BIZ UDPGothic" w:eastAsia="BIZ UDPGothic" w:hAnsi="BIZ UDPGothic"/>
+                <w:i/>
+                <w:iCs/>
+                <w:color w:val="888888"/>
+                <w:sz w:val="16"/>
+                <w:szCs w:val="16"/>
+              </w:rPr>
+              <w:t xml:space="preserve"> / </w:t>
+            </w:r>
+            <w:r>
+              <w:rPr>
+                <w:rFonts w:ascii="BIZ UDPGothic" w:cs="BIZ UDPGothic" w:eastAsia="BIZ UDPGothic" w:hAnsi="BIZ UDPGothic"/>
+                <w:i/>
+                <w:iCs/>
+                <w:color w:val="888888"/>
+                <w:sz w:val="16"/>
+                <w:szCs w:val="16"/>
+              </w:rPr>
+              <w:t xml:space="preserve">Hạng mục</w:t>
+            </w:r>
+          </w:p>
+        </w:tc>
+        <w:tc>
+          <w:tcPr>
+            <w:tcW w:type="dxa" w:w="6906"/>
+            <w:tcBorders>
+              <w:top w:val="single" w:color="CCCCCC" w:sz="4"/>
+              <w:left w:val="single" w:color="CCCCCC" w:sz="4"/>
+              <w:bottom w:val="single" w:color="CCCCCC" w:sz="4"/>
+              <w:right w:val="single" w:color="CCCCCC" w:sz="4"/>
+            </w:tcBorders>
+            <w:shd w:fill="E8E8E8" w:val="clear"/>
+            <w:tcMar>
+              <w:top w:type="dxa" w:w="80"/>
+              <w:left w:type="dxa" w:w="120"/>
+              <w:bottom w:type="dxa" w:w="80"/>
+              <w:right w:type="dxa" w:w="120"/>
+            </w:tcMar>
+            <w:vAlign w:val="center"/>
+          </w:tcPr>
+          <w:p>
+            <w:pPr>
+              <w:jc w:val="left"/>
+            </w:pPr>
+            <w:r>
+              <w:rPr>
+                <w:rFonts w:ascii="BIZ UDPGothic" w:cs="BIZ UDPGothic" w:eastAsia="BIZ UDPGothic" w:hAnsi="BIZ UDPGothic"/>
+                <w:b/>
+                <w:bCs/>
+                <w:color w:val="000000"/>
+                <w:sz w:val="18"/>
+                <w:szCs w:val="18"/>
+              </w:rPr>
+              <w:t xml:space="preserve">確認・注意事項</w:t>
+            </w:r>
+            <w:r>
+              <w:rPr>
+                <w:rFonts w:ascii="BIZ UDPGothic" w:cs="BIZ UDPGothic" w:eastAsia="BIZ UDPGothic" w:hAnsi="BIZ UDPGothic"/>
+                <w:i/>
+                <w:iCs/>
+                <w:color w:val="888888"/>
+                <w:sz w:val="16"/>
+                <w:szCs w:val="16"/>
+              </w:rPr>
+              <w:t xml:space="preserve"> / </w:t>
+            </w:r>
+            <w:r>
+              <w:rPr>
+                <w:rFonts w:ascii="BIZ UDPGothic" w:cs="BIZ UDPGothic" w:eastAsia="BIZ UDPGothic" w:hAnsi="BIZ UDPGothic"/>
+                <w:i/>
+                <w:iCs/>
+                <w:color w:val="888888"/>
+                <w:sz w:val="16"/>
+                <w:szCs w:val="16"/>
+              </w:rPr>
+              <w:t xml:space="preserve">Xác nhận &amp; Lưu ý</w:t>
+            </w:r>
+          </w:p>
+        </w:tc>
+      </w:tr>
+      <w:tr>
+        <w:trPr>
+          <w:cantSplit/>
+        </w:trPr>
+        <w:tc>
+          <w:tcPr>
+            <w:tcW w:type="dxa" w:w="400"/>
+            <w:tcBorders>
+              <w:top w:val="single" w:color="CCCCCC" w:sz="4"/>
+              <w:left w:val="single" w:color="CCCCCC" w:sz="4"/>
+              <w:bottom w:val="single" w:color="CCCCCC" w:sz="4"/>
+              <w:right w:val="single" w:color="CCCCCC" w:sz="4"/>
+            </w:tcBorders>
+            <w:shd w:fill="FFFFFF" w:val="clear"/>
+            <w:tcMar>
+              <w:top w:type="dxa" w:w="80"/>
+              <w:left w:type="dxa" w:w="120"/>
+              <w:bottom w:type="dxa" w:w="80"/>
+              <w:right w:type="dxa" w:w="120"/>
+            </w:tcMar>
+            <w:vAlign w:val="center"/>
+          </w:tcPr>
+          <w:p>
+            <w:pPr>
+              <w:jc w:val="center"/>
+            </w:pPr>
+            <w:r>
+              <w:rPr>
+                <w:rFonts w:ascii="BIZ UDPGothic" w:cs="BIZ UDPGothic" w:eastAsia="BIZ UDPGothic" w:hAnsi="BIZ UDPGothic"/>
+                <w:b w:val="false"/>
+                <w:bCs w:val="false"/>
+                <w:color w:val="404040"/>
+                <w:sz w:val="18"/>
+                <w:szCs w:val="18"/>
+              </w:rPr>
+              <w:t xml:space="preserve">1</w:t>
+            </w:r>
+          </w:p>
+        </w:tc>
+        <w:tc>
+          <w:tcPr>
+            <w:tcW w:type="dxa" w:w="2200"/>
+            <w:tcBorders>
+              <w:top w:val="single" w:color="CCCCCC" w:sz="4"/>
+              <w:left w:val="single" w:color="CCCCCC" w:sz="4"/>
+              <w:bottom w:val="single" w:color="CCCCCC" w:sz="4"/>
+              <w:right w:val="single" w:color="CCCCCC" w:sz="4"/>
+            </w:tcBorders>
+            <w:shd w:fill="FFFFFF" w:val="clear"/>
+            <w:tcMar>
+              <w:top w:type="dxa" w:w="80"/>
+              <w:left w:type="dxa" w:w="120"/>
+              <w:bottom w:type="dxa" w:w="80"/>
+              <w:right w:type="dxa" w:w="120"/>
+            </w:tcMar>
+          </w:tcPr>
+          <w:p>
+            <w:pPr>
+              <w:spacing w:before="0" w:after="0"/>
+            </w:pPr>
+            <w:r>
+              <w:rPr>
+                <w:rFonts w:ascii="BIZ UDPGothic" w:cs="BIZ UDPGothic" w:eastAsia="BIZ UDPGothic" w:hAnsi="BIZ UDPGothic"/>
+                <w:color w:val="404040"/>
+                <w:sz w:val="18"/>
+                <w:szCs w:val="18"/>
+              </w:rPr>
+              <w:t xml:space="preserve">[事前] ロールバック計画</w:t>
+            </w:r>
+          </w:p>
+          <w:p>
+            <w:pPr>
+              <w:spacing w:before="0" w:after="0"/>
+            </w:pPr>
+            <w:r>
+              <w:rPr>
+                <w:rFonts w:ascii="BIZ UDPGothic" w:cs="BIZ UDPGothic" w:eastAsia="BIZ UDPGothic" w:hAnsi="BIZ UDPGothic"/>
+                <w:color w:val="404040"/>
+                <w:sz w:val="18"/>
+                <w:szCs w:val="18"/>
+              </w:rPr>
+              <w:t xml:space="preserve">/ Kế hoạch rollback</w:t>
+            </w:r>
+          </w:p>
+        </w:tc>
+        <w:tc>
+          <w:tcPr>
+            <w:tcW w:type="dxa" w:w="6906"/>
+            <w:tcBorders>
+              <w:top w:val="single" w:color="CCCCCC" w:sz="4"/>
+              <w:left w:val="single" w:color="CCCCCC" w:sz="4"/>
+              <w:bottom w:val="single" w:color="CCCCCC" w:sz="4"/>
+              <w:right w:val="single" w:color="CCCCCC" w:sz="4"/>
+            </w:tcBorders>
+            <w:shd w:fill="FFFFFF" w:val="clear"/>
+            <w:tcMar>
+              <w:top w:type="dxa" w:w="80"/>
+              <w:left w:type="dxa" w:w="120"/>
+              <w:bottom w:type="dxa" w:w="80"/>
+              <w:right w:type="dxa" w:w="120"/>
+            </w:tcMar>
+          </w:tcPr>
+          <w:p>
+            <w:pPr>
+              <w:spacing w:before="0" w:after="0"/>
+            </w:pPr>
+            <w:r>
+              <w:rPr>
+                <w:rFonts w:ascii="BIZ UDPGothic" w:cs="BIZ UDPGothic" w:eastAsia="BIZ UDPGothic" w:hAnsi="BIZ UDPGothic"/>
+                <w:color w:val="404040"/>
+                <w:sz w:val="18"/>
+                <w:szCs w:val="18"/>
+              </w:rPr>
+              <w:t xml:space="preserve">S3コンテンツを stg-ignica-com-lmd-jar → dev-ignica-ksm へ再コピーして復元</w:t>
+            </w:r>
+          </w:p>
+          <w:p>
+            <w:pPr>
+              <w:spacing w:before="0" w:after="0"/>
+            </w:pPr>
+            <w:r>
+              <w:rPr>
+                <w:rFonts w:ascii="BIZ UDPGothic" w:cs="BIZ UDPGothic" w:eastAsia="BIZ UDPGothic" w:hAnsi="BIZ UDPGothic"/>
+                <w:color w:val="404040"/>
+                <w:sz w:val="18"/>
+                <w:szCs w:val="18"/>
+              </w:rPr>
+              <w:t xml:space="preserve">aws s3 sync s3://stg-ignica-com-lmd-jar s3://dev-ignica-ksm</w:t>
+            </w:r>
+          </w:p>
+        </w:tc>
+      </w:tr>
+      <w:tr>
+        <w:trPr>
+          <w:cantSplit/>
+        </w:trPr>
+        <w:tc>
+          <w:tcPr>
+            <w:tcW w:type="dxa" w:w="400"/>
+            <w:tcBorders>
+              <w:top w:val="single" w:color="CCCCCC" w:sz="4"/>
+              <w:left w:val="single" w:color="CCCCCC" w:sz="4"/>
+              <w:bottom w:val="single" w:color="CCCCCC" w:sz="4"/>
+              <w:right w:val="single" w:color="CCCCCC" w:sz="4"/>
+            </w:tcBorders>
+            <w:shd w:fill="FFFFFF" w:val="clear"/>
+            <w:tcMar>
+              <w:top w:type="dxa" w:w="80"/>
+              <w:left w:type="dxa" w:w="120"/>
+              <w:bottom w:type="dxa" w:w="80"/>
+              <w:right w:type="dxa" w:w="120"/>
+            </w:tcMar>
+            <w:vAlign w:val="center"/>
+          </w:tcPr>
+          <w:p>
+            <w:pPr>
+              <w:jc w:val="center"/>
+            </w:pPr>
+            <w:r>
+              <w:rPr>
+                <w:rFonts w:ascii="BIZ UDPGothic" w:cs="BIZ UDPGothic" w:eastAsia="BIZ UDPGothic" w:hAnsi="BIZ UDPGothic"/>
+                <w:b w:val="false"/>
+                <w:bCs w:val="false"/>
+                <w:color w:val="404040"/>
+                <w:sz w:val="18"/>
+                <w:szCs w:val="18"/>
+              </w:rPr>
+              <w:t xml:space="preserve">2</w:t>
+            </w:r>
+          </w:p>
+        </w:tc>
+        <w:tc>
+          <w:tcPr>
+            <w:tcW w:type="dxa" w:w="2200"/>
+            <w:tcBorders>
+              <w:top w:val="single" w:color="CCCCCC" w:sz="4"/>
+              <w:left w:val="single" w:color="CCCCCC" w:sz="4"/>
+              <w:bottom w:val="single" w:color="CCCCCC" w:sz="4"/>
+              <w:right w:val="single" w:color="CCCCCC" w:sz="4"/>
+            </w:tcBorders>
+            <w:shd w:fill="FFFFFF" w:val="clear"/>
+            <w:tcMar>
+              <w:top w:type="dxa" w:w="80"/>
+              <w:left w:type="dxa" w:w="120"/>
+              <w:bottom w:type="dxa" w:w="80"/>
+              <w:right w:type="dxa" w:w="120"/>
+            </w:tcMar>
+          </w:tcPr>
+          <w:p>
+            <w:pPr>
+              <w:spacing w:before="0" w:after="0"/>
+            </w:pPr>
+            <w:r>
+              <w:rPr>
+                <w:rFonts w:ascii="BIZ UDPGothic" w:cs="BIZ UDPGothic" w:eastAsia="BIZ UDPGothic" w:hAnsi="BIZ UDPGothic"/>
+                <w:color w:val="404040"/>
+                <w:sz w:val="18"/>
+                <w:szCs w:val="18"/>
+              </w:rPr>
+              <w:t xml:space="preserve">[事前] データバックアップ</w:t>
+            </w:r>
+          </w:p>
+          <w:p>
+            <w:pPr>
+              <w:spacing w:before="0" w:after="0"/>
+            </w:pPr>
+            <w:r>
+              <w:rPr>
+                <w:rFonts w:ascii="BIZ UDPGothic" w:cs="BIZ UDPGothic" w:eastAsia="BIZ UDPGothic" w:hAnsi="BIZ UDPGothic"/>
+                <w:color w:val="404040"/>
+                <w:sz w:val="18"/>
+                <w:szCs w:val="18"/>
+              </w:rPr>
+              <w:t xml:space="preserve">/ Sao lưu dữ liệu</w:t>
+            </w:r>
+          </w:p>
+        </w:tc>
+        <w:tc>
+          <w:tcPr>
+            <w:tcW w:type="dxa" w:w="6906"/>
+            <w:tcBorders>
+              <w:top w:val="single" w:color="CCCCCC" w:sz="4"/>
+              <w:left w:val="single" w:color="CCCCCC" w:sz="4"/>
+              <w:bottom w:val="single" w:color="CCCCCC" w:sz="4"/>
+              <w:right w:val="single" w:color="CCCCCC" w:sz="4"/>
+            </w:tcBorders>
+            <w:shd w:fill="FFFFFF" w:val="clear"/>
+            <w:tcMar>
+              <w:top w:type="dxa" w:w="80"/>
+              <w:left w:type="dxa" w:w="120"/>
+              <w:bottom w:type="dxa" w:w="80"/>
+              <w:right w:type="dxa" w:w="120"/>
+            </w:tcMar>
+          </w:tcPr>
+          <w:p>
+            <w:pPr>
+              <w:spacing w:before="0" w:after="0"/>
+            </w:pPr>
+            <w:r>
+              <w:rPr>
+                <w:rFonts w:ascii="BIZ UDPGothic" w:cs="BIZ UDPGothic" w:eastAsia="BIZ UDPGothic" w:hAnsi="BIZ UDPGothic"/>
+                <w:color w:val="404040"/>
+                <w:sz w:val="18"/>
+                <w:szCs w:val="18"/>
+              </w:rPr>
+              <w:t xml:space="preserve">移行前に dev-ignica-ksm の全コンテンツ一覧を取得・保存</w:t>
+            </w:r>
+          </w:p>
+          <w:p>
+            <w:pPr>
+              <w:spacing w:before="0" w:after="0"/>
+            </w:pPr>
+            <w:r>
+              <w:rPr>
+                <w:rFonts w:ascii="BIZ UDPGothic" w:cs="BIZ UDPGothic" w:eastAsia="BIZ UDPGothic" w:hAnsi="BIZ UDPGothic"/>
+                <w:color w:val="404040"/>
+                <w:sz w:val="18"/>
+                <w:szCs w:val="18"/>
+              </w:rPr>
+              <w:t xml:space="preserve">aws s3 ls s3://dev-ignica-ksm --recursive &gt; /tmp/backup_list_dev-ignica-ksm.txt</w:t>
+            </w:r>
+          </w:p>
+        </w:tc>
+      </w:tr>
+      <w:tr>
+        <w:trPr>
+          <w:cantSplit/>
+        </w:trPr>
+        <w:tc>
+          <w:tcPr>
+            <w:tcW w:type="dxa" w:w="400"/>
+            <w:tcBorders>
+              <w:top w:val="single" w:color="CCCCCC" w:sz="4"/>
+              <w:left w:val="single" w:color="CCCCCC" w:sz="4"/>
+              <w:bottom w:val="single" w:color="CCCCCC" w:sz="4"/>
+              <w:right w:val="single" w:color="CCCCCC" w:sz="4"/>
+            </w:tcBorders>
+            <w:shd w:fill="FFFFFF" w:val="clear"/>
+            <w:tcMar>
+              <w:top w:type="dxa" w:w="80"/>
+              <w:left w:type="dxa" w:w="120"/>
+              <w:bottom w:type="dxa" w:w="80"/>
+              <w:right w:type="dxa" w:w="120"/>
+            </w:tcMar>
+            <w:vAlign w:val="center"/>
+          </w:tcPr>
+          <w:p>
+            <w:pPr>
+              <w:jc w:val="center"/>
+            </w:pPr>
+            <w:r>
+              <w:rPr>
+                <w:rFonts w:ascii="BIZ UDPGothic" w:cs="BIZ UDPGothic" w:eastAsia="BIZ UDPGothic" w:hAnsi="BIZ UDPGothic"/>
+                <w:b w:val="false"/>
+                <w:bCs w:val="false"/>
+                <w:color w:val="404040"/>
+                <w:sz w:val="18"/>
+                <w:szCs w:val="18"/>
+              </w:rPr>
+              <w:t xml:space="preserve">3</w:t>
+            </w:r>
+          </w:p>
+        </w:tc>
+        <w:tc>
+          <w:tcPr>
+            <w:tcW w:type="dxa" w:w="2200"/>
+            <w:tcBorders>
+              <w:top w:val="single" w:color="CCCCCC" w:sz="4"/>
+              <w:left w:val="single" w:color="CCCCCC" w:sz="4"/>
+              <w:bottom w:val="single" w:color="CCCCCC" w:sz="4"/>
+              <w:right w:val="single" w:color="CCCCCC" w:sz="4"/>
+            </w:tcBorders>
+            <w:shd w:fill="FFFFFF" w:val="clear"/>
+            <w:tcMar>
+              <w:top w:type="dxa" w:w="80"/>
+              <w:left w:type="dxa" w:w="120"/>
+              <w:bottom w:type="dxa" w:w="80"/>
+              <w:right w:type="dxa" w:w="120"/>
+            </w:tcMar>
+          </w:tcPr>
+          <w:p>
+            <w:pPr>
+              <w:spacing w:before="0" w:after="0"/>
+            </w:pPr>
+            <w:r>
+              <w:rPr>
+                <w:rFonts w:ascii="BIZ UDPGothic" w:cs="BIZ UDPGothic" w:eastAsia="BIZ UDPGothic" w:hAnsi="BIZ UDPGothic"/>
+                <w:color w:val="404040"/>
+                <w:sz w:val="18"/>
+                <w:szCs w:val="18"/>
+              </w:rPr>
+              <w:t xml:space="preserve">[事前] AWS事前作業確認</w:t>
+            </w:r>
+          </w:p>
+          <w:p>
+            <w:pPr>
+              <w:spacing w:before="0" w:after="0"/>
+            </w:pPr>
+            <w:r>
+              <w:rPr>
+                <w:rFonts w:ascii="BIZ UDPGothic" w:cs="BIZ UDPGothic" w:eastAsia="BIZ UDPGothic" w:hAnsi="BIZ UDPGothic"/>
+                <w:color w:val="404040"/>
+                <w:sz w:val="18"/>
+                <w:szCs w:val="18"/>
+              </w:rPr>
+              <w:t xml:space="preserve">/ Xác nhận công việc AWS</w:t>
+            </w:r>
+          </w:p>
+        </w:tc>
+        <w:tc>
+          <w:tcPr>
+            <w:tcW w:type="dxa" w:w="6906"/>
+            <w:tcBorders>
+              <w:top w:val="single" w:color="CCCCCC" w:sz="4"/>
+              <w:left w:val="single" w:color="CCCCCC" w:sz="4"/>
+              <w:bottom w:val="single" w:color="CCCCCC" w:sz="4"/>
+              <w:right w:val="single" w:color="CCCCCC" w:sz="4"/>
+            </w:tcBorders>
+            <w:shd w:fill="FFFFFF" w:val="clear"/>
+            <w:tcMar>
+              <w:top w:type="dxa" w:w="80"/>
+              <w:left w:type="dxa" w:w="120"/>
+              <w:bottom w:type="dxa" w:w="80"/>
+              <w:right w:type="dxa" w:w="120"/>
+            </w:tcMar>
+          </w:tcPr>
+          <w:p>
+            <w:pPr>
+              <w:spacing w:before="0" w:after="0"/>
+            </w:pPr>
+            <w:r>
+              <w:rPr>
+                <w:rFonts w:ascii="BIZ UDPGothic" w:cs="BIZ UDPGothic" w:eastAsia="BIZ UDPGothic" w:hAnsi="BIZ UDPGothic"/>
+                <w:color w:val="404040"/>
+                <w:sz w:val="18"/>
+                <w:szCs w:val="18"/>
+              </w:rPr>
+              <w:t xml:space="preserve">STGアカウント（750735758916）のCloudShellアクセス確認</w:t>
+            </w:r>
+          </w:p>
+          <w:p>
+            <w:pPr>
+              <w:spacing w:before="0" w:after="0"/>
+            </w:pPr>
+            <w:r>
+              <w:rPr>
+                <w:rFonts w:ascii="BIZ UDPGothic" w:cs="BIZ UDPGothic" w:eastAsia="BIZ UDPGothic" w:hAnsi="BIZ UDPGothic"/>
+                <w:color w:val="404040"/>
+                <w:sz w:val="18"/>
+                <w:szCs w:val="18"/>
+              </w:rPr>
+              <w:t xml:space="preserve">stg-ignica-com-lmd-jar バケットの存在確認</w:t>
+            </w:r>
+          </w:p>
+        </w:tc>
+      </w:tr>
+      <w:tr>
+        <w:trPr>
+          <w:cantSplit/>
+        </w:trPr>
+        <w:tc>
+          <w:tcPr>
+            <w:tcW w:type="dxa" w:w="400"/>
+            <w:tcBorders>
+              <w:top w:val="single" w:color="CCCCCC" w:sz="4"/>
+              <w:left w:val="single" w:color="CCCCCC" w:sz="4"/>
+              <w:bottom w:val="single" w:color="CCCCCC" w:sz="4"/>
+              <w:right w:val="single" w:color="CCCCCC" w:sz="4"/>
+            </w:tcBorders>
+            <w:shd w:fill="FFFFFF" w:val="clear"/>
+            <w:tcMar>
+              <w:top w:type="dxa" w:w="80"/>
+              <w:left w:type="dxa" w:w="120"/>
+              <w:bottom w:type="dxa" w:w="80"/>
+              <w:right w:type="dxa" w:w="120"/>
+            </w:tcMar>
+            <w:vAlign w:val="center"/>
+          </w:tcPr>
+          <w:p>
+            <w:pPr>
+              <w:jc w:val="center"/>
+            </w:pPr>
+            <w:r>
+              <w:rPr>
+                <w:rFonts w:ascii="BIZ UDPGothic" w:cs="BIZ UDPGothic" w:eastAsia="BIZ UDPGothic" w:hAnsi="BIZ UDPGothic"/>
+                <w:b w:val="false"/>
+                <w:bCs w:val="false"/>
+                <w:color w:val="404040"/>
+                <w:sz w:val="18"/>
+                <w:szCs w:val="18"/>
+              </w:rPr>
+              <w:t xml:space="preserve">4</w:t>
+            </w:r>
+          </w:p>
+        </w:tc>
+        <w:tc>
+          <w:tcPr>
+            <w:tcW w:type="dxa" w:w="2200"/>
+            <w:tcBorders>
+              <w:top w:val="single" w:color="CCCCCC" w:sz="4"/>
+              <w:left w:val="single" w:color="CCCCCC" w:sz="4"/>
+              <w:bottom w:val="single" w:color="CCCCCC" w:sz="4"/>
+              <w:right w:val="single" w:color="CCCCCC" w:sz="4"/>
+            </w:tcBorders>
+            <w:shd w:fill="FFFFFF" w:val="clear"/>
+            <w:tcMar>
+              <w:top w:type="dxa" w:w="80"/>
+              <w:left w:type="dxa" w:w="120"/>
+              <w:bottom w:type="dxa" w:w="80"/>
+              <w:right w:type="dxa" w:w="120"/>
+            </w:tcMar>
+          </w:tcPr>
+          <w:p>
+            <w:pPr>
+              <w:spacing w:before="0" w:after="0"/>
+            </w:pPr>
+            <w:r>
+              <w:rPr>
+                <w:rFonts w:ascii="BIZ UDPGothic" w:cs="BIZ UDPGothic" w:eastAsia="BIZ UDPGothic" w:hAnsi="BIZ UDPGothic"/>
+                <w:color w:val="404040"/>
+                <w:sz w:val="18"/>
+                <w:szCs w:val="18"/>
+              </w:rPr>
+              <w:t xml:space="preserve">[事前] デプロイタイムライン</w:t>
+            </w:r>
+          </w:p>
+          <w:p>
+            <w:pPr>
+              <w:spacing w:before="0" w:after="0"/>
+            </w:pPr>
+            <w:r>
+              <w:rPr>
+                <w:rFonts w:ascii="BIZ UDPGothic" w:cs="BIZ UDPGothic" w:eastAsia="BIZ UDPGothic" w:hAnsi="BIZ UDPGothic"/>
+                <w:color w:val="404040"/>
+                <w:sz w:val="18"/>
+                <w:szCs w:val="18"/>
+              </w:rPr>
+              <w:t xml:space="preserve">/ Timeline triển khai</w:t>
+            </w:r>
+          </w:p>
+        </w:tc>
+        <w:tc>
+          <w:tcPr>
+            <w:tcW w:type="dxa" w:w="6906"/>
+            <w:tcBorders>
+              <w:top w:val="single" w:color="CCCCCC" w:sz="4"/>
+              <w:left w:val="single" w:color="CCCCCC" w:sz="4"/>
+              <w:bottom w:val="single" w:color="CCCCCC" w:sz="4"/>
+              <w:right w:val="single" w:color="CCCCCC" w:sz="4"/>
+            </w:tcBorders>
+            <w:shd w:fill="FFFFFF" w:val="clear"/>
+            <w:tcMar>
+              <w:top w:type="dxa" w:w="80"/>
+              <w:left w:type="dxa" w:w="120"/>
+              <w:bottom w:type="dxa" w:w="80"/>
+              <w:right w:type="dxa" w:w="120"/>
+            </w:tcMar>
+          </w:tcPr>
+          <w:p>
+            <w:pPr>
+              <w:spacing w:before="0" w:after="0"/>
+            </w:pPr>
+            <w:r>
+              <w:rPr>
+                <w:rFonts w:ascii="BIZ UDPGothic" w:cs="BIZ UDPGothic" w:eastAsia="BIZ UDPGothic" w:hAnsi="BIZ UDPGothic"/>
+                <w:color w:val="404040"/>
+                <w:sz w:val="18"/>
+                <w:szCs w:val="18"/>
+              </w:rPr>
+              <w:t xml:space="preserve">① バケット確認: 5分</w:t>
+            </w:r>
+          </w:p>
+          <w:p>
+            <w:pPr>
+              <w:spacing w:before="0" w:after="0"/>
+            </w:pPr>
+            <w:r>
+              <w:rPr>
+                <w:rFonts w:ascii="BIZ UDPGothic" w:cs="BIZ UDPGothic" w:eastAsia="BIZ UDPGothic" w:hAnsi="BIZ UDPGothic"/>
+                <w:color w:val="404040"/>
+                <w:sz w:val="18"/>
+                <w:szCs w:val="18"/>
+              </w:rPr>
+              <w:t xml:space="preserve">② コンテンツコピー: 10分</w:t>
+            </w:r>
+          </w:p>
+          <w:p>
+            <w:pPr>
+              <w:spacing w:before="0" w:after="0"/>
+            </w:pPr>
+            <w:r>
+              <w:rPr>
+                <w:rFonts w:ascii="BIZ UDPGothic" w:cs="BIZ UDPGothic" w:eastAsia="BIZ UDPGothic" w:hAnsi="BIZ UDPGothic"/>
+                <w:color w:val="404040"/>
+                <w:sz w:val="18"/>
+                <w:szCs w:val="18"/>
+              </w:rPr>
+              <w:t xml:space="preserve">③ 結果確認: 5分</w:t>
+            </w:r>
+          </w:p>
+          <w:p>
+            <w:pPr>
+              <w:spacing w:before="0" w:after="0"/>
+            </w:pPr>
+            <w:r>
+              <w:rPr>
+                <w:rFonts w:ascii="BIZ UDPGothic" w:cs="BIZ UDPGothic" w:eastAsia="BIZ UDPGothic" w:hAnsi="BIZ UDPGothic"/>
+                <w:color w:val="404040"/>
+                <w:sz w:val="18"/>
+                <w:szCs w:val="18"/>
+              </w:rPr>
+              <w:t xml:space="preserve">④ 旧バケット削除: 5分</w:t>
+            </w:r>
+          </w:p>
+          <w:p>
+            <w:pPr>
+              <w:spacing w:before="0" w:after="0"/>
+            </w:pPr>
+            <w:r>
+              <w:rPr>
+                <w:rFonts w:ascii="BIZ UDPGothic" w:cs="BIZ UDPGothic" w:eastAsia="BIZ UDPGothic" w:hAnsi="BIZ UDPGothic"/>
+                <w:color w:val="404040"/>
+                <w:sz w:val="18"/>
+                <w:szCs w:val="18"/>
+              </w:rPr>
+              <w:t xml:space="preserve">合計: 約25分</w:t>
+            </w:r>
+          </w:p>
+        </w:tc>
+      </w:tr>
+      <w:tr>
+        <w:trPr>
+          <w:cantSplit/>
+        </w:trPr>
+        <w:tc>
+          <w:tcPr>
+            <w:tcW w:type="dxa" w:w="400"/>
+            <w:tcBorders>
+              <w:top w:val="single" w:color="CCCCCC" w:sz="4"/>
+              <w:left w:val="single" w:color="CCCCCC" w:sz="4"/>
+              <w:bottom w:val="single" w:color="CCCCCC" w:sz="4"/>
+              <w:right w:val="single" w:color="CCCCCC" w:sz="4"/>
+            </w:tcBorders>
+            <w:shd w:fill="FFFFFF" w:val="clear"/>
+            <w:tcMar>
+              <w:top w:type="dxa" w:w="80"/>
+              <w:left w:type="dxa" w:w="120"/>
+              <w:bottom w:type="dxa" w:w="80"/>
+              <w:right w:type="dxa" w:w="120"/>
+            </w:tcMar>
+            <w:vAlign w:val="center"/>
+          </w:tcPr>
+          <w:p>
+            <w:pPr>
+              <w:jc w:val="center"/>
+            </w:pPr>
+            <w:r>
+              <w:rPr>
+                <w:rFonts w:ascii="BIZ UDPGothic" w:cs="BIZ UDPGothic" w:eastAsia="BIZ UDPGothic" w:hAnsi="BIZ UDPGothic"/>
+                <w:b w:val="false"/>
+                <w:bCs w:val="false"/>
+                <w:color w:val="404040"/>
+                <w:sz w:val="18"/>
+                <w:szCs w:val="18"/>
+              </w:rPr>
+              <w:t xml:space="preserve">5</w:t>
+            </w:r>
+          </w:p>
+        </w:tc>
+        <w:tc>
+          <w:tcPr>
+            <w:tcW w:type="dxa" w:w="2200"/>
+            <w:tcBorders>
+              <w:top w:val="single" w:color="CCCCCC" w:sz="4"/>
+              <w:left w:val="single" w:color="CCCCCC" w:sz="4"/>
+              <w:bottom w:val="single" w:color="CCCCCC" w:sz="4"/>
+              <w:right w:val="single" w:color="CCCCCC" w:sz="4"/>
+            </w:tcBorders>
+            <w:shd w:fill="FFFFFF" w:val="clear"/>
+            <w:tcMar>
+              <w:top w:type="dxa" w:w="80"/>
+              <w:left w:type="dxa" w:w="120"/>
+              <w:bottom w:type="dxa" w:w="80"/>
+              <w:right w:type="dxa" w:w="120"/>
+            </w:tcMar>
+          </w:tcPr>
+          <w:p>
+            <w:pPr>
+              <w:spacing w:before="0" w:after="0"/>
+            </w:pPr>
+            <w:r>
+              <w:rPr>
+                <w:rFonts w:ascii="BIZ UDPGothic" w:cs="BIZ UDPGothic" w:eastAsia="BIZ UDPGothic" w:hAnsi="BIZ UDPGothic"/>
+                <w:color w:val="404040"/>
+                <w:sz w:val="18"/>
+                <w:szCs w:val="18"/>
+              </w:rPr>
+              <w:t xml:space="preserve">[事前] 担当者確認</w:t>
+            </w:r>
+          </w:p>
+          <w:p>
+            <w:pPr>
+              <w:spacing w:before="0" w:after="0"/>
+            </w:pPr>
+            <w:r>
+              <w:rPr>
+                <w:rFonts w:ascii="BIZ UDPGothic" w:cs="BIZ UDPGothic" w:eastAsia="BIZ UDPGothic" w:hAnsi="BIZ UDPGothic"/>
+                <w:color w:val="404040"/>
+                <w:sz w:val="18"/>
+                <w:szCs w:val="18"/>
+              </w:rPr>
+              <w:t xml:space="preserve">/ Xác nhận người phụ trách</w:t>
+            </w:r>
+          </w:p>
+        </w:tc>
+        <w:tc>
+          <w:tcPr>
+            <w:tcW w:type="dxa" w:w="6906"/>
+            <w:tcBorders>
+              <w:top w:val="single" w:color="CCCCCC" w:sz="4"/>
+              <w:left w:val="single" w:color="CCCCCC" w:sz="4"/>
+              <w:bottom w:val="single" w:color="CCCCCC" w:sz="4"/>
+              <w:right w:val="single" w:color="CCCCCC" w:sz="4"/>
+            </w:tcBorders>
+            <w:shd w:fill="FFFFFF" w:val="clear"/>
+            <w:tcMar>
+              <w:top w:type="dxa" w:w="80"/>
+              <w:left w:type="dxa" w:w="120"/>
+              <w:bottom w:type="dxa" w:w="80"/>
+              <w:right w:type="dxa" w:w="120"/>
+            </w:tcMar>
+          </w:tcPr>
+          <w:p>
+            <w:pPr>
+              <w:spacing w:before="0" w:after="0"/>
+            </w:pPr>
+            <w:r>
+              <w:rPr>
+                <w:rFonts w:ascii="BIZ UDPGothic" w:cs="BIZ UDPGothic" w:eastAsia="BIZ UDPGothic" w:hAnsi="BIZ UDPGothic"/>
+                <w:color w:val="404040"/>
+                <w:sz w:val="18"/>
+                <w:szCs w:val="18"/>
+              </w:rPr>
+              <w:t xml:space="preserve">作業: Thanh Nguyên</w:t>
+            </w:r>
+          </w:p>
+          <w:p>
+            <w:pPr>
+              <w:spacing w:before="0" w:after="0"/>
+            </w:pPr>
+            <w:r>
+              <w:rPr>
+                <w:rFonts w:ascii="BIZ UDPGothic" w:cs="BIZ UDPGothic" w:eastAsia="BIZ UDPGothic" w:hAnsi="BIZ UDPGothic"/>
+                <w:color w:val="404040"/>
+                <w:sz w:val="18"/>
+                <w:szCs w:val="18"/>
+              </w:rPr>
+              <w:t xml:space="preserve">レビュー: きよはら</w:t>
+            </w:r>
+          </w:p>
+          <w:p>
+            <w:pPr>
+              <w:spacing w:before="0" w:after="0"/>
+            </w:pPr>
+            <w:r>
+              <w:rPr>
+                <w:rFonts w:ascii="BIZ UDPGothic" w:cs="BIZ UDPGothic" w:eastAsia="BIZ UDPGothic" w:hAnsi="BIZ UDPGothic"/>
+                <w:color w:val="404040"/>
+                <w:sz w:val="18"/>
+                <w:szCs w:val="18"/>
+              </w:rPr>
+              <w:t xml:space="preserve">立会: 不要</w:t>
+            </w:r>
+          </w:p>
+        </w:tc>
+      </w:tr>
+      <w:tr>
+        <w:trPr>
+          <w:cantSplit/>
+        </w:trPr>
+        <w:tc>
+          <w:tcPr>
+            <w:tcW w:type="dxa" w:w="400"/>
+            <w:tcBorders>
+              <w:top w:val="single" w:color="CCCCCC" w:sz="4"/>
+              <w:left w:val="single" w:color="CCCCCC" w:sz="4"/>
+              <w:bottom w:val="single" w:color="CCCCCC" w:sz="4"/>
+              <w:right w:val="single" w:color="CCCCCC" w:sz="4"/>
+            </w:tcBorders>
+            <w:shd w:fill="FFFFFF" w:val="clear"/>
+            <w:tcMar>
+              <w:top w:type="dxa" w:w="80"/>
+              <w:left w:type="dxa" w:w="120"/>
+              <w:bottom w:type="dxa" w:w="80"/>
+              <w:right w:type="dxa" w:w="120"/>
+            </w:tcMar>
+            <w:vAlign w:val="center"/>
+          </w:tcPr>
+          <w:p>
+            <w:pPr>
+              <w:jc w:val="center"/>
+            </w:pPr>
+            <w:r>
+              <w:rPr>
+                <w:rFonts w:ascii="BIZ UDPGothic" w:cs="BIZ UDPGothic" w:eastAsia="BIZ UDPGothic" w:hAnsi="BIZ UDPGothic"/>
+                <w:b w:val="false"/>
+                <w:bCs w:val="false"/>
+                <w:color w:val="404040"/>
+                <w:sz w:val="18"/>
+                <w:szCs w:val="18"/>
+              </w:rPr>
+              <w:t xml:space="preserve">6</w:t>
+            </w:r>
+          </w:p>
+        </w:tc>
+        <w:tc>
+          <w:tcPr>
+            <w:tcW w:type="dxa" w:w="2200"/>
+            <w:tcBorders>
+              <w:top w:val="single" w:color="CCCCCC" w:sz="4"/>
+              <w:left w:val="single" w:color="CCCCCC" w:sz="4"/>
+              <w:bottom w:val="single" w:color="CCCCCC" w:sz="4"/>
+              <w:right w:val="single" w:color="CCCCCC" w:sz="4"/>
+            </w:tcBorders>
+            <w:shd w:fill="FFFFFF" w:val="clear"/>
+            <w:tcMar>
+              <w:top w:type="dxa" w:w="80"/>
+              <w:left w:type="dxa" w:w="120"/>
+              <w:bottom w:type="dxa" w:w="80"/>
+              <w:right w:type="dxa" w:w="120"/>
+            </w:tcMar>
+          </w:tcPr>
+          <w:p>
+            <w:pPr>
+              <w:spacing w:before="0" w:after="0"/>
+            </w:pPr>
+            <w:r>
+              <w:rPr>
+                <w:rFonts w:ascii="BIZ UDPGothic" w:cs="BIZ UDPGothic" w:eastAsia="BIZ UDPGothic" w:hAnsi="BIZ UDPGothic"/>
+                <w:color w:val="404040"/>
+                <w:sz w:val="18"/>
+                <w:szCs w:val="18"/>
+              </w:rPr>
+              <w:t xml:space="preserve">[事後] デプロイ後確認</w:t>
+            </w:r>
+          </w:p>
+          <w:p>
+            <w:pPr>
+              <w:spacing w:before="0" w:after="0"/>
+            </w:pPr>
+            <w:r>
+              <w:rPr>
+                <w:rFonts w:ascii="BIZ UDPGothic" w:cs="BIZ UDPGothic" w:eastAsia="BIZ UDPGothic" w:hAnsi="BIZ UDPGothic"/>
+                <w:color w:val="404040"/>
+                <w:sz w:val="18"/>
+                <w:szCs w:val="18"/>
+              </w:rPr>
+              <w:t xml:space="preserve">/ Kiểm tra sau deploy</w:t>
+            </w:r>
+          </w:p>
+        </w:tc>
+        <w:tc>
+          <w:tcPr>
+            <w:tcW w:type="dxa" w:w="6906"/>
+            <w:tcBorders>
+              <w:top w:val="single" w:color="CCCCCC" w:sz="4"/>
+              <w:left w:val="single" w:color="CCCCCC" w:sz="4"/>
+              <w:bottom w:val="single" w:color="CCCCCC" w:sz="4"/>
+              <w:right w:val="single" w:color="CCCCCC" w:sz="4"/>
+            </w:tcBorders>
+            <w:shd w:fill="FFFFFF" w:val="clear"/>
+            <w:tcMar>
+              <w:top w:type="dxa" w:w="80"/>
+              <w:left w:type="dxa" w:w="120"/>
+              <w:bottom w:type="dxa" w:w="80"/>
+              <w:right w:type="dxa" w:w="120"/>
+            </w:tcMar>
+          </w:tcPr>
+          <w:p>
+            <w:pPr>
+              <w:spacing w:before="0" w:after="0"/>
+            </w:pPr>
+            <w:r>
+              <w:rPr>
+                <w:rFonts w:ascii="BIZ UDPGothic" w:cs="BIZ UDPGothic" w:eastAsia="BIZ UDPGothic" w:hAnsi="BIZ UDPGothic"/>
+                <w:color w:val="404040"/>
+                <w:sz w:val="18"/>
+                <w:szCs w:val="18"/>
+              </w:rPr>
+              <w:t xml:space="preserve">□ stg-ignica-com-lmd-jar にファイルが存在すること</w:t>
+            </w:r>
+          </w:p>
+          <w:p>
+            <w:pPr>
+              <w:spacing w:before="0" w:after="0"/>
+            </w:pPr>
+            <w:r>
+              <w:rPr>
+                <w:rFonts w:ascii="BIZ UDPGothic" w:cs="BIZ UDPGothic" w:eastAsia="BIZ UDPGothic" w:hAnsi="BIZ UDPGothic"/>
+                <w:color w:val="404040"/>
+                <w:sz w:val="18"/>
+                <w:szCs w:val="18"/>
+              </w:rPr>
+              <w:t xml:space="preserve">□ dev-ignica-ksm が削除されていること</w:t>
+            </w:r>
+          </w:p>
+          <w:p>
+            <w:pPr>
+              <w:spacing w:before="0" w:after="0"/>
+            </w:pPr>
+            <w:r>
+              <w:rPr>
+                <w:rFonts w:ascii="BIZ UDPGothic" w:cs="BIZ UDPGothic" w:eastAsia="BIZ UDPGothic" w:hAnsi="BIZ UDPGothic"/>
+                <w:color w:val="404040"/>
+                <w:sz w:val="18"/>
+                <w:szCs w:val="18"/>
+              </w:rPr>
+              <w:t xml:space="preserve">□ Lambda関数のデプロイが正常に行えること</w:t>
+            </w:r>
+          </w:p>
+        </w:tc>
+      </w:tr>
+      <w:tr>
+        <w:trPr>
+          <w:cantSplit/>
+        </w:trPr>
+        <w:tc>
+          <w:tcPr>
+            <w:tcW w:type="dxa" w:w="400"/>
+            <w:tcBorders>
+              <w:top w:val="single" w:color="CCCCCC" w:sz="4"/>
+              <w:left w:val="single" w:color="CCCCCC" w:sz="4"/>
+              <w:bottom w:val="single" w:color="CCCCCC" w:sz="4"/>
+              <w:right w:val="single" w:color="CCCCCC" w:sz="4"/>
+            </w:tcBorders>
+            <w:shd w:fill="FFFFFF" w:val="clear"/>
+            <w:tcMar>
+              <w:top w:type="dxa" w:w="80"/>
+              <w:left w:type="dxa" w:w="120"/>
+              <w:bottom w:type="dxa" w:w="80"/>
+              <w:right w:type="dxa" w:w="120"/>
+            </w:tcMar>
+            <w:vAlign w:val="center"/>
+          </w:tcPr>
+          <w:p>
+            <w:pPr>
+              <w:jc w:val="center"/>
+            </w:pPr>
+            <w:r>
+              <w:rPr>
+                <w:rFonts w:ascii="BIZ UDPGothic" w:cs="BIZ UDPGothic" w:eastAsia="BIZ UDPGothic" w:hAnsi="BIZ UDPGothic"/>
+                <w:b w:val="false"/>
+                <w:bCs w:val="false"/>
+                <w:color w:val="404040"/>
+                <w:sz w:val="18"/>
+                <w:szCs w:val="18"/>
+              </w:rPr>
+              <w:t xml:space="preserve">7</w:t>
+            </w:r>
+          </w:p>
+        </w:tc>
+        <w:tc>
+          <w:tcPr>
+            <w:tcW w:type="dxa" w:w="2200"/>
+            <w:tcBorders>
+              <w:top w:val="single" w:color="CCCCCC" w:sz="4"/>
+              <w:left w:val="single" w:color="CCCCCC" w:sz="4"/>
+              <w:bottom w:val="single" w:color="CCCCCC" w:sz="4"/>
+              <w:right w:val="single" w:color="CCCCCC" w:sz="4"/>
+            </w:tcBorders>
+            <w:shd w:fill="FFFFFF" w:val="clear"/>
+            <w:tcMar>
+              <w:top w:type="dxa" w:w="80"/>
+              <w:left w:type="dxa" w:w="120"/>
+              <w:bottom w:type="dxa" w:w="80"/>
+              <w:right w:type="dxa" w:w="120"/>
+            </w:tcMar>
+          </w:tcPr>
+          <w:p>
+            <w:pPr>
+              <w:spacing w:before="0" w:after="0"/>
+            </w:pPr>
+            <w:r>
+              <w:rPr>
+                <w:rFonts w:ascii="BIZ UDPGothic" w:cs="BIZ UDPGothic" w:eastAsia="BIZ UDPGothic" w:hAnsi="BIZ UDPGothic"/>
+                <w:color w:val="404040"/>
+                <w:sz w:val="18"/>
+                <w:szCs w:val="18"/>
+              </w:rPr>
+              <w:t xml:space="preserve">[事後] Go-Live後の監視</w:t>
+            </w:r>
+          </w:p>
+          <w:p>
+            <w:pPr>
+              <w:spacing w:before="0" w:after="0"/>
+            </w:pPr>
+            <w:r>
+              <w:rPr>
+                <w:rFonts w:ascii="BIZ UDPGothic" w:cs="BIZ UDPGothic" w:eastAsia="BIZ UDPGothic" w:hAnsi="BIZ UDPGothic"/>
+                <w:color w:val="404040"/>
+                <w:sz w:val="18"/>
+                <w:szCs w:val="18"/>
+              </w:rPr>
+              <w:t xml:space="preserve">/ Giám sát sau Go-Live</w:t>
+            </w:r>
+          </w:p>
+        </w:tc>
+        <w:tc>
+          <w:tcPr>
+            <w:tcW w:type="dxa" w:w="6906"/>
+            <w:tcBorders>
+              <w:top w:val="single" w:color="CCCCCC" w:sz="4"/>
+              <w:left w:val="single" w:color="CCCCCC" w:sz="4"/>
+              <w:bottom w:val="single" w:color="CCCCCC" w:sz="4"/>
+              <w:right w:val="single" w:color="CCCCCC" w:sz="4"/>
+            </w:tcBorders>
+            <w:shd w:fill="FFFFFF" w:val="clear"/>
+            <w:tcMar>
+              <w:top w:type="dxa" w:w="80"/>
+              <w:left w:type="dxa" w:w="120"/>
+              <w:bottom w:type="dxa" w:w="80"/>
+              <w:right w:type="dxa" w:w="120"/>
+            </w:tcMar>
+          </w:tcPr>
+          <w:p>
+            <w:pPr>
+              <w:spacing w:before="0" w:after="0"/>
+            </w:pPr>
+            <w:r>
+              <w:rPr>
+                <w:rFonts w:ascii="BIZ UDPGothic" w:cs="BIZ UDPGothic" w:eastAsia="BIZ UDPGothic" w:hAnsi="BIZ UDPGothic"/>
+                <w:color w:val="404040"/>
+                <w:sz w:val="18"/>
+                <w:szCs w:val="18"/>
+              </w:rPr>
+              <w:t xml:space="preserve">監視期間: 作業後1営業日</w:t>
+            </w:r>
+          </w:p>
+          <w:p>
+            <w:pPr>
+              <w:spacing w:before="0" w:after="0"/>
+            </w:pPr>
+            <w:r>
+              <w:rPr>
+                <w:rFonts w:ascii="BIZ UDPGothic" w:cs="BIZ UDPGothic" w:eastAsia="BIZ UDPGothic" w:hAnsi="BIZ UDPGothic"/>
+                <w:color w:val="404040"/>
+                <w:sz w:val="18"/>
+                <w:szCs w:val="18"/>
+              </w:rPr>
+              <w:t xml:space="preserve">確認方法: STG環境でLambdaデプロイを実施し正常動作を確認</w:t>
+            </w:r>
+          </w:p>
+          <w:p>
+            <w:pPr>
+              <w:spacing w:before="0" w:after="0"/>
+            </w:pPr>
+            <w:r>
+              <w:rPr>
+                <w:rFonts w:ascii="BIZ UDPGothic" w:cs="BIZ UDPGothic" w:eastAsia="BIZ UDPGothic" w:hAnsi="BIZ UDPGothic"/>
+                <w:color w:val="404040"/>
+                <w:sz w:val="18"/>
+                <w:szCs w:val="18"/>
+              </w:rPr>
+              <w:t xml:space="preserve">異常時: 旧バケットを再作成しコンテンツを復元</w:t>
+            </w:r>
+          </w:p>
+        </w:tc>
+      </w:tr>
+      <w:tr>
+        <w:trPr>
+          <w:cantSplit/>
+        </w:trPr>
+        <w:tc>
+          <w:tcPr>
+            <w:tcW w:type="dxa" w:w="400"/>
+            <w:tcBorders>
+              <w:top w:val="single" w:color="CCCCCC" w:sz="4"/>
+              <w:left w:val="single" w:color="CCCCCC" w:sz="4"/>
+              <w:bottom w:val="single" w:color="CCCCCC" w:sz="4"/>
+              <w:right w:val="single" w:color="CCCCCC" w:sz="4"/>
+            </w:tcBorders>
+            <w:shd w:fill="FFFFFF" w:val="clear"/>
+            <w:tcMar>
+              <w:top w:type="dxa" w:w="80"/>
+              <w:left w:type="dxa" w:w="120"/>
+              <w:bottom w:type="dxa" w:w="80"/>
+              <w:right w:type="dxa" w:w="120"/>
+            </w:tcMar>
+            <w:vAlign w:val="center"/>
+          </w:tcPr>
+          <w:p>
+            <w:pPr>
+              <w:jc w:val="center"/>
+            </w:pPr>
+            <w:r>
+              <w:rPr>
+                <w:rFonts w:ascii="BIZ UDPGothic" w:cs="BIZ UDPGothic" w:eastAsia="BIZ UDPGothic" w:hAnsi="BIZ UDPGothic"/>
+                <w:b w:val="false"/>
+                <w:bCs w:val="false"/>
+                <w:color w:val="404040"/>
+                <w:sz w:val="18"/>
+                <w:szCs w:val="18"/>
+              </w:rPr>
+              <w:t xml:space="preserve">8</w:t>
+            </w:r>
+          </w:p>
+        </w:tc>
+        <w:tc>
+          <w:tcPr>
+            <w:tcW w:type="dxa" w:w="2200"/>
+            <w:tcBorders>
+              <w:top w:val="single" w:color="CCCCCC" w:sz="4"/>
+              <w:left w:val="single" w:color="CCCCCC" w:sz="4"/>
+              <w:bottom w:val="single" w:color="CCCCCC" w:sz="4"/>
+              <w:right w:val="single" w:color="CCCCCC" w:sz="4"/>
+            </w:tcBorders>
+            <w:shd w:fill="FFFFFF" w:val="clear"/>
+            <w:tcMar>
+              <w:top w:type="dxa" w:w="80"/>
+              <w:left w:type="dxa" w:w="120"/>
+              <w:bottom w:type="dxa" w:w="80"/>
+              <w:right w:type="dxa" w:w="120"/>
+            </w:tcMar>
+          </w:tcPr>
+          <w:p>
+            <w:pPr>
+              <w:spacing w:before="0" w:after="0"/>
+            </w:pPr>
+            <w:r>
+              <w:rPr>
+                <w:rFonts w:ascii="BIZ UDPGothic" w:cs="BIZ UDPGothic" w:eastAsia="BIZ UDPGothic" w:hAnsi="BIZ UDPGothic"/>
+                <w:color w:val="404040"/>
+                <w:sz w:val="18"/>
+                <w:szCs w:val="18"/>
+              </w:rPr>
+              <w:t xml:space="preserve">[参考] テストシナリオ</w:t>
+            </w:r>
+          </w:p>
+          <w:p>
+            <w:pPr>
+              <w:spacing w:before="0" w:after="0"/>
+            </w:pPr>
+            <w:r>
+              <w:rPr>
+                <w:rFonts w:ascii="BIZ UDPGothic" w:cs="BIZ UDPGothic" w:eastAsia="BIZ UDPGothic" w:hAnsi="BIZ UDPGothic"/>
+                <w:color w:val="404040"/>
+                <w:sz w:val="18"/>
+                <w:szCs w:val="18"/>
+              </w:rPr>
+              <w:t xml:space="preserve">/ Kịch bản kiểm thử</w:t>
+            </w:r>
+          </w:p>
+        </w:tc>
+        <w:tc>
+          <w:tcPr>
+            <w:tcW w:type="dxa" w:w="6906"/>
+            <w:tcBorders>
+              <w:top w:val="single" w:color="CCCCCC" w:sz="4"/>
+              <w:left w:val="single" w:color="CCCCCC" w:sz="4"/>
+              <w:bottom w:val="single" w:color="CCCCCC" w:sz="4"/>
+              <w:right w:val="single" w:color="CCCCCC" w:sz="4"/>
+            </w:tcBorders>
+            <w:shd w:fill="FFFFFF" w:val="clear"/>
+            <w:tcMar>
+              <w:top w:type="dxa" w:w="80"/>
+              <w:left w:type="dxa" w:w="120"/>
+              <w:bottom w:type="dxa" w:w="80"/>
+              <w:right w:type="dxa" w:w="120"/>
+            </w:tcMar>
+          </w:tcPr>
+          <w:p>
+            <w:pPr>
+              <w:spacing w:before="0" w:after="0"/>
+            </w:pPr>
+            <w:r>
+              <w:rPr>
+                <w:rFonts w:ascii="BIZ UDPGothic" w:cs="BIZ UDPGothic" w:eastAsia="BIZ UDPGothic" w:hAnsi="BIZ UDPGothic"/>
+                <w:color w:val="404040"/>
+                <w:sz w:val="18"/>
+                <w:szCs w:val="18"/>
+              </w:rPr>
+              <w:t xml:space="preserve">T1: S3ファイル存在確認</w:t>
+            </w:r>
+          </w:p>
+          <w:p>
+            <w:pPr>
+              <w:spacing w:before="0" w:after="0"/>
+            </w:pPr>
+            <w:r>
+              <w:rPr>
+                <w:rFonts w:ascii="BIZ UDPGothic" w:cs="BIZ UDPGothic" w:eastAsia="BIZ UDPGothic" w:hAnsi="BIZ UDPGothic"/>
+                <w:color w:val="404040"/>
+                <w:sz w:val="18"/>
+                <w:szCs w:val="18"/>
+              </w:rPr>
+              <w:t xml:space="preserve">T2: 旧バケット削除確認</w:t>
+            </w:r>
+          </w:p>
+          <w:p>
+            <w:pPr>
+              <w:spacing w:before="0" w:after="0"/>
+            </w:pPr>
+            <w:r>
+              <w:rPr>
+                <w:rFonts w:ascii="BIZ UDPGothic" w:cs="BIZ UDPGothic" w:eastAsia="BIZ UDPGothic" w:hAnsi="BIZ UDPGothic"/>
+                <w:color w:val="404040"/>
+                <w:sz w:val="18"/>
+                <w:szCs w:val="18"/>
+              </w:rPr>
+              <w:t xml:space="preserve">T3: Lambdaデプロイ動作確認</w:t>
+            </w:r>
+          </w:p>
+        </w:tc>
+      </w:tr>
+    </w:tbl>
     <w:p>
       <w:pPr>
         <w:spacing w:before="100" w:after="100"/>
